--- a/Tuto3 - D3js in React_fr.docx
+++ b/Tuto3 - D3js in React_fr.docx
@@ -4,21 +4,37 @@
   <w:body>
     <w:p>
       <w:pPr>
-        <w:pStyle w:val="Titre"/>
-        <w:rPr>
-          <w:lang w:val="fr-FR"/>
-        </w:rPr>
-      </w:pPr>
-      <w:r>
-        <w:rPr>
-          <w:lang w:val="fr-FR"/>
-        </w:rPr>
-        <w:t>visualisations D3js dans des composants React</w:t>
-      </w:r>
-    </w:p>
-    <w:p>
-      <w:pPr>
-        <w:pStyle w:val="Titre1"/>
+        <w:pStyle w:val="Title"/>
+        <w:rPr>
+          <w:lang w:val="fr-FR"/>
+        </w:rPr>
+      </w:pPr>
+      <w:proofErr w:type="gramStart"/>
+      <w:r>
+        <w:rPr>
+          <w:lang w:val="fr-FR"/>
+        </w:rPr>
+        <w:t>visualisations</w:t>
+      </w:r>
+      <w:proofErr w:type="gramEnd"/>
+      <w:r>
+        <w:rPr>
+          <w:lang w:val="fr-FR"/>
+        </w:rPr>
+        <w:t xml:space="preserve"> D3js dans des composants </w:t>
+      </w:r>
+      <w:proofErr w:type="spellStart"/>
+      <w:r>
+        <w:rPr>
+          <w:lang w:val="fr-FR"/>
+        </w:rPr>
+        <w:t>React</w:t>
+      </w:r>
+      <w:proofErr w:type="spellEnd"/>
+    </w:p>
+    <w:p>
+      <w:pPr>
+        <w:pStyle w:val="Heading1"/>
         <w:rPr>
           <w:lang w:val="fr-FR"/>
         </w:rPr>
@@ -32,7 +48,7 @@
     </w:p>
     <w:p>
       <w:pPr>
-        <w:pStyle w:val="Titre2"/>
+        <w:pStyle w:val="Heading2"/>
         <w:rPr>
           <w:lang w:val="fr-FR"/>
         </w:rPr>
@@ -50,16 +66,24 @@
           <w:lang w:val="en-US"/>
         </w:rPr>
       </w:pPr>
+      <w:proofErr w:type="gramStart"/>
       <w:r>
         <w:rPr>
           <w:lang w:val="en-US"/>
         </w:rPr>
-        <w:t xml:space="preserve">Cloner : </w:t>
+        <w:t>Cloner :</w:t>
+      </w:r>
+      <w:proofErr w:type="gramEnd"/>
+      <w:r>
+        <w:rPr>
+          <w:lang w:val="en-US"/>
+        </w:rPr>
+        <w:t xml:space="preserve"> </w:t>
       </w:r>
       <w:hyperlink r:id="rId5" w:history="1">
         <w:r>
           <w:rPr>
-            <w:rStyle w:val="Lienhypertexte"/>
+            <w:rStyle w:val="Hyperlink"/>
             <w:lang w:val="en-US"/>
           </w:rPr>
           <w:t>https://github.com/nicolasmedoc/Tuto3-D3js-React</w:t>
@@ -68,7 +92,7 @@
     </w:p>
     <w:p>
       <w:pPr>
-        <w:pStyle w:val="Titre2"/>
+        <w:pStyle w:val="Heading2"/>
         <w:rPr>
           <w:lang w:val="fr-FR"/>
         </w:rPr>
@@ -95,7 +119,7 @@
       <w:hyperlink r:id="rId6" w:history="1">
         <w:r>
           <w:rPr>
-            <w:rStyle w:val="Lienhypertexte"/>
+            <w:rStyle w:val="Hyperlink"/>
             <w:lang w:val="fr-FR"/>
           </w:rPr>
           <w:t>https://nodejs.org/en/download/package-manager</w:t>
@@ -138,7 +162,7 @@
       <w:hyperlink r:id="rId7" w:history="1">
         <w:r>
           <w:rPr>
-            <w:rStyle w:val="Lienhypertexte"/>
+            <w:rStyle w:val="Hyperlink"/>
             <w:lang w:val="fr-FR"/>
           </w:rPr>
           <w:t>https://nodejs.org/dist/v20.17.0/node-v20.17.0-win-x64.zip</w:t>
@@ -186,11 +210,21 @@
           <w:lang w:val="fr-FR"/>
         </w:rPr>
       </w:pPr>
-      <w:r>
-        <w:rPr>
-          <w:lang w:val="fr-FR"/>
-        </w:rPr>
-        <w:t xml:space="preserve">node -v </w:t>
+      <w:proofErr w:type="spellStart"/>
+      <w:proofErr w:type="gramStart"/>
+      <w:r>
+        <w:rPr>
+          <w:lang w:val="fr-FR"/>
+        </w:rPr>
+        <w:t>node</w:t>
+      </w:r>
+      <w:proofErr w:type="spellEnd"/>
+      <w:proofErr w:type="gramEnd"/>
+      <w:r>
+        <w:rPr>
+          <w:lang w:val="fr-FR"/>
+        </w:rPr>
+        <w:t xml:space="preserve"> -v </w:t>
       </w:r>
       <w:r>
         <w:rPr>
@@ -212,11 +246,21 @@
           <w:lang w:val="fr-FR"/>
         </w:rPr>
       </w:pPr>
-      <w:r>
-        <w:rPr>
-          <w:lang w:val="fr-FR"/>
-        </w:rPr>
-        <w:t xml:space="preserve">npm -v </w:t>
+      <w:proofErr w:type="spellStart"/>
+      <w:proofErr w:type="gramStart"/>
+      <w:r>
+        <w:rPr>
+          <w:lang w:val="fr-FR"/>
+        </w:rPr>
+        <w:t>npm</w:t>
+      </w:r>
+      <w:proofErr w:type="spellEnd"/>
+      <w:proofErr w:type="gramEnd"/>
+      <w:r>
+        <w:rPr>
+          <w:lang w:val="fr-FR"/>
+        </w:rPr>
+        <w:t xml:space="preserve"> -v </w:t>
       </w:r>
       <w:r>
         <w:rPr>
@@ -233,7 +277,7 @@
     </w:p>
     <w:p>
       <w:pPr>
-        <w:pStyle w:val="Titre2"/>
+        <w:pStyle w:val="Heading2"/>
         <w:rPr>
           <w:lang w:val="fr-FR"/>
         </w:rPr>
@@ -264,7 +308,7 @@
       <w:hyperlink r:id="rId8" w:history="1">
         <w:r>
           <w:rPr>
-            <w:rStyle w:val="Lienhypertexte"/>
+            <w:rStyle w:val="Hyperlink"/>
             <w:lang w:val="fr-FR"/>
           </w:rPr>
           <w:t>https://code.visualstudio.com/</w:t>
@@ -298,7 +342,37 @@
         <w:rPr>
           <w:lang w:val="fr-FR"/>
         </w:rPr>
-        <w:t xml:space="preserve">Installez les dépendances du projet avec npm, le gestionnaire de paquets intégré à Node.js. Toutes les dépendances sont déclarées à la racine du projet dans le fichier package.json. Après avoir installé Node.js, ouvrez un terminal et lancez : </w:t>
+        <w:t xml:space="preserve">Installez les dépendances du projet avec </w:t>
+      </w:r>
+      <w:proofErr w:type="spellStart"/>
+      <w:r>
+        <w:rPr>
+          <w:lang w:val="fr-FR"/>
+        </w:rPr>
+        <w:t>npm</w:t>
+      </w:r>
+      <w:proofErr w:type="spellEnd"/>
+      <w:r>
+        <w:rPr>
+          <w:lang w:val="fr-FR"/>
+        </w:rPr>
+        <w:t xml:space="preserve">, le gestionnaire de paquets intégré à Node.js. Toutes les dépendances sont déclarées à la racine du projet dans le fichier </w:t>
+      </w:r>
+      <w:proofErr w:type="spellStart"/>
+      <w:proofErr w:type="gramStart"/>
+      <w:r>
+        <w:rPr>
+          <w:lang w:val="fr-FR"/>
+        </w:rPr>
+        <w:t>package.json</w:t>
+      </w:r>
+      <w:proofErr w:type="spellEnd"/>
+      <w:proofErr w:type="gramEnd"/>
+      <w:r>
+        <w:rPr>
+          <w:lang w:val="fr-FR"/>
+        </w:rPr>
+        <w:t xml:space="preserve">. Après avoir installé Node.js, ouvrez un terminal et lancez : </w:t>
       </w:r>
     </w:p>
     <w:p>
@@ -308,11 +382,35 @@
           <w:lang w:val="fr-FR"/>
         </w:rPr>
       </w:pPr>
-      <w:r>
-        <w:rPr>
-          <w:lang w:val="fr-FR"/>
-        </w:rPr>
-        <w:t>npm install depuis le dossier du projet</w:t>
+      <w:proofErr w:type="spellStart"/>
+      <w:proofErr w:type="gramStart"/>
+      <w:r>
+        <w:rPr>
+          <w:lang w:val="fr-FR"/>
+        </w:rPr>
+        <w:t>npm</w:t>
+      </w:r>
+      <w:proofErr w:type="spellEnd"/>
+      <w:proofErr w:type="gramEnd"/>
+      <w:r>
+        <w:rPr>
+          <w:lang w:val="fr-FR"/>
+        </w:rPr>
+        <w:t xml:space="preserve"> </w:t>
+      </w:r>
+      <w:proofErr w:type="spellStart"/>
+      <w:r>
+        <w:rPr>
+          <w:lang w:val="fr-FR"/>
+        </w:rPr>
+        <w:t>install</w:t>
+      </w:r>
+      <w:proofErr w:type="spellEnd"/>
+      <w:r>
+        <w:rPr>
+          <w:lang w:val="fr-FR"/>
+        </w:rPr>
+        <w:t xml:space="preserve"> depuis le dossier du projet</w:t>
       </w:r>
     </w:p>
     <w:p>
@@ -330,7 +428,7 @@
     </w:p>
     <w:p>
       <w:pPr>
-        <w:pStyle w:val="Titre1"/>
+        <w:pStyle w:val="Heading1"/>
         <w:rPr>
           <w:lang w:val="fr-FR"/>
         </w:rPr>
@@ -405,7 +503,21 @@
         <w:rPr>
           <w:lang w:val="fr-FR"/>
         </w:rPr>
-        <w:t>public/index.html (ne pas modifier) : la page web avec un élément &lt;div&gt; dans lequel React injectera le HTML.</w:t>
+        <w:t xml:space="preserve">public/index.html (ne pas modifier) : la page web avec un élément &lt;div&gt; dans lequel </w:t>
+      </w:r>
+      <w:proofErr w:type="spellStart"/>
+      <w:r>
+        <w:rPr>
+          <w:lang w:val="fr-FR"/>
+        </w:rPr>
+        <w:t>React</w:t>
+      </w:r>
+      <w:proofErr w:type="spellEnd"/>
+      <w:r>
+        <w:rPr>
+          <w:lang w:val="fr-FR"/>
+        </w:rPr>
+        <w:t xml:space="preserve"> injectera le HTML.</w:t>
       </w:r>
     </w:p>
     <w:p>
@@ -467,7 +579,21 @@
         <w:rPr>
           <w:lang w:val="fr-FR"/>
         </w:rPr>
-        <w:t>src/index.js (ne pas modifier) : le code principal React qui produit le HTML dans le &lt;div&gt; racine.</w:t>
+        <w:t xml:space="preserve">src/index.js (ne pas modifier) : le code principal </w:t>
+      </w:r>
+      <w:proofErr w:type="spellStart"/>
+      <w:r>
+        <w:rPr>
+          <w:lang w:val="fr-FR"/>
+        </w:rPr>
+        <w:t>React</w:t>
+      </w:r>
+      <w:proofErr w:type="spellEnd"/>
+      <w:r>
+        <w:rPr>
+          <w:lang w:val="fr-FR"/>
+        </w:rPr>
+        <w:t xml:space="preserve"> qui produit le HTML dans le &lt;div&gt; racine.</w:t>
       </w:r>
     </w:p>
     <w:p>
@@ -494,17 +620,52 @@
         <w:pStyle w:val="Code"/>
         <w:ind w:left="360"/>
       </w:pPr>
-      <w:r>
-        <w:t>const root = createRoot(document.getElementById("root"));</w:t>
-      </w:r>
+      <w:proofErr w:type="spellStart"/>
+      <w:r>
+        <w:t>const</w:t>
+      </w:r>
+      <w:proofErr w:type="spellEnd"/>
+      <w:r>
+        <w:t xml:space="preserve"> root = </w:t>
+      </w:r>
+      <w:proofErr w:type="spellStart"/>
+      <w:r>
+        <w:t>createRoot</w:t>
+      </w:r>
+      <w:proofErr w:type="spellEnd"/>
+      <w:r>
+        <w:t>(</w:t>
+      </w:r>
+      <w:proofErr w:type="spellStart"/>
+      <w:proofErr w:type="gramStart"/>
+      <w:r>
+        <w:t>document.getElementById</w:t>
+      </w:r>
+      <w:proofErr w:type="spellEnd"/>
+      <w:proofErr w:type="gramEnd"/>
+      <w:r>
+        <w:t>("root")</w:t>
+      </w:r>
+      <w:proofErr w:type="gramStart"/>
+      <w:r>
+        <w:t>);</w:t>
+      </w:r>
+      <w:proofErr w:type="gramEnd"/>
     </w:p>
     <w:p>
       <w:pPr>
         <w:pStyle w:val="Code"/>
         <w:ind w:left="360"/>
       </w:pPr>
-      <w:r>
-        <w:t>root.render(</w:t>
+      <w:proofErr w:type="spellStart"/>
+      <w:proofErr w:type="gramStart"/>
+      <w:r>
+        <w:t>root.render</w:t>
+      </w:r>
+      <w:proofErr w:type="spellEnd"/>
+      <w:proofErr w:type="gramEnd"/>
+      <w:r>
+        <w:t>(</w:t>
       </w:r>
     </w:p>
     <w:p>
@@ -513,7 +674,15 @@
         <w:ind w:left="360"/>
       </w:pPr>
       <w:r>
-        <w:t xml:space="preserve">  &lt;StrictMode&gt;</w:t>
+        <w:t xml:space="preserve">  &lt;</w:t>
+      </w:r>
+      <w:proofErr w:type="spellStart"/>
+      <w:r>
+        <w:t>StrictMode</w:t>
+      </w:r>
+      <w:proofErr w:type="spellEnd"/>
+      <w:r>
+        <w:t>&gt;</w:t>
       </w:r>
     </w:p>
     <w:p>
@@ -531,7 +700,15 @@
         <w:ind w:left="360"/>
       </w:pPr>
       <w:r>
-        <w:t xml:space="preserve">  &lt;/StrictMode&gt;</w:t>
+        <w:t xml:space="preserve">  &lt;/</w:t>
+      </w:r>
+      <w:proofErr w:type="spellStart"/>
+      <w:r>
+        <w:t>StrictMode</w:t>
+      </w:r>
+      <w:proofErr w:type="spellEnd"/>
+      <w:r>
+        <w:t>&gt;</w:t>
       </w:r>
     </w:p>
     <w:p>
@@ -612,8 +789,17 @@
           <w:sz w:val="16"/>
           <w:szCs w:val="16"/>
         </w:rPr>
-        <w:t>import './App.css';</w:t>
-      </w:r>
+        <w:t>import './App.css</w:t>
+      </w:r>
+      <w:proofErr w:type="gramStart"/>
+      <w:r>
+        <w:rPr>
+          <w:sz w:val="16"/>
+          <w:szCs w:val="16"/>
+        </w:rPr>
+        <w:t>';</w:t>
+      </w:r>
+      <w:proofErr w:type="gramEnd"/>
     </w:p>
     <w:p>
       <w:pPr>
@@ -673,7 +859,23 @@
           <w:sz w:val="16"/>
           <w:szCs w:val="16"/>
         </w:rPr>
-        <w:t>function App() {</w:t>
+        <w:t xml:space="preserve">function </w:t>
+      </w:r>
+      <w:proofErr w:type="gramStart"/>
+      <w:r>
+        <w:rPr>
+          <w:sz w:val="16"/>
+          <w:szCs w:val="16"/>
+        </w:rPr>
+        <w:t>App(</w:t>
+      </w:r>
+      <w:proofErr w:type="gramEnd"/>
+      <w:r>
+        <w:rPr>
+          <w:sz w:val="16"/>
+          <w:szCs w:val="16"/>
+        </w:rPr>
+        <w:t>) {</w:t>
       </w:r>
     </w:p>
     <w:p>
@@ -749,6 +951,7 @@
         <w:rPr>
           <w:sz w:val="16"/>
           <w:szCs w:val="16"/>
+          <w:lang w:val="fr-FR"/>
         </w:rPr>
       </w:pPr>
       <w:r>
@@ -756,7 +959,15 @@
           <w:sz w:val="16"/>
           <w:szCs w:val="16"/>
         </w:rPr>
-        <w:t xml:space="preserve">   )</w:t>
+        <w:t xml:space="preserve">   </w:t>
+      </w:r>
+      <w:r>
+        <w:rPr>
+          <w:sz w:val="16"/>
+          <w:szCs w:val="16"/>
+          <w:lang w:val="fr-FR"/>
+        </w:rPr>
+        <w:t>)</w:t>
       </w:r>
     </w:p>
     <w:p>
@@ -766,29 +977,39 @@
         <w:rPr>
           <w:sz w:val="16"/>
           <w:szCs w:val="16"/>
+          <w:lang w:val="fr-FR"/>
         </w:rPr>
       </w:pPr>
       <w:r>
         <w:rPr>
           <w:sz w:val="16"/>
           <w:szCs w:val="16"/>
+          <w:lang w:val="fr-FR"/>
         </w:rPr>
         <w:t>}</w:t>
       </w:r>
     </w:p>
     <w:p>
       <w:pPr>
-        <w:pStyle w:val="Titre1"/>
-        <w:rPr>
-          <w:lang w:val="fr-FR"/>
-        </w:rPr>
-      </w:pPr>
-      <w:r>
-        <w:rPr>
-          <w:lang w:val="fr-FR"/>
-        </w:rPr>
-        <w:t>Lancer l’application React</w:t>
-      </w:r>
+        <w:pStyle w:val="Heading1"/>
+        <w:rPr>
+          <w:lang w:val="fr-FR"/>
+        </w:rPr>
+      </w:pPr>
+      <w:r>
+        <w:rPr>
+          <w:lang w:val="fr-FR"/>
+        </w:rPr>
+        <w:t xml:space="preserve">Lancer l’application </w:t>
+      </w:r>
+      <w:proofErr w:type="spellStart"/>
+      <w:r>
+        <w:rPr>
+          <w:lang w:val="fr-FR"/>
+        </w:rPr>
+        <w:t>React</w:t>
+      </w:r>
+      <w:proofErr w:type="spellEnd"/>
       <w:r>
         <w:rPr>
           <w:lang w:val="fr-FR"/>
@@ -816,24 +1037,64 @@
           <w:lang w:val="fr-FR"/>
         </w:rPr>
       </w:pPr>
-      <w:r>
-        <w:rPr>
-          <w:lang w:val="fr-FR"/>
-        </w:rPr>
-        <w:t>npm start</w:t>
-      </w:r>
-    </w:p>
-    <w:p>
-      <w:pPr>
-        <w:rPr>
-          <w:lang w:val="fr-FR"/>
-        </w:rPr>
-      </w:pPr>
-      <w:r>
-        <w:rPr>
-          <w:lang w:val="fr-FR"/>
-        </w:rPr>
-        <w:t>Ou dans VS Code, ouvrez package.json et cliquez sur le bouton Debug en haut de “scripts”.</w:t>
+      <w:proofErr w:type="spellStart"/>
+      <w:proofErr w:type="gramStart"/>
+      <w:r>
+        <w:rPr>
+          <w:lang w:val="fr-FR"/>
+        </w:rPr>
+        <w:t>npm</w:t>
+      </w:r>
+      <w:proofErr w:type="spellEnd"/>
+      <w:proofErr w:type="gramEnd"/>
+      <w:r>
+        <w:rPr>
+          <w:lang w:val="fr-FR"/>
+        </w:rPr>
+        <w:t xml:space="preserve"> start</w:t>
+      </w:r>
+    </w:p>
+    <w:p>
+      <w:pPr>
+        <w:rPr>
+          <w:lang w:val="fr-FR"/>
+        </w:rPr>
+      </w:pPr>
+      <w:r>
+        <w:rPr>
+          <w:lang w:val="fr-FR"/>
+        </w:rPr>
+        <w:t xml:space="preserve">Ou dans VS Code, ouvrez </w:t>
+      </w:r>
+      <w:proofErr w:type="spellStart"/>
+      <w:proofErr w:type="gramStart"/>
+      <w:r>
+        <w:rPr>
+          <w:lang w:val="fr-FR"/>
+        </w:rPr>
+        <w:t>package.json</w:t>
+      </w:r>
+      <w:proofErr w:type="spellEnd"/>
+      <w:proofErr w:type="gramEnd"/>
+      <w:r>
+        <w:rPr>
+          <w:lang w:val="fr-FR"/>
+        </w:rPr>
+        <w:t xml:space="preserve"> et cliquez sur le bouton </w:t>
+      </w:r>
+      <w:proofErr w:type="spellStart"/>
+      <w:r>
+        <w:rPr>
+          <w:lang w:val="fr-FR"/>
+        </w:rPr>
+        <w:t>Debug</w:t>
+      </w:r>
+      <w:proofErr w:type="spellEnd"/>
+      <w:r>
+        <w:rPr>
+          <w:lang w:val="fr-FR"/>
+        </w:rPr>
+        <w:t xml:space="preserve"> en haut de “scripts”.</w:t>
       </w:r>
     </w:p>
     <w:p>
@@ -912,9 +1173,15 @@
     </w:p>
     <w:p>
       <w:pPr>
-        <w:pStyle w:val="Titre1"/>
-      </w:pPr>
-      <w:r>
+        <w:pStyle w:val="Heading1"/>
+        <w:rPr>
+          <w:lang w:val="fr-FR"/>
+        </w:rPr>
+      </w:pPr>
+      <w:r>
+        <w:rPr>
+          <w:lang w:val="fr-FR"/>
+        </w:rPr>
         <w:t>Liens pour comprendre HTML, CSS et JavaScript</w:t>
       </w:r>
     </w:p>
@@ -1013,8 +1280,16 @@
         <w:rPr>
           <w:lang w:val="fr-FR"/>
         </w:rPr>
-        <w:t>Documentation React</w:t>
-      </w:r>
+        <w:t xml:space="preserve">Documentation </w:t>
+      </w:r>
+      <w:proofErr w:type="spellStart"/>
+      <w:r>
+        <w:rPr>
+          <w:lang w:val="fr-FR"/>
+        </w:rPr>
+        <w:t>React</w:t>
+      </w:r>
+      <w:proofErr w:type="spellEnd"/>
     </w:p>
     <w:p>
       <w:pPr>
@@ -1035,7 +1310,7 @@
     </w:p>
     <w:p>
       <w:pPr>
-        <w:pStyle w:val="Titre1"/>
+        <w:pStyle w:val="Heading1"/>
         <w:rPr>
           <w:lang w:val="fr-FR"/>
         </w:rPr>
@@ -1051,25 +1326,51 @@
         <w:rPr>
           <w:lang w:val="fr-FR"/>
         </w:rPr>
-        <w:t xml:space="preserve"> (20 min)</w:t>
-      </w:r>
-    </w:p>
-    <w:p>
-      <w:pPr>
-        <w:rPr>
-          <w:lang w:val="fr-FR"/>
-        </w:rPr>
-      </w:pPr>
-      <w:r>
-        <w:rPr>
-          <w:lang w:val="fr-FR"/>
-        </w:rPr>
-        <w:t>L’objectif de ce tutoriel est de construire une visualisation matricielle avec des données générées. Vous apprendrez progressivement différentes notions utilisées par React pour construire une application web.</w:t>
-      </w:r>
-    </w:p>
-    <w:p>
-      <w:pPr>
-        <w:pStyle w:val="Titre2"/>
+        <w:t xml:space="preserve"> (</w:t>
+      </w:r>
+      <w:r>
+        <w:rPr>
+          <w:lang w:val="fr-FR"/>
+        </w:rPr>
+        <w:t>15</w:t>
+      </w:r>
+      <w:r>
+        <w:rPr>
+          <w:lang w:val="fr-FR"/>
+        </w:rPr>
+        <w:t xml:space="preserve"> min)</w:t>
+      </w:r>
+    </w:p>
+    <w:p>
+      <w:pPr>
+        <w:rPr>
+          <w:lang w:val="fr-FR"/>
+        </w:rPr>
+      </w:pPr>
+      <w:r>
+        <w:rPr>
+          <w:lang w:val="fr-FR"/>
+        </w:rPr>
+        <w:t xml:space="preserve">L’objectif de ce tutoriel est de construire une visualisation matricielle avec des données générées. Vous apprendrez progressivement différentes notions utilisées par </w:t>
+      </w:r>
+      <w:proofErr w:type="spellStart"/>
+      <w:r>
+        <w:rPr>
+          <w:lang w:val="fr-FR"/>
+        </w:rPr>
+        <w:t>React</w:t>
+      </w:r>
+      <w:proofErr w:type="spellEnd"/>
+      <w:r>
+        <w:rPr>
+          <w:lang w:val="fr-FR"/>
+        </w:rPr>
+        <w:t xml:space="preserve"> pour construire une application web.</w:t>
+      </w:r>
+    </w:p>
+    <w:p>
+      <w:pPr>
+        <w:pStyle w:val="Heading2"/>
         <w:rPr>
           <w:lang w:val="fr-FR"/>
         </w:rPr>
@@ -1242,7 +1543,15 @@
         <w:pStyle w:val="Code"/>
       </w:pPr>
       <w:r>
-        <w:t>function App() {</w:t>
+        <w:t xml:space="preserve">function </w:t>
+      </w:r>
+      <w:proofErr w:type="gramStart"/>
+      <w:r>
+        <w:t>App(</w:t>
+      </w:r>
+      <w:proofErr w:type="gramEnd"/>
+      <w:r>
+        <w:t>) {</w:t>
       </w:r>
       <w:r>
         <w:br/>
@@ -1250,7 +1559,15 @@
       </w:r>
       <w:r>
         <w:br/>
-        <w:t xml:space="preserve">    &lt;div className="App"&gt;</w:t>
+        <w:t xml:space="preserve">    &lt;div </w:t>
+      </w:r>
+      <w:proofErr w:type="spellStart"/>
+      <w:r>
+        <w:t>className</w:t>
+      </w:r>
+      <w:proofErr w:type="spellEnd"/>
+      <w:r>
+        <w:t>="App"&gt;</w:t>
       </w:r>
       <w:r>
         <w:br/>
@@ -1307,16 +1624,26 @@
         <w:pStyle w:val="Code"/>
       </w:pPr>
       <w:r>
-        <w:t>#control-bar-container{</w:t>
-      </w:r>
+        <w:t>#control-bar-</w:t>
+      </w:r>
+      <w:proofErr w:type="gramStart"/>
+      <w:r>
+        <w:t>container{</w:t>
+      </w:r>
+      <w:proofErr w:type="gramEnd"/>
     </w:p>
     <w:p>
       <w:pPr>
         <w:pStyle w:val="Code"/>
       </w:pPr>
       <w:r>
-        <w:t xml:space="preserve">    height: 10%;</w:t>
-      </w:r>
+        <w:t xml:space="preserve">    height: </w:t>
+      </w:r>
+      <w:proofErr w:type="gramStart"/>
+      <w:r>
+        <w:t>10%;</w:t>
+      </w:r>
+      <w:proofErr w:type="gramEnd"/>
     </w:p>
     <w:p>
       <w:pPr>
@@ -1331,37 +1658,35 @@
         <w:pStyle w:val="Code"/>
       </w:pPr>
       <w:r>
-        <w:t>#view-container{</w:t>
-      </w:r>
+        <w:t>#view-</w:t>
+      </w:r>
+      <w:proofErr w:type="gramStart"/>
+      <w:r>
+        <w:t>container{</w:t>
+      </w:r>
+      <w:proofErr w:type="gramEnd"/>
     </w:p>
     <w:p>
       <w:pPr>
         <w:pStyle w:val="Code"/>
-        <w:rPr>
-          <w:lang w:val="fr-FR"/>
-        </w:rPr>
       </w:pPr>
       <w:r>
         <w:t xml:space="preserve">    </w:t>
       </w:r>
       <w:r>
-        <w:rPr>
-          <w:lang w:val="fr-FR"/>
-        </w:rPr>
-        <w:t>height: 80%;</w:t>
-      </w:r>
+        <w:t xml:space="preserve">height: </w:t>
+      </w:r>
+      <w:proofErr w:type="gramStart"/>
+      <w:r>
+        <w:t>80%;</w:t>
+      </w:r>
+      <w:proofErr w:type="gramEnd"/>
     </w:p>
     <w:p>
       <w:pPr>
         <w:pStyle w:val="Code"/>
-        <w:rPr>
-          <w:lang w:val="fr-FR"/>
-        </w:rPr>
-      </w:pPr>
-      <w:r>
-        <w:rPr>
-          <w:lang w:val="fr-FR"/>
-        </w:rPr>
+      </w:pPr>
+      <w:r>
         <w:t>}</w:t>
       </w:r>
     </w:p>
@@ -1382,18 +1707,42 @@
       <w:pPr>
         <w:pStyle w:val="Code"/>
       </w:pPr>
-      <w:r>
-        <w:t>.App {</w:t>
-      </w:r>
-      <w:r>
-        <w:br/>
-        <w:t xml:space="preserve">    text-align: center;</w:t>
+      <w:proofErr w:type="gramStart"/>
+      <w:r>
+        <w:t>.App</w:t>
+      </w:r>
+      <w:proofErr w:type="gramEnd"/>
+      <w:r>
+        <w:t xml:space="preserve"> {</w:t>
+      </w:r>
+      <w:r>
+        <w:br/>
+        <w:t xml:space="preserve">    text-</w:t>
+      </w:r>
+      <w:proofErr w:type="gramStart"/>
+      <w:r>
+        <w:t>align:</w:t>
+      </w:r>
+      <w:proofErr w:type="gramEnd"/>
+      <w:r>
+        <w:t xml:space="preserve"> </w:t>
+      </w:r>
+      <w:proofErr w:type="spellStart"/>
+      <w:r>
+        <w:t>center</w:t>
+      </w:r>
+      <w:proofErr w:type="spellEnd"/>
+      <w:r>
+        <w:t>;</w:t>
       </w:r>
       <w:r>
         <w:br/>
         <w:t xml:space="preserve">    height:100%</w:t>
       </w:r>
       <w:r>
+        <w:t>;</w:t>
+      </w:r>
+      <w:r>
         <w:br/>
         <w:t>}</w:t>
       </w:r>
@@ -1408,7 +1757,21 @@
         <w:rPr>
           <w:lang w:val="fr-FR"/>
         </w:rPr>
-        <w:t>Maintenant, dans votre navigateur, vous devriez voir les deux zones avec les textes correspondants : “control bar” et “view” avec la bonne répartition de la hauteur.</w:t>
+        <w:t>Maintenant, dans votre navigateur, vous devriez voir les deux zones avec les textes correspondants : “control bar” et “</w:t>
+      </w:r>
+      <w:proofErr w:type="spellStart"/>
+      <w:r>
+        <w:rPr>
+          <w:lang w:val="fr-FR"/>
+        </w:rPr>
+        <w:t>view</w:t>
+      </w:r>
+      <w:proofErr w:type="spellEnd"/>
+      <w:r>
+        <w:rPr>
+          <w:lang w:val="fr-FR"/>
+        </w:rPr>
+        <w:t>” avec la bonne répartition de la hauteur.</w:t>
       </w:r>
     </w:p>
     <w:p>
@@ -1427,7 +1790,7 @@
     </w:p>
     <w:p>
       <w:pPr>
-        <w:pStyle w:val="Titre2"/>
+        <w:pStyle w:val="Heading2"/>
         <w:rPr>
           <w:lang w:val="fr-FR"/>
         </w:rPr>
@@ -1488,7 +1851,21 @@
         <w:rPr>
           <w:lang w:val="fr-FR"/>
         </w:rPr>
-        <w:t>Dans Matrix.js, créez le modèle du composant et retournez un &lt;svg&gt; vide.</w:t>
+        <w:t>Dans Matrix.js, créez le modèle du composant et retournez un &lt;</w:t>
+      </w:r>
+      <w:proofErr w:type="spellStart"/>
+      <w:r>
+        <w:rPr>
+          <w:lang w:val="fr-FR"/>
+        </w:rPr>
+        <w:t>svg</w:t>
+      </w:r>
+      <w:proofErr w:type="spellEnd"/>
+      <w:r>
+        <w:rPr>
+          <w:lang w:val="fr-FR"/>
+        </w:rPr>
+        <w:t>&gt; vide.</w:t>
       </w:r>
     </w:p>
     <w:p>
@@ -1503,27 +1880,58 @@
       </w:r>
       <w:r>
         <w:br/>
-        <w:t>function Matrix(){</w:t>
-      </w:r>
-      <w:r>
-        <w:br/>
-        <w:t xml:space="preserve">    return(</w:t>
-      </w:r>
-      <w:r>
-        <w:br/>
-        <w:t xml:space="preserve">        &lt;svg width="100%" height="100%" &gt;</w:t>
-      </w:r>
-      <w:r>
-        <w:br/>
-      </w:r>
-      <w:r>
-        <w:br/>
-        <w:t xml:space="preserve">        &lt;/svg&gt;</w:t>
-      </w:r>
-      <w:r>
-        <w:br/>
-        <w:t xml:space="preserve">    )</w:t>
-      </w:r>
+        <w:t xml:space="preserve">function </w:t>
+      </w:r>
+      <w:proofErr w:type="gramStart"/>
+      <w:r>
+        <w:t>Matrix(){</w:t>
+      </w:r>
+      <w:proofErr w:type="gramEnd"/>
+      <w:r>
+        <w:br/>
+        <w:t xml:space="preserve">    </w:t>
+      </w:r>
+      <w:proofErr w:type="gramStart"/>
+      <w:r>
+        <w:t>return(</w:t>
+      </w:r>
+      <w:proofErr w:type="gramEnd"/>
+      <w:r>
+        <w:br/>
+        <w:t xml:space="preserve">        &lt;</w:t>
+      </w:r>
+      <w:proofErr w:type="spellStart"/>
+      <w:r>
+        <w:t>svg</w:t>
+      </w:r>
+      <w:proofErr w:type="spellEnd"/>
+      <w:r>
+        <w:t xml:space="preserve"> width="100%" height="100%" &gt;</w:t>
+      </w:r>
+      <w:r>
+        <w:br/>
+      </w:r>
+      <w:r>
+        <w:br/>
+        <w:t xml:space="preserve">        &lt;/</w:t>
+      </w:r>
+      <w:proofErr w:type="spellStart"/>
+      <w:r>
+        <w:t>svg</w:t>
+      </w:r>
+      <w:proofErr w:type="spellEnd"/>
+      <w:r>
+        <w:t>&gt;</w:t>
+      </w:r>
+      <w:r>
+        <w:br/>
+        <w:t xml:space="preserve">  </w:t>
+      </w:r>
+      <w:proofErr w:type="gramStart"/>
+      <w:r>
+        <w:t xml:space="preserve">  )</w:t>
+      </w:r>
+      <w:proofErr w:type="gramEnd"/>
       <w:r>
         <w:br/>
         <w:t>}</w:t>
@@ -1533,11 +1941,16 @@
       </w:r>
       <w:r>
         <w:br/>
-        <w:t>export default Matrix</w:t>
+        <w:t xml:space="preserve">export default </w:t>
+      </w:r>
+      <w:proofErr w:type="gramStart"/>
+      <w:r>
+        <w:t>Matrix</w:t>
       </w:r>
       <w:r>
         <w:t>;</w:t>
       </w:r>
+      <w:proofErr w:type="gramEnd"/>
     </w:p>
     <w:p>
       <w:pPr>
@@ -1573,11 +1986,47 @@
           <w:lang w:val="fr-FR"/>
         </w:rPr>
       </w:pPr>
-      <w:r>
-        <w:rPr>
-          <w:lang w:val="fr-FR"/>
-        </w:rPr>
-        <w:t>import Matrix from './components/matrix/Matrix'</w:t>
+      <w:proofErr w:type="gramStart"/>
+      <w:r>
+        <w:rPr>
+          <w:lang w:val="fr-FR"/>
+        </w:rPr>
+        <w:t>import</w:t>
+      </w:r>
+      <w:proofErr w:type="gramEnd"/>
+      <w:r>
+        <w:rPr>
+          <w:lang w:val="fr-FR"/>
+        </w:rPr>
+        <w:t xml:space="preserve"> Matrix </w:t>
+      </w:r>
+      <w:proofErr w:type="spellStart"/>
+      <w:r>
+        <w:rPr>
+          <w:lang w:val="fr-FR"/>
+        </w:rPr>
+        <w:t>from</w:t>
+      </w:r>
+      <w:proofErr w:type="spellEnd"/>
+      <w:r>
+        <w:rPr>
+          <w:lang w:val="fr-FR"/>
+        </w:rPr>
+        <w:t xml:space="preserve"> </w:t>
+      </w:r>
+      <w:proofErr w:type="gramStart"/>
+      <w:r>
+        <w:rPr>
+          <w:lang w:val="fr-FR"/>
+        </w:rPr>
+        <w:t>'./</w:t>
+      </w:r>
+      <w:proofErr w:type="gramEnd"/>
+      <w:r>
+        <w:rPr>
+          <w:lang w:val="fr-FR"/>
+        </w:rPr>
+        <w:t>components/matrix/Matrix'</w:t>
       </w:r>
     </w:p>
     <w:p>
@@ -1628,12 +2077,26 @@
         <w:rPr>
           <w:lang w:val="fr-FR"/>
         </w:rPr>
-        <w:t>Dans le navigateur, inspectez le HTML pour voir l’élément &lt;svg&gt; généré.</w:t>
-      </w:r>
-    </w:p>
-    <w:p>
-      <w:pPr>
-        <w:pStyle w:val="Titre2"/>
+        <w:t>Dans le navigateur, inspectez le HTML pour voir l’élément &lt;</w:t>
+      </w:r>
+      <w:proofErr w:type="spellStart"/>
+      <w:r>
+        <w:rPr>
+          <w:lang w:val="fr-FR"/>
+        </w:rPr>
+        <w:t>svg</w:t>
+      </w:r>
+      <w:proofErr w:type="spellEnd"/>
+      <w:r>
+        <w:rPr>
+          <w:lang w:val="fr-FR"/>
+        </w:rPr>
+        <w:t>&gt; généré.</w:t>
+      </w:r>
+    </w:p>
+    <w:p>
+      <w:pPr>
+        <w:pStyle w:val="Heading2"/>
         <w:rPr>
           <w:lang w:val="fr-FR"/>
         </w:rPr>
@@ -1668,7 +2131,29 @@
         <w:rPr>
           <w:lang w:val="fr-FR"/>
         </w:rPr>
-        <w:t>Déclarez d’abord une fonction renderMatrix() dans Matrix.js.</w:t>
+        <w:t xml:space="preserve">Déclarez d’abord une fonction </w:t>
+      </w:r>
+      <w:proofErr w:type="spellStart"/>
+      <w:proofErr w:type="gramStart"/>
+      <w:r>
+        <w:rPr>
+          <w:lang w:val="fr-FR"/>
+        </w:rPr>
+        <w:t>renderMatrix</w:t>
+      </w:r>
+      <w:proofErr w:type="spellEnd"/>
+      <w:r>
+        <w:rPr>
+          <w:lang w:val="fr-FR"/>
+        </w:rPr>
+        <w:t>(</w:t>
+      </w:r>
+      <w:proofErr w:type="gramEnd"/>
+      <w:r>
+        <w:rPr>
+          <w:lang w:val="fr-FR"/>
+        </w:rPr>
+        <w:t>) dans Matrix.js.</w:t>
       </w:r>
     </w:p>
     <w:p>
@@ -1693,103 +2178,689 @@
           <w:lang w:val="fr-FR"/>
         </w:rPr>
       </w:pPr>
-      <w:r>
-        <w:rPr>
-          <w:lang w:val="fr-FR"/>
-        </w:rPr>
-        <w:t>function Matrix(){</w:t>
-      </w:r>
-      <w:r>
-        <w:rPr>
-          <w:lang w:val="fr-FR"/>
-        </w:rPr>
-        <w:br/>
-        <w:t xml:space="preserve">    const renderMatrix = function(){</w:t>
-      </w:r>
-      <w:r>
-        <w:rPr>
-          <w:lang w:val="fr-FR"/>
-        </w:rPr>
-        <w:br/>
-        <w:t xml:space="preserve">        const nbRows= 4;</w:t>
-      </w:r>
-      <w:r>
-        <w:rPr>
-          <w:lang w:val="fr-FR"/>
-        </w:rPr>
-        <w:br/>
-        <w:t xml:space="preserve">        const nbColumns = 4;</w:t>
-      </w:r>
-      <w:r>
-        <w:rPr>
-          <w:lang w:val="fr-FR"/>
-        </w:rPr>
-        <w:br/>
-        <w:t xml:space="preserve">        const cellSize= 34;</w:t>
-      </w:r>
-      <w:r>
-        <w:rPr>
-          <w:lang w:val="fr-FR"/>
-        </w:rPr>
-        <w:br/>
-        <w:t xml:space="preserve">        const radius = cellSize / 2;</w:t>
-      </w:r>
-      <w:r>
-        <w:rPr>
-          <w:lang w:val="fr-FR"/>
-        </w:rPr>
-        <w:br/>
-        <w:t xml:space="preserve">        const cells=[];</w:t>
-      </w:r>
-      <w:r>
-        <w:rPr>
-          <w:lang w:val="fr-FR"/>
-        </w:rPr>
-        <w:br/>
-        <w:t xml:space="preserve">        for (let rowPos=0; rowPos&lt;nbRows; rowPos++){</w:t>
-      </w:r>
-      <w:r>
-        <w:rPr>
-          <w:lang w:val="fr-FR"/>
-        </w:rPr>
-        <w:br/>
-        <w:t xml:space="preserve">            for(let colPos = 0; colPos&lt;nbColumns; colPos++){</w:t>
-      </w:r>
-      <w:r>
-        <w:rPr>
-          <w:lang w:val="fr-FR"/>
-        </w:rPr>
-        <w:br/>
-        <w:t xml:space="preserve">                cells.push(&lt;circle r={radius} cx={colPos*cellSize + radius} cy={rowPos*cellSize + radius}/&gt;)</w:t>
-      </w:r>
-      <w:r>
-        <w:rPr>
-          <w:lang w:val="fr-FR"/>
-        </w:rPr>
-        <w:br/>
-        <w:t xml:space="preserve">            }</w:t>
-      </w:r>
-      <w:r>
-        <w:rPr>
-          <w:lang w:val="fr-FR"/>
-        </w:rPr>
-        <w:br/>
-        <w:t xml:space="preserve">        }</w:t>
-      </w:r>
-      <w:r>
-        <w:rPr>
-          <w:lang w:val="fr-FR"/>
-        </w:rPr>
-        <w:br/>
-        <w:t xml:space="preserve">        return cells;</w:t>
-      </w:r>
-      <w:r>
-        <w:rPr>
-          <w:lang w:val="fr-FR"/>
-        </w:rPr>
-        <w:br/>
-        <w:t xml:space="preserve">    }</w:t>
-      </w:r>
+      <w:proofErr w:type="spellStart"/>
+      <w:proofErr w:type="gramStart"/>
+      <w:r>
+        <w:rPr>
+          <w:lang w:val="fr-FR"/>
+        </w:rPr>
+        <w:t>function</w:t>
+      </w:r>
+      <w:proofErr w:type="spellEnd"/>
+      <w:proofErr w:type="gramEnd"/>
+      <w:r>
+        <w:rPr>
+          <w:lang w:val="fr-FR"/>
+        </w:rPr>
+        <w:t xml:space="preserve"> </w:t>
+      </w:r>
+      <w:proofErr w:type="gramStart"/>
+      <w:r>
+        <w:rPr>
+          <w:lang w:val="fr-FR"/>
+        </w:rPr>
+        <w:t>Matrix(){</w:t>
+      </w:r>
+      <w:proofErr w:type="gramEnd"/>
+      <w:r>
+        <w:rPr>
+          <w:lang w:val="fr-FR"/>
+        </w:rPr>
+        <w:br/>
+        <w:t xml:space="preserve">    </w:t>
+      </w:r>
+      <w:proofErr w:type="spellStart"/>
+      <w:r>
+        <w:rPr>
+          <w:lang w:val="fr-FR"/>
+        </w:rPr>
+        <w:t>const</w:t>
+      </w:r>
+      <w:proofErr w:type="spellEnd"/>
+      <w:r>
+        <w:rPr>
+          <w:lang w:val="fr-FR"/>
+        </w:rPr>
+        <w:t xml:space="preserve"> </w:t>
+      </w:r>
+      <w:proofErr w:type="spellStart"/>
+      <w:r>
+        <w:rPr>
+          <w:lang w:val="fr-FR"/>
+        </w:rPr>
+        <w:t>renderMatrix</w:t>
+      </w:r>
+      <w:proofErr w:type="spellEnd"/>
+      <w:r>
+        <w:rPr>
+          <w:lang w:val="fr-FR"/>
+        </w:rPr>
+        <w:t xml:space="preserve"> = </w:t>
+      </w:r>
+      <w:proofErr w:type="spellStart"/>
+      <w:proofErr w:type="gramStart"/>
+      <w:r>
+        <w:rPr>
+          <w:lang w:val="fr-FR"/>
+        </w:rPr>
+        <w:t>function</w:t>
+      </w:r>
+      <w:proofErr w:type="spellEnd"/>
+      <w:r>
+        <w:rPr>
+          <w:lang w:val="fr-FR"/>
+        </w:rPr>
+        <w:t>(){</w:t>
+      </w:r>
+      <w:proofErr w:type="gramEnd"/>
+      <w:r>
+        <w:rPr>
+          <w:lang w:val="fr-FR"/>
+        </w:rPr>
+        <w:br/>
+        <w:t xml:space="preserve">        </w:t>
+      </w:r>
+      <w:proofErr w:type="spellStart"/>
+      <w:r>
+        <w:rPr>
+          <w:lang w:val="fr-FR"/>
+        </w:rPr>
+        <w:t>const</w:t>
+      </w:r>
+      <w:proofErr w:type="spellEnd"/>
+      <w:r>
+        <w:rPr>
+          <w:lang w:val="fr-FR"/>
+        </w:rPr>
+        <w:t xml:space="preserve"> </w:t>
+      </w:r>
+      <w:proofErr w:type="spellStart"/>
+      <w:r>
+        <w:rPr>
+          <w:lang w:val="fr-FR"/>
+        </w:rPr>
+        <w:t>nbRows</w:t>
+      </w:r>
+      <w:proofErr w:type="spellEnd"/>
+      <w:r>
+        <w:rPr>
+          <w:lang w:val="fr-FR"/>
+        </w:rPr>
+        <w:t xml:space="preserve">= </w:t>
+      </w:r>
+      <w:proofErr w:type="gramStart"/>
+      <w:r>
+        <w:rPr>
+          <w:lang w:val="fr-FR"/>
+        </w:rPr>
+        <w:t>4;</w:t>
+      </w:r>
+      <w:proofErr w:type="gramEnd"/>
+      <w:r>
+        <w:rPr>
+          <w:lang w:val="fr-FR"/>
+        </w:rPr>
+        <w:br/>
+        <w:t xml:space="preserve">        </w:t>
+      </w:r>
+      <w:proofErr w:type="spellStart"/>
+      <w:r>
+        <w:rPr>
+          <w:lang w:val="fr-FR"/>
+        </w:rPr>
+        <w:t>const</w:t>
+      </w:r>
+      <w:proofErr w:type="spellEnd"/>
+      <w:r>
+        <w:rPr>
+          <w:lang w:val="fr-FR"/>
+        </w:rPr>
+        <w:t xml:space="preserve"> </w:t>
+      </w:r>
+      <w:proofErr w:type="spellStart"/>
+      <w:r>
+        <w:rPr>
+          <w:lang w:val="fr-FR"/>
+        </w:rPr>
+        <w:t>nbColumns</w:t>
+      </w:r>
+      <w:proofErr w:type="spellEnd"/>
+      <w:r>
+        <w:rPr>
+          <w:lang w:val="fr-FR"/>
+        </w:rPr>
+        <w:t xml:space="preserve"> = </w:t>
+      </w:r>
+      <w:proofErr w:type="gramStart"/>
+      <w:r>
+        <w:rPr>
+          <w:lang w:val="fr-FR"/>
+        </w:rPr>
+        <w:t>4;</w:t>
+      </w:r>
+      <w:proofErr w:type="gramEnd"/>
+      <w:r>
+        <w:rPr>
+          <w:lang w:val="fr-FR"/>
+        </w:rPr>
+        <w:br/>
+        <w:t xml:space="preserve">        </w:t>
+      </w:r>
+      <w:proofErr w:type="spellStart"/>
+      <w:r>
+        <w:rPr>
+          <w:lang w:val="fr-FR"/>
+        </w:rPr>
+        <w:t>const</w:t>
+      </w:r>
+      <w:proofErr w:type="spellEnd"/>
+      <w:r>
+        <w:rPr>
+          <w:lang w:val="fr-FR"/>
+        </w:rPr>
+        <w:t xml:space="preserve"> </w:t>
+      </w:r>
+      <w:proofErr w:type="spellStart"/>
+      <w:r>
+        <w:rPr>
+          <w:lang w:val="fr-FR"/>
+        </w:rPr>
+        <w:t>cellSize</w:t>
+      </w:r>
+      <w:proofErr w:type="spellEnd"/>
+      <w:r>
+        <w:rPr>
+          <w:lang w:val="fr-FR"/>
+        </w:rPr>
+        <w:t xml:space="preserve">= </w:t>
+      </w:r>
+      <w:proofErr w:type="gramStart"/>
+      <w:r>
+        <w:rPr>
+          <w:lang w:val="fr-FR"/>
+        </w:rPr>
+        <w:t>34;</w:t>
+      </w:r>
+      <w:proofErr w:type="gramEnd"/>
+      <w:r>
+        <w:rPr>
+          <w:lang w:val="fr-FR"/>
+        </w:rPr>
+        <w:br/>
+        <w:t xml:space="preserve">        </w:t>
+      </w:r>
+      <w:proofErr w:type="spellStart"/>
+      <w:r>
+        <w:rPr>
+          <w:lang w:val="fr-FR"/>
+        </w:rPr>
+        <w:t>const</w:t>
+      </w:r>
+      <w:proofErr w:type="spellEnd"/>
+      <w:r>
+        <w:rPr>
+          <w:lang w:val="fr-FR"/>
+        </w:rPr>
+        <w:t xml:space="preserve"> radius = </w:t>
+      </w:r>
+      <w:proofErr w:type="spellStart"/>
+      <w:r>
+        <w:rPr>
+          <w:lang w:val="fr-FR"/>
+        </w:rPr>
+        <w:t>cellSize</w:t>
+      </w:r>
+      <w:proofErr w:type="spellEnd"/>
+      <w:r>
+        <w:rPr>
+          <w:lang w:val="fr-FR"/>
+        </w:rPr>
+        <w:t xml:space="preserve"> / </w:t>
+      </w:r>
+      <w:proofErr w:type="gramStart"/>
+      <w:r>
+        <w:rPr>
+          <w:lang w:val="fr-FR"/>
+        </w:rPr>
+        <w:t>2;</w:t>
+      </w:r>
+      <w:proofErr w:type="gramEnd"/>
+      <w:r>
+        <w:rPr>
+          <w:lang w:val="fr-FR"/>
+        </w:rPr>
+        <w:br/>
+        <w:t xml:space="preserve">        </w:t>
+      </w:r>
+      <w:proofErr w:type="spellStart"/>
+      <w:r>
+        <w:rPr>
+          <w:lang w:val="fr-FR"/>
+        </w:rPr>
+        <w:t>const</w:t>
+      </w:r>
+      <w:proofErr w:type="spellEnd"/>
+      <w:r>
+        <w:rPr>
+          <w:lang w:val="fr-FR"/>
+        </w:rPr>
+        <w:t xml:space="preserve"> </w:t>
+      </w:r>
+      <w:proofErr w:type="spellStart"/>
+      <w:r>
+        <w:rPr>
+          <w:lang w:val="fr-FR"/>
+        </w:rPr>
+        <w:t>cells</w:t>
+      </w:r>
+      <w:proofErr w:type="spellEnd"/>
+      <w:proofErr w:type="gramStart"/>
+      <w:r>
+        <w:rPr>
+          <w:lang w:val="fr-FR"/>
+        </w:rPr>
+        <w:t>=[];</w:t>
+      </w:r>
+      <w:proofErr w:type="gramEnd"/>
+      <w:r>
+        <w:rPr>
+          <w:lang w:val="fr-FR"/>
+        </w:rPr>
+        <w:br/>
+        <w:t xml:space="preserve">        for (let </w:t>
+      </w:r>
+      <w:proofErr w:type="spellStart"/>
+      <w:r>
+        <w:rPr>
+          <w:lang w:val="fr-FR"/>
+        </w:rPr>
+        <w:t>rowPos</w:t>
+      </w:r>
+      <w:proofErr w:type="spellEnd"/>
+      <w:r>
+        <w:rPr>
+          <w:lang w:val="fr-FR"/>
+        </w:rPr>
+        <w:t>=</w:t>
+      </w:r>
+      <w:proofErr w:type="gramStart"/>
+      <w:r>
+        <w:rPr>
+          <w:lang w:val="fr-FR"/>
+        </w:rPr>
+        <w:t>0;</w:t>
+      </w:r>
+      <w:proofErr w:type="gramEnd"/>
+      <w:r>
+        <w:rPr>
+          <w:lang w:val="fr-FR"/>
+        </w:rPr>
+        <w:t xml:space="preserve"> </w:t>
+      </w:r>
+      <w:proofErr w:type="spellStart"/>
+      <w:r>
+        <w:rPr>
+          <w:lang w:val="fr-FR"/>
+        </w:rPr>
+        <w:t>rowPos</w:t>
+      </w:r>
+      <w:proofErr w:type="spellEnd"/>
+      <w:r>
+        <w:rPr>
+          <w:lang w:val="fr-FR"/>
+        </w:rPr>
+        <w:t>&lt;</w:t>
+      </w:r>
+      <w:proofErr w:type="spellStart"/>
+      <w:proofErr w:type="gramStart"/>
+      <w:r>
+        <w:rPr>
+          <w:lang w:val="fr-FR"/>
+        </w:rPr>
+        <w:t>nbRows</w:t>
+      </w:r>
+      <w:proofErr w:type="spellEnd"/>
+      <w:r>
+        <w:rPr>
+          <w:lang w:val="fr-FR"/>
+        </w:rPr>
+        <w:t>;</w:t>
+      </w:r>
+      <w:proofErr w:type="gramEnd"/>
+      <w:r>
+        <w:rPr>
+          <w:lang w:val="fr-FR"/>
+        </w:rPr>
+        <w:t xml:space="preserve"> </w:t>
+      </w:r>
+      <w:proofErr w:type="spellStart"/>
+      <w:r>
+        <w:rPr>
+          <w:lang w:val="fr-FR"/>
+        </w:rPr>
+        <w:t>rowPos</w:t>
+      </w:r>
+      <w:proofErr w:type="spellEnd"/>
+      <w:r>
+        <w:rPr>
+          <w:lang w:val="fr-FR"/>
+        </w:rPr>
+        <w:t>+</w:t>
+      </w:r>
+      <w:proofErr w:type="gramStart"/>
+      <w:r>
+        <w:rPr>
+          <w:lang w:val="fr-FR"/>
+        </w:rPr>
+        <w:t>+){</w:t>
+      </w:r>
+      <w:proofErr w:type="gramEnd"/>
+      <w:r>
+        <w:rPr>
+          <w:lang w:val="fr-FR"/>
+        </w:rPr>
+        <w:br/>
+        <w:t xml:space="preserve">            </w:t>
+      </w:r>
+      <w:proofErr w:type="gramStart"/>
+      <w:r>
+        <w:rPr>
+          <w:lang w:val="fr-FR"/>
+        </w:rPr>
+        <w:t>for(</w:t>
+      </w:r>
+      <w:proofErr w:type="gramEnd"/>
+      <w:r>
+        <w:rPr>
+          <w:lang w:val="fr-FR"/>
+        </w:rPr>
+        <w:t xml:space="preserve">let </w:t>
+      </w:r>
+      <w:proofErr w:type="spellStart"/>
+      <w:r>
+        <w:rPr>
+          <w:lang w:val="fr-FR"/>
+        </w:rPr>
+        <w:t>colPos</w:t>
+      </w:r>
+      <w:proofErr w:type="spellEnd"/>
+      <w:r>
+        <w:rPr>
+          <w:lang w:val="fr-FR"/>
+        </w:rPr>
+        <w:t xml:space="preserve"> = </w:t>
+      </w:r>
+      <w:proofErr w:type="gramStart"/>
+      <w:r>
+        <w:rPr>
+          <w:lang w:val="fr-FR"/>
+        </w:rPr>
+        <w:t>0;</w:t>
+      </w:r>
+      <w:proofErr w:type="gramEnd"/>
+      <w:r>
+        <w:rPr>
+          <w:lang w:val="fr-FR"/>
+        </w:rPr>
+        <w:t xml:space="preserve"> </w:t>
+      </w:r>
+      <w:proofErr w:type="spellStart"/>
+      <w:r>
+        <w:rPr>
+          <w:lang w:val="fr-FR"/>
+        </w:rPr>
+        <w:t>colPos</w:t>
+      </w:r>
+      <w:proofErr w:type="spellEnd"/>
+      <w:r>
+        <w:rPr>
+          <w:lang w:val="fr-FR"/>
+        </w:rPr>
+        <w:t>&lt;</w:t>
+      </w:r>
+      <w:proofErr w:type="spellStart"/>
+      <w:proofErr w:type="gramStart"/>
+      <w:r>
+        <w:rPr>
+          <w:lang w:val="fr-FR"/>
+        </w:rPr>
+        <w:t>nbColumns</w:t>
+      </w:r>
+      <w:proofErr w:type="spellEnd"/>
+      <w:r>
+        <w:rPr>
+          <w:lang w:val="fr-FR"/>
+        </w:rPr>
+        <w:t>;</w:t>
+      </w:r>
+      <w:proofErr w:type="gramEnd"/>
+      <w:r>
+        <w:rPr>
+          <w:lang w:val="fr-FR"/>
+        </w:rPr>
+        <w:t xml:space="preserve"> </w:t>
+      </w:r>
+      <w:proofErr w:type="spellStart"/>
+      <w:r>
+        <w:rPr>
+          <w:lang w:val="fr-FR"/>
+        </w:rPr>
+        <w:t>colPos</w:t>
+      </w:r>
+      <w:proofErr w:type="spellEnd"/>
+      <w:r>
+        <w:rPr>
+          <w:lang w:val="fr-FR"/>
+        </w:rPr>
+        <w:t>+</w:t>
+      </w:r>
+      <w:proofErr w:type="gramStart"/>
+      <w:r>
+        <w:rPr>
+          <w:lang w:val="fr-FR"/>
+        </w:rPr>
+        <w:t>+){</w:t>
+      </w:r>
+      <w:proofErr w:type="gramEnd"/>
+      <w:r>
+        <w:rPr>
+          <w:lang w:val="fr-FR"/>
+        </w:rPr>
+        <w:br/>
+        <w:t xml:space="preserve">                </w:t>
+      </w:r>
+      <w:proofErr w:type="spellStart"/>
+      <w:proofErr w:type="gramStart"/>
+      <w:r>
+        <w:rPr>
+          <w:lang w:val="fr-FR"/>
+        </w:rPr>
+        <w:t>cells.push</w:t>
+      </w:r>
+      <w:proofErr w:type="spellEnd"/>
+      <w:proofErr w:type="gramEnd"/>
+      <w:r>
+        <w:rPr>
+          <w:lang w:val="fr-FR"/>
+        </w:rPr>
+        <w:t>(&lt;</w:t>
+      </w:r>
+      <w:proofErr w:type="spellStart"/>
+      <w:r>
+        <w:rPr>
+          <w:lang w:val="fr-FR"/>
+        </w:rPr>
+        <w:t>circle</w:t>
+      </w:r>
+      <w:proofErr w:type="spellEnd"/>
+      <w:r>
+        <w:rPr>
+          <w:lang w:val="fr-FR"/>
+        </w:rPr>
+        <w:t xml:space="preserve"> r={radius} cx</w:t>
+      </w:r>
+      <w:proofErr w:type="gramStart"/>
+      <w:r>
+        <w:rPr>
+          <w:lang w:val="fr-FR"/>
+        </w:rPr>
+        <w:t>={</w:t>
+      </w:r>
+      <w:proofErr w:type="spellStart"/>
+      <w:proofErr w:type="gramEnd"/>
+      <w:r>
+        <w:rPr>
+          <w:lang w:val="fr-FR"/>
+        </w:rPr>
+        <w:t>colPos</w:t>
+      </w:r>
+      <w:proofErr w:type="spellEnd"/>
+      <w:r>
+        <w:rPr>
+          <w:lang w:val="fr-FR"/>
+        </w:rPr>
+        <w:t>*</w:t>
+      </w:r>
+      <w:proofErr w:type="spellStart"/>
+      <w:r>
+        <w:rPr>
+          <w:lang w:val="fr-FR"/>
+        </w:rPr>
+        <w:t>cellSize</w:t>
+      </w:r>
+      <w:proofErr w:type="spellEnd"/>
+      <w:r>
+        <w:rPr>
+          <w:lang w:val="fr-FR"/>
+        </w:rPr>
+        <w:t xml:space="preserve"> + radius} </w:t>
+      </w:r>
+      <w:proofErr w:type="spellStart"/>
+      <w:r>
+        <w:rPr>
+          <w:lang w:val="fr-FR"/>
+        </w:rPr>
+        <w:t>cy</w:t>
+      </w:r>
+      <w:proofErr w:type="spellEnd"/>
+      <w:proofErr w:type="gramStart"/>
+      <w:r>
+        <w:rPr>
+          <w:lang w:val="fr-FR"/>
+        </w:rPr>
+        <w:t>={</w:t>
+      </w:r>
+      <w:proofErr w:type="spellStart"/>
+      <w:proofErr w:type="gramEnd"/>
+      <w:r>
+        <w:rPr>
+          <w:lang w:val="fr-FR"/>
+        </w:rPr>
+        <w:t>rowPos</w:t>
+      </w:r>
+      <w:proofErr w:type="spellEnd"/>
+      <w:r>
+        <w:rPr>
+          <w:lang w:val="fr-FR"/>
+        </w:rPr>
+        <w:t>*</w:t>
+      </w:r>
+      <w:proofErr w:type="spellStart"/>
+      <w:r>
+        <w:rPr>
+          <w:lang w:val="fr-FR"/>
+        </w:rPr>
+        <w:t>cellSize</w:t>
+      </w:r>
+      <w:proofErr w:type="spellEnd"/>
+      <w:r>
+        <w:rPr>
+          <w:lang w:val="fr-FR"/>
+        </w:rPr>
+        <w:t xml:space="preserve"> + </w:t>
+      </w:r>
+      <w:proofErr w:type="gramStart"/>
+      <w:r>
+        <w:rPr>
+          <w:lang w:val="fr-FR"/>
+        </w:rPr>
+        <w:t>radius}/</w:t>
+      </w:r>
+      <w:proofErr w:type="gramEnd"/>
+      <w:r>
+        <w:rPr>
+          <w:lang w:val="fr-FR"/>
+        </w:rPr>
+        <w:t>&gt;)</w:t>
+      </w:r>
+      <w:r>
+        <w:rPr>
+          <w:lang w:val="fr-FR"/>
+        </w:rPr>
+        <w:br/>
+        <w:t xml:space="preserve">          </w:t>
+      </w:r>
+      <w:proofErr w:type="gramStart"/>
+      <w:r>
+        <w:rPr>
+          <w:lang w:val="fr-FR"/>
+        </w:rPr>
+        <w:t xml:space="preserve">  }</w:t>
+      </w:r>
+      <w:proofErr w:type="gramEnd"/>
+      <w:r>
+        <w:rPr>
+          <w:lang w:val="fr-FR"/>
+        </w:rPr>
+        <w:br/>
+        <w:t xml:space="preserve">      </w:t>
+      </w:r>
+      <w:proofErr w:type="gramStart"/>
+      <w:r>
+        <w:rPr>
+          <w:lang w:val="fr-FR"/>
+        </w:rPr>
+        <w:t xml:space="preserve">  }</w:t>
+      </w:r>
+      <w:proofErr w:type="gramEnd"/>
+      <w:r>
+        <w:rPr>
+          <w:lang w:val="fr-FR"/>
+        </w:rPr>
+        <w:br/>
+        <w:t xml:space="preserve">        return </w:t>
+      </w:r>
+      <w:proofErr w:type="spellStart"/>
+      <w:proofErr w:type="gramStart"/>
+      <w:r>
+        <w:rPr>
+          <w:lang w:val="fr-FR"/>
+        </w:rPr>
+        <w:t>cells</w:t>
+      </w:r>
+      <w:proofErr w:type="spellEnd"/>
+      <w:r>
+        <w:rPr>
+          <w:lang w:val="fr-FR"/>
+        </w:rPr>
+        <w:t>;</w:t>
+      </w:r>
+      <w:proofErr w:type="gramEnd"/>
+      <w:r>
+        <w:rPr>
+          <w:lang w:val="fr-FR"/>
+        </w:rPr>
+        <w:br/>
+        <w:t xml:space="preserve">  </w:t>
+      </w:r>
+      <w:proofErr w:type="gramStart"/>
+      <w:r>
+        <w:rPr>
+          <w:lang w:val="fr-FR"/>
+        </w:rPr>
+        <w:t xml:space="preserve">  }</w:t>
+      </w:r>
+      <w:proofErr w:type="gramEnd"/>
     </w:p>
     <w:p>
       <w:pPr>
@@ -1809,27 +2880,66 @@
         </w:rPr>
         <w:t xml:space="preserve">    </w:t>
       </w:r>
+      <w:proofErr w:type="gramStart"/>
       <w:r>
         <w:t>return(</w:t>
       </w:r>
-      <w:r>
-        <w:br/>
-        <w:t xml:space="preserve">        &lt;svg width="100%" height="100%" &gt;</w:t>
-      </w:r>
-      <w:r>
-        <w:br/>
-      </w:r>
-      <w:r>
-        <w:t xml:space="preserve">            {renderMatrix()}</w:t>
-      </w:r>
-      <w:r>
-        <w:br/>
-        <w:t xml:space="preserve">        &lt;/svg&gt;</w:t>
-      </w:r>
-      <w:r>
-        <w:br/>
-        <w:t xml:space="preserve">    )</w:t>
-      </w:r>
+      <w:proofErr w:type="gramEnd"/>
+      <w:r>
+        <w:br/>
+        <w:t xml:space="preserve">        &lt;</w:t>
+      </w:r>
+      <w:proofErr w:type="spellStart"/>
+      <w:r>
+        <w:t>svg</w:t>
+      </w:r>
+      <w:proofErr w:type="spellEnd"/>
+      <w:r>
+        <w:t xml:space="preserve"> width="100%" height="100%" &gt;</w:t>
+      </w:r>
+      <w:r>
+        <w:br/>
+      </w:r>
+      <w:r>
+        <w:t xml:space="preserve">         </w:t>
+      </w:r>
+      <w:proofErr w:type="gramStart"/>
+      <w:r>
+        <w:t xml:space="preserve">   {</w:t>
+      </w:r>
+      <w:proofErr w:type="spellStart"/>
+      <w:r>
+        <w:t>renderMatrix</w:t>
+      </w:r>
+      <w:proofErr w:type="spellEnd"/>
+      <w:r>
+        <w:t>(</w:t>
+      </w:r>
+      <w:proofErr w:type="gramEnd"/>
+      <w:r>
+        <w:t>)}</w:t>
+      </w:r>
+      <w:r>
+        <w:br/>
+        <w:t xml:space="preserve">        &lt;/</w:t>
+      </w:r>
+      <w:proofErr w:type="spellStart"/>
+      <w:r>
+        <w:t>svg</w:t>
+      </w:r>
+      <w:proofErr w:type="spellEnd"/>
+      <w:r>
+        <w:t>&gt;</w:t>
+      </w:r>
+      <w:r>
+        <w:br/>
+        <w:t xml:space="preserve">  </w:t>
+      </w:r>
+      <w:proofErr w:type="gramStart"/>
+      <w:r>
+        <w:t xml:space="preserve">  )</w:t>
+      </w:r>
+      <w:proofErr w:type="gramEnd"/>
       <w:r>
         <w:br/>
         <w:t>}</w:t>
@@ -1871,7 +2981,35 @@
         <w:rPr>
           <w:lang w:val="fr-FR"/>
         </w:rPr>
-        <w:t xml:space="preserve">, React générera plusieurs éléments &lt;circle&gt; </w:t>
+        <w:t xml:space="preserve">, </w:t>
+      </w:r>
+      <w:proofErr w:type="spellStart"/>
+      <w:r>
+        <w:rPr>
+          <w:lang w:val="fr-FR"/>
+        </w:rPr>
+        <w:t>React</w:t>
+      </w:r>
+      <w:proofErr w:type="spellEnd"/>
+      <w:r>
+        <w:rPr>
+          <w:lang w:val="fr-FR"/>
+        </w:rPr>
+        <w:t xml:space="preserve"> générera plusieurs éléments &lt;</w:t>
+      </w:r>
+      <w:proofErr w:type="spellStart"/>
+      <w:r>
+        <w:rPr>
+          <w:lang w:val="fr-FR"/>
+        </w:rPr>
+        <w:t>circle</w:t>
+      </w:r>
+      <w:proofErr w:type="spellEnd"/>
+      <w:r>
+        <w:rPr>
+          <w:lang w:val="fr-FR"/>
+        </w:rPr>
+        <w:t xml:space="preserve">&gt; </w:t>
       </w:r>
       <w:r>
         <w:rPr>
@@ -1921,7 +3059,49 @@
         <w:rPr>
           <w:lang w:val="fr-FR"/>
         </w:rPr>
-        <w:t>Pour cela, créez dans Matrix.js un nouveau composant (Cell) pour dessiner le &lt;circle&gt; encapsulé dans un élément &lt;g&gt;. On introduit ici la notion de propriétés de composant qui déclarent les données à transmettre du composant parent au composant enfant. Deux propriétés seront déclarées dans le composant Cell : rowPos et colPos.</w:t>
+        <w:t>Pour cela, créez dans Matrix.js un nouveau composant (Cell) pour dessiner le &lt;</w:t>
+      </w:r>
+      <w:proofErr w:type="spellStart"/>
+      <w:r>
+        <w:rPr>
+          <w:lang w:val="fr-FR"/>
+        </w:rPr>
+        <w:t>circle</w:t>
+      </w:r>
+      <w:proofErr w:type="spellEnd"/>
+      <w:r>
+        <w:rPr>
+          <w:lang w:val="fr-FR"/>
+        </w:rPr>
+        <w:t xml:space="preserve">&gt; encapsulé dans un élément &lt;g&gt;. On introduit ici la notion de propriétés de composant qui déclarent les données à transmettre du composant parent au composant enfant. Deux propriétés seront déclarées dans le composant Cell : </w:t>
+      </w:r>
+      <w:proofErr w:type="spellStart"/>
+      <w:r>
+        <w:rPr>
+          <w:lang w:val="fr-FR"/>
+        </w:rPr>
+        <w:t>rowPos</w:t>
+      </w:r>
+      <w:proofErr w:type="spellEnd"/>
+      <w:r>
+        <w:rPr>
+          <w:lang w:val="fr-FR"/>
+        </w:rPr>
+        <w:t xml:space="preserve"> et </w:t>
+      </w:r>
+      <w:proofErr w:type="spellStart"/>
+      <w:r>
+        <w:rPr>
+          <w:lang w:val="fr-FR"/>
+        </w:rPr>
+        <w:t>colPos</w:t>
+      </w:r>
+      <w:proofErr w:type="spellEnd"/>
+      <w:r>
+        <w:rPr>
+          <w:lang w:val="fr-FR"/>
+        </w:rPr>
+        <w:t>.</w:t>
       </w:r>
     </w:p>
     <w:p>
@@ -1931,53 +3111,343 @@
           <w:lang w:val="fr-FR"/>
         </w:rPr>
       </w:pPr>
-      <w:r>
-        <w:rPr>
-          <w:lang w:val="fr-FR"/>
-        </w:rPr>
-        <w:t>function Cell({rowPos,colPos}){</w:t>
-      </w:r>
-      <w:r>
-        <w:rPr>
-          <w:lang w:val="fr-FR"/>
-        </w:rPr>
-        <w:br/>
-        <w:t xml:space="preserve">    const cellSize= 34;</w:t>
-      </w:r>
-      <w:r>
-        <w:rPr>
-          <w:lang w:val="fr-FR"/>
-        </w:rPr>
-        <w:br/>
-        <w:t xml:space="preserve">    const radius = cellSize / 2;</w:t>
-      </w:r>
-      <w:r>
-        <w:rPr>
-          <w:lang w:val="fr-FR"/>
-        </w:rPr>
-        <w:br/>
-        <w:t xml:space="preserve">    const transformStr="translate("+(colPos*cellSize + radius)+", "+(rowPos*cellSize + radius)+")"</w:t>
-      </w:r>
-      <w:r>
-        <w:rPr>
-          <w:lang w:val="fr-FR"/>
-        </w:rPr>
-        <w:br/>
-        <w:t xml:space="preserve">    return(</w:t>
-      </w:r>
-      <w:r>
-        <w:rPr>
-          <w:lang w:val="fr-FR"/>
-        </w:rPr>
-        <w:br/>
-        <w:t xml:space="preserve">        &lt;g transform={transformStr}&gt;</w:t>
-      </w:r>
-      <w:r>
-        <w:rPr>
-          <w:lang w:val="fr-FR"/>
-        </w:rPr>
-        <w:br/>
-        <w:t xml:space="preserve">            &lt;circle r={radius}/&gt;</w:t>
+      <w:proofErr w:type="spellStart"/>
+      <w:proofErr w:type="gramStart"/>
+      <w:r>
+        <w:rPr>
+          <w:lang w:val="fr-FR"/>
+        </w:rPr>
+        <w:t>function</w:t>
+      </w:r>
+      <w:proofErr w:type="spellEnd"/>
+      <w:proofErr w:type="gramEnd"/>
+      <w:r>
+        <w:rPr>
+          <w:lang w:val="fr-FR"/>
+        </w:rPr>
+        <w:t xml:space="preserve"> Cell({</w:t>
+      </w:r>
+      <w:proofErr w:type="spellStart"/>
+      <w:proofErr w:type="gramStart"/>
+      <w:r>
+        <w:rPr>
+          <w:lang w:val="fr-FR"/>
+        </w:rPr>
+        <w:t>rowPos,colPos</w:t>
+      </w:r>
+      <w:proofErr w:type="spellEnd"/>
+      <w:r>
+        <w:rPr>
+          <w:lang w:val="fr-FR"/>
+        </w:rPr>
+        <w:t>}){</w:t>
+      </w:r>
+      <w:proofErr w:type="gramEnd"/>
+      <w:r>
+        <w:rPr>
+          <w:lang w:val="fr-FR"/>
+        </w:rPr>
+        <w:br/>
+        <w:t xml:space="preserve">    </w:t>
+      </w:r>
+      <w:proofErr w:type="spellStart"/>
+      <w:r>
+        <w:rPr>
+          <w:lang w:val="fr-FR"/>
+        </w:rPr>
+        <w:t>const</w:t>
+      </w:r>
+      <w:proofErr w:type="spellEnd"/>
+      <w:r>
+        <w:rPr>
+          <w:lang w:val="fr-FR"/>
+        </w:rPr>
+        <w:t xml:space="preserve"> </w:t>
+      </w:r>
+      <w:proofErr w:type="spellStart"/>
+      <w:r>
+        <w:rPr>
+          <w:lang w:val="fr-FR"/>
+        </w:rPr>
+        <w:t>cellSize</w:t>
+      </w:r>
+      <w:proofErr w:type="spellEnd"/>
+      <w:r>
+        <w:rPr>
+          <w:lang w:val="fr-FR"/>
+        </w:rPr>
+        <w:t xml:space="preserve">= </w:t>
+      </w:r>
+      <w:proofErr w:type="gramStart"/>
+      <w:r>
+        <w:rPr>
+          <w:lang w:val="fr-FR"/>
+        </w:rPr>
+        <w:t>34;</w:t>
+      </w:r>
+      <w:proofErr w:type="gramEnd"/>
+      <w:r>
+        <w:rPr>
+          <w:lang w:val="fr-FR"/>
+        </w:rPr>
+        <w:br/>
+        <w:t xml:space="preserve">    </w:t>
+      </w:r>
+      <w:proofErr w:type="spellStart"/>
+      <w:r>
+        <w:rPr>
+          <w:lang w:val="fr-FR"/>
+        </w:rPr>
+        <w:t>const</w:t>
+      </w:r>
+      <w:proofErr w:type="spellEnd"/>
+      <w:r>
+        <w:rPr>
+          <w:lang w:val="fr-FR"/>
+        </w:rPr>
+        <w:t xml:space="preserve"> radius = </w:t>
+      </w:r>
+      <w:proofErr w:type="spellStart"/>
+      <w:r>
+        <w:rPr>
+          <w:lang w:val="fr-FR"/>
+        </w:rPr>
+        <w:t>cellSize</w:t>
+      </w:r>
+      <w:proofErr w:type="spellEnd"/>
+      <w:r>
+        <w:rPr>
+          <w:lang w:val="fr-FR"/>
+        </w:rPr>
+        <w:t xml:space="preserve"> / </w:t>
+      </w:r>
+      <w:proofErr w:type="gramStart"/>
+      <w:r>
+        <w:rPr>
+          <w:lang w:val="fr-FR"/>
+        </w:rPr>
+        <w:t>2;</w:t>
+      </w:r>
+      <w:proofErr w:type="gramEnd"/>
+      <w:r>
+        <w:rPr>
+          <w:lang w:val="fr-FR"/>
+        </w:rPr>
+        <w:br/>
+        <w:t xml:space="preserve">    </w:t>
+      </w:r>
+      <w:proofErr w:type="spellStart"/>
+      <w:r>
+        <w:rPr>
+          <w:lang w:val="fr-FR"/>
+        </w:rPr>
+        <w:t>const</w:t>
+      </w:r>
+      <w:proofErr w:type="spellEnd"/>
+      <w:r>
+        <w:rPr>
+          <w:lang w:val="fr-FR"/>
+        </w:rPr>
+        <w:t xml:space="preserve"> </w:t>
+      </w:r>
+      <w:proofErr w:type="spellStart"/>
+      <w:r>
+        <w:rPr>
+          <w:lang w:val="fr-FR"/>
+        </w:rPr>
+        <w:t>transformStr</w:t>
+      </w:r>
+      <w:proofErr w:type="spellEnd"/>
+      <w:r>
+        <w:rPr>
+          <w:lang w:val="fr-FR"/>
+        </w:rPr>
+        <w:t>="</w:t>
+      </w:r>
+      <w:proofErr w:type="gramStart"/>
+      <w:r>
+        <w:rPr>
+          <w:lang w:val="fr-FR"/>
+        </w:rPr>
+        <w:t>translate(</w:t>
+      </w:r>
+      <w:proofErr w:type="gramEnd"/>
+      <w:r>
+        <w:rPr>
+          <w:lang w:val="fr-FR"/>
+        </w:rPr>
+        <w:t>"</w:t>
+      </w:r>
+      <w:proofErr w:type="gramStart"/>
+      <w:r>
+        <w:rPr>
+          <w:lang w:val="fr-FR"/>
+        </w:rPr>
+        <w:t>+(</w:t>
+      </w:r>
+      <w:proofErr w:type="spellStart"/>
+      <w:proofErr w:type="gramEnd"/>
+      <w:r>
+        <w:rPr>
+          <w:lang w:val="fr-FR"/>
+        </w:rPr>
+        <w:t>colPos</w:t>
+      </w:r>
+      <w:proofErr w:type="spellEnd"/>
+      <w:r>
+        <w:rPr>
+          <w:lang w:val="fr-FR"/>
+        </w:rPr>
+        <w:t>*</w:t>
+      </w:r>
+      <w:proofErr w:type="spellStart"/>
+      <w:r>
+        <w:rPr>
+          <w:lang w:val="fr-FR"/>
+        </w:rPr>
+        <w:t>cellSize</w:t>
+      </w:r>
+      <w:proofErr w:type="spellEnd"/>
+      <w:r>
+        <w:rPr>
+          <w:lang w:val="fr-FR"/>
+        </w:rPr>
+        <w:t xml:space="preserve"> + </w:t>
+      </w:r>
+      <w:proofErr w:type="gramStart"/>
+      <w:r>
+        <w:rPr>
+          <w:lang w:val="fr-FR"/>
+        </w:rPr>
+        <w:t>radius)+</w:t>
+      </w:r>
+      <w:proofErr w:type="gramEnd"/>
+      <w:r>
+        <w:rPr>
+          <w:lang w:val="fr-FR"/>
+        </w:rPr>
+        <w:t>", "</w:t>
+      </w:r>
+      <w:proofErr w:type="gramStart"/>
+      <w:r>
+        <w:rPr>
+          <w:lang w:val="fr-FR"/>
+        </w:rPr>
+        <w:t>+(</w:t>
+      </w:r>
+      <w:proofErr w:type="spellStart"/>
+      <w:proofErr w:type="gramEnd"/>
+      <w:r>
+        <w:rPr>
+          <w:lang w:val="fr-FR"/>
+        </w:rPr>
+        <w:t>rowPos</w:t>
+      </w:r>
+      <w:proofErr w:type="spellEnd"/>
+      <w:r>
+        <w:rPr>
+          <w:lang w:val="fr-FR"/>
+        </w:rPr>
+        <w:t>*</w:t>
+      </w:r>
+      <w:proofErr w:type="spellStart"/>
+      <w:r>
+        <w:rPr>
+          <w:lang w:val="fr-FR"/>
+        </w:rPr>
+        <w:t>cellSize</w:t>
+      </w:r>
+      <w:proofErr w:type="spellEnd"/>
+      <w:r>
+        <w:rPr>
+          <w:lang w:val="fr-FR"/>
+        </w:rPr>
+        <w:t xml:space="preserve"> + </w:t>
+      </w:r>
+      <w:proofErr w:type="gramStart"/>
+      <w:r>
+        <w:rPr>
+          <w:lang w:val="fr-FR"/>
+        </w:rPr>
+        <w:t>radius)+</w:t>
+      </w:r>
+      <w:proofErr w:type="gramEnd"/>
+      <w:r>
+        <w:rPr>
+          <w:lang w:val="fr-FR"/>
+        </w:rPr>
+        <w:t>")"</w:t>
+      </w:r>
+      <w:r>
+        <w:rPr>
+          <w:lang w:val="fr-FR"/>
+        </w:rPr>
+        <w:br/>
+        <w:t xml:space="preserve">    </w:t>
+      </w:r>
+      <w:proofErr w:type="gramStart"/>
+      <w:r>
+        <w:rPr>
+          <w:lang w:val="fr-FR"/>
+        </w:rPr>
+        <w:t>return(</w:t>
+      </w:r>
+      <w:proofErr w:type="gramEnd"/>
+      <w:r>
+        <w:rPr>
+          <w:lang w:val="fr-FR"/>
+        </w:rPr>
+        <w:br/>
+        <w:t xml:space="preserve">        &lt;g </w:t>
+      </w:r>
+      <w:proofErr w:type="spellStart"/>
+      <w:r>
+        <w:rPr>
+          <w:lang w:val="fr-FR"/>
+        </w:rPr>
+        <w:t>transform</w:t>
+      </w:r>
+      <w:proofErr w:type="spellEnd"/>
+      <w:r>
+        <w:rPr>
+          <w:lang w:val="fr-FR"/>
+        </w:rPr>
+        <w:t>={</w:t>
+      </w:r>
+      <w:proofErr w:type="spellStart"/>
+      <w:r>
+        <w:rPr>
+          <w:lang w:val="fr-FR"/>
+        </w:rPr>
+        <w:t>transformStr</w:t>
+      </w:r>
+      <w:proofErr w:type="spellEnd"/>
+      <w:r>
+        <w:rPr>
+          <w:lang w:val="fr-FR"/>
+        </w:rPr>
+        <w:t>}&gt;</w:t>
+      </w:r>
+      <w:r>
+        <w:rPr>
+          <w:lang w:val="fr-FR"/>
+        </w:rPr>
+        <w:br/>
+        <w:t xml:space="preserve">            &lt;</w:t>
+      </w:r>
+      <w:proofErr w:type="spellStart"/>
+      <w:r>
+        <w:rPr>
+          <w:lang w:val="fr-FR"/>
+        </w:rPr>
+        <w:t>circle</w:t>
+      </w:r>
+      <w:proofErr w:type="spellEnd"/>
+      <w:r>
+        <w:rPr>
+          <w:lang w:val="fr-FR"/>
+        </w:rPr>
+        <w:t xml:space="preserve"> r={radius}/&gt;</w:t>
       </w:r>
       <w:r>
         <w:rPr>
@@ -1991,8 +3461,16 @@
           <w:lang w:val="fr-FR"/>
         </w:rPr>
         <w:br/>
-        <w:t xml:space="preserve">    )</w:t>
-      </w:r>
+        <w:t xml:space="preserve">  </w:t>
+      </w:r>
+      <w:proofErr w:type="gramStart"/>
+      <w:r>
+        <w:rPr>
+          <w:lang w:val="fr-FR"/>
+        </w:rPr>
+        <w:t xml:space="preserve">  )</w:t>
+      </w:r>
+      <w:proofErr w:type="gramEnd"/>
       <w:r>
         <w:rPr>
           <w:lang w:val="fr-FR"/>
@@ -2024,7 +3502,21 @@
         <w:rPr>
           <w:lang w:val="fr-FR"/>
         </w:rPr>
-        <w:t>La fonction renderMatrix est alors simplifiée en appelant le nouveau composant Cell.</w:t>
+        <w:t xml:space="preserve">La fonction </w:t>
+      </w:r>
+      <w:proofErr w:type="spellStart"/>
+      <w:r>
+        <w:rPr>
+          <w:lang w:val="fr-FR"/>
+        </w:rPr>
+        <w:t>renderMatrix</w:t>
+      </w:r>
+      <w:proofErr w:type="spellEnd"/>
+      <w:r>
+        <w:rPr>
+          <w:lang w:val="fr-FR"/>
+        </w:rPr>
+        <w:t xml:space="preserve"> est alors simplifiée en appelant le nouveau composant Cell.</w:t>
       </w:r>
     </w:p>
     <w:p>
@@ -2034,76 +3526,544 @@
           <w:lang w:val="fr-FR"/>
         </w:rPr>
       </w:pPr>
+      <w:proofErr w:type="spellStart"/>
+      <w:proofErr w:type="gramStart"/>
       <w:r>
         <w:rPr>
           <w:lang w:val="fr-FR"/>
         </w:rPr>
         <w:lastRenderedPageBreak/>
-        <w:t>const renderMatrix = function(){</w:t>
-      </w:r>
-      <w:r>
-        <w:rPr>
-          <w:lang w:val="fr-FR"/>
-        </w:rPr>
-        <w:br/>
-        <w:t xml:space="preserve">    const nbRows= 4;</w:t>
-      </w:r>
-      <w:r>
-        <w:rPr>
-          <w:lang w:val="fr-FR"/>
-        </w:rPr>
-        <w:br/>
-        <w:t xml:space="preserve">    const nbColumns = 4;</w:t>
-      </w:r>
-      <w:r>
-        <w:rPr>
-          <w:lang w:val="fr-FR"/>
-        </w:rPr>
-        <w:br/>
-        <w:t xml:space="preserve">    const cells=[];</w:t>
-      </w:r>
-      <w:r>
-        <w:rPr>
-          <w:lang w:val="fr-FR"/>
-        </w:rPr>
-        <w:br/>
-        <w:t xml:space="preserve">    for (let rowPos=0; rowPos&lt;nbRows; rowPos++){</w:t>
-      </w:r>
-      <w:r>
-        <w:rPr>
-          <w:lang w:val="fr-FR"/>
-        </w:rPr>
-        <w:br/>
-        <w:t xml:space="preserve">        for(let colPos = 0; colPos&lt;nbColumns; colPos++){</w:t>
-      </w:r>
-      <w:r>
-        <w:rPr>
-          <w:lang w:val="fr-FR"/>
-        </w:rPr>
-        <w:br/>
-        <w:t xml:space="preserve">            cells.push(&lt;Cell key={(rowPos*colPos)} rowPos={rowPos} colPos={colPos}/&gt;);</w:t>
-      </w:r>
-      <w:r>
-        <w:rPr>
-          <w:lang w:val="fr-FR"/>
-        </w:rPr>
-        <w:br/>
-        <w:t xml:space="preserve">        }</w:t>
-      </w:r>
-      <w:r>
-        <w:rPr>
-          <w:lang w:val="fr-FR"/>
-        </w:rPr>
-        <w:br/>
-        <w:t xml:space="preserve">    }</w:t>
-      </w:r>
-      <w:r>
-        <w:rPr>
-          <w:lang w:val="fr-FR"/>
-        </w:rPr>
-        <w:br/>
-        <w:t xml:space="preserve">    return cells;</w:t>
-      </w:r>
+        <w:t>const</w:t>
+      </w:r>
+      <w:proofErr w:type="spellEnd"/>
+      <w:proofErr w:type="gramEnd"/>
+      <w:r>
+        <w:rPr>
+          <w:lang w:val="fr-FR"/>
+        </w:rPr>
+        <w:t xml:space="preserve"> </w:t>
+      </w:r>
+      <w:proofErr w:type="spellStart"/>
+      <w:r>
+        <w:rPr>
+          <w:lang w:val="fr-FR"/>
+        </w:rPr>
+        <w:t>renderMatrix</w:t>
+      </w:r>
+      <w:proofErr w:type="spellEnd"/>
+      <w:r>
+        <w:rPr>
+          <w:lang w:val="fr-FR"/>
+        </w:rPr>
+        <w:t xml:space="preserve"> = </w:t>
+      </w:r>
+      <w:proofErr w:type="spellStart"/>
+      <w:proofErr w:type="gramStart"/>
+      <w:r>
+        <w:rPr>
+          <w:lang w:val="fr-FR"/>
+        </w:rPr>
+        <w:t>function</w:t>
+      </w:r>
+      <w:proofErr w:type="spellEnd"/>
+      <w:r>
+        <w:rPr>
+          <w:lang w:val="fr-FR"/>
+        </w:rPr>
+        <w:t>(){</w:t>
+      </w:r>
+      <w:proofErr w:type="gramEnd"/>
+      <w:r>
+        <w:rPr>
+          <w:lang w:val="fr-FR"/>
+        </w:rPr>
+        <w:br/>
+        <w:t xml:space="preserve">    </w:t>
+      </w:r>
+      <w:proofErr w:type="spellStart"/>
+      <w:r>
+        <w:rPr>
+          <w:lang w:val="fr-FR"/>
+        </w:rPr>
+        <w:t>const</w:t>
+      </w:r>
+      <w:proofErr w:type="spellEnd"/>
+      <w:r>
+        <w:rPr>
+          <w:lang w:val="fr-FR"/>
+        </w:rPr>
+        <w:t xml:space="preserve"> </w:t>
+      </w:r>
+      <w:proofErr w:type="spellStart"/>
+      <w:r>
+        <w:rPr>
+          <w:lang w:val="fr-FR"/>
+        </w:rPr>
+        <w:t>nbRows</w:t>
+      </w:r>
+      <w:proofErr w:type="spellEnd"/>
+      <w:r>
+        <w:rPr>
+          <w:lang w:val="fr-FR"/>
+        </w:rPr>
+        <w:t xml:space="preserve">= </w:t>
+      </w:r>
+      <w:proofErr w:type="gramStart"/>
+      <w:r>
+        <w:rPr>
+          <w:lang w:val="fr-FR"/>
+        </w:rPr>
+        <w:t>4;</w:t>
+      </w:r>
+      <w:proofErr w:type="gramEnd"/>
+      <w:r>
+        <w:rPr>
+          <w:lang w:val="fr-FR"/>
+        </w:rPr>
+        <w:br/>
+        <w:t xml:space="preserve">    </w:t>
+      </w:r>
+      <w:proofErr w:type="spellStart"/>
+      <w:r>
+        <w:rPr>
+          <w:lang w:val="fr-FR"/>
+        </w:rPr>
+        <w:t>const</w:t>
+      </w:r>
+      <w:proofErr w:type="spellEnd"/>
+      <w:r>
+        <w:rPr>
+          <w:lang w:val="fr-FR"/>
+        </w:rPr>
+        <w:t xml:space="preserve"> </w:t>
+      </w:r>
+      <w:proofErr w:type="spellStart"/>
+      <w:r>
+        <w:rPr>
+          <w:lang w:val="fr-FR"/>
+        </w:rPr>
+        <w:t>nbColumns</w:t>
+      </w:r>
+      <w:proofErr w:type="spellEnd"/>
+      <w:r>
+        <w:rPr>
+          <w:lang w:val="fr-FR"/>
+        </w:rPr>
+        <w:t xml:space="preserve"> = </w:t>
+      </w:r>
+      <w:proofErr w:type="gramStart"/>
+      <w:r>
+        <w:rPr>
+          <w:lang w:val="fr-FR"/>
+        </w:rPr>
+        <w:t>4;</w:t>
+      </w:r>
+      <w:proofErr w:type="gramEnd"/>
+      <w:r>
+        <w:rPr>
+          <w:lang w:val="fr-FR"/>
+        </w:rPr>
+        <w:br/>
+        <w:t xml:space="preserve">    </w:t>
+      </w:r>
+      <w:proofErr w:type="spellStart"/>
+      <w:r>
+        <w:rPr>
+          <w:lang w:val="fr-FR"/>
+        </w:rPr>
+        <w:t>const</w:t>
+      </w:r>
+      <w:proofErr w:type="spellEnd"/>
+      <w:r>
+        <w:rPr>
+          <w:lang w:val="fr-FR"/>
+        </w:rPr>
+        <w:t xml:space="preserve"> </w:t>
+      </w:r>
+      <w:proofErr w:type="spellStart"/>
+      <w:r>
+        <w:rPr>
+          <w:lang w:val="fr-FR"/>
+        </w:rPr>
+        <w:t>cells</w:t>
+      </w:r>
+      <w:proofErr w:type="spellEnd"/>
+      <w:proofErr w:type="gramStart"/>
+      <w:r>
+        <w:rPr>
+          <w:lang w:val="fr-FR"/>
+        </w:rPr>
+        <w:t>=[];</w:t>
+      </w:r>
+      <w:proofErr w:type="gramEnd"/>
+      <w:r>
+        <w:rPr>
+          <w:lang w:val="fr-FR"/>
+        </w:rPr>
+        <w:br/>
+        <w:t xml:space="preserve">    for (let </w:t>
+      </w:r>
+      <w:proofErr w:type="spellStart"/>
+      <w:r>
+        <w:rPr>
+          <w:lang w:val="fr-FR"/>
+        </w:rPr>
+        <w:t>rowPos</w:t>
+      </w:r>
+      <w:proofErr w:type="spellEnd"/>
+      <w:r>
+        <w:rPr>
+          <w:lang w:val="fr-FR"/>
+        </w:rPr>
+        <w:t>=</w:t>
+      </w:r>
+      <w:proofErr w:type="gramStart"/>
+      <w:r>
+        <w:rPr>
+          <w:lang w:val="fr-FR"/>
+        </w:rPr>
+        <w:t>0;</w:t>
+      </w:r>
+      <w:proofErr w:type="gramEnd"/>
+      <w:r>
+        <w:rPr>
+          <w:lang w:val="fr-FR"/>
+        </w:rPr>
+        <w:t xml:space="preserve"> </w:t>
+      </w:r>
+      <w:proofErr w:type="spellStart"/>
+      <w:r>
+        <w:rPr>
+          <w:lang w:val="fr-FR"/>
+        </w:rPr>
+        <w:t>rowPos</w:t>
+      </w:r>
+      <w:proofErr w:type="spellEnd"/>
+      <w:r>
+        <w:rPr>
+          <w:lang w:val="fr-FR"/>
+        </w:rPr>
+        <w:t>&lt;</w:t>
+      </w:r>
+      <w:proofErr w:type="spellStart"/>
+      <w:proofErr w:type="gramStart"/>
+      <w:r>
+        <w:rPr>
+          <w:lang w:val="fr-FR"/>
+        </w:rPr>
+        <w:t>nbRows</w:t>
+      </w:r>
+      <w:proofErr w:type="spellEnd"/>
+      <w:r>
+        <w:rPr>
+          <w:lang w:val="fr-FR"/>
+        </w:rPr>
+        <w:t>;</w:t>
+      </w:r>
+      <w:proofErr w:type="gramEnd"/>
+      <w:r>
+        <w:rPr>
+          <w:lang w:val="fr-FR"/>
+        </w:rPr>
+        <w:t xml:space="preserve"> </w:t>
+      </w:r>
+      <w:proofErr w:type="spellStart"/>
+      <w:r>
+        <w:rPr>
+          <w:lang w:val="fr-FR"/>
+        </w:rPr>
+        <w:t>rowPos</w:t>
+      </w:r>
+      <w:proofErr w:type="spellEnd"/>
+      <w:r>
+        <w:rPr>
+          <w:lang w:val="fr-FR"/>
+        </w:rPr>
+        <w:t>+</w:t>
+      </w:r>
+      <w:proofErr w:type="gramStart"/>
+      <w:r>
+        <w:rPr>
+          <w:lang w:val="fr-FR"/>
+        </w:rPr>
+        <w:t>+){</w:t>
+      </w:r>
+      <w:proofErr w:type="gramEnd"/>
+      <w:r>
+        <w:rPr>
+          <w:lang w:val="fr-FR"/>
+        </w:rPr>
+        <w:br/>
+        <w:t xml:space="preserve">        </w:t>
+      </w:r>
+      <w:proofErr w:type="gramStart"/>
+      <w:r>
+        <w:rPr>
+          <w:lang w:val="fr-FR"/>
+        </w:rPr>
+        <w:t>for(</w:t>
+      </w:r>
+      <w:proofErr w:type="gramEnd"/>
+      <w:r>
+        <w:rPr>
+          <w:lang w:val="fr-FR"/>
+        </w:rPr>
+        <w:t xml:space="preserve">let </w:t>
+      </w:r>
+      <w:proofErr w:type="spellStart"/>
+      <w:r>
+        <w:rPr>
+          <w:lang w:val="fr-FR"/>
+        </w:rPr>
+        <w:t>colPos</w:t>
+      </w:r>
+      <w:proofErr w:type="spellEnd"/>
+      <w:r>
+        <w:rPr>
+          <w:lang w:val="fr-FR"/>
+        </w:rPr>
+        <w:t xml:space="preserve"> = </w:t>
+      </w:r>
+      <w:proofErr w:type="gramStart"/>
+      <w:r>
+        <w:rPr>
+          <w:lang w:val="fr-FR"/>
+        </w:rPr>
+        <w:t>0;</w:t>
+      </w:r>
+      <w:proofErr w:type="gramEnd"/>
+      <w:r>
+        <w:rPr>
+          <w:lang w:val="fr-FR"/>
+        </w:rPr>
+        <w:t xml:space="preserve"> </w:t>
+      </w:r>
+      <w:proofErr w:type="spellStart"/>
+      <w:r>
+        <w:rPr>
+          <w:lang w:val="fr-FR"/>
+        </w:rPr>
+        <w:t>colPos</w:t>
+      </w:r>
+      <w:proofErr w:type="spellEnd"/>
+      <w:r>
+        <w:rPr>
+          <w:lang w:val="fr-FR"/>
+        </w:rPr>
+        <w:t>&lt;</w:t>
+      </w:r>
+      <w:proofErr w:type="spellStart"/>
+      <w:proofErr w:type="gramStart"/>
+      <w:r>
+        <w:rPr>
+          <w:lang w:val="fr-FR"/>
+        </w:rPr>
+        <w:t>nbColumns</w:t>
+      </w:r>
+      <w:proofErr w:type="spellEnd"/>
+      <w:r>
+        <w:rPr>
+          <w:lang w:val="fr-FR"/>
+        </w:rPr>
+        <w:t>;</w:t>
+      </w:r>
+      <w:proofErr w:type="gramEnd"/>
+      <w:r>
+        <w:rPr>
+          <w:lang w:val="fr-FR"/>
+        </w:rPr>
+        <w:t xml:space="preserve"> </w:t>
+      </w:r>
+      <w:proofErr w:type="spellStart"/>
+      <w:r>
+        <w:rPr>
+          <w:lang w:val="fr-FR"/>
+        </w:rPr>
+        <w:t>colPos</w:t>
+      </w:r>
+      <w:proofErr w:type="spellEnd"/>
+      <w:r>
+        <w:rPr>
+          <w:lang w:val="fr-FR"/>
+        </w:rPr>
+        <w:t>+</w:t>
+      </w:r>
+      <w:proofErr w:type="gramStart"/>
+      <w:r>
+        <w:rPr>
+          <w:lang w:val="fr-FR"/>
+        </w:rPr>
+        <w:t>+){</w:t>
+      </w:r>
+      <w:proofErr w:type="gramEnd"/>
+      <w:r>
+        <w:rPr>
+          <w:lang w:val="fr-FR"/>
+        </w:rPr>
+        <w:br/>
+        <w:t xml:space="preserve">            </w:t>
+      </w:r>
+      <w:proofErr w:type="spellStart"/>
+      <w:proofErr w:type="gramStart"/>
+      <w:r>
+        <w:rPr>
+          <w:lang w:val="fr-FR"/>
+        </w:rPr>
+        <w:t>cells.push</w:t>
+      </w:r>
+      <w:proofErr w:type="spellEnd"/>
+      <w:proofErr w:type="gramEnd"/>
+      <w:r>
+        <w:rPr>
+          <w:lang w:val="fr-FR"/>
+        </w:rPr>
+        <w:t>(&lt;Cell key={(</w:t>
+      </w:r>
+      <w:proofErr w:type="spellStart"/>
+      <w:r>
+        <w:rPr>
+          <w:lang w:val="fr-FR"/>
+        </w:rPr>
+        <w:t>rowPos</w:t>
+      </w:r>
+      <w:proofErr w:type="spellEnd"/>
+      <w:r>
+        <w:rPr>
+          <w:lang w:val="fr-FR"/>
+        </w:rPr>
+        <w:t>*</w:t>
+      </w:r>
+      <w:proofErr w:type="spellStart"/>
+      <w:r>
+        <w:rPr>
+          <w:lang w:val="fr-FR"/>
+        </w:rPr>
+        <w:t>colPos</w:t>
+      </w:r>
+      <w:proofErr w:type="spellEnd"/>
+      <w:r>
+        <w:rPr>
+          <w:lang w:val="fr-FR"/>
+        </w:rPr>
+        <w:t xml:space="preserve">)} </w:t>
+      </w:r>
+      <w:proofErr w:type="spellStart"/>
+      <w:r>
+        <w:rPr>
+          <w:lang w:val="fr-FR"/>
+        </w:rPr>
+        <w:t>rowPos</w:t>
+      </w:r>
+      <w:proofErr w:type="spellEnd"/>
+      <w:r>
+        <w:rPr>
+          <w:lang w:val="fr-FR"/>
+        </w:rPr>
+        <w:t>={</w:t>
+      </w:r>
+      <w:proofErr w:type="spellStart"/>
+      <w:r>
+        <w:rPr>
+          <w:lang w:val="fr-FR"/>
+        </w:rPr>
+        <w:t>rowPos</w:t>
+      </w:r>
+      <w:proofErr w:type="spellEnd"/>
+      <w:r>
+        <w:rPr>
+          <w:lang w:val="fr-FR"/>
+        </w:rPr>
+        <w:t xml:space="preserve">} </w:t>
+      </w:r>
+      <w:proofErr w:type="spellStart"/>
+      <w:r>
+        <w:rPr>
+          <w:lang w:val="fr-FR"/>
+        </w:rPr>
+        <w:t>colPos</w:t>
+      </w:r>
+      <w:proofErr w:type="spellEnd"/>
+      <w:r>
+        <w:rPr>
+          <w:lang w:val="fr-FR"/>
+        </w:rPr>
+        <w:t>={</w:t>
+      </w:r>
+      <w:proofErr w:type="spellStart"/>
+      <w:r>
+        <w:rPr>
+          <w:lang w:val="fr-FR"/>
+        </w:rPr>
+        <w:t>colPos</w:t>
+      </w:r>
+      <w:proofErr w:type="spellEnd"/>
+      <w:r>
+        <w:rPr>
+          <w:lang w:val="fr-FR"/>
+        </w:rPr>
+        <w:t>}/&gt;</w:t>
+      </w:r>
+      <w:proofErr w:type="gramStart"/>
+      <w:r>
+        <w:rPr>
+          <w:lang w:val="fr-FR"/>
+        </w:rPr>
+        <w:t>);</w:t>
+      </w:r>
+      <w:proofErr w:type="gramEnd"/>
+      <w:r>
+        <w:rPr>
+          <w:lang w:val="fr-FR"/>
+        </w:rPr>
+        <w:br/>
+        <w:t xml:space="preserve">      </w:t>
+      </w:r>
+      <w:proofErr w:type="gramStart"/>
+      <w:r>
+        <w:rPr>
+          <w:lang w:val="fr-FR"/>
+        </w:rPr>
+        <w:t xml:space="preserve">  }</w:t>
+      </w:r>
+      <w:proofErr w:type="gramEnd"/>
+      <w:r>
+        <w:rPr>
+          <w:lang w:val="fr-FR"/>
+        </w:rPr>
+        <w:br/>
+        <w:t xml:space="preserve">  </w:t>
+      </w:r>
+      <w:proofErr w:type="gramStart"/>
+      <w:r>
+        <w:rPr>
+          <w:lang w:val="fr-FR"/>
+        </w:rPr>
+        <w:t xml:space="preserve">  }</w:t>
+      </w:r>
+      <w:proofErr w:type="gramEnd"/>
+      <w:r>
+        <w:rPr>
+          <w:lang w:val="fr-FR"/>
+        </w:rPr>
+        <w:br/>
+        <w:t xml:space="preserve">    return </w:t>
+      </w:r>
+      <w:proofErr w:type="spellStart"/>
+      <w:proofErr w:type="gramStart"/>
+      <w:r>
+        <w:rPr>
+          <w:lang w:val="fr-FR"/>
+        </w:rPr>
+        <w:t>cells</w:t>
+      </w:r>
+      <w:proofErr w:type="spellEnd"/>
+      <w:r>
+        <w:rPr>
+          <w:lang w:val="fr-FR"/>
+        </w:rPr>
+        <w:t>;</w:t>
+      </w:r>
+      <w:proofErr w:type="gramEnd"/>
       <w:r>
         <w:rPr>
           <w:lang w:val="fr-FR"/>
@@ -2130,7 +4090,21 @@
         <w:rPr>
           <w:lang w:val="fr-FR"/>
         </w:rPr>
-        <w:t xml:space="preserve"> on a ajouté une propriété ‘key’ dans le composant Cell. Cette propriété doit être unique dans la liste et est utilisée par React pour différencier les composants </w:t>
+        <w:t xml:space="preserve"> on a ajouté une propriété ‘key’ dans le composant Cell. Cette propriété doit être unique dans la liste et est utilisée par </w:t>
+      </w:r>
+      <w:proofErr w:type="spellStart"/>
+      <w:r>
+        <w:rPr>
+          <w:lang w:val="fr-FR"/>
+        </w:rPr>
+        <w:t>React</w:t>
+      </w:r>
+      <w:proofErr w:type="spellEnd"/>
+      <w:r>
+        <w:rPr>
+          <w:lang w:val="fr-FR"/>
+        </w:rPr>
+        <w:t xml:space="preserve"> pour différencier les composants </w:t>
       </w:r>
       <w:r>
         <w:rPr>
@@ -2172,29 +4146,79 @@
     </w:p>
     <w:p>
       <w:pPr>
-        <w:pStyle w:val="Titre1"/>
-        <w:rPr>
-          <w:lang w:val="fr-FR"/>
-        </w:rPr>
-      </w:pPr>
-      <w:r>
-        <w:rPr>
-          <w:lang w:val="fr-FR"/>
-        </w:rPr>
-        <w:t>Utiliser des données générées et les lier aux composants React</w:t>
-      </w:r>
-    </w:p>
-    <w:p>
-      <w:pPr>
-        <w:rPr>
-          <w:lang w:val="fr-FR"/>
-        </w:rPr>
-      </w:pPr>
-      <w:r>
-        <w:rPr>
-          <w:lang w:val="fr-FR"/>
-        </w:rPr>
-        <w:t>Dans src/utils/helper.js, vous trouverez une fonction nommée genGridData, qui génère une liste d’objets qui seront représentés visuellement dans les cellules de la matrice. Les objets générés ont les attributs suivants :</w:t>
+        <w:pStyle w:val="Heading1"/>
+        <w:rPr>
+          <w:lang w:val="fr-FR"/>
+        </w:rPr>
+      </w:pPr>
+      <w:r>
+        <w:rPr>
+          <w:lang w:val="fr-FR"/>
+        </w:rPr>
+        <w:t xml:space="preserve">Utiliser des données générées et les lier aux composants </w:t>
+      </w:r>
+      <w:proofErr w:type="spellStart"/>
+      <w:r>
+        <w:rPr>
+          <w:lang w:val="fr-FR"/>
+        </w:rPr>
+        <w:t>React</w:t>
+      </w:r>
+      <w:proofErr w:type="spellEnd"/>
+    </w:p>
+    <w:p>
+      <w:pPr>
+        <w:pStyle w:val="Heading2"/>
+        <w:rPr>
+          <w:lang w:val="fr-FR"/>
+        </w:rPr>
+      </w:pPr>
+      <w:r>
+        <w:rPr>
+          <w:lang w:val="fr-FR"/>
+        </w:rPr>
+        <w:t>Génération de données (2 min)</w:t>
+      </w:r>
+    </w:p>
+    <w:p>
+      <w:pPr>
+        <w:rPr>
+          <w:lang w:val="fr-FR"/>
+        </w:rPr>
+      </w:pPr>
+      <w:r>
+        <w:rPr>
+          <w:lang w:val="fr-FR"/>
+        </w:rPr>
+        <w:t>Dans src/</w:t>
+      </w:r>
+      <w:proofErr w:type="spellStart"/>
+      <w:r>
+        <w:rPr>
+          <w:lang w:val="fr-FR"/>
+        </w:rPr>
+        <w:t>utils</w:t>
+      </w:r>
+      <w:proofErr w:type="spellEnd"/>
+      <w:r>
+        <w:rPr>
+          <w:lang w:val="fr-FR"/>
+        </w:rPr>
+        <w:t xml:space="preserve">/helper.js, vous trouverez une fonction nommée </w:t>
+      </w:r>
+      <w:proofErr w:type="spellStart"/>
+      <w:r>
+        <w:rPr>
+          <w:lang w:val="fr-FR"/>
+        </w:rPr>
+        <w:t>genGridData</w:t>
+      </w:r>
+      <w:proofErr w:type="spellEnd"/>
+      <w:r>
+        <w:rPr>
+          <w:lang w:val="fr-FR"/>
+        </w:rPr>
+        <w:t>, qui génère une liste d’objets qui seront représentés visuellement dans les cellules de la matrice. Les objets générés ont les attributs suivants :</w:t>
       </w:r>
     </w:p>
     <w:p>
@@ -2202,35 +4226,75 @@
         <w:pStyle w:val="Code"/>
       </w:pPr>
       <w:r>
-        <w:t>{index</w:t>
-      </w:r>
-      <w:r>
-        <w:t>:integer</w:t>
-      </w:r>
-      <w:r>
-        <w:t>, rowPos</w:t>
-      </w:r>
-      <w:r>
-        <w:t>:integer</w:t>
-      </w:r>
-      <w:r>
-        <w:t>, colPos</w:t>
-      </w:r>
-      <w:r>
-        <w:t>:integer</w:t>
-      </w:r>
+        <w:t>{</w:t>
+      </w:r>
+      <w:proofErr w:type="spellStart"/>
+      <w:proofErr w:type="gramStart"/>
+      <w:r>
+        <w:t>index:integer</w:t>
+      </w:r>
+      <w:proofErr w:type="spellEnd"/>
+      <w:proofErr w:type="gramEnd"/>
       <w:r>
         <w:t xml:space="preserve">, </w:t>
       </w:r>
+      <w:proofErr w:type="spellStart"/>
+      <w:proofErr w:type="gramStart"/>
+      <w:r>
+        <w:t>rowPos:integer</w:t>
+      </w:r>
+      <w:proofErr w:type="spellEnd"/>
+      <w:proofErr w:type="gramEnd"/>
+      <w:r>
+        <w:t xml:space="preserve">, </w:t>
+      </w:r>
+      <w:proofErr w:type="spellStart"/>
+      <w:proofErr w:type="gramStart"/>
+      <w:r>
+        <w:t>colPos:integer</w:t>
+      </w:r>
+      <w:proofErr w:type="spellEnd"/>
+      <w:proofErr w:type="gramEnd"/>
+      <w:r>
+        <w:t xml:space="preserve">, </w:t>
+      </w:r>
+      <w:proofErr w:type="spellStart"/>
+      <w:proofErr w:type="gramStart"/>
       <w:r>
         <w:t>nbProductSold:integer</w:t>
       </w:r>
+      <w:proofErr w:type="spellEnd"/>
+      <w:proofErr w:type="gramEnd"/>
       <w:r>
         <w:t xml:space="preserve">, </w:t>
       </w:r>
-      <w:r>
-        <w:t>salesGrowth:float, rowLabel:string, colLabel:string</w:t>
-      </w:r>
+      <w:proofErr w:type="spellStart"/>
+      <w:proofErr w:type="gramStart"/>
+      <w:r>
+        <w:t>salesGrowth:float</w:t>
+      </w:r>
+      <w:proofErr w:type="spellEnd"/>
+      <w:proofErr w:type="gramEnd"/>
+      <w:r>
+        <w:t xml:space="preserve">, </w:t>
+      </w:r>
+      <w:proofErr w:type="spellStart"/>
+      <w:proofErr w:type="gramStart"/>
+      <w:r>
+        <w:t>rowLabel:string</w:t>
+      </w:r>
+      <w:proofErr w:type="spellEnd"/>
+      <w:proofErr w:type="gramEnd"/>
+      <w:r>
+        <w:t xml:space="preserve">, </w:t>
+      </w:r>
+      <w:proofErr w:type="spellStart"/>
+      <w:proofErr w:type="gramStart"/>
+      <w:r>
+        <w:t>colLabel:string</w:t>
+      </w:r>
+      <w:proofErr w:type="spellEnd"/>
+      <w:proofErr w:type="gramEnd"/>
       <w:r>
         <w:t>}</w:t>
       </w:r>
@@ -2245,7 +4309,35 @@
         <w:rPr>
           <w:lang w:val="fr-FR"/>
         </w:rPr>
-        <w:t xml:space="preserve">L’index est la position de l’objet dans la liste, rowPos et colPos sont respectivement les positions de la cellule en lignes et colonnes. </w:t>
+        <w:t xml:space="preserve">L’index est la position de l’objet dans la liste, </w:t>
+      </w:r>
+      <w:proofErr w:type="spellStart"/>
+      <w:r>
+        <w:rPr>
+          <w:lang w:val="fr-FR"/>
+        </w:rPr>
+        <w:t>rowPos</w:t>
+      </w:r>
+      <w:proofErr w:type="spellEnd"/>
+      <w:r>
+        <w:rPr>
+          <w:lang w:val="fr-FR"/>
+        </w:rPr>
+        <w:t xml:space="preserve"> et </w:t>
+      </w:r>
+      <w:proofErr w:type="spellStart"/>
+      <w:r>
+        <w:rPr>
+          <w:lang w:val="fr-FR"/>
+        </w:rPr>
+        <w:t>colPos</w:t>
+      </w:r>
+      <w:proofErr w:type="spellEnd"/>
+      <w:r>
+        <w:rPr>
+          <w:lang w:val="fr-FR"/>
+        </w:rPr>
+        <w:t xml:space="preserve"> sont respectivement les positions de la cellule en lignes et colonnes. </w:t>
       </w:r>
       <w:r>
         <w:rPr>
@@ -2269,7 +4361,35 @@
         <w:rPr>
           <w:lang w:val="fr-FR"/>
         </w:rPr>
-        <w:t>es entreprises vendant leurs produits dans différents pays en colonnes. La valeur nbProductSold est le nombre de produits vendus par chaque entreprise dans chaque pays et salesGrowth est la croissance des ventes de l’année précédente pour chaque entreprise dans chaque pays.</w:t>
+        <w:t xml:space="preserve">es entreprises vendant leurs produits dans différents pays en colonnes. La valeur </w:t>
+      </w:r>
+      <w:proofErr w:type="spellStart"/>
+      <w:r>
+        <w:rPr>
+          <w:lang w:val="fr-FR"/>
+        </w:rPr>
+        <w:t>nbProductSold</w:t>
+      </w:r>
+      <w:proofErr w:type="spellEnd"/>
+      <w:r>
+        <w:rPr>
+          <w:lang w:val="fr-FR"/>
+        </w:rPr>
+        <w:t xml:space="preserve"> est le nombre de produits vendus par chaque entreprise dans chaque pays et </w:t>
+      </w:r>
+      <w:proofErr w:type="spellStart"/>
+      <w:r>
+        <w:rPr>
+          <w:lang w:val="fr-FR"/>
+        </w:rPr>
+        <w:t>salesGrowth</w:t>
+      </w:r>
+      <w:proofErr w:type="spellEnd"/>
+      <w:r>
+        <w:rPr>
+          <w:lang w:val="fr-FR"/>
+        </w:rPr>
+        <w:t xml:space="preserve"> est la croissance des ventes de l’année précédente pour chaque entreprise dans chaque pays.</w:t>
       </w:r>
     </w:p>
     <w:p>
@@ -2290,8 +4410,29 @@
         <w:pStyle w:val="Code"/>
       </w:pPr>
       <w:r>
-        <w:t>import {genGridData} from "./utils/helper";</w:t>
-      </w:r>
+        <w:t>import {</w:t>
+      </w:r>
+      <w:proofErr w:type="spellStart"/>
+      <w:r>
+        <w:t>genGridData</w:t>
+      </w:r>
+      <w:proofErr w:type="spellEnd"/>
+      <w:r>
+        <w:t xml:space="preserve">} from </w:t>
+      </w:r>
+      <w:proofErr w:type="gramStart"/>
+      <w:r>
+        <w:t>"./</w:t>
+      </w:r>
+      <w:proofErr w:type="gramEnd"/>
+      <w:r>
+        <w:t>utils/helper</w:t>
+      </w:r>
+      <w:proofErr w:type="gramStart"/>
+      <w:r>
+        <w:t>";</w:t>
+      </w:r>
+      <w:proofErr w:type="gramEnd"/>
     </w:p>
     <w:p>
       <w:pPr>
@@ -2306,7 +4447,15 @@
         <w:pStyle w:val="Code"/>
       </w:pPr>
       <w:r>
-        <w:t>function App() {</w:t>
+        <w:t xml:space="preserve">function </w:t>
+      </w:r>
+      <w:proofErr w:type="gramStart"/>
+      <w:r>
+        <w:t>App(</w:t>
+      </w:r>
+      <w:proofErr w:type="gramEnd"/>
+      <w:r>
+        <w:t>) {</w:t>
       </w:r>
     </w:p>
     <w:p>
@@ -2314,65 +4463,110 @@
         <w:pStyle w:val="Code"/>
       </w:pPr>
       <w:r>
-        <w:t xml:space="preserve">    const nbRows=4, nbCols=4;</w:t>
-      </w:r>
+        <w:t xml:space="preserve">    </w:t>
+      </w:r>
+      <w:proofErr w:type="spellStart"/>
+      <w:r>
+        <w:t>const</w:t>
+      </w:r>
+      <w:proofErr w:type="spellEnd"/>
+      <w:r>
+        <w:t xml:space="preserve"> </w:t>
+      </w:r>
+      <w:proofErr w:type="spellStart"/>
+      <w:r>
+        <w:t>nbRows</w:t>
+      </w:r>
+      <w:proofErr w:type="spellEnd"/>
+      <w:r>
+        <w:t xml:space="preserve">=4, </w:t>
+      </w:r>
+      <w:proofErr w:type="spellStart"/>
+      <w:r>
+        <w:t>nbCols</w:t>
+      </w:r>
+      <w:proofErr w:type="spellEnd"/>
+      <w:r>
+        <w:t>=</w:t>
+      </w:r>
+      <w:proofErr w:type="gramStart"/>
+      <w:r>
+        <w:t>4;</w:t>
+      </w:r>
+      <w:proofErr w:type="gramEnd"/>
     </w:p>
     <w:p>
       <w:pPr>
         <w:pStyle w:val="Code"/>
       </w:pPr>
       <w:r>
-        <w:t xml:space="preserve">    const initGenData = genGridData(nbRows,nbCols);</w:t>
-      </w:r>
+        <w:t xml:space="preserve">    </w:t>
+      </w:r>
+      <w:proofErr w:type="spellStart"/>
+      <w:r>
+        <w:t>const</w:t>
+      </w:r>
+      <w:proofErr w:type="spellEnd"/>
+      <w:r>
+        <w:t xml:space="preserve"> </w:t>
+      </w:r>
+      <w:proofErr w:type="spellStart"/>
+      <w:r>
+        <w:t>initGenData</w:t>
+      </w:r>
+      <w:proofErr w:type="spellEnd"/>
+      <w:r>
+        <w:t xml:space="preserve"> = </w:t>
+      </w:r>
+      <w:proofErr w:type="spellStart"/>
+      <w:r>
+        <w:t>genGridData</w:t>
+      </w:r>
+      <w:proofErr w:type="spellEnd"/>
+      <w:r>
+        <w:t>(</w:t>
+      </w:r>
+      <w:proofErr w:type="spellStart"/>
+      <w:proofErr w:type="gramStart"/>
+      <w:r>
+        <w:t>nbRows,nbCols</w:t>
+      </w:r>
+      <w:proofErr w:type="spellEnd"/>
+      <w:r>
+        <w:t>);</w:t>
+      </w:r>
+      <w:proofErr w:type="gramEnd"/>
     </w:p>
     <w:p>
       <w:pPr>
         <w:pStyle w:val="Code"/>
-        <w:rPr>
-          <w:lang w:val="fr-FR"/>
-        </w:rPr>
       </w:pPr>
       <w:r>
         <w:t xml:space="preserve">    </w:t>
       </w:r>
       <w:r>
-        <w:rPr>
-          <w:lang w:val="fr-FR"/>
-        </w:rPr>
         <w:t>return (</w:t>
       </w:r>
     </w:p>
     <w:p>
       <w:pPr>
         <w:pStyle w:val="Code"/>
-        <w:rPr>
-          <w:lang w:val="fr-FR"/>
-        </w:rPr>
-      </w:pPr>
-      <w:r>
-        <w:rPr>
-          <w:lang w:val="fr-FR"/>
-        </w:rPr>
+      </w:pPr>
+      <w:r>
         <w:t xml:space="preserve">    ...</w:t>
       </w:r>
     </w:p>
     <w:p>
       <w:pPr>
         <w:pStyle w:val="Code"/>
-        <w:rPr>
-          <w:lang w:val="fr-FR"/>
-        </w:rPr>
-      </w:pPr>
-      <w:r>
-        <w:rPr>
-          <w:lang w:val="fr-FR"/>
-        </w:rPr>
+      </w:pPr>
+      <w:r>
         <w:t xml:space="preserve">    )</w:t>
       </w:r>
     </w:p>
     <w:p>
       <w:pPr>
-        <w:pStyle w:val="Titre2"/>
+        <w:pStyle w:val="Heading2"/>
         <w:rPr>
           <w:lang w:val="fr-FR"/>
         </w:rPr>
@@ -2395,24 +4589,54 @@
         </w:rPr>
         <w:t xml:space="preserve">de </w:t>
       </w:r>
-      <w:r>
-        <w:rPr>
-          <w:lang w:val="fr-FR"/>
-        </w:rPr>
-        <w:t>React : useState</w:t>
-      </w:r>
-    </w:p>
-    <w:p>
-      <w:pPr>
-        <w:rPr>
-          <w:lang w:val="fr-FR"/>
-        </w:rPr>
-      </w:pPr>
-      <w:r>
-        <w:rPr>
-          <w:lang w:val="fr-FR"/>
-        </w:rPr>
-        <w:t>React fournit un</w:t>
+      <w:proofErr w:type="spellStart"/>
+      <w:r>
+        <w:rPr>
+          <w:lang w:val="fr-FR"/>
+        </w:rPr>
+        <w:t>React</w:t>
+      </w:r>
+      <w:proofErr w:type="spellEnd"/>
+      <w:r>
+        <w:rPr>
+          <w:lang w:val="fr-FR"/>
+        </w:rPr>
+        <w:t xml:space="preserve"> : </w:t>
+      </w:r>
+      <w:proofErr w:type="spellStart"/>
+      <w:r>
+        <w:rPr>
+          <w:lang w:val="fr-FR"/>
+        </w:rPr>
+        <w:t>useState</w:t>
+      </w:r>
+      <w:proofErr w:type="spellEnd"/>
+      <w:r>
+        <w:rPr>
+          <w:lang w:val="fr-FR"/>
+        </w:rPr>
+        <w:t xml:space="preserve"> (2 min)</w:t>
+      </w:r>
+    </w:p>
+    <w:p>
+      <w:pPr>
+        <w:rPr>
+          <w:lang w:val="fr-FR"/>
+        </w:rPr>
+      </w:pPr>
+      <w:proofErr w:type="spellStart"/>
+      <w:r>
+        <w:rPr>
+          <w:lang w:val="fr-FR"/>
+        </w:rPr>
+        <w:t>React</w:t>
+      </w:r>
+      <w:proofErr w:type="spellEnd"/>
+      <w:r>
+        <w:rPr>
+          <w:lang w:val="fr-FR"/>
+        </w:rPr>
+        <w:t xml:space="preserve"> fournit un</w:t>
       </w:r>
       <w:r>
         <w:rPr>
@@ -2424,20 +4648,76 @@
         <w:rPr>
           <w:lang w:val="fr-FR"/>
         </w:rPr>
-        <w:t>Hook nommé useState qui maintient l’état d’une donnée et notifie tous les composants dépendants pour être rafraîchis lors de la mise à jour.</w:t>
-      </w:r>
-    </w:p>
-    <w:p>
-      <w:pPr>
-        <w:rPr>
-          <w:lang w:val="fr-FR"/>
-        </w:rPr>
-      </w:pPr>
-      <w:r>
-        <w:rPr>
-          <w:lang w:val="fr-FR"/>
-        </w:rPr>
-        <w:t xml:space="preserve">On importe d’abord la fonction hook useState de React puis </w:t>
+        <w:t xml:space="preserve">Hook nommé </w:t>
+      </w:r>
+      <w:proofErr w:type="spellStart"/>
+      <w:r>
+        <w:rPr>
+          <w:lang w:val="fr-FR"/>
+        </w:rPr>
+        <w:t>useState</w:t>
+      </w:r>
+      <w:proofErr w:type="spellEnd"/>
+      <w:r>
+        <w:rPr>
+          <w:lang w:val="fr-FR"/>
+        </w:rPr>
+        <w:t xml:space="preserve"> qui maintient l’état d’une donnée et notifie tous les composants dépendants pour être rafraîchis lors de la mise à jour.</w:t>
+      </w:r>
+    </w:p>
+    <w:p>
+      <w:pPr>
+        <w:rPr>
+          <w:lang w:val="fr-FR"/>
+        </w:rPr>
+      </w:pPr>
+      <w:r>
+        <w:rPr>
+          <w:lang w:val="fr-FR"/>
+        </w:rPr>
+        <w:t xml:space="preserve">On importe d’abord la fonction </w:t>
+      </w:r>
+      <w:proofErr w:type="spellStart"/>
+      <w:r>
+        <w:rPr>
+          <w:lang w:val="fr-FR"/>
+        </w:rPr>
+        <w:t>hook</w:t>
+      </w:r>
+      <w:proofErr w:type="spellEnd"/>
+      <w:r>
+        <w:rPr>
+          <w:lang w:val="fr-FR"/>
+        </w:rPr>
+        <w:t xml:space="preserve"> </w:t>
+      </w:r>
+      <w:proofErr w:type="spellStart"/>
+      <w:r>
+        <w:rPr>
+          <w:lang w:val="fr-FR"/>
+        </w:rPr>
+        <w:t>useState</w:t>
+      </w:r>
+      <w:proofErr w:type="spellEnd"/>
+      <w:r>
+        <w:rPr>
+          <w:lang w:val="fr-FR"/>
+        </w:rPr>
+        <w:t xml:space="preserve"> de </w:t>
+      </w:r>
+      <w:proofErr w:type="spellStart"/>
+      <w:r>
+        <w:rPr>
+          <w:lang w:val="fr-FR"/>
+        </w:rPr>
+        <w:t>React</w:t>
+      </w:r>
+      <w:proofErr w:type="spellEnd"/>
+      <w:r>
+        <w:rPr>
+          <w:lang w:val="fr-FR"/>
+        </w:rPr>
+        <w:t xml:space="preserve"> puis </w:t>
       </w:r>
       <w:r>
         <w:rPr>
@@ -2473,7 +4753,19 @@
         <w:rPr>
           <w:lang w:val="fr-FR"/>
         </w:rPr>
-        <w:t xml:space="preserve"> données dans un objet d’état.</w:t>
+        <w:t xml:space="preserve"> données dans un objet </w:t>
+      </w:r>
+      <w:r>
+        <w:rPr>
+          <w:lang w:val="fr-FR"/>
+        </w:rPr>
+        <w:t>state</w:t>
+      </w:r>
+      <w:r>
+        <w:rPr>
+          <w:lang w:val="fr-FR"/>
+        </w:rPr>
+        <w:t>.</w:t>
       </w:r>
     </w:p>
     <w:p>
@@ -2482,7 +4774,15 @@
       </w:pPr>
       <w:r>
         <w:lastRenderedPageBreak/>
-        <w:t>import {useState} from 'react'</w:t>
+        <w:t>import {</w:t>
+      </w:r>
+      <w:proofErr w:type="spellStart"/>
+      <w:r>
+        <w:t>useState</w:t>
+      </w:r>
+      <w:proofErr w:type="spellEnd"/>
+      <w:r>
+        <w:t>} from 'react'</w:t>
       </w:r>
     </w:p>
     <w:p>
@@ -2498,7 +4798,15 @@
         <w:pStyle w:val="Code"/>
       </w:pPr>
       <w:r>
-        <w:t>function App() {</w:t>
+        <w:t xml:space="preserve">function </w:t>
+      </w:r>
+      <w:proofErr w:type="gramStart"/>
+      <w:r>
+        <w:t>App(</w:t>
+      </w:r>
+      <w:proofErr w:type="gramEnd"/>
+      <w:r>
+        <w:t>) {</w:t>
       </w:r>
       <w:r>
         <w:br/>
@@ -2509,23 +4817,85 @@
       </w:r>
       <w:r>
         <w:br/>
-        <w:t xml:space="preserve">    const initGenData = genGridData(nbRows,nbCols);</w:t>
-      </w:r>
-      <w:r>
-        <w:br/>
-        <w:t xml:space="preserve">    const </w:t>
+        <w:t xml:space="preserve">    </w:t>
+      </w:r>
+      <w:proofErr w:type="spellStart"/>
+      <w:r>
+        <w:t>const</w:t>
+      </w:r>
+      <w:proofErr w:type="spellEnd"/>
+      <w:r>
+        <w:t xml:space="preserve"> </w:t>
+      </w:r>
+      <w:proofErr w:type="spellStart"/>
+      <w:r>
+        <w:t>initGenData</w:t>
+      </w:r>
+      <w:proofErr w:type="spellEnd"/>
+      <w:r>
+        <w:t xml:space="preserve"> = </w:t>
+      </w:r>
+      <w:proofErr w:type="spellStart"/>
+      <w:r>
+        <w:t>genGridData</w:t>
+      </w:r>
+      <w:proofErr w:type="spellEnd"/>
+      <w:r>
+        <w:t>(</w:t>
+      </w:r>
+      <w:proofErr w:type="spellStart"/>
+      <w:proofErr w:type="gramStart"/>
+      <w:r>
+        <w:t>nbRows,nbCols</w:t>
+      </w:r>
+      <w:proofErr w:type="spellEnd"/>
+      <w:proofErr w:type="gramEnd"/>
+      <w:r>
+        <w:t>);</w:t>
+      </w:r>
+      <w:r>
+        <w:br/>
+        <w:t xml:space="preserve">    </w:t>
+      </w:r>
+      <w:proofErr w:type="spellStart"/>
+      <w:r>
+        <w:t>const</w:t>
+      </w:r>
+      <w:proofErr w:type="spellEnd"/>
+      <w:r>
+        <w:t xml:space="preserve"> </w:t>
       </w:r>
       <w:r>
         <w:t>[</w:t>
       </w:r>
+      <w:proofErr w:type="spellStart"/>
+      <w:proofErr w:type="gramStart"/>
       <w:r>
         <w:t>genData,setGenData</w:t>
       </w:r>
+      <w:proofErr w:type="spellEnd"/>
+      <w:proofErr w:type="gramEnd"/>
       <w:r>
         <w:t>]</w:t>
       </w:r>
       <w:r>
-        <w:t xml:space="preserve"> = useState(initGenData)</w:t>
+        <w:t xml:space="preserve"> = </w:t>
+      </w:r>
+      <w:proofErr w:type="spellStart"/>
+      <w:r>
+        <w:t>useState</w:t>
+      </w:r>
+      <w:proofErr w:type="spellEnd"/>
+      <w:r>
+        <w:t>(</w:t>
+      </w:r>
+      <w:proofErr w:type="spellStart"/>
+      <w:r>
+        <w:t>initGenData</w:t>
+      </w:r>
+      <w:proofErr w:type="spellEnd"/>
+      <w:r>
+        <w:t>)</w:t>
       </w:r>
     </w:p>
     <w:p>
@@ -2565,11 +4935,113 @@
           <w:lang w:val="fr-FR"/>
         </w:rPr>
       </w:pPr>
-      <w:r>
-        <w:rPr>
-          <w:lang w:val="fr-FR"/>
-        </w:rPr>
-        <w:t>useState retourne deux objets : un contenant les données stockées (genData), et un contenant une méthode setter (setGenData) pour mettre à jour les données dans le store. Lorsque la méthode setter est appelée, le cycle de vie React notifie automatiquement tous les composants utilisant genData (déclaré dans leurs propriétés) que les données ont changé et qu’ils doivent s</w:t>
+      <w:proofErr w:type="spellStart"/>
+      <w:proofErr w:type="gramStart"/>
+      <w:r>
+        <w:rPr>
+          <w:lang w:val="fr-FR"/>
+        </w:rPr>
+        <w:t>useState</w:t>
+      </w:r>
+      <w:proofErr w:type="spellEnd"/>
+      <w:proofErr w:type="gramEnd"/>
+      <w:r>
+        <w:rPr>
+          <w:lang w:val="fr-FR"/>
+        </w:rPr>
+        <w:t xml:space="preserve"> retourne deux </w:t>
+      </w:r>
+      <w:r>
+        <w:rPr>
+          <w:lang w:val="fr-FR"/>
+        </w:rPr>
+        <w:t>variables</w:t>
+      </w:r>
+      <w:r>
+        <w:rPr>
+          <w:lang w:val="fr-FR"/>
+        </w:rPr>
+        <w:t xml:space="preserve"> : un</w:t>
+      </w:r>
+      <w:r>
+        <w:rPr>
+          <w:lang w:val="fr-FR"/>
+        </w:rPr>
+        <w:t>e</w:t>
+      </w:r>
+      <w:r>
+        <w:rPr>
+          <w:lang w:val="fr-FR"/>
+        </w:rPr>
+        <w:t xml:space="preserve"> contenant les données stockées (</w:t>
+      </w:r>
+      <w:proofErr w:type="spellStart"/>
+      <w:r>
+        <w:rPr>
+          <w:lang w:val="fr-FR"/>
+        </w:rPr>
+        <w:t>genData</w:t>
+      </w:r>
+      <w:proofErr w:type="spellEnd"/>
+      <w:r>
+        <w:rPr>
+          <w:lang w:val="fr-FR"/>
+        </w:rPr>
+        <w:t>), et un</w:t>
+      </w:r>
+      <w:r>
+        <w:rPr>
+          <w:lang w:val="fr-FR"/>
+        </w:rPr>
+        <w:t>e</w:t>
+      </w:r>
+      <w:r>
+        <w:rPr>
+          <w:lang w:val="fr-FR"/>
+        </w:rPr>
+        <w:t xml:space="preserve"> contenant une méthode setter (</w:t>
+      </w:r>
+      <w:proofErr w:type="spellStart"/>
+      <w:r>
+        <w:rPr>
+          <w:lang w:val="fr-FR"/>
+        </w:rPr>
+        <w:t>setGenData</w:t>
+      </w:r>
+      <w:proofErr w:type="spellEnd"/>
+      <w:r>
+        <w:rPr>
+          <w:lang w:val="fr-FR"/>
+        </w:rPr>
+        <w:t xml:space="preserve">) pour mettre à jour les données dans le store. Lorsque la méthode setter est appelée, le cycle de vie </w:t>
+      </w:r>
+      <w:proofErr w:type="spellStart"/>
+      <w:r>
+        <w:rPr>
+          <w:lang w:val="fr-FR"/>
+        </w:rPr>
+        <w:t>React</w:t>
+      </w:r>
+      <w:proofErr w:type="spellEnd"/>
+      <w:r>
+        <w:rPr>
+          <w:lang w:val="fr-FR"/>
+        </w:rPr>
+        <w:t xml:space="preserve"> notifie automatiquement tous les composants utilisant </w:t>
+      </w:r>
+      <w:proofErr w:type="spellStart"/>
+      <w:r>
+        <w:rPr>
+          <w:lang w:val="fr-FR"/>
+        </w:rPr>
+        <w:t>genData</w:t>
+      </w:r>
+      <w:proofErr w:type="spellEnd"/>
+      <w:r>
+        <w:rPr>
+          <w:lang w:val="fr-FR"/>
+        </w:rPr>
+        <w:t xml:space="preserve"> (déclaré dans leurs propriétés) que les données ont changé et qu’ils doivent s</w:t>
       </w:r>
       <w:r>
         <w:rPr>
@@ -2594,7 +5066,21 @@
         <w:rPr>
           <w:lang w:val="fr-FR"/>
         </w:rPr>
-        <w:t xml:space="preserve">Dans notre exemple, on passe les données via une propriété du composant Matrix ({matrixData} en paramètre) et on </w:t>
+        <w:t>Dans notre exemple, on passe les données via une propriété du composant Matrix ({</w:t>
+      </w:r>
+      <w:proofErr w:type="spellStart"/>
+      <w:r>
+        <w:rPr>
+          <w:lang w:val="fr-FR"/>
+        </w:rPr>
+        <w:t>matrixData</w:t>
+      </w:r>
+      <w:proofErr w:type="spellEnd"/>
+      <w:r>
+        <w:rPr>
+          <w:lang w:val="fr-FR"/>
+        </w:rPr>
+        <w:t xml:space="preserve">} en paramètre) et on </w:t>
       </w:r>
       <w:r>
         <w:rPr>
@@ -2612,8 +5098,16 @@
         <w:rPr>
           <w:lang w:val="fr-FR"/>
         </w:rPr>
-        <w:t>dans renderMatrix</w:t>
-      </w:r>
+        <w:t xml:space="preserve">dans </w:t>
+      </w:r>
+      <w:proofErr w:type="spellStart"/>
+      <w:r>
+        <w:rPr>
+          <w:lang w:val="fr-FR"/>
+        </w:rPr>
+        <w:t>renderMatrix</w:t>
+      </w:r>
+      <w:proofErr w:type="spellEnd"/>
       <w:r>
         <w:rPr>
           <w:lang w:val="fr-FR"/>
@@ -2660,32 +5154,226 @@
           <w:lang w:val="fr-FR"/>
         </w:rPr>
       </w:pPr>
-      <w:r>
-        <w:rPr>
-          <w:lang w:val="fr-FR"/>
-        </w:rPr>
-        <w:t>function Matrix({matrixData}){</w:t>
-      </w:r>
-      <w:r>
-        <w:rPr>
-          <w:lang w:val="fr-FR"/>
-        </w:rPr>
-        <w:br/>
-        <w:t xml:space="preserve">    const renderMatrix = function(){</w:t>
-      </w:r>
-      <w:r>
-        <w:rPr>
-          <w:lang w:val="fr-FR"/>
-        </w:rPr>
-        <w:br/>
-        <w:t xml:space="preserve">        return matrixData.map(cellData=&gt;{</w:t>
-      </w:r>
-      <w:r>
-        <w:rPr>
-          <w:lang w:val="fr-FR"/>
-        </w:rPr>
-        <w:br/>
-        <w:t xml:space="preserve">            return &lt;Cell key={cellData.index} rowPos={cellData.rowPos} colPos={cellData.colPos}/&gt;</w:t>
+      <w:proofErr w:type="spellStart"/>
+      <w:proofErr w:type="gramStart"/>
+      <w:r>
+        <w:rPr>
+          <w:lang w:val="fr-FR"/>
+        </w:rPr>
+        <w:t>function</w:t>
+      </w:r>
+      <w:proofErr w:type="spellEnd"/>
+      <w:proofErr w:type="gramEnd"/>
+      <w:r>
+        <w:rPr>
+          <w:lang w:val="fr-FR"/>
+        </w:rPr>
+        <w:t xml:space="preserve"> Matrix({</w:t>
+      </w:r>
+      <w:proofErr w:type="spellStart"/>
+      <w:r>
+        <w:rPr>
+          <w:lang w:val="fr-FR"/>
+        </w:rPr>
+        <w:t>matrixData</w:t>
+      </w:r>
+      <w:proofErr w:type="spellEnd"/>
+      <w:proofErr w:type="gramStart"/>
+      <w:r>
+        <w:rPr>
+          <w:lang w:val="fr-FR"/>
+        </w:rPr>
+        <w:t>}){</w:t>
+      </w:r>
+      <w:proofErr w:type="gramEnd"/>
+      <w:r>
+        <w:rPr>
+          <w:lang w:val="fr-FR"/>
+        </w:rPr>
+        <w:br/>
+        <w:t xml:space="preserve">    </w:t>
+      </w:r>
+      <w:proofErr w:type="spellStart"/>
+      <w:r>
+        <w:rPr>
+          <w:lang w:val="fr-FR"/>
+        </w:rPr>
+        <w:t>const</w:t>
+      </w:r>
+      <w:proofErr w:type="spellEnd"/>
+      <w:r>
+        <w:rPr>
+          <w:lang w:val="fr-FR"/>
+        </w:rPr>
+        <w:t xml:space="preserve"> </w:t>
+      </w:r>
+      <w:proofErr w:type="spellStart"/>
+      <w:r>
+        <w:rPr>
+          <w:lang w:val="fr-FR"/>
+        </w:rPr>
+        <w:t>renderMatrix</w:t>
+      </w:r>
+      <w:proofErr w:type="spellEnd"/>
+      <w:r>
+        <w:rPr>
+          <w:lang w:val="fr-FR"/>
+        </w:rPr>
+        <w:t xml:space="preserve"> = </w:t>
+      </w:r>
+      <w:proofErr w:type="spellStart"/>
+      <w:proofErr w:type="gramStart"/>
+      <w:r>
+        <w:rPr>
+          <w:lang w:val="fr-FR"/>
+        </w:rPr>
+        <w:t>function</w:t>
+      </w:r>
+      <w:proofErr w:type="spellEnd"/>
+      <w:r>
+        <w:rPr>
+          <w:lang w:val="fr-FR"/>
+        </w:rPr>
+        <w:t>(){</w:t>
+      </w:r>
+      <w:proofErr w:type="gramEnd"/>
+      <w:r>
+        <w:rPr>
+          <w:lang w:val="fr-FR"/>
+        </w:rPr>
+        <w:br/>
+        <w:t xml:space="preserve">        return </w:t>
+      </w:r>
+      <w:proofErr w:type="spellStart"/>
+      <w:r>
+        <w:rPr>
+          <w:lang w:val="fr-FR"/>
+        </w:rPr>
+        <w:t>matrixData.map</w:t>
+      </w:r>
+      <w:proofErr w:type="spellEnd"/>
+      <w:r>
+        <w:rPr>
+          <w:lang w:val="fr-FR"/>
+        </w:rPr>
+        <w:t>(</w:t>
+      </w:r>
+      <w:proofErr w:type="spellStart"/>
+      <w:r>
+        <w:rPr>
+          <w:lang w:val="fr-FR"/>
+        </w:rPr>
+        <w:t>cellData</w:t>
+      </w:r>
+      <w:proofErr w:type="spellEnd"/>
+      <w:r>
+        <w:rPr>
+          <w:lang w:val="fr-FR"/>
+        </w:rPr>
+        <w:t>=</w:t>
+      </w:r>
+      <w:proofErr w:type="gramStart"/>
+      <w:r>
+        <w:rPr>
+          <w:lang w:val="fr-FR"/>
+        </w:rPr>
+        <w:t>&gt;{</w:t>
+      </w:r>
+      <w:proofErr w:type="gramEnd"/>
+      <w:r>
+        <w:rPr>
+          <w:lang w:val="fr-FR"/>
+        </w:rPr>
+        <w:br/>
+        <w:t xml:space="preserve">            return &lt;Cell key</w:t>
+      </w:r>
+      <w:proofErr w:type="gramStart"/>
+      <w:r>
+        <w:rPr>
+          <w:lang w:val="fr-FR"/>
+        </w:rPr>
+        <w:t>={</w:t>
+      </w:r>
+      <w:proofErr w:type="spellStart"/>
+      <w:proofErr w:type="gramEnd"/>
+      <w:r>
+        <w:rPr>
+          <w:lang w:val="fr-FR"/>
+        </w:rPr>
+        <w:t>cellData.index</w:t>
+      </w:r>
+      <w:proofErr w:type="spellEnd"/>
+      <w:r>
+        <w:rPr>
+          <w:lang w:val="fr-FR"/>
+        </w:rPr>
+        <w:t xml:space="preserve">} </w:t>
+      </w:r>
+      <w:proofErr w:type="spellStart"/>
+      <w:r>
+        <w:rPr>
+          <w:lang w:val="fr-FR"/>
+        </w:rPr>
+        <w:t>rowPos</w:t>
+      </w:r>
+      <w:proofErr w:type="spellEnd"/>
+      <w:proofErr w:type="gramStart"/>
+      <w:r>
+        <w:rPr>
+          <w:lang w:val="fr-FR"/>
+        </w:rPr>
+        <w:t>={</w:t>
+      </w:r>
+      <w:proofErr w:type="spellStart"/>
+      <w:proofErr w:type="gramEnd"/>
+      <w:r>
+        <w:rPr>
+          <w:lang w:val="fr-FR"/>
+        </w:rPr>
+        <w:t>cellData.rowPos</w:t>
+      </w:r>
+      <w:proofErr w:type="spellEnd"/>
+      <w:r>
+        <w:rPr>
+          <w:lang w:val="fr-FR"/>
+        </w:rPr>
+        <w:t xml:space="preserve">} </w:t>
+      </w:r>
+      <w:proofErr w:type="spellStart"/>
+      <w:r>
+        <w:rPr>
+          <w:lang w:val="fr-FR"/>
+        </w:rPr>
+        <w:t>colPos</w:t>
+      </w:r>
+      <w:proofErr w:type="spellEnd"/>
+      <w:proofErr w:type="gramStart"/>
+      <w:r>
+        <w:rPr>
+          <w:lang w:val="fr-FR"/>
+        </w:rPr>
+        <w:t>={</w:t>
+      </w:r>
+      <w:proofErr w:type="spellStart"/>
+      <w:r>
+        <w:rPr>
+          <w:lang w:val="fr-FR"/>
+        </w:rPr>
+        <w:t>cellData.colPos</w:t>
+      </w:r>
+      <w:proofErr w:type="spellEnd"/>
+      <w:r>
+        <w:rPr>
+          <w:lang w:val="fr-FR"/>
+        </w:rPr>
+        <w:t>}/</w:t>
+      </w:r>
+      <w:proofErr w:type="gramEnd"/>
+      <w:r>
+        <w:rPr>
+          <w:lang w:val="fr-FR"/>
+        </w:rPr>
+        <w:t>&gt;</w:t>
       </w:r>
       <w:r>
         <w:rPr>
@@ -2699,8 +5387,16 @@
           <w:lang w:val="fr-FR"/>
         </w:rPr>
         <w:br/>
-        <w:t xml:space="preserve">    }</w:t>
-      </w:r>
+        <w:t xml:space="preserve">  </w:t>
+      </w:r>
+      <w:proofErr w:type="gramStart"/>
+      <w:r>
+        <w:rPr>
+          <w:lang w:val="fr-FR"/>
+        </w:rPr>
+        <w:t xml:space="preserve">  }</w:t>
+      </w:r>
+      <w:proofErr w:type="gramEnd"/>
     </w:p>
     <w:p>
       <w:pPr>
@@ -2726,7 +5422,49 @@
         <w:rPr>
           <w:lang w:val="fr-FR"/>
         </w:rPr>
-        <w:t>Dans le return de la fonction App dans App.js, ajoutez la propriété matrixData={genData} pour déclarer l’état genData stocké comme propriété du composant Matrix.</w:t>
+        <w:t xml:space="preserve">Dans le return de la fonction App dans App.js, ajoutez la propriété </w:t>
+      </w:r>
+      <w:proofErr w:type="spellStart"/>
+      <w:r>
+        <w:rPr>
+          <w:lang w:val="fr-FR"/>
+        </w:rPr>
+        <w:t>matrixData</w:t>
+      </w:r>
+      <w:proofErr w:type="spellEnd"/>
+      <w:r>
+        <w:rPr>
+          <w:lang w:val="fr-FR"/>
+        </w:rPr>
+        <w:t>={</w:t>
+      </w:r>
+      <w:proofErr w:type="spellStart"/>
+      <w:r>
+        <w:rPr>
+          <w:lang w:val="fr-FR"/>
+        </w:rPr>
+        <w:t>genData</w:t>
+      </w:r>
+      <w:proofErr w:type="spellEnd"/>
+      <w:r>
+        <w:rPr>
+          <w:lang w:val="fr-FR"/>
+        </w:rPr>
+        <w:t xml:space="preserve">} pour déclarer l’état </w:t>
+      </w:r>
+      <w:proofErr w:type="spellStart"/>
+      <w:r>
+        <w:rPr>
+          <w:lang w:val="fr-FR"/>
+        </w:rPr>
+        <w:t>genData</w:t>
+      </w:r>
+      <w:proofErr w:type="spellEnd"/>
+      <w:r>
+        <w:rPr>
+          <w:lang w:val="fr-FR"/>
+        </w:rPr>
+        <w:t xml:space="preserve"> stocké comme propriété du composant Matrix.</w:t>
       </w:r>
     </w:p>
     <w:p>
@@ -2754,14 +5492,70 @@
         <w:rPr>
           <w:lang w:val="fr-FR"/>
         </w:rPr>
-        <w:t>&lt;div id="view-container"&gt;</w:t>
-      </w:r>
-      <w:r>
-        <w:rPr>
-          <w:lang w:val="fr-FR"/>
-        </w:rPr>
-        <w:br/>
-        <w:t xml:space="preserve">    &lt;Matrix matrixData={genData}/&gt;</w:t>
+        <w:t>&lt;</w:t>
+      </w:r>
+      <w:proofErr w:type="gramStart"/>
+      <w:r>
+        <w:rPr>
+          <w:lang w:val="fr-FR"/>
+        </w:rPr>
+        <w:t>div</w:t>
+      </w:r>
+      <w:proofErr w:type="gramEnd"/>
+      <w:r>
+        <w:rPr>
+          <w:lang w:val="fr-FR"/>
+        </w:rPr>
+        <w:t xml:space="preserve"> id="</w:t>
+      </w:r>
+      <w:proofErr w:type="spellStart"/>
+      <w:r>
+        <w:rPr>
+          <w:lang w:val="fr-FR"/>
+        </w:rPr>
+        <w:t>view</w:t>
+      </w:r>
+      <w:proofErr w:type="spellEnd"/>
+      <w:r>
+        <w:rPr>
+          <w:lang w:val="fr-FR"/>
+        </w:rPr>
+        <w:t>-container"&gt;</w:t>
+      </w:r>
+      <w:r>
+        <w:rPr>
+          <w:lang w:val="fr-FR"/>
+        </w:rPr>
+        <w:br/>
+        <w:t xml:space="preserve">    &lt;Matrix </w:t>
+      </w:r>
+      <w:proofErr w:type="spellStart"/>
+      <w:r>
+        <w:rPr>
+          <w:lang w:val="fr-FR"/>
+        </w:rPr>
+        <w:t>matrixData</w:t>
+      </w:r>
+      <w:proofErr w:type="spellEnd"/>
+      <w:r>
+        <w:rPr>
+          <w:lang w:val="fr-FR"/>
+        </w:rPr>
+        <w:t>={</w:t>
+      </w:r>
+      <w:proofErr w:type="spellStart"/>
+      <w:r>
+        <w:rPr>
+          <w:lang w:val="fr-FR"/>
+        </w:rPr>
+        <w:t>genData</w:t>
+      </w:r>
+      <w:proofErr w:type="spellEnd"/>
+      <w:r>
+        <w:rPr>
+          <w:lang w:val="fr-FR"/>
+        </w:rPr>
+        <w:t>}/&gt;</w:t>
       </w:r>
       <w:r>
         <w:rPr>
@@ -2788,29 +5582,71 @@
     </w:p>
     <w:p>
       <w:pPr>
-        <w:pStyle w:val="Titre2"/>
-        <w:rPr>
-          <w:lang w:val="fr-FR"/>
-        </w:rPr>
-      </w:pPr>
-      <w:r>
-        <w:rPr>
-          <w:lang w:val="fr-FR"/>
-        </w:rPr>
-        <w:t>Contrôler la génération des données (nbRows x nbColumns) dans le panneau de contrôle</w:t>
-      </w:r>
-    </w:p>
-    <w:p>
-      <w:pPr>
-        <w:rPr>
-          <w:lang w:val="fr-FR"/>
-        </w:rPr>
-      </w:pPr>
-      <w:r>
-        <w:rPr>
-          <w:lang w:val="fr-FR"/>
-        </w:rPr>
-        <w:t xml:space="preserve">Consultez le composant ControlBar qui </w:t>
+        <w:pStyle w:val="Heading2"/>
+        <w:rPr>
+          <w:lang w:val="fr-FR"/>
+        </w:rPr>
+      </w:pPr>
+      <w:r>
+        <w:rPr>
+          <w:lang w:val="fr-FR"/>
+        </w:rPr>
+        <w:t>Contrôler la génération des données (</w:t>
+      </w:r>
+      <w:proofErr w:type="spellStart"/>
+      <w:r>
+        <w:rPr>
+          <w:lang w:val="fr-FR"/>
+        </w:rPr>
+        <w:t>nbRows</w:t>
+      </w:r>
+      <w:proofErr w:type="spellEnd"/>
+      <w:r>
+        <w:rPr>
+          <w:lang w:val="fr-FR"/>
+        </w:rPr>
+        <w:t xml:space="preserve"> x </w:t>
+      </w:r>
+      <w:proofErr w:type="spellStart"/>
+      <w:r>
+        <w:rPr>
+          <w:lang w:val="fr-FR"/>
+        </w:rPr>
+        <w:t>nbColumns</w:t>
+      </w:r>
+      <w:proofErr w:type="spellEnd"/>
+      <w:r>
+        <w:rPr>
+          <w:lang w:val="fr-FR"/>
+        </w:rPr>
+        <w:t>) dans le panneau de contrôle</w:t>
+      </w:r>
+    </w:p>
+    <w:p>
+      <w:pPr>
+        <w:rPr>
+          <w:lang w:val="fr-FR"/>
+        </w:rPr>
+      </w:pPr>
+      <w:r>
+        <w:rPr>
+          <w:lang w:val="fr-FR"/>
+        </w:rPr>
+        <w:t xml:space="preserve">Consultez le composant </w:t>
+      </w:r>
+      <w:proofErr w:type="spellStart"/>
+      <w:r>
+        <w:rPr>
+          <w:lang w:val="fr-FR"/>
+        </w:rPr>
+        <w:t>ControlBar</w:t>
+      </w:r>
+      <w:proofErr w:type="spellEnd"/>
+      <w:r>
+        <w:rPr>
+          <w:lang w:val="fr-FR"/>
+        </w:rPr>
+        <w:t xml:space="preserve"> qui </w:t>
       </w:r>
       <w:r>
         <w:rPr>
@@ -2828,61 +5664,305 @@
     <w:p>
       <w:pPr>
         <w:pStyle w:val="Code"/>
-      </w:pPr>
-      <w:r>
-        <w:t>&lt;form</w:t>
-      </w:r>
-      <w:r>
+        <w:rPr>
+          <w:lang w:val="fr-FR"/>
+        </w:rPr>
+      </w:pPr>
+      <w:r>
+        <w:rPr>
+          <w:lang w:val="fr-FR"/>
+        </w:rPr>
+        <w:t>&lt;</w:t>
+      </w:r>
+      <w:proofErr w:type="spellStart"/>
+      <w:proofErr w:type="gramStart"/>
+      <w:r>
+        <w:rPr>
+          <w:lang w:val="fr-FR"/>
+        </w:rPr>
+        <w:t>form</w:t>
+      </w:r>
+      <w:proofErr w:type="spellEnd"/>
+      <w:proofErr w:type="gramEnd"/>
+      <w:r>
+        <w:rPr>
+          <w:lang w:val="fr-FR"/>
+        </w:rPr>
         <w:t xml:space="preserve"> </w:t>
       </w:r>
-      <w:r>
-        <w:t>onSubmit={handleOnSubmit}</w:t>
-      </w:r>
-      <w:r>
+      <w:proofErr w:type="spellStart"/>
+      <w:r>
+        <w:rPr>
+          <w:lang w:val="fr-FR"/>
+        </w:rPr>
+        <w:t>onSubmit</w:t>
+      </w:r>
+      <w:proofErr w:type="spellEnd"/>
+      <w:r>
+        <w:rPr>
+          <w:lang w:val="fr-FR"/>
+        </w:rPr>
+        <w:t>={</w:t>
+      </w:r>
+      <w:proofErr w:type="spellStart"/>
+      <w:r>
+        <w:rPr>
+          <w:lang w:val="fr-FR"/>
+        </w:rPr>
+        <w:t>handleOnSubmit</w:t>
+      </w:r>
+      <w:proofErr w:type="spellEnd"/>
+      <w:r>
+        <w:rPr>
+          <w:lang w:val="fr-FR"/>
+        </w:rPr>
+        <w:t>}&gt;</w:t>
+      </w:r>
+      <w:r>
+        <w:rPr>
+          <w:lang w:val="fr-FR"/>
+        </w:rPr>
+        <w:br/>
+        <w:t xml:space="preserve">    &lt;label&gt;</w:t>
+      </w:r>
+      <w:r>
+        <w:rPr>
+          <w:lang w:val="fr-FR"/>
+        </w:rPr>
+        <w:br/>
+        <w:t xml:space="preserve">        Nb </w:t>
+      </w:r>
+      <w:proofErr w:type="spellStart"/>
+      <w:r>
+        <w:rPr>
+          <w:lang w:val="fr-FR"/>
+        </w:rPr>
+        <w:t>rows</w:t>
+      </w:r>
+      <w:proofErr w:type="spellEnd"/>
+      <w:r>
+        <w:rPr>
+          <w:lang w:val="fr-FR"/>
+        </w:rPr>
+        <w:br/>
+        <w:t xml:space="preserve">        &lt;input </w:t>
+      </w:r>
+      <w:proofErr w:type="spellStart"/>
+      <w:r>
+        <w:rPr>
+          <w:lang w:val="fr-FR"/>
+        </w:rPr>
+        <w:t>name</w:t>
+      </w:r>
+      <w:proofErr w:type="spellEnd"/>
+      <w:r>
+        <w:rPr>
+          <w:lang w:val="fr-FR"/>
+        </w:rPr>
+        <w:t>="</w:t>
+      </w:r>
+      <w:proofErr w:type="spellStart"/>
+      <w:r>
+        <w:rPr>
+          <w:lang w:val="fr-FR"/>
+        </w:rPr>
+        <w:t>nbRows</w:t>
+      </w:r>
+      <w:proofErr w:type="spellEnd"/>
+      <w:r>
+        <w:rPr>
+          <w:lang w:val="fr-FR"/>
+        </w:rPr>
+        <w:t xml:space="preserve">" </w:t>
+      </w:r>
+      <w:proofErr w:type="spellStart"/>
+      <w:r>
+        <w:rPr>
+          <w:lang w:val="fr-FR"/>
+        </w:rPr>
+        <w:t>defaultValue</w:t>
+      </w:r>
+      <w:proofErr w:type="spellEnd"/>
+      <w:r>
+        <w:rPr>
+          <w:lang w:val="fr-FR"/>
+        </w:rPr>
+        <w:t xml:space="preserve"> = "4"/&gt;</w:t>
+      </w:r>
+      <w:r>
+        <w:rPr>
+          <w:lang w:val="fr-FR"/>
+        </w:rPr>
+        <w:br/>
+        <w:t xml:space="preserve">    &lt;/label&gt;</w:t>
+      </w:r>
+      <w:r>
+        <w:rPr>
+          <w:lang w:val="fr-FR"/>
+        </w:rPr>
+        <w:br/>
+      </w:r>
+      <w:r>
+        <w:rPr>
+          <w:lang w:val="fr-FR"/>
+        </w:rPr>
+        <w:br/>
+        <w:t xml:space="preserve">    &lt;label&gt;</w:t>
+      </w:r>
+      <w:r>
+        <w:rPr>
+          <w:lang w:val="fr-FR"/>
+        </w:rPr>
+        <w:br/>
+        <w:t xml:space="preserve">        Nb </w:t>
+      </w:r>
+      <w:proofErr w:type="spellStart"/>
+      <w:r>
+        <w:rPr>
+          <w:lang w:val="fr-FR"/>
+        </w:rPr>
+        <w:t>columns</w:t>
+      </w:r>
+      <w:proofErr w:type="spellEnd"/>
+      <w:r>
+        <w:rPr>
+          <w:lang w:val="fr-FR"/>
+        </w:rPr>
+        <w:br/>
+        <w:t xml:space="preserve">        &lt;input </w:t>
+      </w:r>
+      <w:proofErr w:type="spellStart"/>
+      <w:r>
+        <w:rPr>
+          <w:lang w:val="fr-FR"/>
+        </w:rPr>
+        <w:t>name</w:t>
+      </w:r>
+      <w:proofErr w:type="spellEnd"/>
+      <w:r>
+        <w:rPr>
+          <w:lang w:val="fr-FR"/>
+        </w:rPr>
+        <w:t>="</w:t>
+      </w:r>
+      <w:proofErr w:type="spellStart"/>
+      <w:r>
+        <w:rPr>
+          <w:lang w:val="fr-FR"/>
+        </w:rPr>
+        <w:t>nbCols</w:t>
+      </w:r>
+      <w:proofErr w:type="spellEnd"/>
+      <w:r>
+        <w:rPr>
+          <w:lang w:val="fr-FR"/>
+        </w:rPr>
+        <w:t xml:space="preserve">" </w:t>
+      </w:r>
+      <w:proofErr w:type="spellStart"/>
+      <w:r>
+        <w:rPr>
+          <w:lang w:val="fr-FR"/>
+        </w:rPr>
+        <w:t>defaultValue</w:t>
+      </w:r>
+      <w:proofErr w:type="spellEnd"/>
+      <w:r>
+        <w:rPr>
+          <w:lang w:val="fr-FR"/>
+        </w:rPr>
+        <w:t xml:space="preserve"> = "4"/&gt;</w:t>
+      </w:r>
+      <w:r>
+        <w:rPr>
+          <w:lang w:val="fr-FR"/>
+        </w:rPr>
+        <w:br/>
+        <w:t xml:space="preserve">    &lt;/label&gt;</w:t>
+      </w:r>
+      <w:r>
+        <w:rPr>
+          <w:lang w:val="fr-FR"/>
+        </w:rPr>
+        <w:br/>
+        <w:t xml:space="preserve">    &lt;</w:t>
+      </w:r>
+      <w:proofErr w:type="spellStart"/>
+      <w:r>
+        <w:rPr>
+          <w:lang w:val="fr-FR"/>
+        </w:rPr>
+        <w:t>button</w:t>
+      </w:r>
+      <w:proofErr w:type="spellEnd"/>
+      <w:r>
+        <w:rPr>
+          <w:lang w:val="fr-FR"/>
+        </w:rPr>
+        <w:t xml:space="preserve"> type="</w:t>
+      </w:r>
+      <w:proofErr w:type="spellStart"/>
+      <w:r>
+        <w:rPr>
+          <w:lang w:val="fr-FR"/>
+        </w:rPr>
+        <w:t>submit</w:t>
+      </w:r>
+      <w:proofErr w:type="spellEnd"/>
+      <w:r>
+        <w:rPr>
+          <w:lang w:val="fr-FR"/>
+        </w:rPr>
+        <w:t>"&gt;</w:t>
+      </w:r>
+      <w:proofErr w:type="spellStart"/>
+      <w:r>
+        <w:rPr>
+          <w:lang w:val="fr-FR"/>
+        </w:rPr>
+        <w:t>Generate</w:t>
+      </w:r>
+      <w:proofErr w:type="spellEnd"/>
+      <w:r>
+        <w:rPr>
+          <w:lang w:val="fr-FR"/>
+        </w:rPr>
+        <w:t>&lt;/</w:t>
+      </w:r>
+      <w:proofErr w:type="spellStart"/>
+      <w:r>
+        <w:rPr>
+          <w:lang w:val="fr-FR"/>
+        </w:rPr>
+        <w:t>button</w:t>
+      </w:r>
+      <w:proofErr w:type="spellEnd"/>
+      <w:r>
+        <w:rPr>
+          <w:lang w:val="fr-FR"/>
+        </w:rPr>
         <w:t>&gt;</w:t>
       </w:r>
       <w:r>
-        <w:br/>
-        <w:t xml:space="preserve">    &lt;label&gt;</w:t>
-      </w:r>
-      <w:r>
-        <w:br/>
-        <w:t xml:space="preserve">        Nb rows</w:t>
-      </w:r>
-      <w:r>
-        <w:br/>
-        <w:t xml:space="preserve">        &lt;input name="nbRows" defaultValue = "4"/&gt;</w:t>
-      </w:r>
-      <w:r>
-        <w:br/>
-        <w:t xml:space="preserve">    &lt;/label&gt;</w:t>
-      </w:r>
-      <w:r>
-        <w:br/>
-      </w:r>
-      <w:r>
-        <w:br/>
-        <w:t xml:space="preserve">    &lt;label&gt;</w:t>
-      </w:r>
-      <w:r>
-        <w:br/>
-        <w:t xml:space="preserve">        Nb columns</w:t>
-      </w:r>
-      <w:r>
-        <w:br/>
-        <w:t xml:space="preserve">        &lt;input name="nbCols" defaultValue = "4"/&gt;</w:t>
-      </w:r>
-      <w:r>
-        <w:br/>
-        <w:t xml:space="preserve">    &lt;/label&gt;</w:t>
-      </w:r>
-      <w:r>
-        <w:br/>
-        <w:t xml:space="preserve">    &lt;button type="submit"&gt;Generate&lt;/button&gt;</w:t>
-      </w:r>
-      <w:r>
-        <w:br/>
-        <w:t>&lt;/form&gt;</w:t>
+        <w:rPr>
+          <w:lang w:val="fr-FR"/>
+        </w:rPr>
+        <w:br/>
+        <w:t>&lt;/</w:t>
+      </w:r>
+      <w:proofErr w:type="spellStart"/>
+      <w:r>
+        <w:rPr>
+          <w:lang w:val="fr-FR"/>
+        </w:rPr>
+        <w:t>form</w:t>
+      </w:r>
+      <w:proofErr w:type="spellEnd"/>
+      <w:r>
+        <w:rPr>
+          <w:lang w:val="fr-FR"/>
+        </w:rPr>
+        <w:t>&gt;</w:t>
       </w:r>
     </w:p>
     <w:p>
@@ -2908,7 +5988,7 @@
     </w:p>
     <w:p>
       <w:pPr>
-        <w:pStyle w:val="Titre2"/>
+        <w:pStyle w:val="Heading2"/>
         <w:rPr>
           <w:lang w:val="fr-FR"/>
         </w:rPr>
@@ -2930,7 +6010,35 @@
         <w:rPr>
           <w:lang w:val="fr-FR"/>
         </w:rPr>
-        <w:t xml:space="preserve">Le composant App est responsable de générer les données et de les envoyer au composant Matrix (un composant enfant) via une propriété. On souhaite maintenant communiquer les données de configuration du composant ControlBar à son parent (App.js) pour générer de nouvelles données de matrice. Pour cela, on transmet une fonction dans la propriété ControlBar qui prendra les nouvelles données de configuration en paramètre et générera </w:t>
+        <w:t xml:space="preserve">Le composant App est responsable de générer les données et de les envoyer au composant Matrix (un composant enfant) via une propriété. On souhaite maintenant communiquer les données de configuration du composant </w:t>
+      </w:r>
+      <w:proofErr w:type="spellStart"/>
+      <w:r>
+        <w:rPr>
+          <w:lang w:val="fr-FR"/>
+        </w:rPr>
+        <w:t>ControlBar</w:t>
+      </w:r>
+      <w:proofErr w:type="spellEnd"/>
+      <w:r>
+        <w:rPr>
+          <w:lang w:val="fr-FR"/>
+        </w:rPr>
+        <w:t xml:space="preserve"> à son parent (App.js) pour générer de nouvelles données de matrice. Pour cela, on transmet une fonction dans la propriété </w:t>
+      </w:r>
+      <w:proofErr w:type="spellStart"/>
+      <w:r>
+        <w:rPr>
+          <w:lang w:val="fr-FR"/>
+        </w:rPr>
+        <w:t>ControlBar</w:t>
+      </w:r>
+      <w:proofErr w:type="spellEnd"/>
+      <w:r>
+        <w:rPr>
+          <w:lang w:val="fr-FR"/>
+        </w:rPr>
+        <w:t xml:space="preserve"> qui prendra les nouvelles données de configuration en paramètre et générera </w:t>
       </w:r>
       <w:r>
         <w:rPr>
@@ -2971,7 +6079,63 @@
           <w:lang w:val="fr-FR"/>
         </w:rPr>
         <w:br/>
-        <w:t>Ajoutez un nouvel état dans App pour stocker {nbRows:4, nbCols:4} dans un objet nommé genConfig avec une méthode setter nommée setGenConfig.</w:t>
+        <w:t>Ajoutez un nouvel état dans App pour stocker {</w:t>
+      </w:r>
+      <w:proofErr w:type="gramStart"/>
+      <w:r>
+        <w:rPr>
+          <w:lang w:val="fr-FR"/>
+        </w:rPr>
+        <w:t>nbRows:</w:t>
+      </w:r>
+      <w:proofErr w:type="gramEnd"/>
+      <w:r>
+        <w:rPr>
+          <w:lang w:val="fr-FR"/>
+        </w:rPr>
+        <w:t xml:space="preserve">4, </w:t>
+      </w:r>
+      <w:proofErr w:type="gramStart"/>
+      <w:r>
+        <w:rPr>
+          <w:lang w:val="fr-FR"/>
+        </w:rPr>
+        <w:t>nbCols:</w:t>
+      </w:r>
+      <w:proofErr w:type="gramEnd"/>
+      <w:r>
+        <w:rPr>
+          <w:lang w:val="fr-FR"/>
+        </w:rPr>
+        <w:t xml:space="preserve">4} dans un objet nommé </w:t>
+      </w:r>
+      <w:proofErr w:type="spellStart"/>
+      <w:r>
+        <w:rPr>
+          <w:lang w:val="fr-FR"/>
+        </w:rPr>
+        <w:t>genConfig</w:t>
+      </w:r>
+      <w:proofErr w:type="spellEnd"/>
+      <w:r>
+        <w:rPr>
+          <w:lang w:val="fr-FR"/>
+        </w:rPr>
+        <w:t xml:space="preserve"> avec une méthode setter nommée </w:t>
+      </w:r>
+      <w:proofErr w:type="spellStart"/>
+      <w:r>
+        <w:rPr>
+          <w:lang w:val="fr-FR"/>
+        </w:rPr>
+        <w:t>setGenConfig</w:t>
+      </w:r>
+      <w:proofErr w:type="spellEnd"/>
+      <w:r>
+        <w:rPr>
+          <w:lang w:val="fr-FR"/>
+        </w:rPr>
+        <w:t>.</w:t>
       </w:r>
       <w:r>
         <w:rPr>
@@ -2989,7 +6153,21 @@
         <w:rPr>
           <w:lang w:val="fr-FR"/>
         </w:rPr>
-        <w:t>réez une fonction updateGenConfigAndGenerate pour mettre à jour le store qui sera utilisé par ControlBar pour mettre à jour le nouvel état créé.</w:t>
+        <w:t xml:space="preserve">réez une fonction </w:t>
+      </w:r>
+      <w:proofErr w:type="spellStart"/>
+      <w:r>
+        <w:rPr>
+          <w:lang w:val="fr-FR"/>
+        </w:rPr>
+        <w:t>updateGenConfigAndGenerate</w:t>
+      </w:r>
+      <w:proofErr w:type="spellEnd"/>
+      <w:r>
+        <w:rPr>
+          <w:lang w:val="fr-FR"/>
+        </w:rPr>
+        <w:t xml:space="preserve"> pour mettre à jour le nouvel état créé.</w:t>
       </w:r>
     </w:p>
     <w:p>
@@ -2997,7 +6175,15 @@
         <w:pStyle w:val="Code"/>
       </w:pPr>
       <w:r>
-        <w:t>function App() {</w:t>
+        <w:t xml:space="preserve">function </w:t>
+      </w:r>
+      <w:proofErr w:type="gramStart"/>
+      <w:r>
+        <w:t>App(</w:t>
+      </w:r>
+      <w:proofErr w:type="gramEnd"/>
+      <w:r>
+        <w:t>) {</w:t>
       </w:r>
     </w:p>
     <w:p>
@@ -3008,8 +6194,47 @@
         <w:t xml:space="preserve">  </w:t>
       </w:r>
       <w:r>
-        <w:t>  const [genConfig,setGenConfig] = useState({nbRows:4,nbCols:4});</w:t>
-      </w:r>
+        <w:t xml:space="preserve">  </w:t>
+      </w:r>
+      <w:proofErr w:type="spellStart"/>
+      <w:r>
+        <w:t>const</w:t>
+      </w:r>
+      <w:proofErr w:type="spellEnd"/>
+      <w:r>
+        <w:t xml:space="preserve"> [</w:t>
+      </w:r>
+      <w:proofErr w:type="spellStart"/>
+      <w:proofErr w:type="gramStart"/>
+      <w:r>
+        <w:t>genConfig,setGenConfig</w:t>
+      </w:r>
+      <w:proofErr w:type="spellEnd"/>
+      <w:proofErr w:type="gramEnd"/>
+      <w:r>
+        <w:t xml:space="preserve">] = </w:t>
+      </w:r>
+      <w:proofErr w:type="spellStart"/>
+      <w:r>
+        <w:t>useState</w:t>
+      </w:r>
+      <w:proofErr w:type="spellEnd"/>
+      <w:r>
+        <w:t>({nbRows:</w:t>
+      </w:r>
+      <w:proofErr w:type="gramStart"/>
+      <w:r>
+        <w:t>4,nbCols</w:t>
+      </w:r>
+      <w:proofErr w:type="gramEnd"/>
+      <w:r>
+        <w:t>:4}</w:t>
+      </w:r>
+      <w:proofErr w:type="gramStart"/>
+      <w:r>
+        <w:t>);</w:t>
+      </w:r>
+      <w:proofErr w:type="gramEnd"/>
     </w:p>
     <w:p>
       <w:pPr>
@@ -3021,9 +6246,40 @@
       <w:r>
         <w:t xml:space="preserve">  </w:t>
       </w:r>
-      <w:r>
-        <w:t>const initGenData = genGridData(genConfig.nbRows,genConfig.nbCols);</w:t>
-      </w:r>
+      <w:proofErr w:type="spellStart"/>
+      <w:r>
+        <w:t>const</w:t>
+      </w:r>
+      <w:proofErr w:type="spellEnd"/>
+      <w:r>
+        <w:t xml:space="preserve"> </w:t>
+      </w:r>
+      <w:proofErr w:type="spellStart"/>
+      <w:r>
+        <w:t>initGenData</w:t>
+      </w:r>
+      <w:proofErr w:type="spellEnd"/>
+      <w:r>
+        <w:t xml:space="preserve"> = </w:t>
+      </w:r>
+      <w:proofErr w:type="spellStart"/>
+      <w:proofErr w:type="gramStart"/>
+      <w:r>
+        <w:t>genGridData</w:t>
+      </w:r>
+      <w:proofErr w:type="spellEnd"/>
+      <w:r>
+        <w:t>(</w:t>
+      </w:r>
+      <w:proofErr w:type="spellStart"/>
+      <w:r>
+        <w:t>genConfig.nbRows,genConfig.nbCols</w:t>
+      </w:r>
+      <w:proofErr w:type="spellEnd"/>
+      <w:r>
+        <w:t>);</w:t>
+      </w:r>
+      <w:proofErr w:type="gramEnd"/>
     </w:p>
     <w:p>
       <w:pPr>
@@ -3035,9 +6291,42 @@
       <w:r>
         <w:t xml:space="preserve">  </w:t>
       </w:r>
-      <w:r>
-        <w:t>const [genData,setGenData] = useState(initGenData);</w:t>
-      </w:r>
+      <w:proofErr w:type="spellStart"/>
+      <w:r>
+        <w:t>const</w:t>
+      </w:r>
+      <w:proofErr w:type="spellEnd"/>
+      <w:r>
+        <w:t xml:space="preserve"> [</w:t>
+      </w:r>
+      <w:proofErr w:type="spellStart"/>
+      <w:proofErr w:type="gramStart"/>
+      <w:r>
+        <w:t>genData,setGenData</w:t>
+      </w:r>
+      <w:proofErr w:type="spellEnd"/>
+      <w:proofErr w:type="gramEnd"/>
+      <w:r>
+        <w:t xml:space="preserve">] = </w:t>
+      </w:r>
+      <w:proofErr w:type="spellStart"/>
+      <w:r>
+        <w:t>useState</w:t>
+      </w:r>
+      <w:proofErr w:type="spellEnd"/>
+      <w:r>
+        <w:t>(</w:t>
+      </w:r>
+      <w:proofErr w:type="spellStart"/>
+      <w:r>
+        <w:t>initGenData</w:t>
+      </w:r>
+      <w:proofErr w:type="spellEnd"/>
+      <w:proofErr w:type="gramStart"/>
+      <w:r>
+        <w:t>);</w:t>
+      </w:r>
+      <w:proofErr w:type="gramEnd"/>
     </w:p>
     <w:p>
       <w:pPr>
@@ -3049,23 +6338,93 @@
         <w:pStyle w:val="Code"/>
       </w:pPr>
       <w:r>
-        <w:t xml:space="preserve">    const updateGenConfigAndGenerate = function(newGenConfig){</w:t>
-      </w:r>
+        <w:t xml:space="preserve">    </w:t>
+      </w:r>
+      <w:proofErr w:type="spellStart"/>
+      <w:r>
+        <w:t>const</w:t>
+      </w:r>
+      <w:proofErr w:type="spellEnd"/>
+      <w:r>
+        <w:t xml:space="preserve"> </w:t>
+      </w:r>
+      <w:proofErr w:type="spellStart"/>
+      <w:r>
+        <w:t>updateGenConfigAndGenerate</w:t>
+      </w:r>
+      <w:proofErr w:type="spellEnd"/>
+      <w:r>
+        <w:t xml:space="preserve"> = function(</w:t>
+      </w:r>
+      <w:proofErr w:type="spellStart"/>
+      <w:r>
+        <w:t>newGenConfig</w:t>
+      </w:r>
+      <w:proofErr w:type="spellEnd"/>
+      <w:proofErr w:type="gramStart"/>
+      <w:r>
+        <w:t>){</w:t>
+      </w:r>
+      <w:proofErr w:type="gramEnd"/>
     </w:p>
     <w:p>
       <w:pPr>
         <w:pStyle w:val="Code"/>
       </w:pPr>
       <w:r>
-        <w:t xml:space="preserve">        setGenConfig(newGenConfig);</w:t>
-      </w:r>
+        <w:t xml:space="preserve">        </w:t>
+      </w:r>
+      <w:proofErr w:type="spellStart"/>
+      <w:r>
+        <w:t>setGenConfig</w:t>
+      </w:r>
+      <w:proofErr w:type="spellEnd"/>
+      <w:r>
+        <w:t>(</w:t>
+      </w:r>
+      <w:proofErr w:type="spellStart"/>
+      <w:r>
+        <w:t>newGenConfig</w:t>
+      </w:r>
+      <w:proofErr w:type="spellEnd"/>
+      <w:proofErr w:type="gramStart"/>
+      <w:r>
+        <w:t>);</w:t>
+      </w:r>
+      <w:proofErr w:type="gramEnd"/>
     </w:p>
     <w:p>
       <w:pPr>
         <w:pStyle w:val="Code"/>
       </w:pPr>
       <w:r>
-        <w:t xml:space="preserve">        setGenData(genGridData(newGenConfig.nbRows,newGenConfig.nbCols))</w:t>
+        <w:t xml:space="preserve">        </w:t>
+      </w:r>
+      <w:proofErr w:type="spellStart"/>
+      <w:r>
+        <w:t>setGenData</w:t>
+      </w:r>
+      <w:proofErr w:type="spellEnd"/>
+      <w:r>
+        <w:t>(</w:t>
+      </w:r>
+      <w:proofErr w:type="spellStart"/>
+      <w:proofErr w:type="gramStart"/>
+      <w:r>
+        <w:t>genGridData</w:t>
+      </w:r>
+      <w:proofErr w:type="spellEnd"/>
+      <w:r>
+        <w:t>(</w:t>
+      </w:r>
+      <w:proofErr w:type="spellStart"/>
+      <w:r>
+        <w:t>newGenConfig.nbRows,newGenConfig.nbCols</w:t>
+      </w:r>
+      <w:proofErr w:type="spellEnd"/>
+      <w:proofErr w:type="gramEnd"/>
+      <w:r>
+        <w:t>))</w:t>
       </w:r>
     </w:p>
     <w:p>
@@ -3115,14 +6474,34 @@
         <w:rPr>
           <w:lang w:val="fr-FR"/>
         </w:rPr>
-        <w:t xml:space="preserve">pour recevoir cette fonction dans le </w:t>
-      </w:r>
-      <w:r>
-        <w:rPr>
-          <w:lang w:val="fr-FR"/>
-        </w:rPr>
-        <w:t>composant ControlBar</w:t>
-      </w:r>
+        <w:t xml:space="preserve">pour recevoir </w:t>
+      </w:r>
+      <w:r>
+        <w:rPr>
+          <w:lang w:val="fr-FR"/>
+        </w:rPr>
+        <w:t xml:space="preserve">le state et la </w:t>
+      </w:r>
+      <w:r>
+        <w:rPr>
+          <w:lang w:val="fr-FR"/>
+        </w:rPr>
+        <w:t xml:space="preserve">fonction dans le </w:t>
+      </w:r>
+      <w:r>
+        <w:rPr>
+          <w:lang w:val="fr-FR"/>
+        </w:rPr>
+        <w:t xml:space="preserve">composant </w:t>
+      </w:r>
+      <w:proofErr w:type="spellStart"/>
+      <w:r>
+        <w:rPr>
+          <w:lang w:val="fr-FR"/>
+        </w:rPr>
+        <w:t>ControlBar</w:t>
+      </w:r>
+      <w:proofErr w:type="spellEnd"/>
       <w:r>
         <w:rPr>
           <w:lang w:val="fr-FR"/>
@@ -3138,12 +6517,52 @@
           <w:lang w:val="fr-FR"/>
         </w:rPr>
       </w:pPr>
-      <w:r>
-        <w:rPr>
-          <w:lang w:val="fr-FR"/>
-        </w:rPr>
-        <w:t>function ControlBar({genConfig,onSubmitGenAction}){</w:t>
-      </w:r>
+      <w:proofErr w:type="spellStart"/>
+      <w:proofErr w:type="gramStart"/>
+      <w:r>
+        <w:rPr>
+          <w:lang w:val="fr-FR"/>
+        </w:rPr>
+        <w:t>function</w:t>
+      </w:r>
+      <w:proofErr w:type="spellEnd"/>
+      <w:proofErr w:type="gramEnd"/>
+      <w:r>
+        <w:rPr>
+          <w:lang w:val="fr-FR"/>
+        </w:rPr>
+        <w:t xml:space="preserve"> </w:t>
+      </w:r>
+      <w:proofErr w:type="spellStart"/>
+      <w:r>
+        <w:rPr>
+          <w:lang w:val="fr-FR"/>
+        </w:rPr>
+        <w:t>ControlBar</w:t>
+      </w:r>
+      <w:proofErr w:type="spellEnd"/>
+      <w:r>
+        <w:rPr>
+          <w:lang w:val="fr-FR"/>
+        </w:rPr>
+        <w:t>({</w:t>
+      </w:r>
+      <w:proofErr w:type="spellStart"/>
+      <w:proofErr w:type="gramStart"/>
+      <w:r>
+        <w:rPr>
+          <w:lang w:val="fr-FR"/>
+        </w:rPr>
+        <w:t>genConfig,onSubmitGenAction</w:t>
+      </w:r>
+      <w:proofErr w:type="spellEnd"/>
+      <w:r>
+        <w:rPr>
+          <w:lang w:val="fr-FR"/>
+        </w:rPr>
+        <w:t>}){</w:t>
+      </w:r>
+      <w:proofErr w:type="gramEnd"/>
     </w:p>
     <w:p>
       <w:pPr>
@@ -3158,86 +6577,608 @@
         </w:rPr>
         <w:t xml:space="preserve">Appeler cette fonction dans </w:t>
       </w:r>
-      <w:r>
-        <w:rPr>
-          <w:lang w:val="fr-FR"/>
-        </w:rPr>
-        <w:t>handleOnSubmi</w:t>
-      </w:r>
-      <w:r>
-        <w:rPr>
-          <w:lang w:val="fr-FR"/>
-        </w:rPr>
-        <w:t>t()</w:t>
-      </w:r>
-      <w:r>
-        <w:rPr>
-          <w:lang w:val="fr-FR"/>
-        </w:rPr>
-        <w:t>:</w:t>
-      </w:r>
+      <w:proofErr w:type="spellStart"/>
+      <w:proofErr w:type="gramStart"/>
+      <w:r>
+        <w:rPr>
+          <w:lang w:val="fr-FR"/>
+        </w:rPr>
+        <w:t>handleOnSubmit</w:t>
+      </w:r>
+      <w:proofErr w:type="spellEnd"/>
+      <w:r>
+        <w:rPr>
+          <w:lang w:val="fr-FR"/>
+        </w:rPr>
+        <w:t>():</w:t>
+      </w:r>
+      <w:proofErr w:type="gramEnd"/>
     </w:p>
     <w:p>
       <w:pPr>
         <w:pStyle w:val="Code"/>
-      </w:pPr>
-      <w:r>
-        <w:t>const handleOnSubmit = function(event){</w:t>
-      </w:r>
-      <w:r>
-        <w:br/>
-        <w:t xml:space="preserve">    // Prevent the browser from reloading the page</w:t>
-      </w:r>
-      <w:r>
-        <w:br/>
-        <w:t xml:space="preserve">    event.preventDefault();</w:t>
-      </w:r>
-      <w:r>
-        <w:br/>
-      </w:r>
-      <w:r>
-        <w:br/>
-        <w:t xml:space="preserve">    // // Read the form data</w:t>
-      </w:r>
-      <w:r>
-        <w:br/>
-        <w:t xml:space="preserve">    const form = event.target;</w:t>
-      </w:r>
-      <w:r>
-        <w:br/>
-        <w:t xml:space="preserve">    const formData = new FormData(form);</w:t>
-      </w:r>
-      <w:r>
-        <w:br/>
-        <w:t xml:space="preserve">    const formJSON = </w:t>
-      </w:r>
+        <w:rPr>
+          <w:lang w:val="fr-FR"/>
+        </w:rPr>
+      </w:pPr>
+      <w:proofErr w:type="spellStart"/>
+      <w:r>
+        <w:rPr>
+          <w:lang w:val="fr-FR"/>
+        </w:rPr>
+        <w:t>const</w:t>
+      </w:r>
+      <w:proofErr w:type="spellEnd"/>
+      <w:r>
+        <w:rPr>
+          <w:lang w:val="fr-FR"/>
+        </w:rPr>
+        <w:t xml:space="preserve"> </w:t>
+      </w:r>
+      <w:proofErr w:type="spellStart"/>
+      <w:r>
+        <w:rPr>
+          <w:lang w:val="fr-FR"/>
+        </w:rPr>
+        <w:t>handleOnSubmit</w:t>
+      </w:r>
+      <w:proofErr w:type="spellEnd"/>
+      <w:r>
+        <w:rPr>
+          <w:lang w:val="fr-FR"/>
+        </w:rPr>
+        <w:t xml:space="preserve"> = </w:t>
+      </w:r>
+      <w:proofErr w:type="spellStart"/>
+      <w:r>
+        <w:rPr>
+          <w:lang w:val="fr-FR"/>
+        </w:rPr>
+        <w:t>function</w:t>
+      </w:r>
+      <w:proofErr w:type="spellEnd"/>
+      <w:r>
+        <w:rPr>
+          <w:lang w:val="fr-FR"/>
+        </w:rPr>
+        <w:t>(</w:t>
+      </w:r>
+      <w:proofErr w:type="spellStart"/>
+      <w:r>
+        <w:rPr>
+          <w:lang w:val="fr-FR"/>
+        </w:rPr>
+        <w:t>event</w:t>
+      </w:r>
+      <w:proofErr w:type="spellEnd"/>
+      <w:r>
+        <w:rPr>
+          <w:lang w:val="fr-FR"/>
+        </w:rPr>
+        <w:t>){</w:t>
+      </w:r>
+      <w:r>
+        <w:rPr>
+          <w:lang w:val="fr-FR"/>
+        </w:rPr>
+        <w:br/>
+        <w:t xml:space="preserve">    // </w:t>
+      </w:r>
+      <w:proofErr w:type="spellStart"/>
+      <w:r>
+        <w:rPr>
+          <w:lang w:val="fr-FR"/>
+        </w:rPr>
+        <w:t>Prevent</w:t>
+      </w:r>
+      <w:proofErr w:type="spellEnd"/>
+      <w:r>
+        <w:rPr>
+          <w:lang w:val="fr-FR"/>
+        </w:rPr>
+        <w:t xml:space="preserve"> the browser </w:t>
+      </w:r>
+      <w:proofErr w:type="spellStart"/>
+      <w:r>
+        <w:rPr>
+          <w:lang w:val="fr-FR"/>
+        </w:rPr>
+        <w:t>from</w:t>
+      </w:r>
+      <w:proofErr w:type="spellEnd"/>
+      <w:r>
+        <w:rPr>
+          <w:lang w:val="fr-FR"/>
+        </w:rPr>
+        <w:t xml:space="preserve"> </w:t>
+      </w:r>
+      <w:proofErr w:type="spellStart"/>
+      <w:r>
+        <w:rPr>
+          <w:lang w:val="fr-FR"/>
+        </w:rPr>
+        <w:t>reloading</w:t>
+      </w:r>
+      <w:proofErr w:type="spellEnd"/>
+      <w:r>
+        <w:rPr>
+          <w:lang w:val="fr-FR"/>
+        </w:rPr>
+        <w:t xml:space="preserve"> the page</w:t>
+      </w:r>
+      <w:r>
+        <w:rPr>
+          <w:lang w:val="fr-FR"/>
+        </w:rPr>
+        <w:br/>
+        <w:t xml:space="preserve">    </w:t>
+      </w:r>
+      <w:proofErr w:type="spellStart"/>
+      <w:r>
+        <w:rPr>
+          <w:lang w:val="fr-FR"/>
+        </w:rPr>
+        <w:t>event.preventDefault</w:t>
+      </w:r>
+      <w:proofErr w:type="spellEnd"/>
+      <w:r>
+        <w:rPr>
+          <w:lang w:val="fr-FR"/>
+        </w:rPr>
+        <w:t>();</w:t>
+      </w:r>
+      <w:r>
+        <w:rPr>
+          <w:lang w:val="fr-FR"/>
+        </w:rPr>
+        <w:br/>
+      </w:r>
+      <w:r>
+        <w:rPr>
+          <w:lang w:val="fr-FR"/>
+        </w:rPr>
+        <w:br/>
+        <w:t xml:space="preserve">    // // Read the </w:t>
+      </w:r>
+      <w:proofErr w:type="spellStart"/>
+      <w:r>
+        <w:rPr>
+          <w:lang w:val="fr-FR"/>
+        </w:rPr>
+        <w:t>form</w:t>
+      </w:r>
+      <w:proofErr w:type="spellEnd"/>
+      <w:r>
+        <w:rPr>
+          <w:lang w:val="fr-FR"/>
+        </w:rPr>
+        <w:t xml:space="preserve"> data</w:t>
+      </w:r>
+      <w:r>
+        <w:rPr>
+          <w:lang w:val="fr-FR"/>
+        </w:rPr>
+        <w:br/>
+        <w:t xml:space="preserve">    </w:t>
+      </w:r>
+      <w:proofErr w:type="spellStart"/>
+      <w:r>
+        <w:rPr>
+          <w:lang w:val="fr-FR"/>
+        </w:rPr>
+        <w:t>const</w:t>
+      </w:r>
+      <w:proofErr w:type="spellEnd"/>
+      <w:r>
+        <w:rPr>
+          <w:lang w:val="fr-FR"/>
+        </w:rPr>
+        <w:t xml:space="preserve"> </w:t>
+      </w:r>
+      <w:proofErr w:type="spellStart"/>
+      <w:r>
+        <w:rPr>
+          <w:lang w:val="fr-FR"/>
+        </w:rPr>
+        <w:t>form</w:t>
+      </w:r>
+      <w:proofErr w:type="spellEnd"/>
+      <w:r>
+        <w:rPr>
+          <w:lang w:val="fr-FR"/>
+        </w:rPr>
+        <w:t xml:space="preserve"> = </w:t>
+      </w:r>
+      <w:proofErr w:type="spellStart"/>
+      <w:r>
+        <w:rPr>
+          <w:lang w:val="fr-FR"/>
+        </w:rPr>
+        <w:t>event.target</w:t>
+      </w:r>
+      <w:proofErr w:type="spellEnd"/>
+      <w:r>
+        <w:rPr>
+          <w:lang w:val="fr-FR"/>
+        </w:rPr>
+        <w:t>;</w:t>
+      </w:r>
+      <w:r>
+        <w:rPr>
+          <w:lang w:val="fr-FR"/>
+        </w:rPr>
+        <w:br/>
+        <w:t xml:space="preserve">    </w:t>
+      </w:r>
+      <w:proofErr w:type="spellStart"/>
+      <w:r>
+        <w:rPr>
+          <w:lang w:val="fr-FR"/>
+        </w:rPr>
+        <w:t>const</w:t>
+      </w:r>
+      <w:proofErr w:type="spellEnd"/>
+      <w:r>
+        <w:rPr>
+          <w:lang w:val="fr-FR"/>
+        </w:rPr>
+        <w:t xml:space="preserve"> </w:t>
+      </w:r>
+      <w:proofErr w:type="spellStart"/>
+      <w:r>
+        <w:rPr>
+          <w:lang w:val="fr-FR"/>
+        </w:rPr>
+        <w:t>formData</w:t>
+      </w:r>
+      <w:proofErr w:type="spellEnd"/>
+      <w:r>
+        <w:rPr>
+          <w:lang w:val="fr-FR"/>
+        </w:rPr>
+        <w:t xml:space="preserve"> = new </w:t>
+      </w:r>
+      <w:proofErr w:type="spellStart"/>
+      <w:r>
+        <w:rPr>
+          <w:lang w:val="fr-FR"/>
+        </w:rPr>
+        <w:t>FormData</w:t>
+      </w:r>
+      <w:proofErr w:type="spellEnd"/>
+      <w:r>
+        <w:rPr>
+          <w:lang w:val="fr-FR"/>
+        </w:rPr>
+        <w:t>(</w:t>
+      </w:r>
+      <w:proofErr w:type="spellStart"/>
+      <w:r>
+        <w:rPr>
+          <w:lang w:val="fr-FR"/>
+        </w:rPr>
+        <w:t>form</w:t>
+      </w:r>
+      <w:proofErr w:type="spellEnd"/>
+      <w:r>
+        <w:rPr>
+          <w:lang w:val="fr-FR"/>
+        </w:rPr>
+        <w:t>);</w:t>
+      </w:r>
+      <w:r>
+        <w:rPr>
+          <w:lang w:val="fr-FR"/>
+        </w:rPr>
+        <w:br/>
+        <w:t xml:space="preserve">    </w:t>
+      </w:r>
+      <w:proofErr w:type="spellStart"/>
+      <w:r>
+        <w:rPr>
+          <w:lang w:val="fr-FR"/>
+        </w:rPr>
+        <w:t>const</w:t>
+      </w:r>
+      <w:proofErr w:type="spellEnd"/>
+      <w:r>
+        <w:rPr>
+          <w:lang w:val="fr-FR"/>
+        </w:rPr>
+        <w:t xml:space="preserve"> </w:t>
+      </w:r>
+      <w:proofErr w:type="spellStart"/>
+      <w:r>
+        <w:rPr>
+          <w:lang w:val="fr-FR"/>
+        </w:rPr>
+        <w:t>formJSON</w:t>
+      </w:r>
+      <w:proofErr w:type="spellEnd"/>
+      <w:r>
+        <w:rPr>
+          <w:lang w:val="fr-FR"/>
+        </w:rPr>
+        <w:t xml:space="preserve"> = </w:t>
+      </w:r>
+      <w:proofErr w:type="spellStart"/>
       <w:r>
         <w:rPr>
           <w:i/>
           <w:iCs/>
+          <w:lang w:val="fr-FR"/>
         </w:rPr>
         <w:t>Object</w:t>
       </w:r>
       <w:r>
-        <w:t>.fromEntries(formData.entries());</w:t>
-      </w:r>
-      <w:r>
-        <w:br/>
-        <w:t xml:space="preserve">    formJSON.nbRows = parseInt(formJSON.nbRows);</w:t>
-      </w:r>
-      <w:r>
-        <w:br/>
-        <w:t xml:space="preserve">    formJSON.nbCols = parseInt(formJSON.nbCols);</w:t>
-      </w:r>
-      <w:r>
-        <w:br/>
-        <w:t xml:space="preserve">    alert("Data generation with nbRows="+formJSON.nbRows+" nbCols="+formJSON.nbCols);</w:t>
-      </w:r>
-      <w:r>
-        <w:br/>
-        <w:t xml:space="preserve">    onSubmitGenAction(formJSON);</w:t>
-      </w:r>
-      <w:r>
+        <w:rPr>
+          <w:lang w:val="fr-FR"/>
+        </w:rPr>
+        <w:t>.fromEntries</w:t>
+      </w:r>
+      <w:proofErr w:type="spellEnd"/>
+      <w:r>
+        <w:rPr>
+          <w:lang w:val="fr-FR"/>
+        </w:rPr>
+        <w:t>(</w:t>
+      </w:r>
+      <w:proofErr w:type="spellStart"/>
+      <w:r>
+        <w:rPr>
+          <w:lang w:val="fr-FR"/>
+        </w:rPr>
+        <w:t>formData.entries</w:t>
+      </w:r>
+      <w:proofErr w:type="spellEnd"/>
+      <w:r>
+        <w:rPr>
+          <w:lang w:val="fr-FR"/>
+        </w:rPr>
+        <w:t>());</w:t>
+      </w:r>
+      <w:r>
+        <w:rPr>
+          <w:lang w:val="fr-FR"/>
+        </w:rPr>
+        <w:br/>
+        <w:t xml:space="preserve">    </w:t>
+      </w:r>
+      <w:proofErr w:type="spellStart"/>
+      <w:r>
+        <w:rPr>
+          <w:lang w:val="fr-FR"/>
+        </w:rPr>
+        <w:t>formJSON.nbRows</w:t>
+      </w:r>
+      <w:proofErr w:type="spellEnd"/>
+      <w:r>
+        <w:rPr>
+          <w:lang w:val="fr-FR"/>
+        </w:rPr>
+        <w:t xml:space="preserve"> = </w:t>
+      </w:r>
+      <w:proofErr w:type="spellStart"/>
+      <w:r>
+        <w:rPr>
+          <w:lang w:val="fr-FR"/>
+        </w:rPr>
+        <w:t>parseInt</w:t>
+      </w:r>
+      <w:proofErr w:type="spellEnd"/>
+      <w:r>
+        <w:rPr>
+          <w:lang w:val="fr-FR"/>
+        </w:rPr>
+        <w:t>(</w:t>
+      </w:r>
+      <w:proofErr w:type="spellStart"/>
+      <w:r>
+        <w:rPr>
+          <w:lang w:val="fr-FR"/>
+        </w:rPr>
+        <w:t>formJSON.nbRows</w:t>
+      </w:r>
+      <w:proofErr w:type="spellEnd"/>
+      <w:r>
+        <w:rPr>
+          <w:lang w:val="fr-FR"/>
+        </w:rPr>
+        <w:t>);</w:t>
+      </w:r>
+      <w:r>
+        <w:rPr>
+          <w:lang w:val="fr-FR"/>
+        </w:rPr>
+        <w:br/>
+        <w:t xml:space="preserve">    </w:t>
+      </w:r>
+      <w:proofErr w:type="spellStart"/>
+      <w:r>
+        <w:rPr>
+          <w:lang w:val="fr-FR"/>
+        </w:rPr>
+        <w:t>formJSON.nbCols</w:t>
+      </w:r>
+      <w:proofErr w:type="spellEnd"/>
+      <w:r>
+        <w:rPr>
+          <w:lang w:val="fr-FR"/>
+        </w:rPr>
+        <w:t xml:space="preserve"> = </w:t>
+      </w:r>
+      <w:proofErr w:type="spellStart"/>
+      <w:r>
+        <w:rPr>
+          <w:lang w:val="fr-FR"/>
+        </w:rPr>
+        <w:t>parseInt</w:t>
+      </w:r>
+      <w:proofErr w:type="spellEnd"/>
+      <w:r>
+        <w:rPr>
+          <w:lang w:val="fr-FR"/>
+        </w:rPr>
+        <w:t>(</w:t>
+      </w:r>
+      <w:proofErr w:type="spellStart"/>
+      <w:r>
+        <w:rPr>
+          <w:lang w:val="fr-FR"/>
+        </w:rPr>
+        <w:t>formJSON.nbCols</w:t>
+      </w:r>
+      <w:proofErr w:type="spellEnd"/>
+      <w:r>
+        <w:rPr>
+          <w:lang w:val="fr-FR"/>
+        </w:rPr>
+        <w:t>);</w:t>
+      </w:r>
+      <w:r>
+        <w:rPr>
+          <w:lang w:val="fr-FR"/>
+        </w:rPr>
+        <w:br/>
+        <w:t xml:space="preserve">    </w:t>
+      </w:r>
+      <w:proofErr w:type="spellStart"/>
+      <w:r>
+        <w:rPr>
+          <w:lang w:val="fr-FR"/>
+        </w:rPr>
+        <w:t>alert</w:t>
+      </w:r>
+      <w:proofErr w:type="spellEnd"/>
+      <w:r>
+        <w:rPr>
+          <w:lang w:val="fr-FR"/>
+        </w:rPr>
+        <w:t xml:space="preserve">("Data </w:t>
+      </w:r>
+      <w:proofErr w:type="spellStart"/>
+      <w:r>
+        <w:rPr>
+          <w:lang w:val="fr-FR"/>
+        </w:rPr>
+        <w:t>generation</w:t>
+      </w:r>
+      <w:proofErr w:type="spellEnd"/>
+      <w:r>
+        <w:rPr>
+          <w:lang w:val="fr-FR"/>
+        </w:rPr>
+        <w:t xml:space="preserve"> </w:t>
+      </w:r>
+      <w:proofErr w:type="spellStart"/>
+      <w:r>
+        <w:rPr>
+          <w:lang w:val="fr-FR"/>
+        </w:rPr>
+        <w:t>with</w:t>
+      </w:r>
+      <w:proofErr w:type="spellEnd"/>
+      <w:r>
+        <w:rPr>
+          <w:lang w:val="fr-FR"/>
+        </w:rPr>
+        <w:t xml:space="preserve"> </w:t>
+      </w:r>
+      <w:proofErr w:type="spellStart"/>
+      <w:r>
+        <w:rPr>
+          <w:lang w:val="fr-FR"/>
+        </w:rPr>
+        <w:t>nbRows</w:t>
+      </w:r>
+      <w:proofErr w:type="spellEnd"/>
+      <w:r>
+        <w:rPr>
+          <w:lang w:val="fr-FR"/>
+        </w:rPr>
+        <w:t>="+</w:t>
+      </w:r>
+      <w:proofErr w:type="spellStart"/>
+      <w:r>
+        <w:rPr>
+          <w:lang w:val="fr-FR"/>
+        </w:rPr>
+        <w:t>formJSON.nbRows</w:t>
+      </w:r>
+      <w:proofErr w:type="spellEnd"/>
+      <w:r>
+        <w:rPr>
+          <w:lang w:val="fr-FR"/>
+        </w:rPr>
+        <w:t xml:space="preserve">+" </w:t>
+      </w:r>
+      <w:proofErr w:type="spellStart"/>
+      <w:r>
+        <w:rPr>
+          <w:lang w:val="fr-FR"/>
+        </w:rPr>
+        <w:t>nbCols</w:t>
+      </w:r>
+      <w:proofErr w:type="spellEnd"/>
+      <w:r>
+        <w:rPr>
+          <w:lang w:val="fr-FR"/>
+        </w:rPr>
+        <w:t>="+</w:t>
+      </w:r>
+      <w:proofErr w:type="spellStart"/>
+      <w:r>
+        <w:rPr>
+          <w:lang w:val="fr-FR"/>
+        </w:rPr>
+        <w:t>formJSON.nbCols</w:t>
+      </w:r>
+      <w:proofErr w:type="spellEnd"/>
+      <w:r>
+        <w:rPr>
+          <w:lang w:val="fr-FR"/>
+        </w:rPr>
+        <w:t>);</w:t>
+      </w:r>
+      <w:r>
+        <w:rPr>
+          <w:lang w:val="fr-FR"/>
+        </w:rPr>
+        <w:br/>
+        <w:t xml:space="preserve">    </w:t>
+      </w:r>
+      <w:proofErr w:type="spellStart"/>
+      <w:r>
+        <w:rPr>
+          <w:lang w:val="fr-FR"/>
+        </w:rPr>
+        <w:t>onSubmitGenAction</w:t>
+      </w:r>
+      <w:proofErr w:type="spellEnd"/>
+      <w:r>
+        <w:rPr>
+          <w:lang w:val="fr-FR"/>
+        </w:rPr>
+        <w:t>(</w:t>
+      </w:r>
+      <w:proofErr w:type="spellStart"/>
+      <w:r>
+        <w:rPr>
+          <w:lang w:val="fr-FR"/>
+        </w:rPr>
+        <w:t>formJSON</w:t>
+      </w:r>
+      <w:proofErr w:type="spellEnd"/>
+      <w:r>
+        <w:rPr>
+          <w:lang w:val="fr-FR"/>
+        </w:rPr>
+        <w:t>);</w:t>
+      </w:r>
+      <w:r>
+        <w:rPr>
+          <w:lang w:val="fr-FR"/>
+        </w:rPr>
         <w:br/>
         <w:t>}</w:t>
       </w:r>
@@ -3252,7 +7193,35 @@
         <w:rPr>
           <w:lang w:val="fr-FR"/>
         </w:rPr>
-        <w:t>Dans le composant parent (App.js), liez la fonction updateGenConfigAndGenerate à ControlBar via la propriété du composant.</w:t>
+        <w:t xml:space="preserve">Dans le composant parent (App.js), liez la fonction </w:t>
+      </w:r>
+      <w:proofErr w:type="spellStart"/>
+      <w:r>
+        <w:rPr>
+          <w:lang w:val="fr-FR"/>
+        </w:rPr>
+        <w:t>updateGenConfigAndGenerate</w:t>
+      </w:r>
+      <w:proofErr w:type="spellEnd"/>
+      <w:r>
+        <w:rPr>
+          <w:lang w:val="fr-FR"/>
+        </w:rPr>
+        <w:t xml:space="preserve"> à </w:t>
+      </w:r>
+      <w:proofErr w:type="spellStart"/>
+      <w:r>
+        <w:rPr>
+          <w:lang w:val="fr-FR"/>
+        </w:rPr>
+        <w:t>ControlBar</w:t>
+      </w:r>
+      <w:proofErr w:type="spellEnd"/>
+      <w:r>
+        <w:rPr>
+          <w:lang w:val="fr-FR"/>
+        </w:rPr>
+        <w:t xml:space="preserve"> via la propriété du composant.</w:t>
       </w:r>
     </w:p>
     <w:p>
@@ -3277,7 +7246,77 @@
         <w:rPr>
           <w:lang w:val="fr-FR"/>
         </w:rPr>
-        <w:t>&lt;ControlBar genConfig={genConfig} onSubmitGenAction={updateGenConfigAndGenerate}/&gt;</w:t>
+        <w:t>&lt;</w:t>
+      </w:r>
+      <w:proofErr w:type="spellStart"/>
+      <w:r>
+        <w:rPr>
+          <w:lang w:val="fr-FR"/>
+        </w:rPr>
+        <w:t>ControlBar</w:t>
+      </w:r>
+      <w:proofErr w:type="spellEnd"/>
+      <w:r>
+        <w:rPr>
+          <w:lang w:val="fr-FR"/>
+        </w:rPr>
+        <w:t xml:space="preserve"> </w:t>
+      </w:r>
+      <w:proofErr w:type="spellStart"/>
+      <w:r>
+        <w:rPr>
+          <w:lang w:val="fr-FR"/>
+        </w:rPr>
+        <w:t>genConfig</w:t>
+      </w:r>
+      <w:proofErr w:type="spellEnd"/>
+      <w:r>
+        <w:rPr>
+          <w:lang w:val="fr-FR"/>
+        </w:rPr>
+        <w:t>={</w:t>
+      </w:r>
+      <w:proofErr w:type="spellStart"/>
+      <w:r>
+        <w:rPr>
+          <w:lang w:val="fr-FR"/>
+        </w:rPr>
+        <w:t>genConfig</w:t>
+      </w:r>
+      <w:proofErr w:type="spellEnd"/>
+      <w:r>
+        <w:rPr>
+          <w:lang w:val="fr-FR"/>
+        </w:rPr>
+        <w:t xml:space="preserve">} </w:t>
+      </w:r>
+      <w:proofErr w:type="spellStart"/>
+      <w:r>
+        <w:rPr>
+          <w:lang w:val="fr-FR"/>
+        </w:rPr>
+        <w:t>onSubmitGenAction</w:t>
+      </w:r>
+      <w:proofErr w:type="spellEnd"/>
+      <w:r>
+        <w:rPr>
+          <w:lang w:val="fr-FR"/>
+        </w:rPr>
+        <w:t>={</w:t>
+      </w:r>
+      <w:proofErr w:type="spellStart"/>
+      <w:r>
+        <w:rPr>
+          <w:lang w:val="fr-FR"/>
+        </w:rPr>
+        <w:t>updateGenConfigAndGenerate</w:t>
+      </w:r>
+      <w:proofErr w:type="spellEnd"/>
+      <w:r>
+        <w:rPr>
+          <w:lang w:val="fr-FR"/>
+        </w:rPr>
+        <w:t>}/&gt;</w:t>
       </w:r>
     </w:p>
     <w:p>
@@ -3304,7 +7343,35 @@
         <w:rPr>
           <w:lang w:val="fr-FR"/>
         </w:rPr>
-        <w:t xml:space="preserve">Maintenant, si vous changez la valeur de nbCols ou nbRows dans l’interface, la taille de la matrice changera. Lorsque l’état est mis à jour, les composants enfants se </w:t>
+        <w:t xml:space="preserve">Maintenant, si vous changez la valeur de </w:t>
+      </w:r>
+      <w:proofErr w:type="spellStart"/>
+      <w:r>
+        <w:rPr>
+          <w:lang w:val="fr-FR"/>
+        </w:rPr>
+        <w:t>nbCols</w:t>
+      </w:r>
+      <w:proofErr w:type="spellEnd"/>
+      <w:r>
+        <w:rPr>
+          <w:lang w:val="fr-FR"/>
+        </w:rPr>
+        <w:t xml:space="preserve"> ou </w:t>
+      </w:r>
+      <w:proofErr w:type="spellStart"/>
+      <w:r>
+        <w:rPr>
+          <w:lang w:val="fr-FR"/>
+        </w:rPr>
+        <w:t>nbRows</w:t>
+      </w:r>
+      <w:proofErr w:type="spellEnd"/>
+      <w:r>
+        <w:rPr>
+          <w:lang w:val="fr-FR"/>
+        </w:rPr>
+        <w:t xml:space="preserve"> dans l’interface, la taille de la matrice changera. Lorsque l’état est mis à jour, les composants enfants se </w:t>
       </w:r>
       <w:r>
         <w:rPr>
@@ -3333,458 +7400,679 @@
           <w:bCs/>
           <w:lang w:val="fr-FR"/>
         </w:rPr>
-        <w:t>Exercice 3 : Ajoutez une propriété à ControlBar pour envoyer les données genConfig</w:t>
-      </w:r>
-    </w:p>
-    <w:p>
-      <w:pPr>
-        <w:rPr>
-          <w:lang w:val="fr-FR"/>
-        </w:rPr>
-      </w:pPr>
-      <w:r>
-        <w:rPr>
-          <w:lang w:val="fr-FR"/>
-        </w:rPr>
-        <w:t>Dans ControlBar, vous pouvez utiliser l’objet genConfig comme valeur par défaut au lieu d’un nombre. Vous pouvez alors afficher</w:t>
-      </w:r>
-      <w:r>
-        <w:rPr>
-          <w:lang w:val="fr-FR"/>
-        </w:rPr>
-        <w:t xml:space="preserve"> les valeures</w:t>
-      </w:r>
-      <w:r>
-        <w:rPr>
-          <w:lang w:val="fr-FR"/>
-        </w:rPr>
-        <w:t xml:space="preserve"> nbRows et nbCols pour voir qu’ils sont rafraîchis après avoir cliqué sur le bouton “Generate”.</w:t>
-      </w:r>
-    </w:p>
-    <w:p>
-      <w:pPr>
-        <w:pStyle w:val="Code"/>
-        <w:rPr>
-          <w:lang w:val="fr-FR"/>
-        </w:rPr>
-      </w:pPr>
-      <w:r>
-        <w:rPr>
-          <w:lang w:val="fr-FR"/>
-        </w:rPr>
-        <w:lastRenderedPageBreak/>
-        <w:t>&lt;form onSubmit={handleOnSubmit}&gt;</w:t>
-      </w:r>
-      <w:r>
-        <w:rPr>
-          <w:lang w:val="fr-FR"/>
-        </w:rPr>
-        <w:br/>
-        <w:t xml:space="preserve">    &lt;label&gt;</w:t>
-      </w:r>
-      <w:r>
-        <w:rPr>
-          <w:lang w:val="fr-FR"/>
-        </w:rPr>
-        <w:br/>
-        <w:t xml:space="preserve">        Nb rows</w:t>
-      </w:r>
-      <w:r>
-        <w:rPr>
-          <w:lang w:val="fr-FR"/>
-        </w:rPr>
-        <w:br/>
-        <w:t xml:space="preserve">        &lt;input name=</w:t>
-      </w:r>
-      <w:bookmarkStart w:id="0" w:name="_Hlk210057219"/>
-      <w:r>
-        <w:rPr>
-          <w:lang w:val="fr-FR"/>
-        </w:rPr>
-        <w:t>"nbRows"</w:t>
-      </w:r>
-      <w:bookmarkEnd w:id="0"/>
-      <w:r>
-        <w:rPr>
-          <w:lang w:val="fr-FR"/>
-        </w:rPr>
-        <w:t xml:space="preserve"> type="number" defaultValue={genConfig.nbRows}/&gt;</w:t>
-      </w:r>
-      <w:r>
-        <w:rPr>
-          <w:lang w:val="fr-FR"/>
-        </w:rPr>
-        <w:br/>
-        <w:t xml:space="preserve">    &lt;/label&gt;</w:t>
-      </w:r>
-      <w:r>
-        <w:rPr>
-          <w:lang w:val="fr-FR"/>
-        </w:rPr>
-        <w:br/>
-      </w:r>
-      <w:r>
-        <w:rPr>
-          <w:lang w:val="fr-FR"/>
-        </w:rPr>
-        <w:br/>
-        <w:t xml:space="preserve">    &lt;label&gt;</w:t>
-      </w:r>
-      <w:r>
-        <w:rPr>
-          <w:lang w:val="fr-FR"/>
-        </w:rPr>
-        <w:br/>
-        <w:t xml:space="preserve">        Nb columns</w:t>
-      </w:r>
-      <w:r>
-        <w:rPr>
-          <w:lang w:val="fr-FR"/>
-        </w:rPr>
-        <w:br/>
-        <w:t xml:space="preserve">        &lt;input name="nbCols" type="number" defaultValue={genConfig.nbCols}/&gt;</w:t>
-      </w:r>
-      <w:r>
-        <w:rPr>
-          <w:lang w:val="fr-FR"/>
-        </w:rPr>
-        <w:br/>
-        <w:t xml:space="preserve">    &lt;/label&gt;</w:t>
-      </w:r>
-      <w:r>
-        <w:rPr>
-          <w:lang w:val="fr-FR"/>
-        </w:rPr>
-        <w:br/>
-        <w:t xml:space="preserve">    &lt;button type="submit"&gt;Generate&lt;/button&gt;&lt;br&gt;</w:t>
-      </w:r>
-    </w:p>
-    <w:p>
-      <w:pPr>
-        <w:pStyle w:val="Code"/>
-        <w:rPr>
-          <w:lang w:val="fr-FR"/>
-        </w:rPr>
-      </w:pPr>
-      <w:r>
-        <w:rPr>
-          <w:lang w:val="fr-FR"/>
-        </w:rPr>
-        <w:t xml:space="preserve">    NbRows: {genConfigData.nbRows} NbCols: {genConfigData.nbCols}</w:t>
-      </w:r>
-      <w:r>
-        <w:rPr>
-          <w:lang w:val="fr-FR"/>
-        </w:rPr>
-        <w:br/>
-        <w:t>&lt;/form&gt;</w:t>
-      </w:r>
-    </w:p>
-    <w:p>
-      <w:pPr>
-        <w:rPr>
-          <w:lang w:val="fr-FR"/>
-        </w:rPr>
-      </w:pPr>
-      <w:r>
-        <w:rPr>
-          <w:lang w:val="fr-FR"/>
-        </w:rPr>
-        <w:t>On peut aussi envoyer les données genConfig à Matrix pour afficher le nombre de lignes et de colonnes dans la marge.</w:t>
-      </w:r>
-    </w:p>
-    <w:p>
-      <w:pPr>
-        <w:rPr>
-          <w:lang w:val="fr-FR"/>
-        </w:rPr>
-      </w:pPr>
+        <w:t xml:space="preserve">Exercice 3 : Ajoutez une propriété à </w:t>
+      </w:r>
+      <w:proofErr w:type="spellStart"/>
       <w:r>
         <w:rPr>
           <w:b/>
           <w:bCs/>
           <w:lang w:val="fr-FR"/>
         </w:rPr>
-        <w:t xml:space="preserve">Exercice </w:t>
-      </w:r>
+        <w:t>ControlBar</w:t>
+      </w:r>
+      <w:proofErr w:type="spellEnd"/>
       <w:r>
         <w:rPr>
           <w:b/>
           <w:bCs/>
           <w:lang w:val="fr-FR"/>
         </w:rPr>
-        <w:t>4</w:t>
-      </w:r>
+        <w:t xml:space="preserve"> pour envoyer les données </w:t>
+      </w:r>
+      <w:proofErr w:type="spellStart"/>
       <w:r>
         <w:rPr>
           <w:b/>
           <w:bCs/>
           <w:lang w:val="fr-FR"/>
         </w:rPr>
-        <w:t xml:space="preserve"> :</w:t>
-      </w:r>
-      <w:r>
-        <w:rPr>
-          <w:lang w:val="fr-FR"/>
-        </w:rPr>
-        <w:t xml:space="preserve"> ajoutez une propriété dans le composant Matrix pour envoyer les données genConfig.</w:t>
-      </w:r>
-    </w:p>
-    <w:p>
-      <w:pPr>
-        <w:rPr>
-          <w:lang w:val="fr-FR"/>
-        </w:rPr>
-      </w:pPr>
-      <w:r>
-        <w:rPr>
-          <w:lang w:val="fr-FR"/>
-        </w:rPr>
-        <w:t>Dans Matrix.js, on peut maintenant ajouter une marge à gauche et en haut du SVG pour afficher le nombre de colonnes et de lignes.</w:t>
+        <w:t>genConfig</w:t>
+      </w:r>
+      <w:proofErr w:type="spellEnd"/>
+    </w:p>
+    <w:p>
+      <w:pPr>
+        <w:rPr>
+          <w:lang w:val="fr-FR"/>
+        </w:rPr>
+      </w:pPr>
+      <w:r>
+        <w:rPr>
+          <w:lang w:val="fr-FR"/>
+        </w:rPr>
+        <w:t xml:space="preserve">Dans </w:t>
+      </w:r>
+      <w:proofErr w:type="spellStart"/>
+      <w:r>
+        <w:rPr>
+          <w:lang w:val="fr-FR"/>
+        </w:rPr>
+        <w:t>ControlBar</w:t>
+      </w:r>
+      <w:proofErr w:type="spellEnd"/>
+      <w:r>
+        <w:rPr>
+          <w:lang w:val="fr-FR"/>
+        </w:rPr>
+        <w:t xml:space="preserve">, vous pouvez utiliser l’objet </w:t>
+      </w:r>
+      <w:proofErr w:type="spellStart"/>
+      <w:r>
+        <w:rPr>
+          <w:lang w:val="fr-FR"/>
+        </w:rPr>
+        <w:t>genConfig</w:t>
+      </w:r>
+      <w:proofErr w:type="spellEnd"/>
+      <w:r>
+        <w:rPr>
+          <w:lang w:val="fr-FR"/>
+        </w:rPr>
+        <w:t xml:space="preserve"> comme valeur par défaut au lieu d’un nombre. Vous pouvez alors afficher</w:t>
+      </w:r>
+      <w:r>
+        <w:rPr>
+          <w:lang w:val="fr-FR"/>
+        </w:rPr>
+        <w:t xml:space="preserve"> les </w:t>
+      </w:r>
+      <w:proofErr w:type="spellStart"/>
+      <w:r>
+        <w:rPr>
+          <w:lang w:val="fr-FR"/>
+        </w:rPr>
+        <w:t>valeures</w:t>
+      </w:r>
+      <w:proofErr w:type="spellEnd"/>
+      <w:r>
+        <w:rPr>
+          <w:lang w:val="fr-FR"/>
+        </w:rPr>
+        <w:t xml:space="preserve"> </w:t>
+      </w:r>
+      <w:proofErr w:type="spellStart"/>
+      <w:r>
+        <w:rPr>
+          <w:lang w:val="fr-FR"/>
+        </w:rPr>
+        <w:t>nbRows</w:t>
+      </w:r>
+      <w:proofErr w:type="spellEnd"/>
+      <w:r>
+        <w:rPr>
+          <w:lang w:val="fr-FR"/>
+        </w:rPr>
+        <w:t xml:space="preserve"> et </w:t>
+      </w:r>
+      <w:proofErr w:type="spellStart"/>
+      <w:r>
+        <w:rPr>
+          <w:lang w:val="fr-FR"/>
+        </w:rPr>
+        <w:t>nbCols</w:t>
+      </w:r>
+      <w:proofErr w:type="spellEnd"/>
+      <w:r>
+        <w:rPr>
+          <w:lang w:val="fr-FR"/>
+        </w:rPr>
+        <w:t xml:space="preserve"> pour voir qu’ils sont rafraîchis après avoir cliqué sur le bouton “</w:t>
+      </w:r>
+      <w:proofErr w:type="spellStart"/>
+      <w:r>
+        <w:rPr>
+          <w:lang w:val="fr-FR"/>
+        </w:rPr>
+        <w:t>Generate</w:t>
+      </w:r>
+      <w:proofErr w:type="spellEnd"/>
+      <w:r>
+        <w:rPr>
+          <w:lang w:val="fr-FR"/>
+        </w:rPr>
+        <w:t>”.</w:t>
       </w:r>
     </w:p>
     <w:p>
       <w:pPr>
         <w:pStyle w:val="Code"/>
-      </w:pPr>
-      <w:r>
-        <w:t>import { getDefaultFontSize } from '../../utils/helper';</w:t>
+        <w:rPr>
+          <w:lang w:val="fr-FR"/>
+        </w:rPr>
+      </w:pPr>
+      <w:r>
+        <w:rPr>
+          <w:lang w:val="fr-FR"/>
+        </w:rPr>
+        <w:lastRenderedPageBreak/>
+        <w:t>&lt;</w:t>
+      </w:r>
+      <w:proofErr w:type="spellStart"/>
+      <w:proofErr w:type="gramStart"/>
+      <w:r>
+        <w:rPr>
+          <w:lang w:val="fr-FR"/>
+        </w:rPr>
+        <w:t>form</w:t>
+      </w:r>
+      <w:proofErr w:type="spellEnd"/>
+      <w:proofErr w:type="gramEnd"/>
+      <w:r>
+        <w:rPr>
+          <w:lang w:val="fr-FR"/>
+        </w:rPr>
+        <w:t xml:space="preserve"> </w:t>
+      </w:r>
+      <w:proofErr w:type="spellStart"/>
+      <w:r>
+        <w:rPr>
+          <w:lang w:val="fr-FR"/>
+        </w:rPr>
+        <w:t>onSubmit</w:t>
+      </w:r>
+      <w:proofErr w:type="spellEnd"/>
+      <w:r>
+        <w:rPr>
+          <w:lang w:val="fr-FR"/>
+        </w:rPr>
+        <w:t>={</w:t>
+      </w:r>
+      <w:proofErr w:type="spellStart"/>
+      <w:r>
+        <w:rPr>
+          <w:lang w:val="fr-FR"/>
+        </w:rPr>
+        <w:t>handleOnSubmit</w:t>
+      </w:r>
+      <w:proofErr w:type="spellEnd"/>
+      <w:r>
+        <w:rPr>
+          <w:lang w:val="fr-FR"/>
+        </w:rPr>
+        <w:t>}&gt;</w:t>
+      </w:r>
+      <w:r>
+        <w:rPr>
+          <w:lang w:val="fr-FR"/>
+        </w:rPr>
+        <w:br/>
+        <w:t xml:space="preserve">    &lt;label&gt;</w:t>
+      </w:r>
+      <w:r>
+        <w:rPr>
+          <w:lang w:val="fr-FR"/>
+        </w:rPr>
+        <w:br/>
+        <w:t xml:space="preserve">        Nb </w:t>
+      </w:r>
+      <w:proofErr w:type="spellStart"/>
+      <w:r>
+        <w:rPr>
+          <w:lang w:val="fr-FR"/>
+        </w:rPr>
+        <w:t>rows</w:t>
+      </w:r>
+      <w:proofErr w:type="spellEnd"/>
+      <w:r>
+        <w:rPr>
+          <w:lang w:val="fr-FR"/>
+        </w:rPr>
+        <w:br/>
+        <w:t xml:space="preserve">        &lt;input </w:t>
+      </w:r>
+      <w:proofErr w:type="spellStart"/>
+      <w:r>
+        <w:rPr>
+          <w:lang w:val="fr-FR"/>
+        </w:rPr>
+        <w:t>name</w:t>
+      </w:r>
+      <w:proofErr w:type="spellEnd"/>
+      <w:r>
+        <w:rPr>
+          <w:lang w:val="fr-FR"/>
+        </w:rPr>
+        <w:t>=</w:t>
+      </w:r>
+      <w:bookmarkStart w:id="0" w:name="_Hlk210057219"/>
+      <w:r>
+        <w:rPr>
+          <w:lang w:val="fr-FR"/>
+        </w:rPr>
+        <w:t>"</w:t>
+      </w:r>
+      <w:proofErr w:type="spellStart"/>
+      <w:r>
+        <w:rPr>
+          <w:lang w:val="fr-FR"/>
+        </w:rPr>
+        <w:t>nbRows</w:t>
+      </w:r>
+      <w:proofErr w:type="spellEnd"/>
+      <w:r>
+        <w:rPr>
+          <w:lang w:val="fr-FR"/>
+        </w:rPr>
+        <w:t>"</w:t>
+      </w:r>
+      <w:bookmarkEnd w:id="0"/>
+      <w:r>
+        <w:rPr>
+          <w:lang w:val="fr-FR"/>
+        </w:rPr>
+        <w:t xml:space="preserve"> type="</w:t>
+      </w:r>
+      <w:proofErr w:type="spellStart"/>
+      <w:r>
+        <w:rPr>
+          <w:lang w:val="fr-FR"/>
+        </w:rPr>
+        <w:t>number</w:t>
+      </w:r>
+      <w:proofErr w:type="spellEnd"/>
+      <w:r>
+        <w:rPr>
+          <w:lang w:val="fr-FR"/>
+        </w:rPr>
+        <w:t xml:space="preserve">" </w:t>
+      </w:r>
+      <w:proofErr w:type="spellStart"/>
+      <w:r>
+        <w:rPr>
+          <w:lang w:val="fr-FR"/>
+        </w:rPr>
+        <w:t>defaultValue</w:t>
+      </w:r>
+      <w:proofErr w:type="spellEnd"/>
+      <w:proofErr w:type="gramStart"/>
+      <w:r>
+        <w:rPr>
+          <w:lang w:val="fr-FR"/>
+        </w:rPr>
+        <w:t>={</w:t>
+      </w:r>
+      <w:proofErr w:type="spellStart"/>
+      <w:r>
+        <w:rPr>
+          <w:lang w:val="fr-FR"/>
+        </w:rPr>
+        <w:t>genConfig.nbRows</w:t>
+      </w:r>
+      <w:proofErr w:type="spellEnd"/>
+      <w:r>
+        <w:rPr>
+          <w:lang w:val="fr-FR"/>
+        </w:rPr>
+        <w:t>}/</w:t>
+      </w:r>
+      <w:proofErr w:type="gramEnd"/>
+      <w:r>
+        <w:rPr>
+          <w:lang w:val="fr-FR"/>
+        </w:rPr>
+        <w:t>&gt;</w:t>
+      </w:r>
+      <w:r>
+        <w:rPr>
+          <w:lang w:val="fr-FR"/>
+        </w:rPr>
+        <w:br/>
+        <w:t xml:space="preserve">    &lt;/label&gt;</w:t>
+      </w:r>
+      <w:r>
+        <w:rPr>
+          <w:lang w:val="fr-FR"/>
+        </w:rPr>
+        <w:br/>
+      </w:r>
+      <w:r>
+        <w:rPr>
+          <w:lang w:val="fr-FR"/>
+        </w:rPr>
+        <w:br/>
+        <w:t xml:space="preserve">    &lt;label&gt;</w:t>
+      </w:r>
+      <w:r>
+        <w:rPr>
+          <w:lang w:val="fr-FR"/>
+        </w:rPr>
+        <w:br/>
+        <w:t xml:space="preserve">        Nb </w:t>
+      </w:r>
+      <w:proofErr w:type="spellStart"/>
+      <w:r>
+        <w:rPr>
+          <w:lang w:val="fr-FR"/>
+        </w:rPr>
+        <w:t>columns</w:t>
+      </w:r>
+      <w:proofErr w:type="spellEnd"/>
+      <w:r>
+        <w:rPr>
+          <w:lang w:val="fr-FR"/>
+        </w:rPr>
+        <w:br/>
+        <w:t xml:space="preserve">        &lt;input </w:t>
+      </w:r>
+      <w:proofErr w:type="spellStart"/>
+      <w:r>
+        <w:rPr>
+          <w:lang w:val="fr-FR"/>
+        </w:rPr>
+        <w:t>name</w:t>
+      </w:r>
+      <w:proofErr w:type="spellEnd"/>
+      <w:r>
+        <w:rPr>
+          <w:lang w:val="fr-FR"/>
+        </w:rPr>
+        <w:t>="</w:t>
+      </w:r>
+      <w:proofErr w:type="spellStart"/>
+      <w:r>
+        <w:rPr>
+          <w:lang w:val="fr-FR"/>
+        </w:rPr>
+        <w:t>nbCols</w:t>
+      </w:r>
+      <w:proofErr w:type="spellEnd"/>
+      <w:r>
+        <w:rPr>
+          <w:lang w:val="fr-FR"/>
+        </w:rPr>
+        <w:t>" type="</w:t>
+      </w:r>
+      <w:proofErr w:type="spellStart"/>
+      <w:r>
+        <w:rPr>
+          <w:lang w:val="fr-FR"/>
+        </w:rPr>
+        <w:t>number</w:t>
+      </w:r>
+      <w:proofErr w:type="spellEnd"/>
+      <w:r>
+        <w:rPr>
+          <w:lang w:val="fr-FR"/>
+        </w:rPr>
+        <w:t xml:space="preserve">" </w:t>
+      </w:r>
+      <w:proofErr w:type="spellStart"/>
+      <w:r>
+        <w:rPr>
+          <w:lang w:val="fr-FR"/>
+        </w:rPr>
+        <w:t>defaultValue</w:t>
+      </w:r>
+      <w:proofErr w:type="spellEnd"/>
+      <w:proofErr w:type="gramStart"/>
+      <w:r>
+        <w:rPr>
+          <w:lang w:val="fr-FR"/>
+        </w:rPr>
+        <w:t>={</w:t>
+      </w:r>
+      <w:proofErr w:type="spellStart"/>
+      <w:r>
+        <w:rPr>
+          <w:lang w:val="fr-FR"/>
+        </w:rPr>
+        <w:t>genConfig.nbCols</w:t>
+      </w:r>
+      <w:proofErr w:type="spellEnd"/>
+      <w:r>
+        <w:rPr>
+          <w:lang w:val="fr-FR"/>
+        </w:rPr>
+        <w:t>}/</w:t>
+      </w:r>
+      <w:proofErr w:type="gramEnd"/>
+      <w:r>
+        <w:rPr>
+          <w:lang w:val="fr-FR"/>
+        </w:rPr>
+        <w:t>&gt;</w:t>
+      </w:r>
+      <w:r>
+        <w:rPr>
+          <w:lang w:val="fr-FR"/>
+        </w:rPr>
+        <w:br/>
+        <w:t xml:space="preserve">    &lt;/label&gt;</w:t>
+      </w:r>
+      <w:r>
+        <w:rPr>
+          <w:lang w:val="fr-FR"/>
+        </w:rPr>
+        <w:br/>
+        <w:t xml:space="preserve">    &lt;</w:t>
+      </w:r>
+      <w:proofErr w:type="spellStart"/>
+      <w:r>
+        <w:rPr>
+          <w:lang w:val="fr-FR"/>
+        </w:rPr>
+        <w:t>button</w:t>
+      </w:r>
+      <w:proofErr w:type="spellEnd"/>
+      <w:r>
+        <w:rPr>
+          <w:lang w:val="fr-FR"/>
+        </w:rPr>
+        <w:t xml:space="preserve"> type="</w:t>
+      </w:r>
+      <w:proofErr w:type="spellStart"/>
+      <w:r>
+        <w:rPr>
+          <w:lang w:val="fr-FR"/>
+        </w:rPr>
+        <w:t>submit</w:t>
+      </w:r>
+      <w:proofErr w:type="spellEnd"/>
+      <w:r>
+        <w:rPr>
+          <w:lang w:val="fr-FR"/>
+        </w:rPr>
+        <w:t>"&gt;</w:t>
+      </w:r>
+      <w:proofErr w:type="spellStart"/>
+      <w:r>
+        <w:rPr>
+          <w:lang w:val="fr-FR"/>
+        </w:rPr>
+        <w:t>Generate</w:t>
+      </w:r>
+      <w:proofErr w:type="spellEnd"/>
+      <w:r>
+        <w:rPr>
+          <w:lang w:val="fr-FR"/>
+        </w:rPr>
+        <w:t>&lt;/</w:t>
+      </w:r>
+      <w:proofErr w:type="spellStart"/>
+      <w:r>
+        <w:rPr>
+          <w:lang w:val="fr-FR"/>
+        </w:rPr>
+        <w:t>button</w:t>
+      </w:r>
+      <w:proofErr w:type="spellEnd"/>
+      <w:r>
+        <w:rPr>
+          <w:lang w:val="fr-FR"/>
+        </w:rPr>
+        <w:t>&gt;&lt;</w:t>
+      </w:r>
+      <w:proofErr w:type="spellStart"/>
+      <w:r>
+        <w:rPr>
+          <w:lang w:val="fr-FR"/>
+        </w:rPr>
+        <w:t>br</w:t>
+      </w:r>
+      <w:proofErr w:type="spellEnd"/>
+      <w:r>
+        <w:rPr>
+          <w:lang w:val="fr-FR"/>
+        </w:rPr>
+        <w:t>&gt;</w:t>
       </w:r>
     </w:p>
     <w:p>
       <w:pPr>
         <w:pStyle w:val="Code"/>
-      </w:pPr>
-      <w:r>
-        <w:t>...</w:t>
-      </w:r>
-    </w:p>
-    <w:p>
-      <w:pPr>
-        <w:pStyle w:val="Code"/>
-      </w:pPr>
-      <w:r>
-        <w:t>function Matrix({matrixData,genConfig}){</w:t>
-      </w:r>
-    </w:p>
-    <w:p>
-      <w:pPr>
-        <w:pStyle w:val="Code"/>
-      </w:pPr>
-      <w:r>
-        <w:t>...</w:t>
-      </w:r>
-    </w:p>
-    <w:p>
-      <w:pPr>
-        <w:pStyle w:val="Code"/>
-      </w:pPr>
-      <w:r>
+        <w:rPr>
+          <w:lang w:val="fr-FR"/>
+        </w:rPr>
+      </w:pPr>
+      <w:r>
+        <w:rPr>
+          <w:lang w:val="fr-FR"/>
+        </w:rPr>
         <w:t xml:space="preserve">    </w:t>
       </w:r>
-      <w:r>
-        <w:t>const margin={left:100,top:100}</w:t>
-      </w:r>
-      <w:r>
-        <w:br/>
-      </w:r>
-      <w:r>
-        <w:t xml:space="preserve">    </w:t>
-      </w:r>
-      <w:r>
-        <w:t>const fontSize=getDefaultFontSize()</w:t>
-      </w:r>
-      <w:r>
-        <w:br/>
-      </w:r>
-      <w:r>
-        <w:t xml:space="preserve">    </w:t>
-      </w:r>
-      <w:r>
-        <w:t>const marginLabelsToMatrix=5;</w:t>
-      </w:r>
-    </w:p>
-    <w:p>
-      <w:pPr>
-        <w:pStyle w:val="Code"/>
-      </w:pPr>
-      <w:r>
-        <w:t xml:space="preserve">    </w:t>
-      </w:r>
-      <w:r>
-        <w:t>return(</w:t>
-      </w:r>
-      <w:r>
-        <w:br/>
-        <w:t xml:space="preserve">    </w:t>
-      </w:r>
-      <w:r>
-        <w:t xml:space="preserve">    </w:t>
-      </w:r>
-      <w:r>
-        <w:t>&lt;svg width="100%" height="100%" &gt;</w:t>
-      </w:r>
-      <w:r>
-        <w:br/>
-      </w:r>
-      <w:r>
-        <w:t xml:space="preserve">    </w:t>
-      </w:r>
-      <w:r>
-        <w:t xml:space="preserve">        &lt;g transform={"translate("+(margin.left-marginLabelsToMatrix)+","+(margin.top+fontSize)+")"}&gt;</w:t>
-      </w:r>
-      <w:r>
-        <w:br/>
-        <w:t xml:space="preserve">    </w:t>
-      </w:r>
-      <w:r>
-        <w:t xml:space="preserve">    </w:t>
-      </w:r>
-      <w:r>
-        <w:t xml:space="preserve">        &lt;text className="</w:t>
-      </w:r>
-      <w:r>
-        <w:t>Row</w:t>
-      </w:r>
-      <w:r>
-        <w:t>Labels" tex</w:t>
-      </w:r>
-      <w:r>
-        <w:t>tA</w:t>
-      </w:r>
-      <w:r>
-        <w:t>nchor="end"&gt;Nb rows=?&lt;/text&gt;</w:t>
-      </w:r>
-      <w:r>
-        <w:br/>
-        <w:t xml:space="preserve">        </w:t>
-      </w:r>
-      <w:r>
-        <w:t xml:space="preserve">    </w:t>
-      </w:r>
-      <w:r>
-        <w:t>&lt;/g&gt;</w:t>
-      </w:r>
-      <w:r>
-        <w:br/>
-      </w:r>
-      <w:r>
-        <w:t xml:space="preserve">    </w:t>
-      </w:r>
-      <w:r>
-        <w:t xml:space="preserve">        &lt;g transform={"translate("+(margin.left)+","+(margin.top-marginLabelsToMatrix)+")"}&gt;</w:t>
-      </w:r>
-      <w:r>
-        <w:br/>
-        <w:t xml:space="preserve">    </w:t>
-      </w:r>
-      <w:r>
-        <w:t xml:space="preserve">    </w:t>
-      </w:r>
-      <w:r>
-        <w:t xml:space="preserve">        &lt;text className="</w:t>
-      </w:r>
-      <w:r>
-        <w:t>Col</w:t>
-      </w:r>
-      <w:r>
-        <w:t>Labels"&gt;Nb cols=?&lt;/text&gt;</w:t>
-      </w:r>
-      <w:r>
-        <w:br/>
-        <w:t xml:space="preserve">        </w:t>
-      </w:r>
-      <w:r>
-        <w:t xml:space="preserve">    </w:t>
-      </w:r>
-      <w:r>
-        <w:t>&lt;/g&gt;</w:t>
-      </w:r>
-      <w:r>
-        <w:br/>
-      </w:r>
-      <w:r>
-        <w:t xml:space="preserve">    </w:t>
-      </w:r>
-      <w:r>
-        <w:t xml:space="preserve">        &lt;g transform={"translate("+margin.left+","+margin.top+")"}&gt;</w:t>
-      </w:r>
-      <w:r>
-        <w:br/>
-        <w:t xml:space="preserve">    </w:t>
-      </w:r>
-      <w:r>
-        <w:t xml:space="preserve">    </w:t>
-      </w:r>
-      <w:r>
-        <w:t xml:space="preserve">        {renderMatrix()}</w:t>
-      </w:r>
-      <w:r>
-        <w:br/>
-        <w:t xml:space="preserve">        </w:t>
-      </w:r>
-      <w:r>
-        <w:t xml:space="preserve">    </w:t>
-      </w:r>
-      <w:r>
-        <w:t>&lt;/g&gt;</w:t>
-      </w:r>
-      <w:r>
-        <w:br/>
-      </w:r>
-      <w:r>
-        <w:t xml:space="preserve">    </w:t>
-      </w:r>
-      <w:r>
-        <w:t xml:space="preserve">    &lt;/svg&gt;</w:t>
-      </w:r>
-    </w:p>
-    <w:p>
-      <w:pPr>
-        <w:pStyle w:val="Code"/>
-        <w:rPr>
-          <w:lang w:val="fr-FR"/>
-        </w:rPr>
-      </w:pPr>
-      <w:r>
-        <w:t xml:space="preserve">    </w:t>
-      </w:r>
-      <w:r>
-        <w:rPr>
-          <w:lang w:val="fr-FR"/>
-        </w:rPr>
-        <w:t>)</w:t>
-      </w:r>
-    </w:p>
-    <w:p>
-      <w:pPr>
-        <w:pStyle w:val="Code"/>
-        <w:rPr>
-          <w:lang w:val="fr-FR"/>
-        </w:rPr>
-      </w:pPr>
+      <w:proofErr w:type="spellStart"/>
+      <w:proofErr w:type="gramStart"/>
+      <w:r>
+        <w:rPr>
+          <w:lang w:val="fr-FR"/>
+        </w:rPr>
+        <w:t>NbRows</w:t>
+      </w:r>
+      <w:proofErr w:type="spellEnd"/>
+      <w:r>
+        <w:rPr>
+          <w:lang w:val="fr-FR"/>
+        </w:rPr>
+        <w:t>:</w:t>
+      </w:r>
+      <w:proofErr w:type="gramEnd"/>
+      <w:r>
+        <w:rPr>
+          <w:lang w:val="fr-FR"/>
+        </w:rPr>
+        <w:t xml:space="preserve"> {</w:t>
+      </w:r>
+      <w:proofErr w:type="spellStart"/>
+      <w:r>
+        <w:rPr>
+          <w:lang w:val="fr-FR"/>
+        </w:rPr>
+        <w:t>genConfig.nbRows</w:t>
+      </w:r>
+      <w:proofErr w:type="spellEnd"/>
+      <w:r>
+        <w:rPr>
+          <w:lang w:val="fr-FR"/>
+        </w:rPr>
+        <w:t xml:space="preserve">} </w:t>
+      </w:r>
+      <w:proofErr w:type="spellStart"/>
+      <w:proofErr w:type="gramStart"/>
+      <w:r>
+        <w:rPr>
+          <w:lang w:val="fr-FR"/>
+        </w:rPr>
+        <w:t>NbCols</w:t>
+      </w:r>
+      <w:proofErr w:type="spellEnd"/>
+      <w:r>
+        <w:rPr>
+          <w:lang w:val="fr-FR"/>
+        </w:rPr>
+        <w:t>:</w:t>
+      </w:r>
+      <w:proofErr w:type="gramEnd"/>
+      <w:r>
+        <w:rPr>
+          <w:lang w:val="fr-FR"/>
+        </w:rPr>
+        <w:t xml:space="preserve"> {</w:t>
+      </w:r>
+      <w:proofErr w:type="spellStart"/>
+      <w:r>
+        <w:rPr>
+          <w:lang w:val="fr-FR"/>
+        </w:rPr>
+        <w:t>genConfig.nbCols</w:t>
+      </w:r>
+      <w:proofErr w:type="spellEnd"/>
       <w:r>
         <w:rPr>
           <w:lang w:val="fr-FR"/>
         </w:rPr>
         <w:t>}</w:t>
       </w:r>
-    </w:p>
-    <w:p>
-      <w:pPr>
+      <w:r>
+        <w:rPr>
+          <w:lang w:val="fr-FR"/>
+        </w:rPr>
+        <w:br/>
+        <w:t>&lt;/</w:t>
+      </w:r>
+      <w:proofErr w:type="spellStart"/>
+      <w:r>
+        <w:rPr>
+          <w:lang w:val="fr-FR"/>
+        </w:rPr>
+        <w:t>form</w:t>
+      </w:r>
+      <w:proofErr w:type="spellEnd"/>
+      <w:r>
+        <w:rPr>
+          <w:lang w:val="fr-FR"/>
+        </w:rPr>
+        <w:t>&gt;</w:t>
+      </w:r>
+    </w:p>
+    <w:p>
+      <w:pPr>
+        <w:rPr>
+          <w:lang w:val="fr-FR"/>
+        </w:rPr>
+      </w:pPr>
+      <w:r>
+        <w:rPr>
+          <w:lang w:val="fr-FR"/>
+        </w:rPr>
+        <w:t xml:space="preserve">On peut aussi envoyer les données </w:t>
+      </w:r>
+      <w:proofErr w:type="spellStart"/>
+      <w:r>
+        <w:rPr>
+          <w:lang w:val="fr-FR"/>
+        </w:rPr>
+        <w:t>genConfig</w:t>
+      </w:r>
+      <w:proofErr w:type="spellEnd"/>
+      <w:r>
+        <w:rPr>
+          <w:lang w:val="fr-FR"/>
+        </w:rPr>
+        <w:t xml:space="preserve"> à Matrix pour afficher le nombre de lignes et de colonnes dans la marge.</w:t>
+      </w:r>
+    </w:p>
+    <w:p>
+      <w:pPr>
+        <w:rPr>
+          <w:lang w:val="fr-FR"/>
+        </w:rPr>
+      </w:pPr>
+      <w:r>
         <w:rPr>
           <w:b/>
           <w:bCs/>
           <w:lang w:val="fr-FR"/>
         </w:rPr>
-      </w:pPr>
+        <w:t xml:space="preserve">Exercice </w:t>
+      </w:r>
       <w:r>
         <w:rPr>
           <w:b/>
           <w:bCs/>
           <w:lang w:val="fr-FR"/>
         </w:rPr>
-        <w:t xml:space="preserve">Exercice </w:t>
+        <w:t>4</w:t>
       </w:r>
       <w:r>
         <w:rPr>
@@ -3792,7 +8080,7 @@
           <w:bCs/>
           <w:lang w:val="fr-FR"/>
         </w:rPr>
-        <w:t>5</w:t>
+        <w:t xml:space="preserve"> (optionnel)</w:t>
       </w:r>
       <w:r>
         <w:rPr>
@@ -3800,7 +8088,511 @@
           <w:bCs/>
           <w:lang w:val="fr-FR"/>
         </w:rPr>
-        <w:t xml:space="preserve"> : Utilisez la propriété genConfig pour remplacer ‘?’ par le nombre de lignes et de colonnes dans les éléments &lt;text&gt;</w:t>
+        <w:t xml:space="preserve"> :</w:t>
+      </w:r>
+      <w:r>
+        <w:rPr>
+          <w:lang w:val="fr-FR"/>
+        </w:rPr>
+        <w:t xml:space="preserve"> ajoutez une propriété dans le composant Matrix pour envoyer les données </w:t>
+      </w:r>
+      <w:proofErr w:type="spellStart"/>
+      <w:r>
+        <w:rPr>
+          <w:lang w:val="fr-FR"/>
+        </w:rPr>
+        <w:t>genConfig</w:t>
+      </w:r>
+      <w:proofErr w:type="spellEnd"/>
+      <w:r>
+        <w:rPr>
+          <w:lang w:val="fr-FR"/>
+        </w:rPr>
+        <w:t>.</w:t>
+      </w:r>
+    </w:p>
+    <w:p>
+      <w:pPr>
+        <w:rPr>
+          <w:lang w:val="fr-FR"/>
+        </w:rPr>
+      </w:pPr>
+      <w:r>
+        <w:rPr>
+          <w:lang w:val="fr-FR"/>
+        </w:rPr>
+        <w:t>Dans Matrix.js, on peut maintenant ajouter une marge à gauche et en haut du SVG pour afficher le nombre de colonnes et de lignes.</w:t>
+      </w:r>
+    </w:p>
+    <w:p>
+      <w:pPr>
+        <w:pStyle w:val="Code"/>
+      </w:pPr>
+      <w:r>
+        <w:t xml:space="preserve">import </w:t>
+      </w:r>
+      <w:proofErr w:type="gramStart"/>
+      <w:r>
+        <w:t xml:space="preserve">{ </w:t>
+      </w:r>
+      <w:proofErr w:type="spellStart"/>
+      <w:r>
+        <w:t>getDefaultFontSize</w:t>
+      </w:r>
+      <w:proofErr w:type="spellEnd"/>
+      <w:proofErr w:type="gramEnd"/>
+      <w:r>
+        <w:t xml:space="preserve"> } from </w:t>
+      </w:r>
+      <w:proofErr w:type="gramStart"/>
+      <w:r>
+        <w:t>'../..</w:t>
+      </w:r>
+      <w:proofErr w:type="gramEnd"/>
+      <w:r>
+        <w:t>/utils/helper</w:t>
+      </w:r>
+      <w:proofErr w:type="gramStart"/>
+      <w:r>
+        <w:t>';</w:t>
+      </w:r>
+      <w:proofErr w:type="gramEnd"/>
+    </w:p>
+    <w:p>
+      <w:pPr>
+        <w:pStyle w:val="Code"/>
+      </w:pPr>
+      <w:r>
+        <w:t>...</w:t>
+      </w:r>
+    </w:p>
+    <w:p>
+      <w:pPr>
+        <w:pStyle w:val="Code"/>
+      </w:pPr>
+      <w:r>
+        <w:t>function Matrix({</w:t>
+      </w:r>
+      <w:proofErr w:type="spellStart"/>
+      <w:proofErr w:type="gramStart"/>
+      <w:r>
+        <w:t>matrixData,genConfig</w:t>
+      </w:r>
+      <w:proofErr w:type="spellEnd"/>
+      <w:r>
+        <w:t>}){</w:t>
+      </w:r>
+      <w:proofErr w:type="gramEnd"/>
+    </w:p>
+    <w:p>
+      <w:pPr>
+        <w:pStyle w:val="Code"/>
+      </w:pPr>
+      <w:r>
+        <w:t>...</w:t>
+      </w:r>
+    </w:p>
+    <w:p>
+      <w:pPr>
+        <w:pStyle w:val="Code"/>
+      </w:pPr>
+      <w:r>
+        <w:t xml:space="preserve">    </w:t>
+      </w:r>
+      <w:proofErr w:type="spellStart"/>
+      <w:r>
+        <w:t>const</w:t>
+      </w:r>
+      <w:proofErr w:type="spellEnd"/>
+      <w:r>
+        <w:t xml:space="preserve"> margin={</w:t>
+      </w:r>
+      <w:proofErr w:type="gramStart"/>
+      <w:r>
+        <w:t>left:100,top</w:t>
+      </w:r>
+      <w:proofErr w:type="gramEnd"/>
+      <w:r>
+        <w:t>:100}</w:t>
+      </w:r>
+      <w:r>
+        <w:br/>
+      </w:r>
+      <w:r>
+        <w:t xml:space="preserve">    </w:t>
+      </w:r>
+      <w:proofErr w:type="spellStart"/>
+      <w:r>
+        <w:t>const</w:t>
+      </w:r>
+      <w:proofErr w:type="spellEnd"/>
+      <w:r>
+        <w:t xml:space="preserve"> </w:t>
+      </w:r>
+      <w:proofErr w:type="spellStart"/>
+      <w:r>
+        <w:t>fontSize</w:t>
+      </w:r>
+      <w:proofErr w:type="spellEnd"/>
+      <w:r>
+        <w:t>=</w:t>
+      </w:r>
+      <w:proofErr w:type="spellStart"/>
+      <w:proofErr w:type="gramStart"/>
+      <w:r>
+        <w:t>getDefaultFontSize</w:t>
+      </w:r>
+      <w:proofErr w:type="spellEnd"/>
+      <w:r>
+        <w:t>(</w:t>
+      </w:r>
+      <w:proofErr w:type="gramEnd"/>
+      <w:r>
+        <w:t>)</w:t>
+      </w:r>
+      <w:r>
+        <w:br/>
+      </w:r>
+      <w:r>
+        <w:t xml:space="preserve">    </w:t>
+      </w:r>
+      <w:proofErr w:type="spellStart"/>
+      <w:r>
+        <w:t>const</w:t>
+      </w:r>
+      <w:proofErr w:type="spellEnd"/>
+      <w:r>
+        <w:t xml:space="preserve"> </w:t>
+      </w:r>
+      <w:proofErr w:type="spellStart"/>
+      <w:r>
+        <w:t>marginLabelsToMatrix</w:t>
+      </w:r>
+      <w:proofErr w:type="spellEnd"/>
+      <w:r>
+        <w:t>=</w:t>
+      </w:r>
+      <w:proofErr w:type="gramStart"/>
+      <w:r>
+        <w:t>5;</w:t>
+      </w:r>
+      <w:proofErr w:type="gramEnd"/>
+    </w:p>
+    <w:p>
+      <w:pPr>
+        <w:pStyle w:val="Code"/>
+      </w:pPr>
+      <w:r>
+        <w:t xml:space="preserve">    </w:t>
+      </w:r>
+      <w:r>
+        <w:t>return(</w:t>
+      </w:r>
+      <w:r>
+        <w:br/>
+        <w:t xml:space="preserve">    </w:t>
+      </w:r>
+      <w:r>
+        <w:t xml:space="preserve">    </w:t>
+      </w:r>
+      <w:r>
+        <w:t>&lt;</w:t>
+      </w:r>
+      <w:proofErr w:type="spellStart"/>
+      <w:r>
+        <w:t>svg</w:t>
+      </w:r>
+      <w:proofErr w:type="spellEnd"/>
+      <w:r>
+        <w:t xml:space="preserve"> width="100%" height="100%" &gt;</w:t>
+      </w:r>
+      <w:r>
+        <w:br/>
+      </w:r>
+      <w:r>
+        <w:t xml:space="preserve">    </w:t>
+      </w:r>
+      <w:r>
+        <w:t xml:space="preserve">        &lt;g transform={"translate("+(margin.left-marginLabelsToMatrix)+","+(margin.top+fontSize)+")"}&gt;</w:t>
+      </w:r>
+      <w:r>
+        <w:br/>
+        <w:t xml:space="preserve">    </w:t>
+      </w:r>
+      <w:r>
+        <w:t xml:space="preserve">    </w:t>
+      </w:r>
+      <w:r>
+        <w:t xml:space="preserve">        &lt;text </w:t>
+      </w:r>
+      <w:proofErr w:type="spellStart"/>
+      <w:r>
+        <w:t>className</w:t>
+      </w:r>
+      <w:proofErr w:type="spellEnd"/>
+      <w:r>
+        <w:t>="</w:t>
+      </w:r>
+      <w:proofErr w:type="spellStart"/>
+      <w:r>
+        <w:t>Row</w:t>
+      </w:r>
+      <w:r>
+        <w:t>Labels</w:t>
+      </w:r>
+      <w:proofErr w:type="spellEnd"/>
+      <w:r>
+        <w:t xml:space="preserve">" </w:t>
+      </w:r>
+      <w:proofErr w:type="spellStart"/>
+      <w:r>
+        <w:t>tex</w:t>
+      </w:r>
+      <w:r>
+        <w:t>tA</w:t>
+      </w:r>
+      <w:r>
+        <w:t>nchor</w:t>
+      </w:r>
+      <w:proofErr w:type="spellEnd"/>
+      <w:r>
+        <w:t>="end"&gt;Nb rows=?&lt;/text&gt;</w:t>
+      </w:r>
+      <w:r>
+        <w:br/>
+        <w:t xml:space="preserve">        </w:t>
+      </w:r>
+      <w:r>
+        <w:t xml:space="preserve">    </w:t>
+      </w:r>
+      <w:r>
+        <w:t>&lt;/g&gt;</w:t>
+      </w:r>
+      <w:r>
+        <w:br/>
+      </w:r>
+      <w:r>
+        <w:t xml:space="preserve">    </w:t>
+      </w:r>
+      <w:r>
+        <w:t xml:space="preserve">        &lt;g transform={"translate("+(margin.left)+","+(margin.top-marginLabelsToMatrix)+")"}&gt;</w:t>
+      </w:r>
+      <w:r>
+        <w:br/>
+        <w:t xml:space="preserve">    </w:t>
+      </w:r>
+      <w:r>
+        <w:t xml:space="preserve">    </w:t>
+      </w:r>
+      <w:r>
+        <w:t xml:space="preserve">        &lt;text </w:t>
+      </w:r>
+      <w:proofErr w:type="spellStart"/>
+      <w:r>
+        <w:t>className</w:t>
+      </w:r>
+      <w:proofErr w:type="spellEnd"/>
+      <w:r>
+        <w:t>="</w:t>
+      </w:r>
+      <w:proofErr w:type="spellStart"/>
+      <w:r>
+        <w:t>Col</w:t>
+      </w:r>
+      <w:r>
+        <w:t>Labels</w:t>
+      </w:r>
+      <w:proofErr w:type="spellEnd"/>
+      <w:r>
+        <w:t>"&gt;Nb cols=?&lt;/text&gt;</w:t>
+      </w:r>
+      <w:r>
+        <w:br/>
+        <w:t xml:space="preserve">        </w:t>
+      </w:r>
+      <w:r>
+        <w:t xml:space="preserve">    </w:t>
+      </w:r>
+      <w:r>
+        <w:t>&lt;/g&gt;</w:t>
+      </w:r>
+      <w:r>
+        <w:br/>
+      </w:r>
+      <w:r>
+        <w:t xml:space="preserve">    </w:t>
+      </w:r>
+      <w:r>
+        <w:t xml:space="preserve">        &lt;g transform={"translate("+</w:t>
+      </w:r>
+      <w:proofErr w:type="spellStart"/>
+      <w:r>
+        <w:t>margin.left</w:t>
+      </w:r>
+      <w:proofErr w:type="spellEnd"/>
+      <w:r>
+        <w:t>+","+</w:t>
+      </w:r>
+      <w:proofErr w:type="spellStart"/>
+      <w:r>
+        <w:t>margin.top</w:t>
+      </w:r>
+      <w:proofErr w:type="spellEnd"/>
+      <w:r>
+        <w:t>+")"}&gt;</w:t>
+      </w:r>
+      <w:r>
+        <w:br/>
+        <w:t xml:space="preserve">    </w:t>
+      </w:r>
+      <w:r>
+        <w:t xml:space="preserve">    </w:t>
+      </w:r>
+      <w:r>
+        <w:t xml:space="preserve">        {</w:t>
+      </w:r>
+      <w:proofErr w:type="spellStart"/>
+      <w:r>
+        <w:t>renderMatrix</w:t>
+      </w:r>
+      <w:proofErr w:type="spellEnd"/>
+      <w:r>
+        <w:t>()}</w:t>
+      </w:r>
+      <w:r>
+        <w:br/>
+        <w:t xml:space="preserve">        </w:t>
+      </w:r>
+      <w:r>
+        <w:t xml:space="preserve">    </w:t>
+      </w:r>
+      <w:r>
+        <w:t>&lt;/g&gt;</w:t>
+      </w:r>
+      <w:r>
+        <w:br/>
+      </w:r>
+      <w:r>
+        <w:t xml:space="preserve">    </w:t>
+      </w:r>
+      <w:r>
+        <w:t xml:space="preserve">    &lt;/</w:t>
+      </w:r>
+      <w:proofErr w:type="spellStart"/>
+      <w:r>
+        <w:t>svg</w:t>
+      </w:r>
+      <w:proofErr w:type="spellEnd"/>
+      <w:r>
+        <w:t>&gt;</w:t>
+      </w:r>
+    </w:p>
+    <w:p>
+      <w:pPr>
+        <w:pStyle w:val="Code"/>
+        <w:rPr>
+          <w:lang w:val="fr-FR"/>
+        </w:rPr>
+      </w:pPr>
+      <w:r>
+        <w:t xml:space="preserve">    </w:t>
+      </w:r>
+      <w:r>
+        <w:rPr>
+          <w:lang w:val="fr-FR"/>
+        </w:rPr>
+        <w:t>)</w:t>
+      </w:r>
+    </w:p>
+    <w:p>
+      <w:pPr>
+        <w:pStyle w:val="Code"/>
+        <w:rPr>
+          <w:lang w:val="fr-FR"/>
+        </w:rPr>
+      </w:pPr>
+      <w:r>
+        <w:rPr>
+          <w:lang w:val="fr-FR"/>
+        </w:rPr>
+        <w:t>}</w:t>
+      </w:r>
+    </w:p>
+    <w:p>
+      <w:pPr>
+        <w:rPr>
+          <w:b/>
+          <w:bCs/>
+          <w:lang w:val="fr-FR"/>
+        </w:rPr>
+      </w:pPr>
+      <w:r>
+        <w:rPr>
+          <w:b/>
+          <w:bCs/>
+          <w:lang w:val="fr-FR"/>
+        </w:rPr>
+        <w:t xml:space="preserve">Exercice </w:t>
+      </w:r>
+      <w:r>
+        <w:rPr>
+          <w:b/>
+          <w:bCs/>
+          <w:lang w:val="fr-FR"/>
+        </w:rPr>
+        <w:t>5</w:t>
+      </w:r>
+      <w:r>
+        <w:rPr>
+          <w:b/>
+          <w:bCs/>
+          <w:lang w:val="fr-FR"/>
+        </w:rPr>
+        <w:t xml:space="preserve"> (optionnel)</w:t>
+      </w:r>
+      <w:r>
+        <w:rPr>
+          <w:b/>
+          <w:bCs/>
+          <w:lang w:val="fr-FR"/>
+        </w:rPr>
+        <w:t xml:space="preserve"> : Utilisez la propriété </w:t>
+      </w:r>
+      <w:proofErr w:type="spellStart"/>
+      <w:r>
+        <w:rPr>
+          <w:b/>
+          <w:bCs/>
+          <w:lang w:val="fr-FR"/>
+        </w:rPr>
+        <w:t>genConfig</w:t>
+      </w:r>
+      <w:proofErr w:type="spellEnd"/>
+      <w:r>
+        <w:rPr>
+          <w:b/>
+          <w:bCs/>
+          <w:lang w:val="fr-FR"/>
+        </w:rPr>
+        <w:t xml:space="preserve"> pour remplacer ‘?’ par le nombre de lignes et de colonnes dans les éléments &lt;</w:t>
+      </w:r>
+      <w:proofErr w:type="spellStart"/>
+      <w:r>
+        <w:rPr>
+          <w:b/>
+          <w:bCs/>
+          <w:lang w:val="fr-FR"/>
+        </w:rPr>
+        <w:t>text</w:t>
+      </w:r>
+      <w:proofErr w:type="spellEnd"/>
+      <w:r>
+        <w:rPr>
+          <w:b/>
+          <w:bCs/>
+          <w:lang w:val="fr-FR"/>
+        </w:rPr>
+        <w:t>&gt;</w:t>
       </w:r>
     </w:p>
     <w:p>
@@ -3825,7 +8617,21 @@
         <w:rPr>
           <w:lang w:val="fr-FR"/>
         </w:rPr>
-        <w:t xml:space="preserve">que lorsque les données App sont mises à jour, tous les sous-composants (Matrix et ControlBar) sont notifiés pour se </w:t>
+        <w:t xml:space="preserve">que lorsque les données App sont mises à jour, tous les sous-composants (Matrix et </w:t>
+      </w:r>
+      <w:proofErr w:type="spellStart"/>
+      <w:r>
+        <w:rPr>
+          <w:lang w:val="fr-FR"/>
+        </w:rPr>
+        <w:t>ControlBar</w:t>
+      </w:r>
+      <w:proofErr w:type="spellEnd"/>
+      <w:r>
+        <w:rPr>
+          <w:lang w:val="fr-FR"/>
+        </w:rPr>
+        <w:t xml:space="preserve">) sont notifiés pour se </w:t>
       </w:r>
       <w:r>
         <w:rPr>
@@ -6112,11 +10918,11 @@
       <w:rFonts w:ascii="Luciole" w:hAnsi="Luciole"/>
     </w:rPr>
   </w:style>
-  <w:style w:type="paragraph" w:styleId="Titre1">
+  <w:style w:type="paragraph" w:styleId="Heading1">
     <w:name w:val="heading 1"/>
     <w:basedOn w:val="Normal"/>
     <w:next w:val="Normal"/>
-    <w:link w:val="Titre1Car"/>
+    <w:link w:val="Heading1Char"/>
     <w:uiPriority w:val="9"/>
     <w:qFormat/>
     <w:rsid w:val="00332941"/>
@@ -6134,11 +10940,11 @@
       <w:u w:val="single"/>
     </w:rPr>
   </w:style>
-  <w:style w:type="paragraph" w:styleId="Titre2">
+  <w:style w:type="paragraph" w:styleId="Heading2">
     <w:name w:val="heading 2"/>
     <w:basedOn w:val="Normal"/>
     <w:next w:val="Normal"/>
-    <w:link w:val="Titre2Car"/>
+    <w:link w:val="Heading2Char"/>
     <w:uiPriority w:val="9"/>
     <w:unhideWhenUsed/>
     <w:qFormat/>
@@ -6156,11 +10962,11 @@
       <w:szCs w:val="26"/>
     </w:rPr>
   </w:style>
-  <w:style w:type="paragraph" w:styleId="Titre3">
+  <w:style w:type="paragraph" w:styleId="Heading3">
     <w:name w:val="heading 3"/>
     <w:basedOn w:val="Normal"/>
     <w:next w:val="Normal"/>
-    <w:link w:val="Titre3Car"/>
+    <w:link w:val="Heading3Char"/>
     <w:uiPriority w:val="9"/>
     <w:unhideWhenUsed/>
     <w:qFormat/>
@@ -6178,11 +10984,11 @@
       <w:szCs w:val="24"/>
     </w:rPr>
   </w:style>
-  <w:style w:type="paragraph" w:styleId="Titre4">
+  <w:style w:type="paragraph" w:styleId="Heading4">
     <w:name w:val="heading 4"/>
     <w:basedOn w:val="Normal"/>
     <w:next w:val="Normal"/>
-    <w:link w:val="Titre4Car"/>
+    <w:link w:val="Heading4Char"/>
     <w:uiPriority w:val="9"/>
     <w:unhideWhenUsed/>
     <w:qFormat/>
@@ -6200,11 +11006,11 @@
       <w:color w:val="0F4761" w:themeColor="accent1" w:themeShade="BF"/>
     </w:rPr>
   </w:style>
-  <w:style w:type="paragraph" w:styleId="Titre5">
+  <w:style w:type="paragraph" w:styleId="Heading5">
     <w:name w:val="heading 5"/>
     <w:basedOn w:val="Normal"/>
     <w:next w:val="Normal"/>
-    <w:link w:val="Titre5Car"/>
+    <w:link w:val="Heading5Char"/>
     <w:uiPriority w:val="9"/>
     <w:semiHidden/>
     <w:unhideWhenUsed/>
@@ -6221,11 +11027,11 @@
       <w:color w:val="0F4761" w:themeColor="accent1" w:themeShade="BF"/>
     </w:rPr>
   </w:style>
-  <w:style w:type="paragraph" w:styleId="Titre6">
+  <w:style w:type="paragraph" w:styleId="Heading6">
     <w:name w:val="heading 6"/>
     <w:basedOn w:val="Normal"/>
     <w:next w:val="Normal"/>
-    <w:link w:val="Titre6Car"/>
+    <w:link w:val="Heading6Char"/>
     <w:uiPriority w:val="9"/>
     <w:semiHidden/>
     <w:unhideWhenUsed/>
@@ -6244,11 +11050,11 @@
       <w:color w:val="595959" w:themeColor="text1" w:themeTint="A6"/>
     </w:rPr>
   </w:style>
-  <w:style w:type="paragraph" w:styleId="Titre7">
+  <w:style w:type="paragraph" w:styleId="Heading7">
     <w:name w:val="heading 7"/>
     <w:basedOn w:val="Normal"/>
     <w:next w:val="Normal"/>
-    <w:link w:val="Titre7Car"/>
+    <w:link w:val="Heading7Char"/>
     <w:uiPriority w:val="9"/>
     <w:semiHidden/>
     <w:unhideWhenUsed/>
@@ -6265,11 +11071,11 @@
       <w:color w:val="595959" w:themeColor="text1" w:themeTint="A6"/>
     </w:rPr>
   </w:style>
-  <w:style w:type="paragraph" w:styleId="Titre8">
+  <w:style w:type="paragraph" w:styleId="Heading8">
     <w:name w:val="heading 8"/>
     <w:basedOn w:val="Normal"/>
     <w:next w:val="Normal"/>
-    <w:link w:val="Titre8Car"/>
+    <w:link w:val="Heading8Char"/>
     <w:uiPriority w:val="9"/>
     <w:semiHidden/>
     <w:unhideWhenUsed/>
@@ -6288,11 +11094,11 @@
       <w:color w:val="272727" w:themeColor="text1" w:themeTint="D8"/>
     </w:rPr>
   </w:style>
-  <w:style w:type="paragraph" w:styleId="Titre9">
+  <w:style w:type="paragraph" w:styleId="Heading9">
     <w:name w:val="heading 9"/>
     <w:basedOn w:val="Normal"/>
     <w:next w:val="Normal"/>
-    <w:link w:val="Titre9Car"/>
+    <w:link w:val="Heading9Char"/>
     <w:uiPriority w:val="9"/>
     <w:semiHidden/>
     <w:unhideWhenUsed/>
@@ -6309,12 +11115,13 @@
       <w:color w:val="272727" w:themeColor="text1" w:themeTint="D8"/>
     </w:rPr>
   </w:style>
-  <w:style w:type="character" w:default="1" w:styleId="Policepardfaut">
+  <w:style w:type="character" w:default="1" w:styleId="DefaultParagraphFont">
     <w:name w:val="Default Paragraph Font"/>
     <w:uiPriority w:val="1"/>
+    <w:semiHidden/>
     <w:unhideWhenUsed/>
   </w:style>
-  <w:style w:type="table" w:default="1" w:styleId="TableauNormal">
+  <w:style w:type="table" w:default="1" w:styleId="TableNormal">
     <w:name w:val="Normal Table"/>
     <w:uiPriority w:val="99"/>
     <w:semiHidden/>
@@ -6329,16 +11136,16 @@
       </w:tblCellMar>
     </w:tblPr>
   </w:style>
-  <w:style w:type="numbering" w:default="1" w:styleId="Aucuneliste">
+  <w:style w:type="numbering" w:default="1" w:styleId="NoList">
     <w:name w:val="No List"/>
     <w:uiPriority w:val="99"/>
     <w:semiHidden/>
     <w:unhideWhenUsed/>
   </w:style>
-  <w:style w:type="character" w:customStyle="1" w:styleId="Titre2Car">
-    <w:name w:val="Titre 2 Car"/>
-    <w:basedOn w:val="Policepardfaut"/>
-    <w:link w:val="Titre2"/>
+  <w:style w:type="character" w:customStyle="1" w:styleId="Heading2Char">
+    <w:name w:val="Heading 2 Char"/>
+    <w:basedOn w:val="DefaultParagraphFont"/>
+    <w:link w:val="Heading2"/>
     <w:uiPriority w:val="9"/>
     <w:rsid w:val="00D96676"/>
     <w:rPr>
@@ -6348,10 +11155,10 @@
       <w:szCs w:val="26"/>
     </w:rPr>
   </w:style>
-  <w:style w:type="character" w:customStyle="1" w:styleId="Titre1Car">
-    <w:name w:val="Titre 1 Car"/>
-    <w:basedOn w:val="Policepardfaut"/>
-    <w:link w:val="Titre1"/>
+  <w:style w:type="character" w:customStyle="1" w:styleId="Heading1Char">
+    <w:name w:val="Heading 1 Char"/>
+    <w:basedOn w:val="DefaultParagraphFont"/>
+    <w:link w:val="Heading1"/>
     <w:uiPriority w:val="9"/>
     <w:rsid w:val="00332941"/>
     <w:rPr>
@@ -6362,11 +11169,11 @@
       <w:u w:val="single"/>
     </w:rPr>
   </w:style>
-  <w:style w:type="paragraph" w:styleId="Titre">
+  <w:style w:type="paragraph" w:styleId="Title">
     <w:name w:val="Title"/>
     <w:basedOn w:val="Normal"/>
     <w:next w:val="Normal"/>
-    <w:link w:val="TitreCar"/>
+    <w:link w:val="TitleChar"/>
     <w:uiPriority w:val="10"/>
     <w:qFormat/>
     <w:rsid w:val="00332941"/>
@@ -6384,10 +11191,10 @@
       <w:szCs w:val="56"/>
     </w:rPr>
   </w:style>
-  <w:style w:type="character" w:customStyle="1" w:styleId="TitreCar">
-    <w:name w:val="Titre Car"/>
-    <w:basedOn w:val="Policepardfaut"/>
-    <w:link w:val="Titre"/>
+  <w:style w:type="character" w:customStyle="1" w:styleId="TitleChar">
+    <w:name w:val="Title Char"/>
+    <w:basedOn w:val="DefaultParagraphFont"/>
+    <w:link w:val="Title"/>
     <w:uiPriority w:val="10"/>
     <w:rsid w:val="00332941"/>
     <w:rPr>
@@ -6399,11 +11206,11 @@
       <w:szCs w:val="56"/>
     </w:rPr>
   </w:style>
-  <w:style w:type="paragraph" w:styleId="Sous-titre">
+  <w:style w:type="paragraph" w:styleId="Subtitle">
     <w:name w:val="Subtitle"/>
     <w:basedOn w:val="Normal"/>
     <w:next w:val="Normal"/>
-    <w:link w:val="Sous-titreCar"/>
+    <w:link w:val="SubtitleChar"/>
     <w:uiPriority w:val="11"/>
     <w:qFormat/>
     <w:rsid w:val="00D96676"/>
@@ -6418,10 +11225,10 @@
       <w:spacing w:val="15"/>
     </w:rPr>
   </w:style>
-  <w:style w:type="character" w:customStyle="1" w:styleId="Sous-titreCar">
-    <w:name w:val="Sous-titre Car"/>
-    <w:basedOn w:val="Policepardfaut"/>
-    <w:link w:val="Sous-titre"/>
+  <w:style w:type="character" w:customStyle="1" w:styleId="SubtitleChar">
+    <w:name w:val="Subtitle Char"/>
+    <w:basedOn w:val="DefaultParagraphFont"/>
+    <w:link w:val="Subtitle"/>
     <w:uiPriority w:val="11"/>
     <w:rsid w:val="00D96676"/>
     <w:rPr>
@@ -6430,9 +11237,9 @@
       <w:spacing w:val="15"/>
     </w:rPr>
   </w:style>
-  <w:style w:type="character" w:styleId="Accentuationlgre">
+  <w:style w:type="character" w:styleId="SubtleEmphasis">
     <w:name w:val="Subtle Emphasis"/>
-    <w:basedOn w:val="Policepardfaut"/>
+    <w:basedOn w:val="DefaultParagraphFont"/>
     <w:uiPriority w:val="19"/>
     <w:qFormat/>
     <w:rsid w:val="00D96676"/>
@@ -6443,10 +11250,10 @@
       <w:color w:val="404040" w:themeColor="text1" w:themeTint="BF"/>
     </w:rPr>
   </w:style>
-  <w:style w:type="character" w:customStyle="1" w:styleId="Titre3Car">
-    <w:name w:val="Titre 3 Car"/>
-    <w:basedOn w:val="Policepardfaut"/>
-    <w:link w:val="Titre3"/>
+  <w:style w:type="character" w:customStyle="1" w:styleId="Heading3Char">
+    <w:name w:val="Heading 3 Char"/>
+    <w:basedOn w:val="DefaultParagraphFont"/>
+    <w:link w:val="Heading3"/>
     <w:uiPriority w:val="9"/>
     <w:rsid w:val="00D96676"/>
     <w:rPr>
@@ -6456,10 +11263,10 @@
       <w:szCs w:val="24"/>
     </w:rPr>
   </w:style>
-  <w:style w:type="character" w:customStyle="1" w:styleId="Titre4Car">
-    <w:name w:val="Titre 4 Car"/>
-    <w:basedOn w:val="Policepardfaut"/>
-    <w:link w:val="Titre4"/>
+  <w:style w:type="character" w:customStyle="1" w:styleId="Heading4Char">
+    <w:name w:val="Heading 4 Char"/>
+    <w:basedOn w:val="DefaultParagraphFont"/>
+    <w:link w:val="Heading4"/>
     <w:uiPriority w:val="9"/>
     <w:rsid w:val="00D96676"/>
     <w:rPr>
@@ -6469,10 +11276,10 @@
       <w:color w:val="0F4761" w:themeColor="accent1" w:themeShade="BF"/>
     </w:rPr>
   </w:style>
-  <w:style w:type="character" w:customStyle="1" w:styleId="Titre5Car">
-    <w:name w:val="Titre 5 Car"/>
-    <w:basedOn w:val="Policepardfaut"/>
-    <w:link w:val="Titre5"/>
+  <w:style w:type="character" w:customStyle="1" w:styleId="Heading5Char">
+    <w:name w:val="Heading 5 Char"/>
+    <w:basedOn w:val="DefaultParagraphFont"/>
+    <w:link w:val="Heading5"/>
     <w:uiPriority w:val="9"/>
     <w:semiHidden/>
     <w:rsid w:val="002B3EEE"/>
@@ -6481,10 +11288,10 @@
       <w:color w:val="0F4761" w:themeColor="accent1" w:themeShade="BF"/>
     </w:rPr>
   </w:style>
-  <w:style w:type="character" w:customStyle="1" w:styleId="Titre6Car">
-    <w:name w:val="Titre 6 Car"/>
-    <w:basedOn w:val="Policepardfaut"/>
-    <w:link w:val="Titre6"/>
+  <w:style w:type="character" w:customStyle="1" w:styleId="Heading6Char">
+    <w:name w:val="Heading 6 Char"/>
+    <w:basedOn w:val="DefaultParagraphFont"/>
+    <w:link w:val="Heading6"/>
     <w:uiPriority w:val="9"/>
     <w:semiHidden/>
     <w:rsid w:val="002B3EEE"/>
@@ -6495,10 +11302,10 @@
       <w:color w:val="595959" w:themeColor="text1" w:themeTint="A6"/>
     </w:rPr>
   </w:style>
-  <w:style w:type="character" w:customStyle="1" w:styleId="Titre7Car">
-    <w:name w:val="Titre 7 Car"/>
-    <w:basedOn w:val="Policepardfaut"/>
-    <w:link w:val="Titre7"/>
+  <w:style w:type="character" w:customStyle="1" w:styleId="Heading7Char">
+    <w:name w:val="Heading 7 Char"/>
+    <w:basedOn w:val="DefaultParagraphFont"/>
+    <w:link w:val="Heading7"/>
     <w:uiPriority w:val="9"/>
     <w:semiHidden/>
     <w:rsid w:val="002B3EEE"/>
@@ -6507,10 +11314,10 @@
       <w:color w:val="595959" w:themeColor="text1" w:themeTint="A6"/>
     </w:rPr>
   </w:style>
-  <w:style w:type="character" w:customStyle="1" w:styleId="Titre8Car">
-    <w:name w:val="Titre 8 Car"/>
-    <w:basedOn w:val="Policepardfaut"/>
-    <w:link w:val="Titre8"/>
+  <w:style w:type="character" w:customStyle="1" w:styleId="Heading8Char">
+    <w:name w:val="Heading 8 Char"/>
+    <w:basedOn w:val="DefaultParagraphFont"/>
+    <w:link w:val="Heading8"/>
     <w:uiPriority w:val="9"/>
     <w:semiHidden/>
     <w:rsid w:val="002B3EEE"/>
@@ -6521,10 +11328,10 @@
       <w:color w:val="272727" w:themeColor="text1" w:themeTint="D8"/>
     </w:rPr>
   </w:style>
-  <w:style w:type="character" w:customStyle="1" w:styleId="Titre9Car">
-    <w:name w:val="Titre 9 Car"/>
-    <w:basedOn w:val="Policepardfaut"/>
-    <w:link w:val="Titre9"/>
+  <w:style w:type="character" w:customStyle="1" w:styleId="Heading9Char">
+    <w:name w:val="Heading 9 Char"/>
+    <w:basedOn w:val="DefaultParagraphFont"/>
+    <w:link w:val="Heading9"/>
     <w:uiPriority w:val="9"/>
     <w:semiHidden/>
     <w:rsid w:val="002B3EEE"/>
@@ -6533,11 +11340,11 @@
       <w:color w:val="272727" w:themeColor="text1" w:themeTint="D8"/>
     </w:rPr>
   </w:style>
-  <w:style w:type="paragraph" w:styleId="Citation">
+  <w:style w:type="paragraph" w:styleId="Quote">
     <w:name w:val="Quote"/>
     <w:basedOn w:val="Normal"/>
     <w:next w:val="Normal"/>
-    <w:link w:val="CitationCar"/>
+    <w:link w:val="QuoteChar"/>
     <w:uiPriority w:val="29"/>
     <w:qFormat/>
     <w:rsid w:val="002B3EEE"/>
@@ -6551,10 +11358,10 @@
       <w:color w:val="404040" w:themeColor="text1" w:themeTint="BF"/>
     </w:rPr>
   </w:style>
-  <w:style w:type="character" w:customStyle="1" w:styleId="CitationCar">
-    <w:name w:val="Citation Car"/>
-    <w:basedOn w:val="Policepardfaut"/>
-    <w:link w:val="Citation"/>
+  <w:style w:type="character" w:customStyle="1" w:styleId="QuoteChar">
+    <w:name w:val="Quote Char"/>
+    <w:basedOn w:val="DefaultParagraphFont"/>
+    <w:link w:val="Quote"/>
     <w:uiPriority w:val="29"/>
     <w:rsid w:val="002B3EEE"/>
     <w:rPr>
@@ -6564,7 +11371,7 @@
       <w:color w:val="404040" w:themeColor="text1" w:themeTint="BF"/>
     </w:rPr>
   </w:style>
-  <w:style w:type="paragraph" w:styleId="Paragraphedeliste">
+  <w:style w:type="paragraph" w:styleId="ListParagraph">
     <w:name w:val="List Paragraph"/>
     <w:basedOn w:val="Normal"/>
     <w:uiPriority w:val="34"/>
@@ -6575,9 +11382,9 @@
       <w:contextualSpacing/>
     </w:pPr>
   </w:style>
-  <w:style w:type="character" w:styleId="Accentuationintense">
+  <w:style w:type="character" w:styleId="IntenseEmphasis">
     <w:name w:val="Intense Emphasis"/>
-    <w:basedOn w:val="Policepardfaut"/>
+    <w:basedOn w:val="DefaultParagraphFont"/>
     <w:uiPriority w:val="21"/>
     <w:qFormat/>
     <w:rsid w:val="002B3EEE"/>
@@ -6587,11 +11394,11 @@
       <w:color w:val="0F4761" w:themeColor="accent1" w:themeShade="BF"/>
     </w:rPr>
   </w:style>
-  <w:style w:type="paragraph" w:styleId="Citationintense">
+  <w:style w:type="paragraph" w:styleId="IntenseQuote">
     <w:name w:val="Intense Quote"/>
     <w:basedOn w:val="Normal"/>
     <w:next w:val="Normal"/>
-    <w:link w:val="CitationintenseCar"/>
+    <w:link w:val="IntenseQuoteChar"/>
     <w:uiPriority w:val="30"/>
     <w:qFormat/>
     <w:rsid w:val="002B3EEE"/>
@@ -6610,10 +11417,10 @@
       <w:color w:val="0F4761" w:themeColor="accent1" w:themeShade="BF"/>
     </w:rPr>
   </w:style>
-  <w:style w:type="character" w:customStyle="1" w:styleId="CitationintenseCar">
-    <w:name w:val="Citation intense Car"/>
-    <w:basedOn w:val="Policepardfaut"/>
-    <w:link w:val="Citationintense"/>
+  <w:style w:type="character" w:customStyle="1" w:styleId="IntenseQuoteChar">
+    <w:name w:val="Intense Quote Char"/>
+    <w:basedOn w:val="DefaultParagraphFont"/>
+    <w:link w:val="IntenseQuote"/>
     <w:uiPriority w:val="30"/>
     <w:rsid w:val="002B3EEE"/>
     <w:rPr>
@@ -6623,9 +11430,9 @@
       <w:color w:val="0F4761" w:themeColor="accent1" w:themeShade="BF"/>
     </w:rPr>
   </w:style>
-  <w:style w:type="character" w:styleId="Rfrenceintense">
+  <w:style w:type="character" w:styleId="IntenseReference">
     <w:name w:val="Intense Reference"/>
-    <w:basedOn w:val="Policepardfaut"/>
+    <w:basedOn w:val="DefaultParagraphFont"/>
     <w:uiPriority w:val="32"/>
     <w:qFormat/>
     <w:rsid w:val="002B3EEE"/>
@@ -6663,10 +11470,10 @@
       </w14:textOutline>
     </w:rPr>
   </w:style>
-  <w:style w:type="paragraph" w:styleId="PrformatHTML">
+  <w:style w:type="paragraph" w:styleId="HTMLPreformatted">
     <w:name w:val="HTML Preformatted"/>
     <w:basedOn w:val="Normal"/>
-    <w:link w:val="PrformatHTMLCar"/>
+    <w:link w:val="HTMLPreformattedChar"/>
     <w:uiPriority w:val="99"/>
     <w:semiHidden/>
     <w:unhideWhenUsed/>
@@ -6680,10 +11487,10 @@
       <w:szCs w:val="20"/>
     </w:rPr>
   </w:style>
-  <w:style w:type="character" w:customStyle="1" w:styleId="PrformatHTMLCar">
-    <w:name w:val="Préformaté HTML Car"/>
-    <w:basedOn w:val="Policepardfaut"/>
-    <w:link w:val="PrformatHTML"/>
+  <w:style w:type="character" w:customStyle="1" w:styleId="HTMLPreformattedChar">
+    <w:name w:val="HTML Preformatted Char"/>
+    <w:basedOn w:val="DefaultParagraphFont"/>
+    <w:link w:val="HTMLPreformatted"/>
     <w:uiPriority w:val="99"/>
     <w:semiHidden/>
     <w:rsid w:val="002C39E0"/>
@@ -6693,9 +11500,9 @@
       <w:szCs w:val="20"/>
     </w:rPr>
   </w:style>
-  <w:style w:type="character" w:styleId="Lienhypertexte">
+  <w:style w:type="character" w:styleId="Hyperlink">
     <w:name w:val="Hyperlink"/>
-    <w:basedOn w:val="Policepardfaut"/>
+    <w:basedOn w:val="DefaultParagraphFont"/>
     <w:uiPriority w:val="99"/>
     <w:unhideWhenUsed/>
     <w:rsid w:val="00BF44E1"/>
@@ -6704,9 +11511,9 @@
       <w:u w:val="single"/>
     </w:rPr>
   </w:style>
-  <w:style w:type="character" w:styleId="Mentionnonrsolue">
+  <w:style w:type="character" w:styleId="UnresolvedMention">
     <w:name w:val="Unresolved Mention"/>
-    <w:basedOn w:val="Policepardfaut"/>
+    <w:basedOn w:val="DefaultParagraphFont"/>
     <w:uiPriority w:val="99"/>
     <w:semiHidden/>
     <w:unhideWhenUsed/>
@@ -6716,7 +11523,7 @@
       <w:shd w:val="clear" w:color="auto" w:fill="E1DFDD"/>
     </w:rPr>
   </w:style>
-  <w:style w:type="paragraph" w:styleId="Rvision">
+  <w:style w:type="paragraph" w:styleId="Revision">
     <w:name w:val="Revision"/>
     <w:hidden/>
     <w:uiPriority w:val="99"/>
@@ -6729,9 +11536,9 @@
       <w:rFonts w:ascii="Luciole" w:hAnsi="Luciole"/>
     </w:rPr>
   </w:style>
-  <w:style w:type="character" w:styleId="Lienhypertextesuivivisit">
+  <w:style w:type="character" w:styleId="FollowedHyperlink">
     <w:name w:val="FollowedHyperlink"/>
-    <w:basedOn w:val="Policepardfaut"/>
+    <w:basedOn w:val="DefaultParagraphFont"/>
     <w:uiPriority w:val="99"/>
     <w:semiHidden/>
     <w:unhideWhenUsed/>

--- a/Tuto3 - D3js in React_fr.docx
+++ b/Tuto3 - D3js in React_fr.docx
@@ -9,19 +9,17 @@
           <w:lang w:val="fr-FR"/>
         </w:rPr>
       </w:pPr>
-      <w:proofErr w:type="gramStart"/>
-      <w:r>
-        <w:rPr>
-          <w:lang w:val="fr-FR"/>
-        </w:rPr>
-        <w:t>visualisations</w:t>
-      </w:r>
-      <w:proofErr w:type="gramEnd"/>
-      <w:r>
-        <w:rPr>
-          <w:lang w:val="fr-FR"/>
-        </w:rPr>
-        <w:t xml:space="preserve"> D3js dans des composants </w:t>
+      <w:r>
+        <w:rPr>
+          <w:lang w:val="fr-FR"/>
+        </w:rPr>
+        <w:t>V</w:t>
+      </w:r>
+      <w:r>
+        <w:rPr>
+          <w:lang w:val="fr-FR"/>
+        </w:rPr>
+        <w:t xml:space="preserve">isualisations D3js dans des composants </w:t>
       </w:r>
       <w:proofErr w:type="spellStart"/>
       <w:r>
@@ -114,7 +112,21 @@
         <w:rPr>
           <w:lang w:val="fr-FR"/>
         </w:rPr>
-        <w:t xml:space="preserve">Installer Node.js : </w:t>
+        <w:t xml:space="preserve">Installer </w:t>
+      </w:r>
+      <w:proofErr w:type="gramStart"/>
+      <w:r>
+        <w:rPr>
+          <w:lang w:val="fr-FR"/>
+        </w:rPr>
+        <w:t>Node.js :</w:t>
+      </w:r>
+      <w:proofErr w:type="gramEnd"/>
+      <w:r>
+        <w:rPr>
+          <w:lang w:val="fr-FR"/>
+        </w:rPr>
+        <w:t xml:space="preserve"> </w:t>
       </w:r>
       <w:hyperlink r:id="rId6" w:history="1">
         <w:r>
@@ -159,15 +171,31 @@
         </w:rPr>
         <w:t xml:space="preserve">Pour Windows sans droits administrateur : </w:t>
       </w:r>
-      <w:hyperlink r:id="rId7" w:history="1">
-        <w:r>
-          <w:rPr>
-            <w:rStyle w:val="Hyperlink"/>
-            <w:lang w:val="fr-FR"/>
-          </w:rPr>
-          <w:t>https://nodejs.org/dist/v20.17.0/node-v20.17.0-win-x64.zip</w:t>
-        </w:r>
-      </w:hyperlink>
+      <w:r>
+        <w:fldChar w:fldCharType="begin"/>
+      </w:r>
+      <w:r>
+        <w:rPr>
+          <w:lang w:val="fr-FR"/>
+          <w:rPrChange w:id="0" w:author="Nicolas Médoc" w:date="2026-03-02T18:54:00Z" w16du:dateUtc="2026-03-02T17:54:00Z">
+            <w:rPr/>
+          </w:rPrChange>
+        </w:rPr>
+        <w:instrText>HYPERLINK "https://nodejs.org/dist/v20.17.0/node-v20.17.0-win-x64.zip"</w:instrText>
+      </w:r>
+      <w:r>
+        <w:fldChar w:fldCharType="separate"/>
+      </w:r>
+      <w:r>
+        <w:rPr>
+          <w:rStyle w:val="Hyperlink"/>
+          <w:lang w:val="fr-FR"/>
+        </w:rPr>
+        <w:t>https://nodejs.org/dist/v20.17.0/node-v20.17.0-win-x64.zip</w:t>
+      </w:r>
+      <w:r>
+        <w:fldChar w:fldCharType="end"/>
+      </w:r>
     </w:p>
     <w:p>
       <w:pPr>
@@ -305,15 +333,31 @@
         </w:rPr>
         <w:t xml:space="preserve">VS Code : </w:t>
       </w:r>
-      <w:hyperlink r:id="rId8" w:history="1">
-        <w:r>
-          <w:rPr>
-            <w:rStyle w:val="Hyperlink"/>
-            <w:lang w:val="fr-FR"/>
-          </w:rPr>
-          <w:t>https://code.visualstudio.com/</w:t>
-        </w:r>
-      </w:hyperlink>
+      <w:r>
+        <w:fldChar w:fldCharType="begin"/>
+      </w:r>
+      <w:r>
+        <w:rPr>
+          <w:lang w:val="fr-FR"/>
+          <w:rPrChange w:id="1" w:author="Nicolas Médoc" w:date="2026-03-02T18:54:00Z" w16du:dateUtc="2026-03-02T17:54:00Z">
+            <w:rPr/>
+          </w:rPrChange>
+        </w:rPr>
+        <w:instrText>HYPERLINK "https://code.visualstudio.com/"</w:instrText>
+      </w:r>
+      <w:r>
+        <w:fldChar w:fldCharType="separate"/>
+      </w:r>
+      <w:r>
+        <w:rPr>
+          <w:rStyle w:val="Hyperlink"/>
+          <w:lang w:val="fr-FR"/>
+        </w:rPr>
+        <w:t>https://code.visualstudio.com/</w:t>
+      </w:r>
+      <w:r>
+        <w:fldChar w:fldCharType="end"/>
+      </w:r>
     </w:p>
     <w:p>
       <w:pPr>
@@ -503,7 +547,13 @@
         <w:rPr>
           <w:lang w:val="fr-FR"/>
         </w:rPr>
-        <w:t xml:space="preserve">public/index.html (ne pas modifier) : la page web avec un élément &lt;div&gt; dans lequel </w:t>
+        <w:t>.</w:t>
+      </w:r>
+      <w:r>
+        <w:rPr>
+          <w:lang w:val="fr-FR"/>
+        </w:rPr>
+        <w:t xml:space="preserve">/index.html (ne pas modifier) : la page web avec un élément &lt;div&gt; dans lequel </w:t>
       </w:r>
       <w:proofErr w:type="spellStart"/>
       <w:r>
@@ -526,6 +576,7 @@
         <w:ind w:left="360"/>
       </w:pPr>
       <w:r>
+        <w:lastRenderedPageBreak/>
         <w:t>...</w:t>
       </w:r>
     </w:p>
@@ -545,6 +596,42 @@
       </w:pPr>
       <w:r>
         <w:t xml:space="preserve">  &lt;div id="root"&gt;&lt;/div&gt;</w:t>
+      </w:r>
+    </w:p>
+    <w:p>
+      <w:pPr>
+        <w:pStyle w:val="Code"/>
+        <w:ind w:left="360"/>
+      </w:pPr>
+      <w:r>
+        <w:t xml:space="preserve">  </w:t>
+      </w:r>
+      <w:r>
+        <w:t xml:space="preserve">&lt;script type="module" </w:t>
+      </w:r>
+      <w:proofErr w:type="spellStart"/>
+      <w:r>
+        <w:t>src</w:t>
+      </w:r>
+      <w:proofErr w:type="spellEnd"/>
+      <w:r>
+        <w:t>="/</w:t>
+      </w:r>
+      <w:proofErr w:type="spellStart"/>
+      <w:r>
+        <w:t>src</w:t>
+      </w:r>
+      <w:proofErr w:type="spellEnd"/>
+      <w:r>
+        <w:t>/</w:t>
+      </w:r>
+      <w:proofErr w:type="spellStart"/>
+      <w:r>
+        <w:t>index.jsx</w:t>
+      </w:r>
+      <w:proofErr w:type="spellEnd"/>
+      <w:r>
+        <w:t>"&gt;&lt;/script&gt;</w:t>
       </w:r>
     </w:p>
     <w:p>
@@ -579,7 +666,27 @@
         <w:rPr>
           <w:lang w:val="fr-FR"/>
         </w:rPr>
-        <w:t xml:space="preserve">src/index.js (ne pas modifier) : le code principal </w:t>
+        <w:t>src/</w:t>
+      </w:r>
+      <w:proofErr w:type="spellStart"/>
+      <w:r>
+        <w:rPr>
+          <w:lang w:val="fr-FR"/>
+        </w:rPr>
+        <w:t>index.js</w:t>
+      </w:r>
+      <w:r>
+        <w:rPr>
+          <w:lang w:val="fr-FR"/>
+        </w:rPr>
+        <w:t>x</w:t>
+      </w:r>
+      <w:proofErr w:type="spellEnd"/>
+      <w:r>
+        <w:rPr>
+          <w:lang w:val="fr-FR"/>
+        </w:rPr>
+        <w:t xml:space="preserve"> (ne pas modifier) : le code principal </w:t>
       </w:r>
       <w:proofErr w:type="spellStart"/>
       <w:r>
@@ -602,7 +709,6 @@
         <w:ind w:left="360"/>
       </w:pPr>
       <w:r>
-        <w:lastRenderedPageBreak/>
         <w:t xml:space="preserve">// import dependencies </w:t>
       </w:r>
     </w:p>
@@ -739,11 +845,25 @@
           <w:lang w:val="fr-FR"/>
         </w:rPr>
       </w:pPr>
-      <w:r>
-        <w:rPr>
-          <w:lang w:val="fr-FR"/>
-        </w:rPr>
-        <w:t xml:space="preserve">App.js + App.css : le composant principal </w:t>
+      <w:proofErr w:type="spellStart"/>
+      <w:r>
+        <w:rPr>
+          <w:lang w:val="fr-FR"/>
+        </w:rPr>
+        <w:t>App.js</w:t>
+      </w:r>
+      <w:r>
+        <w:rPr>
+          <w:lang w:val="fr-FR"/>
+        </w:rPr>
+        <w:t>x</w:t>
+      </w:r>
+      <w:proofErr w:type="spellEnd"/>
+      <w:r>
+        <w:rPr>
+          <w:lang w:val="fr-FR"/>
+        </w:rPr>
+        <w:t xml:space="preserve"> + App.css : le composant principal </w:t>
       </w:r>
       <w:r>
         <w:rPr>
@@ -1080,21 +1200,51 @@
         <w:rPr>
           <w:lang w:val="fr-FR"/>
         </w:rPr>
-        <w:t xml:space="preserve"> et cliquez sur le bouton </w:t>
-      </w:r>
-      <w:proofErr w:type="spellStart"/>
-      <w:r>
-        <w:rPr>
-          <w:lang w:val="fr-FR"/>
+        <w:t xml:space="preserve"> et </w:t>
+      </w:r>
+      <w:r>
+        <w:rPr>
+          <w:highlight w:val="yellow"/>
+          <w:lang w:val="fr-FR"/>
+          <w:rPrChange w:id="2" w:author="Nicolas Médoc" w:date="2026-02-23T14:43:00Z" w16du:dateUtc="2026-02-23T13:43:00Z">
+            <w:rPr>
+              <w:lang w:val="fr-FR"/>
+            </w:rPr>
+          </w:rPrChange>
+        </w:rPr>
+        <w:t xml:space="preserve">cliquez sur le bouton </w:t>
+      </w:r>
+      <w:proofErr w:type="spellStart"/>
+      <w:r>
+        <w:rPr>
+          <w:highlight w:val="yellow"/>
+          <w:lang w:val="fr-FR"/>
+          <w:rPrChange w:id="3" w:author="Nicolas Médoc" w:date="2026-02-23T14:43:00Z" w16du:dateUtc="2026-02-23T13:43:00Z">
+            <w:rPr>
+              <w:lang w:val="fr-FR"/>
+            </w:rPr>
+          </w:rPrChange>
         </w:rPr>
         <w:t>Debug</w:t>
       </w:r>
       <w:proofErr w:type="spellEnd"/>
       <w:r>
         <w:rPr>
-          <w:lang w:val="fr-FR"/>
-        </w:rPr>
-        <w:t xml:space="preserve"> en haut de “scripts”.</w:t>
+          <w:highlight w:val="yellow"/>
+          <w:lang w:val="fr-FR"/>
+          <w:rPrChange w:id="4" w:author="Nicolas Médoc" w:date="2026-02-23T14:43:00Z" w16du:dateUtc="2026-02-23T13:43:00Z">
+            <w:rPr>
+              <w:lang w:val="fr-FR"/>
+            </w:rPr>
+          </w:rPrChange>
+        </w:rPr>
+        <w:t xml:space="preserve"> en haut de “scripts”</w:t>
+      </w:r>
+      <w:r>
+        <w:rPr>
+          <w:lang w:val="fr-FR"/>
+        </w:rPr>
+        <w:t>.</w:t>
       </w:r>
     </w:p>
     <w:p>
@@ -1124,7 +1274,7 @@
                     <pic:cNvPicPr/>
                   </pic:nvPicPr>
                   <pic:blipFill>
-                    <a:blip r:embed="rId9"/>
+                    <a:blip r:embed="rId7"/>
                     <a:stretch>
                       <a:fillRect/>
                     </a:stretch>
@@ -1155,7 +1305,39 @@
         <w:rPr>
           <w:lang w:val="fr-FR"/>
         </w:rPr>
-        <w:t>Dans votre navigateur, une page web s’ouvrira sur http://localhost:3000/</w:t>
+        <w:t xml:space="preserve">Ouvrir la page web dans votre navigateur (ou tapez </w:t>
+      </w:r>
+      <w:proofErr w:type="spellStart"/>
+      <w:r>
+        <w:rPr>
+          <w:lang w:val="fr-FR"/>
+        </w:rPr>
+        <w:t>o+enter</w:t>
+      </w:r>
+      <w:proofErr w:type="spellEnd"/>
+      <w:r>
+        <w:rPr>
+          <w:lang w:val="fr-FR"/>
+        </w:rPr>
+        <w:t xml:space="preserve"> dans le terminal) </w:t>
+      </w:r>
+      <w:r>
+        <w:rPr>
+          <w:lang w:val="fr-FR"/>
+        </w:rPr>
+        <w:t>http://localhost:</w:t>
+      </w:r>
+      <w:r>
+        <w:rPr>
+          <w:lang w:val="fr-FR"/>
+        </w:rPr>
+        <w:t>5173</w:t>
+      </w:r>
+      <w:r>
+        <w:rPr>
+          <w:lang w:val="fr-FR"/>
+        </w:rPr>
+        <w:t>/</w:t>
       </w:r>
     </w:p>
     <w:p>
@@ -1182,6 +1364,7 @@
         <w:rPr>
           <w:lang w:val="fr-FR"/>
         </w:rPr>
+        <w:lastRenderedPageBreak/>
         <w:t>Liens pour comprendre HTML, CSS et JavaScript</w:t>
       </w:r>
     </w:p>
@@ -1319,7 +1502,6 @@
         <w:rPr>
           <w:lang w:val="fr-FR"/>
         </w:rPr>
-        <w:lastRenderedPageBreak/>
         <w:t>Visualiser des données générées aléatoirement dans une matrice</w:t>
       </w:r>
       <w:r>
@@ -1439,7 +1621,7 @@
                     <pic:cNvPicPr/>
                   </pic:nvPicPr>
                   <pic:blipFill>
-                    <a:blip r:embed="rId10"/>
+                    <a:blip r:embed="rId8"/>
                     <a:stretch>
                       <a:fillRect/>
                     </a:stretch>
@@ -1504,7 +1686,7 @@
                     <pic:cNvPicPr/>
                   </pic:nvPicPr>
                   <pic:blipFill>
-                    <a:blip r:embed="rId11"/>
+                    <a:blip r:embed="rId9"/>
                     <a:stretch>
                       <a:fillRect/>
                     </a:stretch>
@@ -1535,7 +1717,27 @@
         <w:rPr>
           <w:lang w:val="fr-FR"/>
         </w:rPr>
-        <w:t>Dans App.js, nous remplacerons “Hello world !” par deux conteneurs avec des éléments &lt;div&gt;.</w:t>
+        <w:t xml:space="preserve">Dans </w:t>
+      </w:r>
+      <w:proofErr w:type="spellStart"/>
+      <w:r>
+        <w:rPr>
+          <w:lang w:val="fr-FR"/>
+        </w:rPr>
+        <w:t>App.js</w:t>
+      </w:r>
+      <w:r>
+        <w:rPr>
+          <w:lang w:val="fr-FR"/>
+        </w:rPr>
+        <w:t>x</w:t>
+      </w:r>
+      <w:proofErr w:type="spellEnd"/>
+      <w:r>
+        <w:rPr>
+          <w:lang w:val="fr-FR"/>
+        </w:rPr>
+        <w:t>, nous remplacerons “Hello world !” par deux conteneurs avec des éléments &lt;div&gt;.</w:t>
       </w:r>
     </w:p>
     <w:p>
@@ -1543,6 +1745,7 @@
         <w:pStyle w:val="Code"/>
       </w:pPr>
       <w:r>
+        <w:lastRenderedPageBreak/>
         <w:t xml:space="preserve">function </w:t>
       </w:r>
       <w:proofErr w:type="gramStart"/>
@@ -1784,95 +1987,135 @@
         <w:rPr>
           <w:lang w:val="fr-FR"/>
         </w:rPr>
+        <w:t>Faites un clic droit sur le texte “Control bar” et choisissez inspecter dans le menu contextuel pour examiner les éléments HTML générés.</w:t>
+      </w:r>
+    </w:p>
+    <w:p>
+      <w:pPr>
+        <w:pStyle w:val="Heading2"/>
+        <w:rPr>
+          <w:lang w:val="fr-FR"/>
+        </w:rPr>
+      </w:pPr>
+      <w:r>
+        <w:rPr>
+          <w:lang w:val="fr-FR"/>
+        </w:rPr>
+        <w:t>Créer un composant qui génère un SVG pour contenir la visualisation matricielle</w:t>
+      </w:r>
+    </w:p>
+    <w:p>
+      <w:pPr>
+        <w:rPr>
+          <w:lang w:val="fr-FR"/>
+        </w:rPr>
+      </w:pPr>
+      <w:r>
+        <w:rPr>
+          <w:lang w:val="fr-FR"/>
+        </w:rPr>
+        <w:t>Créez le dossier src/components qui contiendra tous vos composants.</w:t>
+      </w:r>
+    </w:p>
+    <w:p>
+      <w:pPr>
+        <w:rPr>
+          <w:lang w:val="fr-FR"/>
+        </w:rPr>
+      </w:pPr>
+      <w:r>
+        <w:rPr>
+          <w:lang w:val="fr-FR"/>
+        </w:rPr>
+        <w:t>Créez le dossier src/components/matrix pour le composant matrix.</w:t>
+      </w:r>
+    </w:p>
+    <w:p>
+      <w:pPr>
+        <w:rPr>
+          <w:lang w:val="fr-FR"/>
+        </w:rPr>
+      </w:pPr>
+      <w:r>
+        <w:rPr>
+          <w:lang w:val="fr-FR"/>
+        </w:rPr>
+        <w:t xml:space="preserve">Créez les fichiers </w:t>
+      </w:r>
+      <w:proofErr w:type="spellStart"/>
+      <w:r>
+        <w:rPr>
+          <w:lang w:val="fr-FR"/>
+        </w:rPr>
+        <w:t>Matrix.js</w:t>
+      </w:r>
+      <w:r>
+        <w:rPr>
+          <w:lang w:val="fr-FR"/>
+        </w:rPr>
+        <w:t>x</w:t>
+      </w:r>
+      <w:proofErr w:type="spellEnd"/>
+      <w:r>
+        <w:rPr>
+          <w:lang w:val="fr-FR"/>
+        </w:rPr>
+        <w:t xml:space="preserve"> et Matrix.css.</w:t>
+      </w:r>
+    </w:p>
+    <w:p>
+      <w:pPr>
+        <w:rPr>
+          <w:lang w:val="fr-FR"/>
+        </w:rPr>
+      </w:pPr>
+      <w:r>
+        <w:rPr>
+          <w:lang w:val="fr-FR"/>
+        </w:rPr>
+        <w:t xml:space="preserve">Dans </w:t>
+      </w:r>
+      <w:proofErr w:type="spellStart"/>
+      <w:r>
+        <w:rPr>
+          <w:lang w:val="fr-FR"/>
+        </w:rPr>
+        <w:t>Matrix.js</w:t>
+      </w:r>
+      <w:r>
+        <w:rPr>
+          <w:lang w:val="fr-FR"/>
+        </w:rPr>
+        <w:t>x</w:t>
+      </w:r>
+      <w:proofErr w:type="spellEnd"/>
+      <w:r>
+        <w:rPr>
+          <w:lang w:val="fr-FR"/>
+        </w:rPr>
+        <w:t>, créez le modèle du composant et retournez un &lt;</w:t>
+      </w:r>
+      <w:proofErr w:type="spellStart"/>
+      <w:r>
+        <w:rPr>
+          <w:lang w:val="fr-FR"/>
+        </w:rPr>
+        <w:t>svg</w:t>
+      </w:r>
+      <w:proofErr w:type="spellEnd"/>
+      <w:r>
+        <w:rPr>
+          <w:lang w:val="fr-FR"/>
+        </w:rPr>
+        <w:t>&gt; vide.</w:t>
+      </w:r>
+    </w:p>
+    <w:p>
+      <w:pPr>
+        <w:pStyle w:val="Code"/>
+      </w:pPr>
+      <w:r>
         <w:lastRenderedPageBreak/>
-        <w:t>Faites un clic droit sur le texte “Control bar” et choisissez inspecter dans le menu contextuel pour examiner les éléments HTML générés.</w:t>
-      </w:r>
-    </w:p>
-    <w:p>
-      <w:pPr>
-        <w:pStyle w:val="Heading2"/>
-        <w:rPr>
-          <w:lang w:val="fr-FR"/>
-        </w:rPr>
-      </w:pPr>
-      <w:r>
-        <w:rPr>
-          <w:lang w:val="fr-FR"/>
-        </w:rPr>
-        <w:t>Créer un composant qui génère un SVG pour contenir la visualisation matricielle</w:t>
-      </w:r>
-    </w:p>
-    <w:p>
-      <w:pPr>
-        <w:rPr>
-          <w:lang w:val="fr-FR"/>
-        </w:rPr>
-      </w:pPr>
-      <w:r>
-        <w:rPr>
-          <w:lang w:val="fr-FR"/>
-        </w:rPr>
-        <w:t>Créez le dossier src/components qui contiendra tous vos composants.</w:t>
-      </w:r>
-    </w:p>
-    <w:p>
-      <w:pPr>
-        <w:rPr>
-          <w:lang w:val="fr-FR"/>
-        </w:rPr>
-      </w:pPr>
-      <w:r>
-        <w:rPr>
-          <w:lang w:val="fr-FR"/>
-        </w:rPr>
-        <w:t>Créez le dossier src/components/matrix pour le composant matrix.</w:t>
-      </w:r>
-    </w:p>
-    <w:p>
-      <w:pPr>
-        <w:rPr>
-          <w:lang w:val="fr-FR"/>
-        </w:rPr>
-      </w:pPr>
-      <w:r>
-        <w:rPr>
-          <w:lang w:val="fr-FR"/>
-        </w:rPr>
-        <w:t>Créez les fichiers Matrix.js et Matrix.css.</w:t>
-      </w:r>
-    </w:p>
-    <w:p>
-      <w:pPr>
-        <w:rPr>
-          <w:lang w:val="fr-FR"/>
-        </w:rPr>
-      </w:pPr>
-      <w:r>
-        <w:rPr>
-          <w:lang w:val="fr-FR"/>
-        </w:rPr>
-        <w:t>Dans Matrix.js, créez le modèle du composant et retournez un &lt;</w:t>
-      </w:r>
-      <w:proofErr w:type="spellStart"/>
-      <w:r>
-        <w:rPr>
-          <w:lang w:val="fr-FR"/>
-        </w:rPr>
-        <w:t>svg</w:t>
-      </w:r>
-      <w:proofErr w:type="spellEnd"/>
-      <w:r>
-        <w:rPr>
-          <w:lang w:val="fr-FR"/>
-        </w:rPr>
-        <w:t>&gt; vide.</w:t>
-      </w:r>
-    </w:p>
-    <w:p>
-      <w:pPr>
-        <w:pStyle w:val="Code"/>
-      </w:pPr>
-      <w:r>
         <w:t>import './Matrix.css'</w:t>
       </w:r>
       <w:r>
@@ -1962,7 +2205,27 @@
         <w:rPr>
           <w:lang w:val="fr-FR"/>
         </w:rPr>
-        <w:t>Appelez le composant dans App.js.</w:t>
+        <w:t xml:space="preserve">Appelez le composant dans </w:t>
+      </w:r>
+      <w:proofErr w:type="spellStart"/>
+      <w:r>
+        <w:rPr>
+          <w:lang w:val="fr-FR"/>
+        </w:rPr>
+        <w:t>App.js</w:t>
+      </w:r>
+      <w:r>
+        <w:rPr>
+          <w:lang w:val="fr-FR"/>
+        </w:rPr>
+        <w:t>x</w:t>
+      </w:r>
+      <w:proofErr w:type="spellEnd"/>
+      <w:r>
+        <w:rPr>
+          <w:lang w:val="fr-FR"/>
+        </w:rPr>
+        <w:t>.</w:t>
       </w:r>
     </w:p>
     <w:p>
@@ -2153,7 +2416,27 @@
         <w:rPr>
           <w:lang w:val="fr-FR"/>
         </w:rPr>
-        <w:t>) dans Matrix.js.</w:t>
+        <w:t xml:space="preserve">) dans </w:t>
+      </w:r>
+      <w:proofErr w:type="spellStart"/>
+      <w:r>
+        <w:rPr>
+          <w:lang w:val="fr-FR"/>
+        </w:rPr>
+        <w:t>Matrix.js</w:t>
+      </w:r>
+      <w:r>
+        <w:rPr>
+          <w:lang w:val="fr-FR"/>
+        </w:rPr>
+        <w:t>x</w:t>
+      </w:r>
+      <w:proofErr w:type="spellEnd"/>
+      <w:r>
+        <w:rPr>
+          <w:lang w:val="fr-FR"/>
+        </w:rPr>
+        <w:t>.</w:t>
       </w:r>
     </w:p>
     <w:p>
@@ -2167,7 +2450,6 @@
         <w:rPr>
           <w:lang w:val="fr-FR"/>
         </w:rPr>
-        <w:lastRenderedPageBreak/>
         <w:t>...</w:t>
       </w:r>
     </w:p>
@@ -2975,7 +3257,14 @@
         <w:rPr>
           <w:lang w:val="fr-FR"/>
         </w:rPr>
-        <w:t>Grâce à cette liste</w:t>
+        <w:t xml:space="preserve">Grâce à </w:t>
+      </w:r>
+      <w:r>
+        <w:rPr>
+          <w:lang w:val="fr-FR"/>
+        </w:rPr>
+        <w:lastRenderedPageBreak/>
+        <w:t>cette liste</w:t>
       </w:r>
       <w:r>
         <w:rPr>
@@ -3059,7 +3348,27 @@
         <w:rPr>
           <w:lang w:val="fr-FR"/>
         </w:rPr>
-        <w:t>Pour cela, créez dans Matrix.js un nouveau composant (Cell) pour dessiner le &lt;</w:t>
+        <w:t xml:space="preserve">Pour cela, créez dans </w:t>
+      </w:r>
+      <w:proofErr w:type="spellStart"/>
+      <w:r>
+        <w:rPr>
+          <w:lang w:val="fr-FR"/>
+        </w:rPr>
+        <w:t>Matrix.js</w:t>
+      </w:r>
+      <w:r>
+        <w:rPr>
+          <w:lang w:val="fr-FR"/>
+        </w:rPr>
+        <w:t>x</w:t>
+      </w:r>
+      <w:proofErr w:type="spellEnd"/>
+      <w:r>
+        <w:rPr>
+          <w:lang w:val="fr-FR"/>
+        </w:rPr>
+        <w:t xml:space="preserve"> un nouveau composant (Cell) pour dessiner le &lt;</w:t>
       </w:r>
       <w:proofErr w:type="spellStart"/>
       <w:r>
@@ -3532,7 +3841,6 @@
         <w:rPr>
           <w:lang w:val="fr-FR"/>
         </w:rPr>
-        <w:lastRenderedPageBreak/>
         <w:t>const</w:t>
       </w:r>
       <w:proofErr w:type="spellEnd"/>
@@ -4155,6 +4463,7 @@
         <w:rPr>
           <w:lang w:val="fr-FR"/>
         </w:rPr>
+        <w:lastRenderedPageBreak/>
         <w:t xml:space="preserve">Utiliser des données générées et les lier aux composants </w:t>
       </w:r>
       <w:proofErr w:type="spellStart"/>
@@ -4402,7 +4711,27 @@
         <w:rPr>
           <w:lang w:val="fr-FR"/>
         </w:rPr>
-        <w:t>On va d’abord générer un jeu de données 4x4 dans le composant App.js. On importe la fonction et on l’appelle dans la fonction du composant App.</w:t>
+        <w:t xml:space="preserve">On va d’abord générer un jeu de données 4x4 dans le composant </w:t>
+      </w:r>
+      <w:proofErr w:type="spellStart"/>
+      <w:r>
+        <w:rPr>
+          <w:lang w:val="fr-FR"/>
+        </w:rPr>
+        <w:t>App.js</w:t>
+      </w:r>
+      <w:r>
+        <w:rPr>
+          <w:lang w:val="fr-FR"/>
+        </w:rPr>
+        <w:t>x</w:t>
+      </w:r>
+      <w:proofErr w:type="spellEnd"/>
+      <w:r>
+        <w:rPr>
+          <w:lang w:val="fr-FR"/>
+        </w:rPr>
+        <w:t>. On importe la fonction et on l’appelle dans la fonction du composant App.</w:t>
       </w:r>
     </w:p>
     <w:p>
@@ -4544,8 +4873,13 @@
       <w:r>
         <w:t xml:space="preserve">    </w:t>
       </w:r>
-      <w:r>
-        <w:t>return (</w:t>
+      <w:proofErr w:type="gramStart"/>
+      <w:r>
+        <w:t>return</w:t>
+      </w:r>
+      <w:proofErr w:type="gramEnd"/>
+      <w:r>
+        <w:t xml:space="preserve"> (</w:t>
       </w:r>
     </w:p>
     <w:p>
@@ -4773,7 +5107,6 @@
         <w:pStyle w:val="Code"/>
       </w:pPr>
       <w:r>
-        <w:lastRenderedPageBreak/>
         <w:t>import {</w:t>
       </w:r>
       <w:proofErr w:type="spellStart"/>
@@ -5066,7 +5399,38 @@
         <w:rPr>
           <w:lang w:val="fr-FR"/>
         </w:rPr>
-        <w:t>Dans notre exemple, on passe les données via une propriété du composant Matrix ({</w:t>
+        <w:lastRenderedPageBreak/>
+        <w:t xml:space="preserve">Dans notre exemple, </w:t>
+      </w:r>
+      <w:r>
+        <w:rPr>
+          <w:lang w:val="fr-FR"/>
+        </w:rPr>
+        <w:t>nous allons</w:t>
+      </w:r>
+      <w:r>
+        <w:rPr>
+          <w:lang w:val="fr-FR"/>
+        </w:rPr>
+        <w:t xml:space="preserve"> </w:t>
+      </w:r>
+      <w:r>
+        <w:rPr>
+          <w:lang w:val="fr-FR"/>
+        </w:rPr>
+        <w:t>passe</w:t>
+      </w:r>
+      <w:r>
+        <w:rPr>
+          <w:lang w:val="fr-FR"/>
+        </w:rPr>
+        <w:t>r</w:t>
+      </w:r>
+      <w:r>
+        <w:rPr>
+          <w:lang w:val="fr-FR"/>
+        </w:rPr>
+        <w:t xml:space="preserve"> les données via une propriété du composant Matrix ({</w:t>
       </w:r>
       <w:proofErr w:type="spellStart"/>
       <w:r>
@@ -5092,7 +5456,19 @@
         <w:rPr>
           <w:lang w:val="fr-FR"/>
         </w:rPr>
-        <w:t xml:space="preserve">utilise </w:t>
+        <w:t>utilise</w:t>
+      </w:r>
+      <w:r>
+        <w:rPr>
+          <w:lang w:val="fr-FR"/>
+        </w:rPr>
+        <w:t>ra</w:t>
+      </w:r>
+      <w:r>
+        <w:rPr>
+          <w:lang w:val="fr-FR"/>
+        </w:rPr>
+        <w:t xml:space="preserve"> </w:t>
       </w:r>
       <w:r>
         <w:rPr>
@@ -5422,7 +5798,27 @@
         <w:rPr>
           <w:lang w:val="fr-FR"/>
         </w:rPr>
-        <w:t xml:space="preserve">Dans le return de la fonction App dans App.js, ajoutez la propriété </w:t>
+        <w:t xml:space="preserve">Dans le return de la fonction App dans </w:t>
+      </w:r>
+      <w:proofErr w:type="spellStart"/>
+      <w:r>
+        <w:rPr>
+          <w:lang w:val="fr-FR"/>
+        </w:rPr>
+        <w:t>App.js</w:t>
+      </w:r>
+      <w:r>
+        <w:rPr>
+          <w:lang w:val="fr-FR"/>
+        </w:rPr>
+        <w:t>x</w:t>
+      </w:r>
+      <w:proofErr w:type="spellEnd"/>
+      <w:r>
+        <w:rPr>
+          <w:lang w:val="fr-FR"/>
+        </w:rPr>
+        <w:t xml:space="preserve">, ajoutez la propriété </w:t>
       </w:r>
       <w:proofErr w:type="spellStart"/>
       <w:r>
@@ -6024,7 +6420,27 @@
         <w:rPr>
           <w:lang w:val="fr-FR"/>
         </w:rPr>
-        <w:t xml:space="preserve"> à son parent (App.js) pour générer de nouvelles données de matrice. Pour cela, on transmet une fonction dans la propriété </w:t>
+        <w:t xml:space="preserve"> à son parent (</w:t>
+      </w:r>
+      <w:proofErr w:type="spellStart"/>
+      <w:r>
+        <w:rPr>
+          <w:lang w:val="fr-FR"/>
+        </w:rPr>
+        <w:t>App.js</w:t>
+      </w:r>
+      <w:r>
+        <w:rPr>
+          <w:lang w:val="fr-FR"/>
+        </w:rPr>
+        <w:t>x</w:t>
+      </w:r>
+      <w:proofErr w:type="spellEnd"/>
+      <w:r>
+        <w:rPr>
+          <w:lang w:val="fr-FR"/>
+        </w:rPr>
+        <w:t xml:space="preserve">) pour générer de nouvelles données de matrice. Pour cela, on transmet une fonction dans la propriété </w:t>
       </w:r>
       <w:proofErr w:type="spellStart"/>
       <w:r>
@@ -6038,14 +6454,7 @@
         <w:rPr>
           <w:lang w:val="fr-FR"/>
         </w:rPr>
-        <w:t xml:space="preserve"> qui prendra les nouvelles données de configuration en paramètre et générera </w:t>
-      </w:r>
-      <w:r>
-        <w:rPr>
-          <w:lang w:val="fr-FR"/>
-        </w:rPr>
-        <w:lastRenderedPageBreak/>
-        <w:t xml:space="preserve">de nouvelles données de matrice. </w:t>
+        <w:t xml:space="preserve"> qui prendra les nouvelles données de configuration en paramètre et générera de nouvelles données de matrice. </w:t>
       </w:r>
       <w:r>
         <w:rPr>
@@ -6072,6 +6481,7 @@
           <w:bCs/>
           <w:lang w:val="fr-FR"/>
         </w:rPr>
+        <w:lastRenderedPageBreak/>
         <w:t>Exercice 2 :</w:t>
       </w:r>
       <w:r>
@@ -7635,7 +8045,7 @@
         </w:rPr>
         <w:t>=</w:t>
       </w:r>
-      <w:bookmarkStart w:id="0" w:name="_Hlk210057219"/>
+      <w:bookmarkStart w:id="5" w:name="_Hlk210057219"/>
       <w:r>
         <w:rPr>
           <w:lang w:val="fr-FR"/>
@@ -7656,7 +8066,7 @@
         </w:rPr>
         <w:t>"</w:t>
       </w:r>
-      <w:bookmarkEnd w:id="0"/>
+      <w:bookmarkEnd w:id="5"/>
       <w:r>
         <w:rPr>
           <w:lang w:val="fr-FR"/>
@@ -10511,6 +10921,14 @@
     <w:abstractNumId w:val="9"/>
   </w:num>
 </w:numbering>
+</file>
+
+<file path=word/people.xml><?xml version="1.0" encoding="utf-8"?>
+<w15:people xmlns:wpc="http://schemas.microsoft.com/office/word/2010/wordprocessingCanvas" xmlns:cx="http://schemas.microsoft.com/office/drawing/2014/chartex" xmlns:cx1="http://schemas.microsoft.com/office/drawing/2015/9/8/chartex" xmlns:cx2="http://schemas.microsoft.com/office/drawing/2015/10/21/chartex" xmlns:cx3="http://schemas.microsoft.com/office/drawing/2016/5/9/chartex" xmlns:cx4="http://schemas.microsoft.com/office/drawing/2016/5/10/chartex" xmlns:cx5="http://schemas.microsoft.com/office/drawing/2016/5/11/chartex" xmlns:cx6="http://schemas.microsoft.com/office/drawing/2016/5/12/chartex" xmlns:cx7="http://schemas.microsoft.com/office/drawing/2016/5/13/chartex" xmlns:cx8="http://schemas.microsoft.com/office/drawing/2016/5/14/chartex" xmlns:mc="http://schemas.openxmlformats.org/markup-compatibility/2006" xmlns:aink="http://schemas.microsoft.com/office/drawing/2016/ink" xmlns:am3d="http://schemas.microsoft.com/office/drawing/2017/model3d" xmlns:o="urn:schemas-microsoft-com:office:office" xmlns:oel="http://schemas.microsoft.com/office/2019/extlst" xmlns:r="http://schemas.openxmlformats.org/officeDocument/2006/relationships" xmlns:m="http://schemas.openxmlformats.org/officeDocument/2006/math" xmlns:v="urn:schemas-microsoft-com:vml" xmlns:wp14="http://schemas.microsoft.com/office/word/2010/wordprocessingDrawing" xmlns:wp="http://schemas.openxmlformats.org/drawingml/2006/wordprocessingDrawing" xmlns:w10="urn:schemas-microsoft-com:office:word" xmlns:w="http://schemas.openxmlformats.org/wordprocessingml/2006/main" xmlns:w14="http://schemas.microsoft.com/office/word/2010/wordml" xmlns:w15="http://schemas.microsoft.com/office/word/2012/wordml" xmlns:w16cex="http://schemas.microsoft.com/office/word/2018/wordml/cex" xmlns:w16cid="http://schemas.microsoft.com/office/word/2016/wordml/cid" xmlns:w16="http://schemas.microsoft.com/office/word/2018/wordml" xmlns:w16du="http://schemas.microsoft.com/office/word/2023/wordml/word16du" xmlns:w16sdtdh="http://schemas.microsoft.com/office/word/2020/wordml/sdtdatahash" xmlns:w16sdtfl="http://schemas.microsoft.com/office/word/2024/wordml/sdtformatlock" xmlns:w16se="http://schemas.microsoft.com/office/word/2015/wordml/symex" xmlns:wpg="http://schemas.microsoft.com/office/word/2010/wordprocessingGroup" xmlns:wpi="http://schemas.microsoft.com/office/word/2010/wordprocessingInk" xmlns:wne="http://schemas.microsoft.com/office/word/2006/wordml" xmlns:wps="http://schemas.microsoft.com/office/word/2010/wordprocessingShape" mc:Ignorable="w14 w15 w16se w16cid w16 w16cex w16sdtdh w16sdtfl w16du wp14">
+  <w15:person w15:author="Nicolas Médoc">
+    <w15:presenceInfo w15:providerId="AD" w15:userId="S::nicolas.medoc@list.lu::80eadb94-322a-4595-b8c8-c9c6f5d2801a"/>
+  </w15:person>
+</w15:people>
 </file>
 
 <file path=word/styles.xml><?xml version="1.0" encoding="utf-8"?>

--- a/Tuto3 - D3js in React_fr.docx
+++ b/Tuto3 - D3js in React_fr.docx
@@ -64,19 +64,11 @@
           <w:lang w:val="en-US"/>
         </w:rPr>
       </w:pPr>
-      <w:proofErr w:type="gramStart"/>
       <w:r>
         <w:rPr>
           <w:lang w:val="en-US"/>
         </w:rPr>
-        <w:t>Cloner :</w:t>
-      </w:r>
-      <w:proofErr w:type="gramEnd"/>
-      <w:r>
-        <w:rPr>
-          <w:lang w:val="en-US"/>
-        </w:rPr>
-        <w:t xml:space="preserve"> </w:t>
+        <w:t xml:space="preserve">Cloner : </w:t>
       </w:r>
       <w:hyperlink r:id="rId5" w:history="1">
         <w:r>
@@ -105,38 +97,84 @@
     <w:p>
       <w:pPr>
         <w:rPr>
-          <w:lang w:val="fr-FR"/>
-        </w:rPr>
-      </w:pPr>
-      <w:r>
-        <w:rPr>
-          <w:lang w:val="fr-FR"/>
-        </w:rPr>
-        <w:t xml:space="preserve">Installer </w:t>
-      </w:r>
-      <w:proofErr w:type="gramStart"/>
-      <w:r>
-        <w:rPr>
-          <w:lang w:val="fr-FR"/>
-        </w:rPr>
-        <w:t>Node.js :</w:t>
-      </w:r>
-      <w:proofErr w:type="gramEnd"/>
-      <w:r>
-        <w:rPr>
-          <w:lang w:val="fr-FR"/>
-        </w:rPr>
-        <w:t xml:space="preserve"> </w:t>
+          <w:lang w:val="de-DE"/>
+        </w:rPr>
+      </w:pPr>
+      <w:r>
+        <w:rPr>
+          <w:lang w:val="de-DE"/>
+        </w:rPr>
+        <w:t xml:space="preserve">Installer Node.js : </w:t>
       </w:r>
       <w:hyperlink r:id="rId6" w:history="1">
+        <w:r>
+          <w:rPr>
+            <w:rStyle w:val="Hyperlink"/>
+            <w:lang w:val="de-DE"/>
+          </w:rPr>
+          <w:t>https://nodejs.org/en/download/package-manager</w:t>
+        </w:r>
+      </w:hyperlink>
+    </w:p>
+    <w:p>
+      <w:pPr>
+        <w:numPr>
+          <w:ilvl w:val="0"/>
+          <w:numId w:val="8"/>
+        </w:numPr>
+        <w:rPr>
+          <w:lang w:val="fr-FR"/>
+        </w:rPr>
+      </w:pPr>
+      <w:r>
+        <w:rPr>
+          <w:lang w:val="fr-FR"/>
+        </w:rPr>
+        <w:t>Choisissez votre mode d’installation préféré selon votre système d’exploitation</w:t>
+      </w:r>
+    </w:p>
+    <w:p>
+      <w:pPr>
+        <w:numPr>
+          <w:ilvl w:val="0"/>
+          <w:numId w:val="8"/>
+        </w:numPr>
+        <w:rPr>
+          <w:lang w:val="fr-FR"/>
+        </w:rPr>
+      </w:pPr>
+      <w:r>
+        <w:rPr>
+          <w:lang w:val="fr-FR"/>
+        </w:rPr>
+        <w:t xml:space="preserve">Pour Windows sans droits administrateur : </w:t>
+      </w:r>
+      <w:hyperlink r:id="rId7" w:history="1">
         <w:r>
           <w:rPr>
             <w:rStyle w:val="Hyperlink"/>
             <w:lang w:val="fr-FR"/>
           </w:rPr>
-          <w:t>https://nodejs.org/en/download/package-manager</w:t>
+          <w:t>https://nodejs.org/dist/v20.17.0/node-v20.17.0-win-x64.zip</w:t>
         </w:r>
       </w:hyperlink>
+    </w:p>
+    <w:p>
+      <w:pPr>
+        <w:numPr>
+          <w:ilvl w:val="1"/>
+          <w:numId w:val="8"/>
+        </w:numPr>
+        <w:rPr>
+          <w:lang w:val="fr-FR"/>
+        </w:rPr>
+      </w:pPr>
+      <w:r>
+        <w:rPr>
+          <w:lang w:val="fr-FR"/>
+        </w:rPr>
+        <w:t>Déclarez le dossier extrait dans la variable d’environnement PATH</w:t>
+      </w:r>
     </w:p>
     <w:p>
       <w:pPr>
@@ -152,49 +190,89 @@
         <w:rPr>
           <w:lang w:val="fr-FR"/>
         </w:rPr>
-        <w:t>Choisissez votre mode d’installation préféré selon votre système d’exploitation</w:t>
-      </w:r>
-    </w:p>
-    <w:p>
-      <w:pPr>
-        <w:numPr>
-          <w:ilvl w:val="0"/>
-          <w:numId w:val="8"/>
-        </w:numPr>
-        <w:rPr>
-          <w:lang w:val="fr-FR"/>
-        </w:rPr>
-      </w:pPr>
-      <w:r>
-        <w:rPr>
-          <w:lang w:val="fr-FR"/>
-        </w:rPr>
-        <w:t xml:space="preserve">Pour Windows sans droits administrateur : </w:t>
-      </w:r>
-      <w:r>
-        <w:fldChar w:fldCharType="begin"/>
-      </w:r>
-      <w:r>
-        <w:rPr>
-          <w:lang w:val="fr-FR"/>
-          <w:rPrChange w:id="0" w:author="Nicolas Médoc" w:date="2026-03-02T18:54:00Z" w16du:dateUtc="2026-03-02T17:54:00Z">
-            <w:rPr/>
-          </w:rPrChange>
-        </w:rPr>
-        <w:instrText>HYPERLINK "https://nodejs.org/dist/v20.17.0/node-v20.17.0-win-x64.zip"</w:instrText>
-      </w:r>
-      <w:r>
-        <w:fldChar w:fldCharType="separate"/>
-      </w:r>
-      <w:r>
-        <w:rPr>
-          <w:rStyle w:val="Hyperlink"/>
-          <w:lang w:val="fr-FR"/>
-        </w:rPr>
-        <w:t>https://nodejs.org/dist/v20.17.0/node-v20.17.0-win-x64.zip</w:t>
-      </w:r>
-      <w:r>
-        <w:fldChar w:fldCharType="end"/>
+        <w:t xml:space="preserve">Testez la version installée dans un terminal : </w:t>
+      </w:r>
+    </w:p>
+    <w:p>
+      <w:pPr>
+        <w:pStyle w:val="Code"/>
+        <w:rPr>
+          <w:lang w:val="fr-FR"/>
+        </w:rPr>
+      </w:pPr>
+      <w:proofErr w:type="spellStart"/>
+      <w:r>
+        <w:rPr>
+          <w:lang w:val="fr-FR"/>
+        </w:rPr>
+        <w:t>node</w:t>
+      </w:r>
+      <w:proofErr w:type="spellEnd"/>
+      <w:r>
+        <w:rPr>
+          <w:lang w:val="fr-FR"/>
+        </w:rPr>
+        <w:t xml:space="preserve"> -v </w:t>
+      </w:r>
+      <w:r>
+        <w:rPr>
+          <w:lang w:val="fr-FR"/>
+        </w:rPr>
+        <w:t xml:space="preserve"># </w:t>
+      </w:r>
+      <w:r>
+        <w:rPr>
+          <w:lang w:val="fr-FR"/>
+        </w:rPr>
+        <w:t>doit afficher v20.17.0</w:t>
+      </w:r>
+    </w:p>
+    <w:p>
+      <w:pPr>
+        <w:pStyle w:val="Code"/>
+        <w:rPr>
+          <w:lang w:val="fr-FR"/>
+        </w:rPr>
+      </w:pPr>
+      <w:proofErr w:type="spellStart"/>
+      <w:r>
+        <w:rPr>
+          <w:lang w:val="fr-FR"/>
+        </w:rPr>
+        <w:t>npm</w:t>
+      </w:r>
+      <w:proofErr w:type="spellEnd"/>
+      <w:r>
+        <w:rPr>
+          <w:lang w:val="fr-FR"/>
+        </w:rPr>
+        <w:t xml:space="preserve"> -v </w:t>
+      </w:r>
+      <w:r>
+        <w:rPr>
+          <w:lang w:val="fr-FR"/>
+        </w:rPr>
+        <w:t xml:space="preserve"># </w:t>
+      </w:r>
+      <w:r>
+        <w:rPr>
+          <w:lang w:val="fr-FR"/>
+        </w:rPr>
+        <w:t>doit afficher v10.8.2</w:t>
+      </w:r>
+    </w:p>
+    <w:p>
+      <w:pPr>
+        <w:pStyle w:val="Heading2"/>
+        <w:rPr>
+          <w:lang w:val="fr-FR"/>
+        </w:rPr>
+      </w:pPr>
+      <w:r>
+        <w:rPr>
+          <w:lang w:val="fr-FR"/>
+        </w:rPr>
+        <w:t xml:space="preserve">IDE : </w:t>
       </w:r>
     </w:p>
     <w:p>
@@ -211,111 +289,17 @@
         <w:rPr>
           <w:lang w:val="fr-FR"/>
         </w:rPr>
-        <w:t>Déclarez le dossier extrait dans la variable d’environnement PATH</w:t>
-      </w:r>
-    </w:p>
-    <w:p>
-      <w:pPr>
-        <w:numPr>
-          <w:ilvl w:val="0"/>
-          <w:numId w:val="8"/>
-        </w:numPr>
-        <w:rPr>
-          <w:lang w:val="fr-FR"/>
-        </w:rPr>
-      </w:pPr>
-      <w:r>
-        <w:rPr>
-          <w:lang w:val="fr-FR"/>
-        </w:rPr>
-        <w:t xml:space="preserve">Testez la version installée dans un terminal : </w:t>
-      </w:r>
-    </w:p>
-    <w:p>
-      <w:pPr>
-        <w:pStyle w:val="Code"/>
-        <w:rPr>
-          <w:lang w:val="fr-FR"/>
-        </w:rPr>
-      </w:pPr>
-      <w:proofErr w:type="spellStart"/>
-      <w:proofErr w:type="gramStart"/>
-      <w:r>
-        <w:rPr>
-          <w:lang w:val="fr-FR"/>
-        </w:rPr>
-        <w:t>node</w:t>
-      </w:r>
-      <w:proofErr w:type="spellEnd"/>
-      <w:proofErr w:type="gramEnd"/>
-      <w:r>
-        <w:rPr>
-          <w:lang w:val="fr-FR"/>
-        </w:rPr>
-        <w:t xml:space="preserve"> -v </w:t>
-      </w:r>
-      <w:r>
-        <w:rPr>
-          <w:lang w:val="fr-FR"/>
-        </w:rPr>
-        <w:t xml:space="preserve"># </w:t>
-      </w:r>
-      <w:r>
-        <w:rPr>
-          <w:lang w:val="fr-FR"/>
-        </w:rPr>
-        <w:t>doit afficher v20.17.0</w:t>
-      </w:r>
-    </w:p>
-    <w:p>
-      <w:pPr>
-        <w:pStyle w:val="Code"/>
-        <w:rPr>
-          <w:lang w:val="fr-FR"/>
-        </w:rPr>
-      </w:pPr>
-      <w:proofErr w:type="spellStart"/>
-      <w:proofErr w:type="gramStart"/>
-      <w:r>
-        <w:rPr>
-          <w:lang w:val="fr-FR"/>
-        </w:rPr>
-        <w:t>npm</w:t>
-      </w:r>
-      <w:proofErr w:type="spellEnd"/>
-      <w:proofErr w:type="gramEnd"/>
-      <w:r>
-        <w:rPr>
-          <w:lang w:val="fr-FR"/>
-        </w:rPr>
-        <w:t xml:space="preserve"> -v </w:t>
-      </w:r>
-      <w:r>
-        <w:rPr>
-          <w:lang w:val="fr-FR"/>
-        </w:rPr>
-        <w:t xml:space="preserve"># </w:t>
-      </w:r>
-      <w:r>
-        <w:rPr>
-          <w:lang w:val="fr-FR"/>
-        </w:rPr>
-        <w:t>doit afficher v10.8.2</w:t>
-      </w:r>
-    </w:p>
-    <w:p>
-      <w:pPr>
-        <w:pStyle w:val="Heading2"/>
-        <w:rPr>
-          <w:lang w:val="fr-FR"/>
-        </w:rPr>
-      </w:pPr>
-      <w:r>
-        <w:rPr>
-          <w:lang w:val="fr-FR"/>
-        </w:rPr>
-        <w:t xml:space="preserve">IDE : </w:t>
-      </w:r>
+        <w:t xml:space="preserve">VS Code : </w:t>
+      </w:r>
+      <w:hyperlink r:id="rId8" w:history="1">
+        <w:r>
+          <w:rPr>
+            <w:rStyle w:val="Hyperlink"/>
+            <w:lang w:val="fr-FR"/>
+          </w:rPr>
+          <w:t>https://code.visualstudio.com/</w:t>
+        </w:r>
+      </w:hyperlink>
     </w:p>
     <w:p>
       <w:pPr>
@@ -331,48 +315,6 @@
         <w:rPr>
           <w:lang w:val="fr-FR"/>
         </w:rPr>
-        <w:t xml:space="preserve">VS Code : </w:t>
-      </w:r>
-      <w:r>
-        <w:fldChar w:fldCharType="begin"/>
-      </w:r>
-      <w:r>
-        <w:rPr>
-          <w:lang w:val="fr-FR"/>
-          <w:rPrChange w:id="1" w:author="Nicolas Médoc" w:date="2026-03-02T18:54:00Z" w16du:dateUtc="2026-03-02T17:54:00Z">
-            <w:rPr/>
-          </w:rPrChange>
-        </w:rPr>
-        <w:instrText>HYPERLINK "https://code.visualstudio.com/"</w:instrText>
-      </w:r>
-      <w:r>
-        <w:fldChar w:fldCharType="separate"/>
-      </w:r>
-      <w:r>
-        <w:rPr>
-          <w:rStyle w:val="Hyperlink"/>
-          <w:lang w:val="fr-FR"/>
-        </w:rPr>
-        <w:t>https://code.visualstudio.com/</w:t>
-      </w:r>
-      <w:r>
-        <w:fldChar w:fldCharType="end"/>
-      </w:r>
-    </w:p>
-    <w:p>
-      <w:pPr>
-        <w:numPr>
-          <w:ilvl w:val="1"/>
-          <w:numId w:val="8"/>
-        </w:numPr>
-        <w:rPr>
-          <w:lang w:val="fr-FR"/>
-        </w:rPr>
-      </w:pPr>
-      <w:r>
-        <w:rPr>
-          <w:lang w:val="fr-FR"/>
-        </w:rPr>
         <w:t>Ou votre IDE JavaScript préféré</w:t>
       </w:r>
     </w:p>
@@ -403,7 +345,6 @@
         <w:t xml:space="preserve">, le gestionnaire de paquets intégré à Node.js. Toutes les dépendances sont déclarées à la racine du projet dans le fichier </w:t>
       </w:r>
       <w:proofErr w:type="spellStart"/>
-      <w:proofErr w:type="gramStart"/>
       <w:r>
         <w:rPr>
           <w:lang w:val="fr-FR"/>
@@ -411,7 +352,6 @@
         <w:t>package.json</w:t>
       </w:r>
       <w:proofErr w:type="spellEnd"/>
-      <w:proofErr w:type="gramEnd"/>
       <w:r>
         <w:rPr>
           <w:lang w:val="fr-FR"/>
@@ -427,7 +367,6 @@
         </w:rPr>
       </w:pPr>
       <w:proofErr w:type="spellStart"/>
-      <w:proofErr w:type="gramStart"/>
       <w:r>
         <w:rPr>
           <w:lang w:val="fr-FR"/>
@@ -435,7 +374,6 @@
         <w:t>npm</w:t>
       </w:r>
       <w:proofErr w:type="spellEnd"/>
-      <w:proofErr w:type="gramEnd"/>
       <w:r>
         <w:rPr>
           <w:lang w:val="fr-FR"/>
@@ -576,7 +514,6 @@
         <w:ind w:left="360"/>
       </w:pPr>
       <w:r>
-        <w:lastRenderedPageBreak/>
         <w:t>...</w:t>
       </w:r>
     </w:p>
@@ -709,6 +646,7 @@
         <w:ind w:left="360"/>
       </w:pPr>
       <w:r>
+        <w:lastRenderedPageBreak/>
         <w:t xml:space="preserve">// import dependencies </w:t>
       </w:r>
     </w:p>
@@ -743,20 +681,13 @@
         <w:t>(</w:t>
       </w:r>
       <w:proofErr w:type="spellStart"/>
-      <w:proofErr w:type="gramStart"/>
       <w:r>
         <w:t>document.getElementById</w:t>
       </w:r>
       <w:proofErr w:type="spellEnd"/>
-      <w:proofErr w:type="gramEnd"/>
-      <w:r>
-        <w:t>("root")</w:t>
-      </w:r>
-      <w:proofErr w:type="gramStart"/>
-      <w:r>
-        <w:t>);</w:t>
-      </w:r>
-      <w:proofErr w:type="gramEnd"/>
+      <w:r>
+        <w:t>("root"));</w:t>
+      </w:r>
     </w:p>
     <w:p>
       <w:pPr>
@@ -764,12 +695,10 @@
         <w:ind w:left="360"/>
       </w:pPr>
       <w:proofErr w:type="spellStart"/>
-      <w:proofErr w:type="gramStart"/>
       <w:r>
         <w:t>root.render</w:t>
       </w:r>
       <w:proofErr w:type="spellEnd"/>
-      <w:proofErr w:type="gramEnd"/>
       <w:r>
         <w:t>(</w:t>
       </w:r>
@@ -909,17 +838,25 @@
           <w:sz w:val="16"/>
           <w:szCs w:val="16"/>
         </w:rPr>
-        <w:t>import './App.css</w:t>
-      </w:r>
-      <w:proofErr w:type="gramStart"/>
-      <w:r>
+        <w:t>import './App.css';</w:t>
+      </w:r>
+    </w:p>
+    <w:p>
+      <w:pPr>
+        <w:pStyle w:val="Code"/>
+        <w:ind w:left="360"/>
         <w:rPr>
           <w:sz w:val="16"/>
           <w:szCs w:val="16"/>
         </w:rPr>
-        <w:t>';</w:t>
-      </w:r>
-      <w:proofErr w:type="gramEnd"/>
+      </w:pPr>
+      <w:r>
+        <w:rPr>
+          <w:sz w:val="16"/>
+          <w:szCs w:val="16"/>
+        </w:rPr>
+        <w:t>// here import other dependencies</w:t>
+      </w:r>
     </w:p>
     <w:p>
       <w:pPr>
@@ -930,12 +867,22 @@
           <w:szCs w:val="16"/>
         </w:rPr>
       </w:pPr>
-      <w:r>
+    </w:p>
+    <w:p>
+      <w:pPr>
+        <w:pStyle w:val="Code"/>
+        <w:ind w:left="360"/>
         <w:rPr>
           <w:sz w:val="16"/>
           <w:szCs w:val="16"/>
         </w:rPr>
-        <w:t>// here import other dependencies</w:t>
+      </w:pPr>
+      <w:r>
+        <w:rPr>
+          <w:sz w:val="16"/>
+          <w:szCs w:val="16"/>
+        </w:rPr>
+        <w:t>// a component is a piece of code which render a part of the user interface</w:t>
       </w:r>
     </w:p>
     <w:p>
@@ -947,55 +894,12 @@
           <w:szCs w:val="16"/>
         </w:rPr>
       </w:pPr>
-    </w:p>
-    <w:p>
-      <w:pPr>
-        <w:pStyle w:val="Code"/>
-        <w:ind w:left="360"/>
+      <w:r>
         <w:rPr>
           <w:sz w:val="16"/>
           <w:szCs w:val="16"/>
         </w:rPr>
-      </w:pPr>
-      <w:r>
-        <w:rPr>
-          <w:sz w:val="16"/>
-          <w:szCs w:val="16"/>
-        </w:rPr>
-        <w:t>// a component is a piece of code which render a part of the user interface</w:t>
-      </w:r>
-    </w:p>
-    <w:p>
-      <w:pPr>
-        <w:pStyle w:val="Code"/>
-        <w:ind w:left="360"/>
-        <w:rPr>
-          <w:sz w:val="16"/>
-          <w:szCs w:val="16"/>
-        </w:rPr>
-      </w:pPr>
-      <w:r>
-        <w:rPr>
-          <w:sz w:val="16"/>
-          <w:szCs w:val="16"/>
-        </w:rPr>
-        <w:t xml:space="preserve">function </w:t>
-      </w:r>
-      <w:proofErr w:type="gramStart"/>
-      <w:r>
-        <w:rPr>
-          <w:sz w:val="16"/>
-          <w:szCs w:val="16"/>
-        </w:rPr>
-        <w:t>App(</w:t>
-      </w:r>
-      <w:proofErr w:type="gramEnd"/>
-      <w:r>
-        <w:rPr>
-          <w:sz w:val="16"/>
-          <w:szCs w:val="16"/>
-        </w:rPr>
-        <w:t>) {</w:t>
+        <w:t>function App() {</w:t>
       </w:r>
     </w:p>
     <w:p>
@@ -1158,7 +1062,6 @@
         </w:rPr>
       </w:pPr>
       <w:proofErr w:type="spellStart"/>
-      <w:proofErr w:type="gramStart"/>
       <w:r>
         <w:rPr>
           <w:lang w:val="fr-FR"/>
@@ -1166,7 +1069,6 @@
         <w:t>npm</w:t>
       </w:r>
       <w:proofErr w:type="spellEnd"/>
-      <w:proofErr w:type="gramEnd"/>
       <w:r>
         <w:rPr>
           <w:lang w:val="fr-FR"/>
@@ -1187,7 +1089,6 @@
         <w:t xml:space="preserve">Ou dans VS Code, ouvrez </w:t>
       </w:r>
       <w:proofErr w:type="spellStart"/>
-      <w:proofErr w:type="gramStart"/>
       <w:r>
         <w:rPr>
           <w:lang w:val="fr-FR"/>
@@ -1195,7 +1096,6 @@
         <w:t>package.json</w:t>
       </w:r>
       <w:proofErr w:type="spellEnd"/>
-      <w:proofErr w:type="gramEnd"/>
       <w:r>
         <w:rPr>
           <w:lang w:val="fr-FR"/>
@@ -1204,39 +1104,21 @@
       </w:r>
       <w:r>
         <w:rPr>
-          <w:highlight w:val="yellow"/>
-          <w:lang w:val="fr-FR"/>
-          <w:rPrChange w:id="2" w:author="Nicolas Médoc" w:date="2026-02-23T14:43:00Z" w16du:dateUtc="2026-02-23T13:43:00Z">
-            <w:rPr>
-              <w:lang w:val="fr-FR"/>
-            </w:rPr>
-          </w:rPrChange>
+          <w:lang w:val="fr-FR"/>
         </w:rPr>
         <w:t xml:space="preserve">cliquez sur le bouton </w:t>
       </w:r>
       <w:proofErr w:type="spellStart"/>
       <w:r>
         <w:rPr>
-          <w:highlight w:val="yellow"/>
-          <w:lang w:val="fr-FR"/>
-          <w:rPrChange w:id="3" w:author="Nicolas Médoc" w:date="2026-02-23T14:43:00Z" w16du:dateUtc="2026-02-23T13:43:00Z">
-            <w:rPr>
-              <w:lang w:val="fr-FR"/>
-            </w:rPr>
-          </w:rPrChange>
+          <w:lang w:val="fr-FR"/>
         </w:rPr>
         <w:t>Debug</w:t>
       </w:r>
       <w:proofErr w:type="spellEnd"/>
       <w:r>
         <w:rPr>
-          <w:highlight w:val="yellow"/>
-          <w:lang w:val="fr-FR"/>
-          <w:rPrChange w:id="4" w:author="Nicolas Médoc" w:date="2026-02-23T14:43:00Z" w16du:dateUtc="2026-02-23T13:43:00Z">
-            <w:rPr>
-              <w:lang w:val="fr-FR"/>
-            </w:rPr>
-          </w:rPrChange>
+          <w:lang w:val="fr-FR"/>
         </w:rPr>
         <w:t xml:space="preserve"> en haut de “scripts”</w:t>
       </w:r>
@@ -1259,10 +1141,10 @@
           <w:noProof/>
         </w:rPr>
         <w:drawing>
-          <wp:inline distT="0" distB="0" distL="0" distR="0" wp14:anchorId="499E1409" wp14:editId="50737B3B">
-            <wp:extent cx="2762250" cy="1295400"/>
-            <wp:effectExtent l="0" t="0" r="0" b="0"/>
-            <wp:docPr id="2045594698" name="Picture 1" descr="A screen shot of a computer code&#10;&#10;Description automatically generated"/>
+          <wp:inline distT="0" distB="0" distL="0" distR="0" wp14:anchorId="199A5E2F" wp14:editId="521BE61F">
+            <wp:extent cx="2263336" cy="1044030"/>
+            <wp:effectExtent l="0" t="0" r="3810" b="3810"/>
+            <wp:docPr id="1754057446" name="Picture 1"/>
             <wp:cNvGraphicFramePr>
               <a:graphicFrameLocks xmlns:a="http://schemas.openxmlformats.org/drawingml/2006/main" noChangeAspect="1"/>
             </wp:cNvGraphicFramePr>
@@ -1270,11 +1152,11 @@
               <a:graphicData uri="http://schemas.openxmlformats.org/drawingml/2006/picture">
                 <pic:pic xmlns:pic="http://schemas.openxmlformats.org/drawingml/2006/picture">
                   <pic:nvPicPr>
-                    <pic:cNvPr id="2045594698" name="Picture 1" descr="A screen shot of a computer code&#10;&#10;Description automatically generated"/>
+                    <pic:cNvPr id="1754057446" name=""/>
                     <pic:cNvPicPr/>
                   </pic:nvPicPr>
                   <pic:blipFill>
-                    <a:blip r:embed="rId7"/>
+                    <a:blip r:embed="rId9"/>
                     <a:stretch>
                       <a:fillRect/>
                     </a:stretch>
@@ -1282,7 +1164,7 @@
                   <pic:spPr>
                     <a:xfrm>
                       <a:off x="0" y="0"/>
-                      <a:ext cx="2762250" cy="1295400"/>
+                      <a:ext cx="2263336" cy="1044030"/>
                     </a:xfrm>
                     <a:prstGeom prst="rect">
                       <a:avLst/>
@@ -1321,24 +1203,15 @@
         </w:rPr>
         <w:t xml:space="preserve"> dans le terminal) </w:t>
       </w:r>
-      <w:r>
-        <w:rPr>
-          <w:lang w:val="fr-FR"/>
-        </w:rPr>
-        <w:t>http://localhost:</w:t>
-      </w:r>
-      <w:r>
-        <w:rPr>
-          <w:lang w:val="fr-FR"/>
-        </w:rPr>
-        <w:t>5173</w:t>
-      </w:r>
-      <w:r>
-        <w:rPr>
-          <w:lang w:val="fr-FR"/>
-        </w:rPr>
-        <w:t>/</w:t>
-      </w:r>
+      <w:hyperlink r:id="rId10" w:history="1">
+        <w:r>
+          <w:rPr>
+            <w:rStyle w:val="Hyperlink"/>
+            <w:lang w:val="fr-FR"/>
+          </w:rPr>
+          <w:t>http://localhost:5173/</w:t>
+        </w:r>
+      </w:hyperlink>
     </w:p>
     <w:p>
       <w:pPr>
@@ -1364,7 +1237,6 @@
         <w:rPr>
           <w:lang w:val="fr-FR"/>
         </w:rPr>
-        <w:lastRenderedPageBreak/>
         <w:t>Liens pour comprendre HTML, CSS et JavaScript</w:t>
       </w:r>
     </w:p>
@@ -1561,6 +1433,7 @@
         <w:rPr>
           <w:lang w:val="fr-FR"/>
         </w:rPr>
+        <w:lastRenderedPageBreak/>
         <w:t>Créer la mise en page</w:t>
       </w:r>
     </w:p>
@@ -1621,7 +1494,7 @@
                     <pic:cNvPicPr/>
                   </pic:nvPicPr>
                   <pic:blipFill>
-                    <a:blip r:embed="rId8"/>
+                    <a:blip r:embed="rId11"/>
                     <a:stretch>
                       <a:fillRect/>
                     </a:stretch>
@@ -1686,7 +1559,7 @@
                     <pic:cNvPicPr/>
                   </pic:nvPicPr>
                   <pic:blipFill>
-                    <a:blip r:embed="rId9"/>
+                    <a:blip r:embed="rId12"/>
                     <a:stretch>
                       <a:fillRect/>
                     </a:stretch>
@@ -1745,115 +1618,475 @@
         <w:pStyle w:val="Code"/>
       </w:pPr>
       <w:r>
+        <w:t>function App() {</w:t>
+      </w:r>
+      <w:r>
+        <w:br/>
+        <w:t xml:space="preserve">  return (</w:t>
+      </w:r>
+      <w:r>
+        <w:br/>
+        <w:t xml:space="preserve">    &lt;div </w:t>
+      </w:r>
+      <w:proofErr w:type="spellStart"/>
+      <w:r>
+        <w:t>className</w:t>
+      </w:r>
+      <w:proofErr w:type="spellEnd"/>
+      <w:r>
+        <w:t>="App"&gt;</w:t>
+      </w:r>
+      <w:r>
+        <w:br/>
+        <w:t xml:space="preserve">        &lt;div id="control-bar-container"&gt;</w:t>
+      </w:r>
+      <w:r>
+        <w:br/>
+        <w:t xml:space="preserve">            Control Bar</w:t>
+      </w:r>
+      <w:r>
+        <w:br/>
+        <w:t xml:space="preserve">        &lt;/div&gt;</w:t>
+      </w:r>
+      <w:r>
+        <w:br/>
+        <w:t xml:space="preserve">        &lt;div id="view-container"&gt;</w:t>
+      </w:r>
+      <w:r>
+        <w:br/>
+        <w:t xml:space="preserve">            View</w:t>
+      </w:r>
+      <w:r>
+        <w:br/>
+        <w:t xml:space="preserve">        &lt;/div&gt;</w:t>
+      </w:r>
+      <w:r>
+        <w:br/>
+        <w:t xml:space="preserve">    &lt;/div&gt;</w:t>
+      </w:r>
+      <w:r>
+        <w:br/>
+        <w:t xml:space="preserve">  );</w:t>
+      </w:r>
+      <w:r>
+        <w:br/>
+        <w:t>}</w:t>
+      </w:r>
+    </w:p>
+    <w:p>
+      <w:pPr>
+        <w:rPr>
+          <w:lang w:val="fr-FR"/>
+        </w:rPr>
+      </w:pPr>
+      <w:r>
+        <w:rPr>
+          <w:lang w:val="fr-FR"/>
+        </w:rPr>
+        <w:t>Dans App.css, définissez la hauteur des deux conteneurs. On divise la hauteur en deux zones, 10% pour la barre de contrôle et 80% pour la visualisation.</w:t>
+      </w:r>
+    </w:p>
+    <w:p>
+      <w:pPr>
+        <w:pStyle w:val="Code"/>
+      </w:pPr>
+      <w:r>
+        <w:t>#control-bar-container{</w:t>
+      </w:r>
+    </w:p>
+    <w:p>
+      <w:pPr>
+        <w:pStyle w:val="Code"/>
+      </w:pPr>
+      <w:r>
+        <w:t xml:space="preserve">    height: 10%;</w:t>
+      </w:r>
+    </w:p>
+    <w:p>
+      <w:pPr>
+        <w:pStyle w:val="Code"/>
+      </w:pPr>
+      <w:r>
+        <w:t>}</w:t>
+      </w:r>
+    </w:p>
+    <w:p>
+      <w:pPr>
+        <w:pStyle w:val="Code"/>
+      </w:pPr>
+      <w:r>
+        <w:t>#view-container{</w:t>
+      </w:r>
+    </w:p>
+    <w:p>
+      <w:pPr>
+        <w:pStyle w:val="Code"/>
+      </w:pPr>
+      <w:r>
+        <w:t xml:space="preserve">    </w:t>
+      </w:r>
+      <w:r>
+        <w:t>height: 80%;</w:t>
+      </w:r>
+    </w:p>
+    <w:p>
+      <w:pPr>
+        <w:pStyle w:val="Code"/>
+      </w:pPr>
+      <w:r>
+        <w:t>}</w:t>
+      </w:r>
+    </w:p>
+    <w:p>
+      <w:pPr>
+        <w:rPr>
+          <w:lang w:val="fr-FR"/>
+        </w:rPr>
+      </w:pPr>
+      <w:r>
+        <w:rPr>
+          <w:lang w:val="fr-FR"/>
+        </w:rPr>
+        <w:t>À ce stade, la division de l’espace ne sera pas correcte car le &lt;div&gt; parent des conteneurs de la barre de contrôle et de la vue ne déclare pas de hauteur. Il faut donc déclarer une hauteur (100%) dans la classe App dans App.css.</w:t>
+      </w:r>
+    </w:p>
+    <w:p>
+      <w:pPr>
+        <w:pStyle w:val="Code"/>
+      </w:pPr>
+      <w:r>
+        <w:t>.App {</w:t>
+      </w:r>
+      <w:r>
+        <w:br/>
+        <w:t xml:space="preserve">    text-align: </w:t>
+      </w:r>
+      <w:proofErr w:type="spellStart"/>
+      <w:r>
+        <w:t>center</w:t>
+      </w:r>
+      <w:proofErr w:type="spellEnd"/>
+      <w:r>
+        <w:t>;</w:t>
+      </w:r>
+      <w:r>
+        <w:br/>
+        <w:t xml:space="preserve">    height:100%</w:t>
+      </w:r>
+      <w:r>
+        <w:t>;</w:t>
+      </w:r>
+      <w:r>
+        <w:br/>
+        <w:t>}</w:t>
+      </w:r>
+    </w:p>
+    <w:p>
+      <w:pPr>
+        <w:rPr>
+          <w:lang w:val="fr-FR"/>
+        </w:rPr>
+      </w:pPr>
+      <w:r>
+        <w:rPr>
+          <w:lang w:val="fr-FR"/>
+        </w:rPr>
+        <w:t>Maintenant, dans votre navigateur, vous devriez voir les deux zones avec les textes correspondants : “control bar” et “</w:t>
+      </w:r>
+      <w:proofErr w:type="spellStart"/>
+      <w:r>
+        <w:rPr>
+          <w:lang w:val="fr-FR"/>
+        </w:rPr>
+        <w:t>view</w:t>
+      </w:r>
+      <w:proofErr w:type="spellEnd"/>
+      <w:r>
+        <w:rPr>
+          <w:lang w:val="fr-FR"/>
+        </w:rPr>
+        <w:t>” avec la bonne répartition de la hauteur.</w:t>
+      </w:r>
+    </w:p>
+    <w:p>
+      <w:pPr>
+        <w:rPr>
+          <w:lang w:val="fr-FR"/>
+        </w:rPr>
+      </w:pPr>
+      <w:r>
+        <w:rPr>
+          <w:lang w:val="fr-FR"/>
+        </w:rPr>
+        <w:t>Faites un clic droit sur le texte “Control bar” et choisissez inspecter dans le menu contextuel pour examiner les éléments HTML générés.</w:t>
+      </w:r>
+    </w:p>
+    <w:p>
+      <w:pPr>
+        <w:pStyle w:val="Heading2"/>
+        <w:rPr>
+          <w:lang w:val="fr-FR"/>
+        </w:rPr>
+      </w:pPr>
+      <w:r>
+        <w:rPr>
+          <w:lang w:val="fr-FR"/>
+        </w:rPr>
         <w:lastRenderedPageBreak/>
-        <w:t xml:space="preserve">function </w:t>
-      </w:r>
-      <w:proofErr w:type="gramStart"/>
-      <w:r>
-        <w:t>App(</w:t>
-      </w:r>
-      <w:proofErr w:type="gramEnd"/>
-      <w:r>
-        <w:t>) {</w:t>
-      </w:r>
-      <w:r>
-        <w:br/>
-        <w:t xml:space="preserve">  return (</w:t>
-      </w:r>
-      <w:r>
-        <w:br/>
-        <w:t xml:space="preserve">    &lt;div </w:t>
-      </w:r>
-      <w:proofErr w:type="spellStart"/>
-      <w:r>
-        <w:t>className</w:t>
-      </w:r>
-      <w:proofErr w:type="spellEnd"/>
-      <w:r>
-        <w:t>="App"&gt;</w:t>
-      </w:r>
-      <w:r>
-        <w:br/>
-        <w:t xml:space="preserve">        &lt;div id="control-bar-container"&gt;</w:t>
-      </w:r>
-      <w:r>
-        <w:br/>
-        <w:t xml:space="preserve">            Control Bar</w:t>
-      </w:r>
-      <w:r>
-        <w:br/>
-        <w:t xml:space="preserve">        &lt;/div&gt;</w:t>
-      </w:r>
-      <w:r>
-        <w:br/>
-        <w:t xml:space="preserve">        &lt;div id="view-container"&gt;</w:t>
-      </w:r>
-      <w:r>
-        <w:br/>
-        <w:t xml:space="preserve">            View</w:t>
-      </w:r>
-      <w:r>
-        <w:br/>
-        <w:t xml:space="preserve">        &lt;/div&gt;</w:t>
-      </w:r>
-      <w:r>
-        <w:br/>
-        <w:t xml:space="preserve">    &lt;/div&gt;</w:t>
-      </w:r>
-      <w:r>
-        <w:br/>
-        <w:t xml:space="preserve">  );</w:t>
+        <w:t>Créer un composant qui génère un SVG pour contenir la visualisation matricielle</w:t>
+      </w:r>
+    </w:p>
+    <w:p>
+      <w:pPr>
+        <w:rPr>
+          <w:lang w:val="fr-FR"/>
+        </w:rPr>
+      </w:pPr>
+      <w:r>
+        <w:rPr>
+          <w:lang w:val="fr-FR"/>
+        </w:rPr>
+        <w:t>Créez le dossier src/components qui contiendra tous vos composants.</w:t>
+      </w:r>
+    </w:p>
+    <w:p>
+      <w:pPr>
+        <w:rPr>
+          <w:lang w:val="fr-FR"/>
+        </w:rPr>
+      </w:pPr>
+      <w:r>
+        <w:rPr>
+          <w:lang w:val="fr-FR"/>
+        </w:rPr>
+        <w:t>Créez le dossier src/components/matrix pour le composant matrix.</w:t>
+      </w:r>
+    </w:p>
+    <w:p>
+      <w:pPr>
+        <w:rPr>
+          <w:lang w:val="fr-FR"/>
+        </w:rPr>
+      </w:pPr>
+      <w:r>
+        <w:rPr>
+          <w:lang w:val="fr-FR"/>
+        </w:rPr>
+        <w:t xml:space="preserve">Créez les fichiers </w:t>
+      </w:r>
+      <w:proofErr w:type="spellStart"/>
+      <w:r>
+        <w:rPr>
+          <w:lang w:val="fr-FR"/>
+        </w:rPr>
+        <w:t>Matrix.js</w:t>
+      </w:r>
+      <w:r>
+        <w:rPr>
+          <w:lang w:val="fr-FR"/>
+        </w:rPr>
+        <w:t>x</w:t>
+      </w:r>
+      <w:proofErr w:type="spellEnd"/>
+      <w:r>
+        <w:rPr>
+          <w:lang w:val="fr-FR"/>
+        </w:rPr>
+        <w:t xml:space="preserve"> et Matrix.css.</w:t>
+      </w:r>
+    </w:p>
+    <w:p>
+      <w:pPr>
+        <w:rPr>
+          <w:lang w:val="fr-FR"/>
+        </w:rPr>
+      </w:pPr>
+      <w:r>
+        <w:rPr>
+          <w:lang w:val="fr-FR"/>
+        </w:rPr>
+        <w:t xml:space="preserve">Dans </w:t>
+      </w:r>
+      <w:proofErr w:type="spellStart"/>
+      <w:r>
+        <w:rPr>
+          <w:lang w:val="fr-FR"/>
+        </w:rPr>
+        <w:t>Matrix.js</w:t>
+      </w:r>
+      <w:r>
+        <w:rPr>
+          <w:lang w:val="fr-FR"/>
+        </w:rPr>
+        <w:t>x</w:t>
+      </w:r>
+      <w:proofErr w:type="spellEnd"/>
+      <w:r>
+        <w:rPr>
+          <w:lang w:val="fr-FR"/>
+        </w:rPr>
+        <w:t>, créez le modèle du composant et retournez un &lt;</w:t>
+      </w:r>
+      <w:proofErr w:type="spellStart"/>
+      <w:r>
+        <w:rPr>
+          <w:lang w:val="fr-FR"/>
+        </w:rPr>
+        <w:t>svg</w:t>
+      </w:r>
+      <w:proofErr w:type="spellEnd"/>
+      <w:r>
+        <w:rPr>
+          <w:lang w:val="fr-FR"/>
+        </w:rPr>
+        <w:t>&gt; vide.</w:t>
+      </w:r>
+    </w:p>
+    <w:p>
+      <w:pPr>
+        <w:pStyle w:val="Code"/>
+      </w:pPr>
+      <w:r>
+        <w:t>import './Matrix.css'</w:t>
+      </w:r>
+      <w:r>
+        <w:br/>
+      </w:r>
+      <w:r>
+        <w:br/>
+        <w:t>function Matrix(){</w:t>
+      </w:r>
+      <w:r>
+        <w:br/>
+        <w:t xml:space="preserve">    return(</w:t>
+      </w:r>
+      <w:r>
+        <w:br/>
+        <w:t xml:space="preserve">        &lt;</w:t>
+      </w:r>
+      <w:proofErr w:type="spellStart"/>
+      <w:r>
+        <w:t>svg</w:t>
+      </w:r>
+      <w:proofErr w:type="spellEnd"/>
+      <w:r>
+        <w:t xml:space="preserve"> width="100%" height="100%" &gt;</w:t>
+      </w:r>
+      <w:r>
+        <w:br/>
+      </w:r>
+      <w:r>
+        <w:br/>
+        <w:t xml:space="preserve">        &lt;/</w:t>
+      </w:r>
+      <w:proofErr w:type="spellStart"/>
+      <w:r>
+        <w:t>svg</w:t>
+      </w:r>
+      <w:proofErr w:type="spellEnd"/>
+      <w:r>
+        <w:t>&gt;</w:t>
+      </w:r>
+      <w:r>
+        <w:br/>
+        <w:t xml:space="preserve">    )</w:t>
       </w:r>
       <w:r>
         <w:br/>
         <w:t>}</w:t>
       </w:r>
-    </w:p>
-    <w:p>
-      <w:pPr>
-        <w:rPr>
-          <w:lang w:val="fr-FR"/>
-        </w:rPr>
-      </w:pPr>
-      <w:r>
-        <w:rPr>
-          <w:lang w:val="fr-FR"/>
-        </w:rPr>
-        <w:t>Dans App.css, définissez la hauteur des deux conteneurs. On divise la hauteur en deux zones, 10% pour la barre de contrôle et 80% pour la visualisation.</w:t>
+      <w:r>
+        <w:br/>
+      </w:r>
+      <w:r>
+        <w:br/>
+        <w:t>export default Matrix</w:t>
+      </w:r>
+      <w:r>
+        <w:t>;</w:t>
+      </w:r>
+    </w:p>
+    <w:p>
+      <w:pPr>
+        <w:rPr>
+          <w:lang w:val="fr-FR"/>
+        </w:rPr>
+      </w:pPr>
+      <w:r>
+        <w:rPr>
+          <w:lang w:val="fr-FR"/>
+        </w:rPr>
+        <w:t xml:space="preserve">Appelez le composant dans </w:t>
+      </w:r>
+      <w:proofErr w:type="spellStart"/>
+      <w:r>
+        <w:rPr>
+          <w:lang w:val="fr-FR"/>
+        </w:rPr>
+        <w:t>App.js</w:t>
+      </w:r>
+      <w:r>
+        <w:rPr>
+          <w:lang w:val="fr-FR"/>
+        </w:rPr>
+        <w:t>x</w:t>
+      </w:r>
+      <w:proofErr w:type="spellEnd"/>
+      <w:r>
+        <w:rPr>
+          <w:lang w:val="fr-FR"/>
+        </w:rPr>
+        <w:t>.</w:t>
       </w:r>
     </w:p>
     <w:p>
       <w:pPr>
         <w:pStyle w:val="Code"/>
-      </w:pPr>
-      <w:r>
-        <w:t>#control-bar-</w:t>
-      </w:r>
-      <w:proofErr w:type="gramStart"/>
-      <w:r>
-        <w:t>container{</w:t>
-      </w:r>
-      <w:proofErr w:type="gramEnd"/>
+        <w:rPr>
+          <w:lang w:val="fr-FR"/>
+        </w:rPr>
+      </w:pPr>
+      <w:r>
+        <w:rPr>
+          <w:lang w:val="fr-FR"/>
+        </w:rPr>
+        <w:t>...</w:t>
+      </w:r>
     </w:p>
     <w:p>
       <w:pPr>
         <w:pStyle w:val="Code"/>
-      </w:pPr>
-      <w:r>
-        <w:t xml:space="preserve">    height: </w:t>
-      </w:r>
-      <w:proofErr w:type="gramStart"/>
-      <w:r>
-        <w:t>10%;</w:t>
-      </w:r>
-      <w:proofErr w:type="gramEnd"/>
+        <w:rPr>
+          <w:lang w:val="fr-FR"/>
+        </w:rPr>
+      </w:pPr>
+      <w:r>
+        <w:rPr>
+          <w:lang w:val="fr-FR"/>
+        </w:rPr>
+        <w:t xml:space="preserve">import Matrix </w:t>
+      </w:r>
+      <w:proofErr w:type="spellStart"/>
+      <w:r>
+        <w:rPr>
+          <w:lang w:val="fr-FR"/>
+        </w:rPr>
+        <w:t>from</w:t>
+      </w:r>
+      <w:proofErr w:type="spellEnd"/>
+      <w:r>
+        <w:rPr>
+          <w:lang w:val="fr-FR"/>
+        </w:rPr>
+        <w:t xml:space="preserve"> './components/matrix/Matrix'</w:t>
+      </w:r>
     </w:p>
     <w:p>
       <w:pPr>
         <w:pStyle w:val="Code"/>
       </w:pPr>
       <w:r>
-        <w:t>}</w:t>
+        <w:t>...</w:t>
       </w:r>
     </w:p>
     <w:p>
@@ -1861,287 +2094,716 @@
         <w:pStyle w:val="Code"/>
       </w:pPr>
       <w:r>
-        <w:t>#view-</w:t>
-      </w:r>
-      <w:proofErr w:type="gramStart"/>
-      <w:r>
-        <w:t>container{</w:t>
-      </w:r>
-      <w:proofErr w:type="gramEnd"/>
+        <w:t>&lt;div id="view-container"&gt;</w:t>
+      </w:r>
+      <w:r>
+        <w:br/>
+        <w:t xml:space="preserve">    &lt;Matrix/&gt;</w:t>
+      </w:r>
+      <w:r>
+        <w:br/>
+        <w:t>&lt;/div&gt;</w:t>
+      </w:r>
     </w:p>
     <w:p>
       <w:pPr>
         <w:pStyle w:val="Code"/>
-      </w:pPr>
-      <w:r>
+        <w:rPr>
+          <w:lang w:val="fr-FR"/>
+        </w:rPr>
+      </w:pPr>
+      <w:r>
+        <w:rPr>
+          <w:lang w:val="fr-FR"/>
+        </w:rPr>
+        <w:t>...</w:t>
+      </w:r>
+    </w:p>
+    <w:p>
+      <w:pPr>
+        <w:rPr>
+          <w:lang w:val="fr-FR"/>
+        </w:rPr>
+      </w:pPr>
+      <w:r>
+        <w:rPr>
+          <w:lang w:val="fr-FR"/>
+        </w:rPr>
+        <w:t>Dans le navigateur, inspectez le HTML pour voir l’élément &lt;</w:t>
+      </w:r>
+      <w:proofErr w:type="spellStart"/>
+      <w:r>
+        <w:rPr>
+          <w:lang w:val="fr-FR"/>
+        </w:rPr>
+        <w:t>svg</w:t>
+      </w:r>
+      <w:proofErr w:type="spellEnd"/>
+      <w:r>
+        <w:rPr>
+          <w:lang w:val="fr-FR"/>
+        </w:rPr>
+        <w:t>&gt; généré.</w:t>
+      </w:r>
+    </w:p>
+    <w:p>
+      <w:pPr>
+        <w:pStyle w:val="Heading2"/>
+        <w:rPr>
+          <w:lang w:val="fr-FR"/>
+        </w:rPr>
+      </w:pPr>
+      <w:r>
+        <w:rPr>
+          <w:lang w:val="fr-FR"/>
+        </w:rPr>
+        <w:t>Ajouter des cercles dans le SVG</w:t>
+      </w:r>
+    </w:p>
+    <w:p>
+      <w:pPr>
+        <w:rPr>
+          <w:lang w:val="fr-FR"/>
+        </w:rPr>
+      </w:pPr>
+      <w:r>
+        <w:rPr>
+          <w:lang w:val="fr-FR"/>
+        </w:rPr>
+        <w:t>Nous allons ajouter 4 lignes de 4 cercles de 34 px de diamètre.</w:t>
+      </w:r>
+    </w:p>
+    <w:p>
+      <w:pPr>
+        <w:rPr>
+          <w:lang w:val="fr-FR"/>
+        </w:rPr>
+      </w:pPr>
+      <w:r>
+        <w:rPr>
+          <w:lang w:val="fr-FR"/>
+        </w:rPr>
+        <w:t xml:space="preserve">Déclarez d’abord une fonction </w:t>
+      </w:r>
+      <w:proofErr w:type="spellStart"/>
+      <w:r>
+        <w:rPr>
+          <w:lang w:val="fr-FR"/>
+        </w:rPr>
+        <w:t>renderMatrix</w:t>
+      </w:r>
+      <w:proofErr w:type="spellEnd"/>
+      <w:r>
+        <w:rPr>
+          <w:lang w:val="fr-FR"/>
+        </w:rPr>
+        <w:t xml:space="preserve">() dans </w:t>
+      </w:r>
+      <w:proofErr w:type="spellStart"/>
+      <w:r>
+        <w:rPr>
+          <w:lang w:val="fr-FR"/>
+        </w:rPr>
+        <w:t>Matrix.js</w:t>
+      </w:r>
+      <w:r>
+        <w:rPr>
+          <w:lang w:val="fr-FR"/>
+        </w:rPr>
+        <w:t>x</w:t>
+      </w:r>
+      <w:proofErr w:type="spellEnd"/>
+      <w:r>
+        <w:rPr>
+          <w:lang w:val="fr-FR"/>
+        </w:rPr>
+        <w:t>.</w:t>
+      </w:r>
+    </w:p>
+    <w:p>
+      <w:pPr>
+        <w:pStyle w:val="Code"/>
+        <w:rPr>
+          <w:lang w:val="fr-FR"/>
+        </w:rPr>
+      </w:pPr>
+      <w:r>
+        <w:rPr>
+          <w:lang w:val="fr-FR"/>
+        </w:rPr>
+        <w:lastRenderedPageBreak/>
+        <w:t>...</w:t>
+      </w:r>
+    </w:p>
+    <w:p>
+      <w:pPr>
+        <w:pStyle w:val="Code"/>
+        <w:rPr>
+          <w:lang w:val="fr-FR"/>
+        </w:rPr>
+      </w:pPr>
+      <w:proofErr w:type="spellStart"/>
+      <w:r>
+        <w:rPr>
+          <w:lang w:val="fr-FR"/>
+        </w:rPr>
+        <w:t>function</w:t>
+      </w:r>
+      <w:proofErr w:type="spellEnd"/>
+      <w:r>
+        <w:rPr>
+          <w:lang w:val="fr-FR"/>
+        </w:rPr>
+        <w:t xml:space="preserve"> Matrix(){</w:t>
+      </w:r>
+      <w:r>
+        <w:rPr>
+          <w:lang w:val="fr-FR"/>
+        </w:rPr>
+        <w:br/>
         <w:t xml:space="preserve">    </w:t>
       </w:r>
-      <w:r>
-        <w:t xml:space="preserve">height: </w:t>
-      </w:r>
-      <w:proofErr w:type="gramStart"/>
-      <w:r>
-        <w:t>80%;</w:t>
-      </w:r>
-      <w:proofErr w:type="gramEnd"/>
+      <w:proofErr w:type="spellStart"/>
+      <w:r>
+        <w:rPr>
+          <w:lang w:val="fr-FR"/>
+        </w:rPr>
+        <w:t>const</w:t>
+      </w:r>
+      <w:proofErr w:type="spellEnd"/>
+      <w:r>
+        <w:rPr>
+          <w:lang w:val="fr-FR"/>
+        </w:rPr>
+        <w:t xml:space="preserve"> </w:t>
+      </w:r>
+      <w:proofErr w:type="spellStart"/>
+      <w:r>
+        <w:rPr>
+          <w:lang w:val="fr-FR"/>
+        </w:rPr>
+        <w:t>renderMatrix</w:t>
+      </w:r>
+      <w:proofErr w:type="spellEnd"/>
+      <w:r>
+        <w:rPr>
+          <w:lang w:val="fr-FR"/>
+        </w:rPr>
+        <w:t xml:space="preserve"> = </w:t>
+      </w:r>
+      <w:proofErr w:type="spellStart"/>
+      <w:r>
+        <w:rPr>
+          <w:lang w:val="fr-FR"/>
+        </w:rPr>
+        <w:t>function</w:t>
+      </w:r>
+      <w:proofErr w:type="spellEnd"/>
+      <w:r>
+        <w:rPr>
+          <w:lang w:val="fr-FR"/>
+        </w:rPr>
+        <w:t>(){</w:t>
+      </w:r>
+      <w:r>
+        <w:rPr>
+          <w:lang w:val="fr-FR"/>
+        </w:rPr>
+        <w:br/>
+        <w:t xml:space="preserve">        </w:t>
+      </w:r>
+      <w:proofErr w:type="spellStart"/>
+      <w:r>
+        <w:rPr>
+          <w:lang w:val="fr-FR"/>
+        </w:rPr>
+        <w:t>const</w:t>
+      </w:r>
+      <w:proofErr w:type="spellEnd"/>
+      <w:r>
+        <w:rPr>
+          <w:lang w:val="fr-FR"/>
+        </w:rPr>
+        <w:t xml:space="preserve"> </w:t>
+      </w:r>
+      <w:proofErr w:type="spellStart"/>
+      <w:r>
+        <w:rPr>
+          <w:lang w:val="fr-FR"/>
+        </w:rPr>
+        <w:t>nbRows</w:t>
+      </w:r>
+      <w:proofErr w:type="spellEnd"/>
+      <w:r>
+        <w:rPr>
+          <w:lang w:val="fr-FR"/>
+        </w:rPr>
+        <w:t>= 4;</w:t>
+      </w:r>
+      <w:r>
+        <w:rPr>
+          <w:lang w:val="fr-FR"/>
+        </w:rPr>
+        <w:br/>
+        <w:t xml:space="preserve">        </w:t>
+      </w:r>
+      <w:proofErr w:type="spellStart"/>
+      <w:r>
+        <w:rPr>
+          <w:lang w:val="fr-FR"/>
+        </w:rPr>
+        <w:t>const</w:t>
+      </w:r>
+      <w:proofErr w:type="spellEnd"/>
+      <w:r>
+        <w:rPr>
+          <w:lang w:val="fr-FR"/>
+        </w:rPr>
+        <w:t xml:space="preserve"> </w:t>
+      </w:r>
+      <w:proofErr w:type="spellStart"/>
+      <w:r>
+        <w:rPr>
+          <w:lang w:val="fr-FR"/>
+        </w:rPr>
+        <w:t>nbColumns</w:t>
+      </w:r>
+      <w:proofErr w:type="spellEnd"/>
+      <w:r>
+        <w:rPr>
+          <w:lang w:val="fr-FR"/>
+        </w:rPr>
+        <w:t xml:space="preserve"> = 4;</w:t>
+      </w:r>
+      <w:r>
+        <w:rPr>
+          <w:lang w:val="fr-FR"/>
+        </w:rPr>
+        <w:br/>
+        <w:t xml:space="preserve">        </w:t>
+      </w:r>
+      <w:proofErr w:type="spellStart"/>
+      <w:r>
+        <w:rPr>
+          <w:lang w:val="fr-FR"/>
+        </w:rPr>
+        <w:t>const</w:t>
+      </w:r>
+      <w:proofErr w:type="spellEnd"/>
+      <w:r>
+        <w:rPr>
+          <w:lang w:val="fr-FR"/>
+        </w:rPr>
+        <w:t xml:space="preserve"> </w:t>
+      </w:r>
+      <w:proofErr w:type="spellStart"/>
+      <w:r>
+        <w:rPr>
+          <w:lang w:val="fr-FR"/>
+        </w:rPr>
+        <w:t>cellSize</w:t>
+      </w:r>
+      <w:proofErr w:type="spellEnd"/>
+      <w:r>
+        <w:rPr>
+          <w:lang w:val="fr-FR"/>
+        </w:rPr>
+        <w:t>= 34;</w:t>
+      </w:r>
+      <w:r>
+        <w:rPr>
+          <w:lang w:val="fr-FR"/>
+        </w:rPr>
+        <w:br/>
+        <w:t xml:space="preserve">        </w:t>
+      </w:r>
+      <w:proofErr w:type="spellStart"/>
+      <w:r>
+        <w:rPr>
+          <w:lang w:val="fr-FR"/>
+        </w:rPr>
+        <w:t>const</w:t>
+      </w:r>
+      <w:proofErr w:type="spellEnd"/>
+      <w:r>
+        <w:rPr>
+          <w:lang w:val="fr-FR"/>
+        </w:rPr>
+        <w:t xml:space="preserve"> radius = </w:t>
+      </w:r>
+      <w:proofErr w:type="spellStart"/>
+      <w:r>
+        <w:rPr>
+          <w:lang w:val="fr-FR"/>
+        </w:rPr>
+        <w:t>cellSize</w:t>
+      </w:r>
+      <w:proofErr w:type="spellEnd"/>
+      <w:r>
+        <w:rPr>
+          <w:lang w:val="fr-FR"/>
+        </w:rPr>
+        <w:t xml:space="preserve"> / 2;</w:t>
+      </w:r>
+      <w:r>
+        <w:rPr>
+          <w:lang w:val="fr-FR"/>
+        </w:rPr>
+        <w:br/>
+        <w:t xml:space="preserve">        </w:t>
+      </w:r>
+      <w:proofErr w:type="spellStart"/>
+      <w:r>
+        <w:rPr>
+          <w:lang w:val="fr-FR"/>
+        </w:rPr>
+        <w:t>const</w:t>
+      </w:r>
+      <w:proofErr w:type="spellEnd"/>
+      <w:r>
+        <w:rPr>
+          <w:lang w:val="fr-FR"/>
+        </w:rPr>
+        <w:t xml:space="preserve"> </w:t>
+      </w:r>
+      <w:proofErr w:type="spellStart"/>
+      <w:r>
+        <w:rPr>
+          <w:lang w:val="fr-FR"/>
+        </w:rPr>
+        <w:t>cells</w:t>
+      </w:r>
+      <w:proofErr w:type="spellEnd"/>
+      <w:r>
+        <w:rPr>
+          <w:lang w:val="fr-FR"/>
+        </w:rPr>
+        <w:t>=[];</w:t>
+      </w:r>
+      <w:r>
+        <w:rPr>
+          <w:lang w:val="fr-FR"/>
+        </w:rPr>
+        <w:br/>
+        <w:t xml:space="preserve">        for (let </w:t>
+      </w:r>
+      <w:proofErr w:type="spellStart"/>
+      <w:r>
+        <w:rPr>
+          <w:lang w:val="fr-FR"/>
+        </w:rPr>
+        <w:t>rowPos</w:t>
+      </w:r>
+      <w:proofErr w:type="spellEnd"/>
+      <w:r>
+        <w:rPr>
+          <w:lang w:val="fr-FR"/>
+        </w:rPr>
+        <w:t xml:space="preserve">=0; </w:t>
+      </w:r>
+      <w:proofErr w:type="spellStart"/>
+      <w:r>
+        <w:rPr>
+          <w:lang w:val="fr-FR"/>
+        </w:rPr>
+        <w:t>rowPos</w:t>
+      </w:r>
+      <w:proofErr w:type="spellEnd"/>
+      <w:r>
+        <w:rPr>
+          <w:lang w:val="fr-FR"/>
+        </w:rPr>
+        <w:t>&lt;</w:t>
+      </w:r>
+      <w:proofErr w:type="spellStart"/>
+      <w:r>
+        <w:rPr>
+          <w:lang w:val="fr-FR"/>
+        </w:rPr>
+        <w:t>nbRows</w:t>
+      </w:r>
+      <w:proofErr w:type="spellEnd"/>
+      <w:r>
+        <w:rPr>
+          <w:lang w:val="fr-FR"/>
+        </w:rPr>
+        <w:t xml:space="preserve">; </w:t>
+      </w:r>
+      <w:proofErr w:type="spellStart"/>
+      <w:r>
+        <w:rPr>
+          <w:lang w:val="fr-FR"/>
+        </w:rPr>
+        <w:t>rowPos</w:t>
+      </w:r>
+      <w:proofErr w:type="spellEnd"/>
+      <w:r>
+        <w:rPr>
+          <w:lang w:val="fr-FR"/>
+        </w:rPr>
+        <w:t>++){</w:t>
+      </w:r>
+      <w:r>
+        <w:rPr>
+          <w:lang w:val="fr-FR"/>
+        </w:rPr>
+        <w:br/>
+        <w:t xml:space="preserve">            for(let </w:t>
+      </w:r>
+      <w:proofErr w:type="spellStart"/>
+      <w:r>
+        <w:rPr>
+          <w:lang w:val="fr-FR"/>
+        </w:rPr>
+        <w:t>colPos</w:t>
+      </w:r>
+      <w:proofErr w:type="spellEnd"/>
+      <w:r>
+        <w:rPr>
+          <w:lang w:val="fr-FR"/>
+        </w:rPr>
+        <w:t xml:space="preserve"> = 0; </w:t>
+      </w:r>
+      <w:proofErr w:type="spellStart"/>
+      <w:r>
+        <w:rPr>
+          <w:lang w:val="fr-FR"/>
+        </w:rPr>
+        <w:t>colPos</w:t>
+      </w:r>
+      <w:proofErr w:type="spellEnd"/>
+      <w:r>
+        <w:rPr>
+          <w:lang w:val="fr-FR"/>
+        </w:rPr>
+        <w:t>&lt;</w:t>
+      </w:r>
+      <w:proofErr w:type="spellStart"/>
+      <w:r>
+        <w:rPr>
+          <w:lang w:val="fr-FR"/>
+        </w:rPr>
+        <w:t>nbColumns</w:t>
+      </w:r>
+      <w:proofErr w:type="spellEnd"/>
+      <w:r>
+        <w:rPr>
+          <w:lang w:val="fr-FR"/>
+        </w:rPr>
+        <w:t xml:space="preserve">; </w:t>
+      </w:r>
+      <w:proofErr w:type="spellStart"/>
+      <w:r>
+        <w:rPr>
+          <w:lang w:val="fr-FR"/>
+        </w:rPr>
+        <w:t>colPos</w:t>
+      </w:r>
+      <w:proofErr w:type="spellEnd"/>
+      <w:r>
+        <w:rPr>
+          <w:lang w:val="fr-FR"/>
+        </w:rPr>
+        <w:t>++){</w:t>
+      </w:r>
+      <w:r>
+        <w:rPr>
+          <w:lang w:val="fr-FR"/>
+        </w:rPr>
+        <w:br/>
+        <w:t xml:space="preserve">                </w:t>
+      </w:r>
+      <w:proofErr w:type="spellStart"/>
+      <w:r>
+        <w:rPr>
+          <w:lang w:val="fr-FR"/>
+        </w:rPr>
+        <w:t>cells.push</w:t>
+      </w:r>
+      <w:proofErr w:type="spellEnd"/>
+      <w:r>
+        <w:rPr>
+          <w:lang w:val="fr-FR"/>
+        </w:rPr>
+        <w:t>(&lt;</w:t>
+      </w:r>
+      <w:proofErr w:type="spellStart"/>
+      <w:r>
+        <w:rPr>
+          <w:lang w:val="fr-FR"/>
+        </w:rPr>
+        <w:t>circle</w:t>
+      </w:r>
+      <w:proofErr w:type="spellEnd"/>
+      <w:r>
+        <w:rPr>
+          <w:lang w:val="fr-FR"/>
+        </w:rPr>
+        <w:t xml:space="preserve"> r={radius} cx={</w:t>
+      </w:r>
+      <w:proofErr w:type="spellStart"/>
+      <w:r>
+        <w:rPr>
+          <w:lang w:val="fr-FR"/>
+        </w:rPr>
+        <w:t>colPos</w:t>
+      </w:r>
+      <w:proofErr w:type="spellEnd"/>
+      <w:r>
+        <w:rPr>
+          <w:lang w:val="fr-FR"/>
+        </w:rPr>
+        <w:t>*</w:t>
+      </w:r>
+      <w:proofErr w:type="spellStart"/>
+      <w:r>
+        <w:rPr>
+          <w:lang w:val="fr-FR"/>
+        </w:rPr>
+        <w:t>cellSize</w:t>
+      </w:r>
+      <w:proofErr w:type="spellEnd"/>
+      <w:r>
+        <w:rPr>
+          <w:lang w:val="fr-FR"/>
+        </w:rPr>
+        <w:t xml:space="preserve"> + radius} </w:t>
+      </w:r>
+      <w:proofErr w:type="spellStart"/>
+      <w:r>
+        <w:rPr>
+          <w:lang w:val="fr-FR"/>
+        </w:rPr>
+        <w:t>cy</w:t>
+      </w:r>
+      <w:proofErr w:type="spellEnd"/>
+      <w:r>
+        <w:rPr>
+          <w:lang w:val="fr-FR"/>
+        </w:rPr>
+        <w:t>={</w:t>
+      </w:r>
+      <w:proofErr w:type="spellStart"/>
+      <w:r>
+        <w:rPr>
+          <w:lang w:val="fr-FR"/>
+        </w:rPr>
+        <w:t>rowPos</w:t>
+      </w:r>
+      <w:proofErr w:type="spellEnd"/>
+      <w:r>
+        <w:rPr>
+          <w:lang w:val="fr-FR"/>
+        </w:rPr>
+        <w:t>*</w:t>
+      </w:r>
+      <w:proofErr w:type="spellStart"/>
+      <w:r>
+        <w:rPr>
+          <w:lang w:val="fr-FR"/>
+        </w:rPr>
+        <w:t>cellSize</w:t>
+      </w:r>
+      <w:proofErr w:type="spellEnd"/>
+      <w:r>
+        <w:rPr>
+          <w:lang w:val="fr-FR"/>
+        </w:rPr>
+        <w:t xml:space="preserve"> + radius}/&gt;)</w:t>
+      </w:r>
+      <w:r>
+        <w:rPr>
+          <w:lang w:val="fr-FR"/>
+        </w:rPr>
+        <w:br/>
+        <w:t xml:space="preserve">            }</w:t>
+      </w:r>
+      <w:r>
+        <w:rPr>
+          <w:lang w:val="fr-FR"/>
+        </w:rPr>
+        <w:br/>
+        <w:t xml:space="preserve">        }</w:t>
+      </w:r>
+      <w:r>
+        <w:rPr>
+          <w:lang w:val="fr-FR"/>
+        </w:rPr>
+        <w:br/>
+        <w:t xml:space="preserve">        return </w:t>
+      </w:r>
+      <w:proofErr w:type="spellStart"/>
+      <w:r>
+        <w:rPr>
+          <w:lang w:val="fr-FR"/>
+        </w:rPr>
+        <w:t>cells</w:t>
+      </w:r>
+      <w:proofErr w:type="spellEnd"/>
+      <w:r>
+        <w:rPr>
+          <w:lang w:val="fr-FR"/>
+        </w:rPr>
+        <w:t>;</w:t>
+      </w:r>
+      <w:r>
+        <w:rPr>
+          <w:lang w:val="fr-FR"/>
+        </w:rPr>
+        <w:br/>
+        <w:t xml:space="preserve">    }</w:t>
+      </w:r>
     </w:p>
     <w:p>
       <w:pPr>
         <w:pStyle w:val="Code"/>
-      </w:pPr>
-      <w:r>
-        <w:t>}</w:t>
-      </w:r>
-    </w:p>
-    <w:p>
-      <w:pPr>
-        <w:rPr>
-          <w:lang w:val="fr-FR"/>
-        </w:rPr>
-      </w:pPr>
-      <w:r>
-        <w:rPr>
-          <w:lang w:val="fr-FR"/>
-        </w:rPr>
-        <w:t>À ce stade, la division de l’espace ne sera pas correcte car le &lt;div&gt; parent des conteneurs de la barre de contrôle et de la vue ne déclare pas de hauteur. Il faut donc déclarer une hauteur (100%) dans la classe App dans App.css.</w:t>
-      </w:r>
+        <w:rPr>
+          <w:lang w:val="fr-FR"/>
+        </w:rPr>
+      </w:pPr>
     </w:p>
     <w:p>
       <w:pPr>
         <w:pStyle w:val="Code"/>
       </w:pPr>
-      <w:proofErr w:type="gramStart"/>
-      <w:r>
-        <w:t>.App</w:t>
-      </w:r>
-      <w:proofErr w:type="gramEnd"/>
-      <w:r>
-        <w:t xml:space="preserve"> {</w:t>
-      </w:r>
-      <w:r>
-        <w:br/>
-        <w:t xml:space="preserve">    text-</w:t>
-      </w:r>
-      <w:proofErr w:type="gramStart"/>
-      <w:r>
-        <w:t>align:</w:t>
-      </w:r>
-      <w:proofErr w:type="gramEnd"/>
-      <w:r>
-        <w:t xml:space="preserve"> </w:t>
-      </w:r>
-      <w:proofErr w:type="spellStart"/>
-      <w:r>
-        <w:t>center</w:t>
-      </w:r>
-      <w:proofErr w:type="spellEnd"/>
-      <w:r>
-        <w:t>;</w:t>
-      </w:r>
-      <w:r>
-        <w:br/>
-        <w:t xml:space="preserve">    height:100%</w:t>
-      </w:r>
-      <w:r>
-        <w:t>;</w:t>
-      </w:r>
-      <w:r>
-        <w:br/>
-        <w:t>}</w:t>
-      </w:r>
-    </w:p>
-    <w:p>
-      <w:pPr>
-        <w:rPr>
-          <w:lang w:val="fr-FR"/>
-        </w:rPr>
-      </w:pPr>
-      <w:r>
-        <w:rPr>
-          <w:lang w:val="fr-FR"/>
-        </w:rPr>
-        <w:t>Maintenant, dans votre navigateur, vous devriez voir les deux zones avec les textes correspondants : “control bar” et “</w:t>
-      </w:r>
-      <w:proofErr w:type="spellStart"/>
-      <w:r>
-        <w:rPr>
-          <w:lang w:val="fr-FR"/>
-        </w:rPr>
-        <w:t>view</w:t>
-      </w:r>
-      <w:proofErr w:type="spellEnd"/>
-      <w:r>
-        <w:rPr>
-          <w:lang w:val="fr-FR"/>
-        </w:rPr>
-        <w:t>” avec la bonne répartition de la hauteur.</w:t>
-      </w:r>
-    </w:p>
-    <w:p>
-      <w:pPr>
-        <w:rPr>
-          <w:lang w:val="fr-FR"/>
-        </w:rPr>
-      </w:pPr>
-      <w:r>
-        <w:rPr>
-          <w:lang w:val="fr-FR"/>
-        </w:rPr>
-        <w:t>Faites un clic droit sur le texte “Control bar” et choisissez inspecter dans le menu contextuel pour examiner les éléments HTML générés.</w:t>
-      </w:r>
-    </w:p>
-    <w:p>
-      <w:pPr>
-        <w:pStyle w:val="Heading2"/>
-        <w:rPr>
-          <w:lang w:val="fr-FR"/>
-        </w:rPr>
-      </w:pPr>
-      <w:r>
-        <w:rPr>
-          <w:lang w:val="fr-FR"/>
-        </w:rPr>
-        <w:t>Créer un composant qui génère un SVG pour contenir la visualisation matricielle</w:t>
-      </w:r>
-    </w:p>
-    <w:p>
-      <w:pPr>
-        <w:rPr>
-          <w:lang w:val="fr-FR"/>
-        </w:rPr>
-      </w:pPr>
-      <w:r>
-        <w:rPr>
-          <w:lang w:val="fr-FR"/>
-        </w:rPr>
-        <w:t>Créez le dossier src/components qui contiendra tous vos composants.</w:t>
-      </w:r>
-    </w:p>
-    <w:p>
-      <w:pPr>
-        <w:rPr>
-          <w:lang w:val="fr-FR"/>
-        </w:rPr>
-      </w:pPr>
-      <w:r>
-        <w:rPr>
-          <w:lang w:val="fr-FR"/>
-        </w:rPr>
-        <w:t>Créez le dossier src/components/matrix pour le composant matrix.</w:t>
-      </w:r>
-    </w:p>
-    <w:p>
-      <w:pPr>
-        <w:rPr>
-          <w:lang w:val="fr-FR"/>
-        </w:rPr>
-      </w:pPr>
-      <w:r>
-        <w:rPr>
-          <w:lang w:val="fr-FR"/>
-        </w:rPr>
-        <w:t xml:space="preserve">Créez les fichiers </w:t>
-      </w:r>
-      <w:proofErr w:type="spellStart"/>
-      <w:r>
-        <w:rPr>
-          <w:lang w:val="fr-FR"/>
-        </w:rPr>
-        <w:t>Matrix.js</w:t>
-      </w:r>
-      <w:r>
-        <w:rPr>
-          <w:lang w:val="fr-FR"/>
-        </w:rPr>
-        <w:t>x</w:t>
-      </w:r>
-      <w:proofErr w:type="spellEnd"/>
-      <w:r>
-        <w:rPr>
-          <w:lang w:val="fr-FR"/>
-        </w:rPr>
-        <w:t xml:space="preserve"> et Matrix.css.</w:t>
-      </w:r>
-    </w:p>
-    <w:p>
-      <w:pPr>
-        <w:rPr>
-          <w:lang w:val="fr-FR"/>
-        </w:rPr>
-      </w:pPr>
-      <w:r>
-        <w:rPr>
-          <w:lang w:val="fr-FR"/>
-        </w:rPr>
-        <w:t xml:space="preserve">Dans </w:t>
-      </w:r>
-      <w:proofErr w:type="spellStart"/>
-      <w:r>
-        <w:rPr>
-          <w:lang w:val="fr-FR"/>
-        </w:rPr>
-        <w:t>Matrix.js</w:t>
-      </w:r>
-      <w:r>
-        <w:rPr>
-          <w:lang w:val="fr-FR"/>
-        </w:rPr>
-        <w:t>x</w:t>
-      </w:r>
-      <w:proofErr w:type="spellEnd"/>
-      <w:r>
-        <w:rPr>
-          <w:lang w:val="fr-FR"/>
-        </w:rPr>
-        <w:t>, créez le modèle du composant et retournez un &lt;</w:t>
-      </w:r>
-      <w:proofErr w:type="spellStart"/>
-      <w:r>
-        <w:rPr>
-          <w:lang w:val="fr-FR"/>
-        </w:rPr>
+      <w:r>
+        <w:rPr>
+          <w:lang w:val="fr-FR"/>
+        </w:rPr>
+        <w:t xml:space="preserve">    </w:t>
+      </w:r>
+      <w:r>
+        <w:t>return(</w:t>
+      </w:r>
+      <w:r>
+        <w:br/>
+        <w:t xml:space="preserve">        &lt;</w:t>
+      </w:r>
+      <w:proofErr w:type="spellStart"/>
+      <w:r>
         <w:t>svg</w:t>
       </w:r>
       <w:proofErr w:type="spellEnd"/>
       <w:r>
-        <w:rPr>
-          <w:lang w:val="fr-FR"/>
-        </w:rPr>
-        <w:t>&gt; vide.</w:t>
-      </w:r>
-    </w:p>
-    <w:p>
-      <w:pPr>
-        <w:pStyle w:val="Code"/>
-      </w:pPr>
-      <w:r>
-        <w:lastRenderedPageBreak/>
-        <w:t>import './Matrix.css'</w:t>
-      </w:r>
-      <w:r>
-        <w:br/>
-      </w:r>
-      <w:r>
-        <w:br/>
-        <w:t xml:space="preserve">function </w:t>
-      </w:r>
-      <w:proofErr w:type="gramStart"/>
-      <w:r>
-        <w:t>Matrix(){</w:t>
-      </w:r>
-      <w:proofErr w:type="gramEnd"/>
-      <w:r>
-        <w:br/>
-        <w:t xml:space="preserve">    </w:t>
-      </w:r>
-      <w:proofErr w:type="gramStart"/>
-      <w:r>
-        <w:t>return(</w:t>
-      </w:r>
-      <w:proofErr w:type="gramEnd"/>
-      <w:r>
-        <w:br/>
-        <w:t xml:space="preserve">        &lt;</w:t>
+        <w:t xml:space="preserve"> width="100%" height="100%" &gt;</w:t>
+      </w:r>
+      <w:r>
+        <w:br/>
+      </w:r>
+      <w:r>
+        <w:t xml:space="preserve">            {</w:t>
+      </w:r>
+      <w:proofErr w:type="spellStart"/>
+      <w:r>
+        <w:t>renderMatrix</w:t>
+      </w:r>
+      <w:proofErr w:type="spellEnd"/>
+      <w:r>
+        <w:t>()}</w:t>
+      </w:r>
+      <w:r>
+        <w:br/>
+        <w:t xml:space="preserve">        &lt;/</w:t>
       </w:r>
       <w:proofErr w:type="spellStart"/>
       <w:r>
@@ -2149,1079 +2811,12 @@
       </w:r>
       <w:proofErr w:type="spellEnd"/>
       <w:r>
-        <w:t xml:space="preserve"> width="100%" height="100%" &gt;</w:t>
-      </w:r>
-      <w:r>
-        <w:br/>
-      </w:r>
-      <w:r>
-        <w:br/>
-        <w:t xml:space="preserve">        &lt;/</w:t>
-      </w:r>
-      <w:proofErr w:type="spellStart"/>
-      <w:r>
-        <w:t>svg</w:t>
-      </w:r>
-      <w:proofErr w:type="spellEnd"/>
-      <w:r>
         <w:t>&gt;</w:t>
       </w:r>
       <w:r>
         <w:br/>
-        <w:t xml:space="preserve">  </w:t>
-      </w:r>
-      <w:proofErr w:type="gramStart"/>
-      <w:r>
-        <w:t xml:space="preserve">  )</w:t>
-      </w:r>
-      <w:proofErr w:type="gramEnd"/>
-      <w:r>
-        <w:br/>
-        <w:t>}</w:t>
-      </w:r>
-      <w:r>
-        <w:br/>
-      </w:r>
-      <w:r>
-        <w:br/>
-        <w:t xml:space="preserve">export default </w:t>
-      </w:r>
-      <w:proofErr w:type="gramStart"/>
-      <w:r>
-        <w:t>Matrix</w:t>
-      </w:r>
-      <w:r>
-        <w:t>;</w:t>
-      </w:r>
-      <w:proofErr w:type="gramEnd"/>
-    </w:p>
-    <w:p>
-      <w:pPr>
-        <w:rPr>
-          <w:lang w:val="fr-FR"/>
-        </w:rPr>
-      </w:pPr>
-      <w:r>
-        <w:rPr>
-          <w:lang w:val="fr-FR"/>
-        </w:rPr>
-        <w:t xml:space="preserve">Appelez le composant dans </w:t>
-      </w:r>
-      <w:proofErr w:type="spellStart"/>
-      <w:r>
-        <w:rPr>
-          <w:lang w:val="fr-FR"/>
-        </w:rPr>
-        <w:t>App.js</w:t>
-      </w:r>
-      <w:r>
-        <w:rPr>
-          <w:lang w:val="fr-FR"/>
-        </w:rPr>
-        <w:t>x</w:t>
-      </w:r>
-      <w:proofErr w:type="spellEnd"/>
-      <w:r>
-        <w:rPr>
-          <w:lang w:val="fr-FR"/>
-        </w:rPr>
-        <w:t>.</w:t>
-      </w:r>
-    </w:p>
-    <w:p>
-      <w:pPr>
-        <w:pStyle w:val="Code"/>
-        <w:rPr>
-          <w:lang w:val="fr-FR"/>
-        </w:rPr>
-      </w:pPr>
-      <w:r>
-        <w:rPr>
-          <w:lang w:val="fr-FR"/>
-        </w:rPr>
-        <w:t>...</w:t>
-      </w:r>
-    </w:p>
-    <w:p>
-      <w:pPr>
-        <w:pStyle w:val="Code"/>
-        <w:rPr>
-          <w:lang w:val="fr-FR"/>
-        </w:rPr>
-      </w:pPr>
-      <w:proofErr w:type="gramStart"/>
-      <w:r>
-        <w:rPr>
-          <w:lang w:val="fr-FR"/>
-        </w:rPr>
-        <w:t>import</w:t>
-      </w:r>
-      <w:proofErr w:type="gramEnd"/>
-      <w:r>
-        <w:rPr>
-          <w:lang w:val="fr-FR"/>
-        </w:rPr>
-        <w:t xml:space="preserve"> Matrix </w:t>
-      </w:r>
-      <w:proofErr w:type="spellStart"/>
-      <w:r>
-        <w:rPr>
-          <w:lang w:val="fr-FR"/>
-        </w:rPr>
-        <w:t>from</w:t>
-      </w:r>
-      <w:proofErr w:type="spellEnd"/>
-      <w:r>
-        <w:rPr>
-          <w:lang w:val="fr-FR"/>
-        </w:rPr>
-        <w:t xml:space="preserve"> </w:t>
-      </w:r>
-      <w:proofErr w:type="gramStart"/>
-      <w:r>
-        <w:rPr>
-          <w:lang w:val="fr-FR"/>
-        </w:rPr>
-        <w:t>'./</w:t>
-      </w:r>
-      <w:proofErr w:type="gramEnd"/>
-      <w:r>
-        <w:rPr>
-          <w:lang w:val="fr-FR"/>
-        </w:rPr>
-        <w:t>components/matrix/Matrix'</w:t>
-      </w:r>
-    </w:p>
-    <w:p>
-      <w:pPr>
-        <w:pStyle w:val="Code"/>
-      </w:pPr>
-      <w:r>
-        <w:t>...</w:t>
-      </w:r>
-    </w:p>
-    <w:p>
-      <w:pPr>
-        <w:pStyle w:val="Code"/>
-      </w:pPr>
-      <w:r>
-        <w:t>&lt;div id="view-container"&gt;</w:t>
-      </w:r>
-      <w:r>
-        <w:br/>
-        <w:t xml:space="preserve">    &lt;Matrix/&gt;</w:t>
-      </w:r>
-      <w:r>
-        <w:br/>
-        <w:t>&lt;/div&gt;</w:t>
-      </w:r>
-    </w:p>
-    <w:p>
-      <w:pPr>
-        <w:pStyle w:val="Code"/>
-        <w:rPr>
-          <w:lang w:val="fr-FR"/>
-        </w:rPr>
-      </w:pPr>
-      <w:r>
-        <w:rPr>
-          <w:lang w:val="fr-FR"/>
-        </w:rPr>
-        <w:t>...</w:t>
-      </w:r>
-    </w:p>
-    <w:p>
-      <w:pPr>
-        <w:rPr>
-          <w:lang w:val="fr-FR"/>
-        </w:rPr>
-      </w:pPr>
-      <w:r>
-        <w:rPr>
-          <w:lang w:val="fr-FR"/>
-        </w:rPr>
-        <w:t>Dans le navigateur, inspectez le HTML pour voir l’élément &lt;</w:t>
-      </w:r>
-      <w:proofErr w:type="spellStart"/>
-      <w:r>
-        <w:rPr>
-          <w:lang w:val="fr-FR"/>
-        </w:rPr>
-        <w:t>svg</w:t>
-      </w:r>
-      <w:proofErr w:type="spellEnd"/>
-      <w:r>
-        <w:rPr>
-          <w:lang w:val="fr-FR"/>
-        </w:rPr>
-        <w:t>&gt; généré.</w:t>
-      </w:r>
-    </w:p>
-    <w:p>
-      <w:pPr>
-        <w:pStyle w:val="Heading2"/>
-        <w:rPr>
-          <w:lang w:val="fr-FR"/>
-        </w:rPr>
-      </w:pPr>
-      <w:r>
-        <w:rPr>
-          <w:lang w:val="fr-FR"/>
-        </w:rPr>
-        <w:t>Ajouter des cercles dans le SVG</w:t>
-      </w:r>
-    </w:p>
-    <w:p>
-      <w:pPr>
-        <w:rPr>
-          <w:lang w:val="fr-FR"/>
-        </w:rPr>
-      </w:pPr>
-      <w:r>
-        <w:rPr>
-          <w:lang w:val="fr-FR"/>
-        </w:rPr>
-        <w:t>Nous allons ajouter 4 lignes de 4 cercles de 34 px de diamètre.</w:t>
-      </w:r>
-    </w:p>
-    <w:p>
-      <w:pPr>
-        <w:rPr>
-          <w:lang w:val="fr-FR"/>
-        </w:rPr>
-      </w:pPr>
-      <w:r>
-        <w:rPr>
-          <w:lang w:val="fr-FR"/>
-        </w:rPr>
-        <w:t xml:space="preserve">Déclarez d’abord une fonction </w:t>
-      </w:r>
-      <w:proofErr w:type="spellStart"/>
-      <w:proofErr w:type="gramStart"/>
-      <w:r>
-        <w:rPr>
-          <w:lang w:val="fr-FR"/>
-        </w:rPr>
-        <w:t>renderMatrix</w:t>
-      </w:r>
-      <w:proofErr w:type="spellEnd"/>
-      <w:r>
-        <w:rPr>
-          <w:lang w:val="fr-FR"/>
-        </w:rPr>
-        <w:t>(</w:t>
-      </w:r>
-      <w:proofErr w:type="gramEnd"/>
-      <w:r>
-        <w:rPr>
-          <w:lang w:val="fr-FR"/>
-        </w:rPr>
-        <w:t xml:space="preserve">) dans </w:t>
-      </w:r>
-      <w:proofErr w:type="spellStart"/>
-      <w:r>
-        <w:rPr>
-          <w:lang w:val="fr-FR"/>
-        </w:rPr>
-        <w:t>Matrix.js</w:t>
-      </w:r>
-      <w:r>
-        <w:rPr>
-          <w:lang w:val="fr-FR"/>
-        </w:rPr>
-        <w:t>x</w:t>
-      </w:r>
-      <w:proofErr w:type="spellEnd"/>
-      <w:r>
-        <w:rPr>
-          <w:lang w:val="fr-FR"/>
-        </w:rPr>
-        <w:t>.</w:t>
-      </w:r>
-    </w:p>
-    <w:p>
-      <w:pPr>
-        <w:pStyle w:val="Code"/>
-        <w:rPr>
-          <w:lang w:val="fr-FR"/>
-        </w:rPr>
-      </w:pPr>
-      <w:r>
-        <w:rPr>
-          <w:lang w:val="fr-FR"/>
-        </w:rPr>
-        <w:t>...</w:t>
-      </w:r>
-    </w:p>
-    <w:p>
-      <w:pPr>
-        <w:pStyle w:val="Code"/>
-        <w:rPr>
-          <w:lang w:val="fr-FR"/>
-        </w:rPr>
-      </w:pPr>
-      <w:proofErr w:type="spellStart"/>
-      <w:proofErr w:type="gramStart"/>
-      <w:r>
-        <w:rPr>
-          <w:lang w:val="fr-FR"/>
-        </w:rPr>
-        <w:t>function</w:t>
-      </w:r>
-      <w:proofErr w:type="spellEnd"/>
-      <w:proofErr w:type="gramEnd"/>
-      <w:r>
-        <w:rPr>
-          <w:lang w:val="fr-FR"/>
-        </w:rPr>
-        <w:t xml:space="preserve"> </w:t>
-      </w:r>
-      <w:proofErr w:type="gramStart"/>
-      <w:r>
-        <w:rPr>
-          <w:lang w:val="fr-FR"/>
-        </w:rPr>
-        <w:t>Matrix(){</w:t>
-      </w:r>
-      <w:proofErr w:type="gramEnd"/>
-      <w:r>
-        <w:rPr>
-          <w:lang w:val="fr-FR"/>
-        </w:rPr>
-        <w:br/>
-        <w:t xml:space="preserve">    </w:t>
-      </w:r>
-      <w:proofErr w:type="spellStart"/>
-      <w:r>
-        <w:rPr>
-          <w:lang w:val="fr-FR"/>
-        </w:rPr>
-        <w:t>const</w:t>
-      </w:r>
-      <w:proofErr w:type="spellEnd"/>
-      <w:r>
-        <w:rPr>
-          <w:lang w:val="fr-FR"/>
-        </w:rPr>
-        <w:t xml:space="preserve"> </w:t>
-      </w:r>
-      <w:proofErr w:type="spellStart"/>
-      <w:r>
-        <w:rPr>
-          <w:lang w:val="fr-FR"/>
-        </w:rPr>
-        <w:t>renderMatrix</w:t>
-      </w:r>
-      <w:proofErr w:type="spellEnd"/>
-      <w:r>
-        <w:rPr>
-          <w:lang w:val="fr-FR"/>
-        </w:rPr>
-        <w:t xml:space="preserve"> = </w:t>
-      </w:r>
-      <w:proofErr w:type="spellStart"/>
-      <w:proofErr w:type="gramStart"/>
-      <w:r>
-        <w:rPr>
-          <w:lang w:val="fr-FR"/>
-        </w:rPr>
-        <w:t>function</w:t>
-      </w:r>
-      <w:proofErr w:type="spellEnd"/>
-      <w:r>
-        <w:rPr>
-          <w:lang w:val="fr-FR"/>
-        </w:rPr>
-        <w:t>(){</w:t>
-      </w:r>
-      <w:proofErr w:type="gramEnd"/>
-      <w:r>
-        <w:rPr>
-          <w:lang w:val="fr-FR"/>
-        </w:rPr>
-        <w:br/>
-        <w:t xml:space="preserve">        </w:t>
-      </w:r>
-      <w:proofErr w:type="spellStart"/>
-      <w:r>
-        <w:rPr>
-          <w:lang w:val="fr-FR"/>
-        </w:rPr>
-        <w:t>const</w:t>
-      </w:r>
-      <w:proofErr w:type="spellEnd"/>
-      <w:r>
-        <w:rPr>
-          <w:lang w:val="fr-FR"/>
-        </w:rPr>
-        <w:t xml:space="preserve"> </w:t>
-      </w:r>
-      <w:proofErr w:type="spellStart"/>
-      <w:r>
-        <w:rPr>
-          <w:lang w:val="fr-FR"/>
-        </w:rPr>
-        <w:t>nbRows</w:t>
-      </w:r>
-      <w:proofErr w:type="spellEnd"/>
-      <w:r>
-        <w:rPr>
-          <w:lang w:val="fr-FR"/>
-        </w:rPr>
-        <w:t xml:space="preserve">= </w:t>
-      </w:r>
-      <w:proofErr w:type="gramStart"/>
-      <w:r>
-        <w:rPr>
-          <w:lang w:val="fr-FR"/>
-        </w:rPr>
-        <w:t>4;</w:t>
-      </w:r>
-      <w:proofErr w:type="gramEnd"/>
-      <w:r>
-        <w:rPr>
-          <w:lang w:val="fr-FR"/>
-        </w:rPr>
-        <w:br/>
-        <w:t xml:space="preserve">        </w:t>
-      </w:r>
-      <w:proofErr w:type="spellStart"/>
-      <w:r>
-        <w:rPr>
-          <w:lang w:val="fr-FR"/>
-        </w:rPr>
-        <w:t>const</w:t>
-      </w:r>
-      <w:proofErr w:type="spellEnd"/>
-      <w:r>
-        <w:rPr>
-          <w:lang w:val="fr-FR"/>
-        </w:rPr>
-        <w:t xml:space="preserve"> </w:t>
-      </w:r>
-      <w:proofErr w:type="spellStart"/>
-      <w:r>
-        <w:rPr>
-          <w:lang w:val="fr-FR"/>
-        </w:rPr>
-        <w:t>nbColumns</w:t>
-      </w:r>
-      <w:proofErr w:type="spellEnd"/>
-      <w:r>
-        <w:rPr>
-          <w:lang w:val="fr-FR"/>
-        </w:rPr>
-        <w:t xml:space="preserve"> = </w:t>
-      </w:r>
-      <w:proofErr w:type="gramStart"/>
-      <w:r>
-        <w:rPr>
-          <w:lang w:val="fr-FR"/>
-        </w:rPr>
-        <w:t>4;</w:t>
-      </w:r>
-      <w:proofErr w:type="gramEnd"/>
-      <w:r>
-        <w:rPr>
-          <w:lang w:val="fr-FR"/>
-        </w:rPr>
-        <w:br/>
-        <w:t xml:space="preserve">        </w:t>
-      </w:r>
-      <w:proofErr w:type="spellStart"/>
-      <w:r>
-        <w:rPr>
-          <w:lang w:val="fr-FR"/>
-        </w:rPr>
-        <w:t>const</w:t>
-      </w:r>
-      <w:proofErr w:type="spellEnd"/>
-      <w:r>
-        <w:rPr>
-          <w:lang w:val="fr-FR"/>
-        </w:rPr>
-        <w:t xml:space="preserve"> </w:t>
-      </w:r>
-      <w:proofErr w:type="spellStart"/>
-      <w:r>
-        <w:rPr>
-          <w:lang w:val="fr-FR"/>
-        </w:rPr>
-        <w:t>cellSize</w:t>
-      </w:r>
-      <w:proofErr w:type="spellEnd"/>
-      <w:r>
-        <w:rPr>
-          <w:lang w:val="fr-FR"/>
-        </w:rPr>
-        <w:t xml:space="preserve">= </w:t>
-      </w:r>
-      <w:proofErr w:type="gramStart"/>
-      <w:r>
-        <w:rPr>
-          <w:lang w:val="fr-FR"/>
-        </w:rPr>
-        <w:t>34;</w:t>
-      </w:r>
-      <w:proofErr w:type="gramEnd"/>
-      <w:r>
-        <w:rPr>
-          <w:lang w:val="fr-FR"/>
-        </w:rPr>
-        <w:br/>
-        <w:t xml:space="preserve">        </w:t>
-      </w:r>
-      <w:proofErr w:type="spellStart"/>
-      <w:r>
-        <w:rPr>
-          <w:lang w:val="fr-FR"/>
-        </w:rPr>
-        <w:t>const</w:t>
-      </w:r>
-      <w:proofErr w:type="spellEnd"/>
-      <w:r>
-        <w:rPr>
-          <w:lang w:val="fr-FR"/>
-        </w:rPr>
-        <w:t xml:space="preserve"> radius = </w:t>
-      </w:r>
-      <w:proofErr w:type="spellStart"/>
-      <w:r>
-        <w:rPr>
-          <w:lang w:val="fr-FR"/>
-        </w:rPr>
-        <w:t>cellSize</w:t>
-      </w:r>
-      <w:proofErr w:type="spellEnd"/>
-      <w:r>
-        <w:rPr>
-          <w:lang w:val="fr-FR"/>
-        </w:rPr>
-        <w:t xml:space="preserve"> / </w:t>
-      </w:r>
-      <w:proofErr w:type="gramStart"/>
-      <w:r>
-        <w:rPr>
-          <w:lang w:val="fr-FR"/>
-        </w:rPr>
-        <w:t>2;</w:t>
-      </w:r>
-      <w:proofErr w:type="gramEnd"/>
-      <w:r>
-        <w:rPr>
-          <w:lang w:val="fr-FR"/>
-        </w:rPr>
-        <w:br/>
-        <w:t xml:space="preserve">        </w:t>
-      </w:r>
-      <w:proofErr w:type="spellStart"/>
-      <w:r>
-        <w:rPr>
-          <w:lang w:val="fr-FR"/>
-        </w:rPr>
-        <w:t>const</w:t>
-      </w:r>
-      <w:proofErr w:type="spellEnd"/>
-      <w:r>
-        <w:rPr>
-          <w:lang w:val="fr-FR"/>
-        </w:rPr>
-        <w:t xml:space="preserve"> </w:t>
-      </w:r>
-      <w:proofErr w:type="spellStart"/>
-      <w:r>
-        <w:rPr>
-          <w:lang w:val="fr-FR"/>
-        </w:rPr>
-        <w:t>cells</w:t>
-      </w:r>
-      <w:proofErr w:type="spellEnd"/>
-      <w:proofErr w:type="gramStart"/>
-      <w:r>
-        <w:rPr>
-          <w:lang w:val="fr-FR"/>
-        </w:rPr>
-        <w:t>=[];</w:t>
-      </w:r>
-      <w:proofErr w:type="gramEnd"/>
-      <w:r>
-        <w:rPr>
-          <w:lang w:val="fr-FR"/>
-        </w:rPr>
-        <w:br/>
-        <w:t xml:space="preserve">        for (let </w:t>
-      </w:r>
-      <w:proofErr w:type="spellStart"/>
-      <w:r>
-        <w:rPr>
-          <w:lang w:val="fr-FR"/>
-        </w:rPr>
-        <w:t>rowPos</w:t>
-      </w:r>
-      <w:proofErr w:type="spellEnd"/>
-      <w:r>
-        <w:rPr>
-          <w:lang w:val="fr-FR"/>
-        </w:rPr>
-        <w:t>=</w:t>
-      </w:r>
-      <w:proofErr w:type="gramStart"/>
-      <w:r>
-        <w:rPr>
-          <w:lang w:val="fr-FR"/>
-        </w:rPr>
-        <w:t>0;</w:t>
-      </w:r>
-      <w:proofErr w:type="gramEnd"/>
-      <w:r>
-        <w:rPr>
-          <w:lang w:val="fr-FR"/>
-        </w:rPr>
-        <w:t xml:space="preserve"> </w:t>
-      </w:r>
-      <w:proofErr w:type="spellStart"/>
-      <w:r>
-        <w:rPr>
-          <w:lang w:val="fr-FR"/>
-        </w:rPr>
-        <w:t>rowPos</w:t>
-      </w:r>
-      <w:proofErr w:type="spellEnd"/>
-      <w:r>
-        <w:rPr>
-          <w:lang w:val="fr-FR"/>
-        </w:rPr>
-        <w:t>&lt;</w:t>
-      </w:r>
-      <w:proofErr w:type="spellStart"/>
-      <w:proofErr w:type="gramStart"/>
-      <w:r>
-        <w:rPr>
-          <w:lang w:val="fr-FR"/>
-        </w:rPr>
-        <w:t>nbRows</w:t>
-      </w:r>
-      <w:proofErr w:type="spellEnd"/>
-      <w:r>
-        <w:rPr>
-          <w:lang w:val="fr-FR"/>
-        </w:rPr>
-        <w:t>;</w:t>
-      </w:r>
-      <w:proofErr w:type="gramEnd"/>
-      <w:r>
-        <w:rPr>
-          <w:lang w:val="fr-FR"/>
-        </w:rPr>
-        <w:t xml:space="preserve"> </w:t>
-      </w:r>
-      <w:proofErr w:type="spellStart"/>
-      <w:r>
-        <w:rPr>
-          <w:lang w:val="fr-FR"/>
-        </w:rPr>
-        <w:t>rowPos</w:t>
-      </w:r>
-      <w:proofErr w:type="spellEnd"/>
-      <w:r>
-        <w:rPr>
-          <w:lang w:val="fr-FR"/>
-        </w:rPr>
-        <w:t>+</w:t>
-      </w:r>
-      <w:proofErr w:type="gramStart"/>
-      <w:r>
-        <w:rPr>
-          <w:lang w:val="fr-FR"/>
-        </w:rPr>
-        <w:t>+){</w:t>
-      </w:r>
-      <w:proofErr w:type="gramEnd"/>
-      <w:r>
-        <w:rPr>
-          <w:lang w:val="fr-FR"/>
-        </w:rPr>
-        <w:br/>
-        <w:t xml:space="preserve">            </w:t>
-      </w:r>
-      <w:proofErr w:type="gramStart"/>
-      <w:r>
-        <w:rPr>
-          <w:lang w:val="fr-FR"/>
-        </w:rPr>
-        <w:t>for(</w:t>
-      </w:r>
-      <w:proofErr w:type="gramEnd"/>
-      <w:r>
-        <w:rPr>
-          <w:lang w:val="fr-FR"/>
-        </w:rPr>
-        <w:t xml:space="preserve">let </w:t>
-      </w:r>
-      <w:proofErr w:type="spellStart"/>
-      <w:r>
-        <w:rPr>
-          <w:lang w:val="fr-FR"/>
-        </w:rPr>
-        <w:t>colPos</w:t>
-      </w:r>
-      <w:proofErr w:type="spellEnd"/>
-      <w:r>
-        <w:rPr>
-          <w:lang w:val="fr-FR"/>
-        </w:rPr>
-        <w:t xml:space="preserve"> = </w:t>
-      </w:r>
-      <w:proofErr w:type="gramStart"/>
-      <w:r>
-        <w:rPr>
-          <w:lang w:val="fr-FR"/>
-        </w:rPr>
-        <w:t>0;</w:t>
-      </w:r>
-      <w:proofErr w:type="gramEnd"/>
-      <w:r>
-        <w:rPr>
-          <w:lang w:val="fr-FR"/>
-        </w:rPr>
-        <w:t xml:space="preserve"> </w:t>
-      </w:r>
-      <w:proofErr w:type="spellStart"/>
-      <w:r>
-        <w:rPr>
-          <w:lang w:val="fr-FR"/>
-        </w:rPr>
-        <w:t>colPos</w:t>
-      </w:r>
-      <w:proofErr w:type="spellEnd"/>
-      <w:r>
-        <w:rPr>
-          <w:lang w:val="fr-FR"/>
-        </w:rPr>
-        <w:t>&lt;</w:t>
-      </w:r>
-      <w:proofErr w:type="spellStart"/>
-      <w:proofErr w:type="gramStart"/>
-      <w:r>
-        <w:rPr>
-          <w:lang w:val="fr-FR"/>
-        </w:rPr>
-        <w:t>nbColumns</w:t>
-      </w:r>
-      <w:proofErr w:type="spellEnd"/>
-      <w:r>
-        <w:rPr>
-          <w:lang w:val="fr-FR"/>
-        </w:rPr>
-        <w:t>;</w:t>
-      </w:r>
-      <w:proofErr w:type="gramEnd"/>
-      <w:r>
-        <w:rPr>
-          <w:lang w:val="fr-FR"/>
-        </w:rPr>
-        <w:t xml:space="preserve"> </w:t>
-      </w:r>
-      <w:proofErr w:type="spellStart"/>
-      <w:r>
-        <w:rPr>
-          <w:lang w:val="fr-FR"/>
-        </w:rPr>
-        <w:t>colPos</w:t>
-      </w:r>
-      <w:proofErr w:type="spellEnd"/>
-      <w:r>
-        <w:rPr>
-          <w:lang w:val="fr-FR"/>
-        </w:rPr>
-        <w:t>+</w:t>
-      </w:r>
-      <w:proofErr w:type="gramStart"/>
-      <w:r>
-        <w:rPr>
-          <w:lang w:val="fr-FR"/>
-        </w:rPr>
-        <w:t>+){</w:t>
-      </w:r>
-      <w:proofErr w:type="gramEnd"/>
-      <w:r>
-        <w:rPr>
-          <w:lang w:val="fr-FR"/>
-        </w:rPr>
-        <w:br/>
-        <w:t xml:space="preserve">                </w:t>
-      </w:r>
-      <w:proofErr w:type="spellStart"/>
-      <w:proofErr w:type="gramStart"/>
-      <w:r>
-        <w:rPr>
-          <w:lang w:val="fr-FR"/>
-        </w:rPr>
-        <w:t>cells.push</w:t>
-      </w:r>
-      <w:proofErr w:type="spellEnd"/>
-      <w:proofErr w:type="gramEnd"/>
-      <w:r>
-        <w:rPr>
-          <w:lang w:val="fr-FR"/>
-        </w:rPr>
-        <w:t>(&lt;</w:t>
-      </w:r>
-      <w:proofErr w:type="spellStart"/>
-      <w:r>
-        <w:rPr>
-          <w:lang w:val="fr-FR"/>
-        </w:rPr>
-        <w:t>circle</w:t>
-      </w:r>
-      <w:proofErr w:type="spellEnd"/>
-      <w:r>
-        <w:rPr>
-          <w:lang w:val="fr-FR"/>
-        </w:rPr>
-        <w:t xml:space="preserve"> r={radius} cx</w:t>
-      </w:r>
-      <w:proofErr w:type="gramStart"/>
-      <w:r>
-        <w:rPr>
-          <w:lang w:val="fr-FR"/>
-        </w:rPr>
-        <w:t>={</w:t>
-      </w:r>
-      <w:proofErr w:type="spellStart"/>
-      <w:proofErr w:type="gramEnd"/>
-      <w:r>
-        <w:rPr>
-          <w:lang w:val="fr-FR"/>
-        </w:rPr>
-        <w:t>colPos</w:t>
-      </w:r>
-      <w:proofErr w:type="spellEnd"/>
-      <w:r>
-        <w:rPr>
-          <w:lang w:val="fr-FR"/>
-        </w:rPr>
-        <w:t>*</w:t>
-      </w:r>
-      <w:proofErr w:type="spellStart"/>
-      <w:r>
-        <w:rPr>
-          <w:lang w:val="fr-FR"/>
-        </w:rPr>
-        <w:t>cellSize</w:t>
-      </w:r>
-      <w:proofErr w:type="spellEnd"/>
-      <w:r>
-        <w:rPr>
-          <w:lang w:val="fr-FR"/>
-        </w:rPr>
-        <w:t xml:space="preserve"> + radius} </w:t>
-      </w:r>
-      <w:proofErr w:type="spellStart"/>
-      <w:r>
-        <w:rPr>
-          <w:lang w:val="fr-FR"/>
-        </w:rPr>
-        <w:t>cy</w:t>
-      </w:r>
-      <w:proofErr w:type="spellEnd"/>
-      <w:proofErr w:type="gramStart"/>
-      <w:r>
-        <w:rPr>
-          <w:lang w:val="fr-FR"/>
-        </w:rPr>
-        <w:t>={</w:t>
-      </w:r>
-      <w:proofErr w:type="spellStart"/>
-      <w:proofErr w:type="gramEnd"/>
-      <w:r>
-        <w:rPr>
-          <w:lang w:val="fr-FR"/>
-        </w:rPr>
-        <w:t>rowPos</w:t>
-      </w:r>
-      <w:proofErr w:type="spellEnd"/>
-      <w:r>
-        <w:rPr>
-          <w:lang w:val="fr-FR"/>
-        </w:rPr>
-        <w:t>*</w:t>
-      </w:r>
-      <w:proofErr w:type="spellStart"/>
-      <w:r>
-        <w:rPr>
-          <w:lang w:val="fr-FR"/>
-        </w:rPr>
-        <w:t>cellSize</w:t>
-      </w:r>
-      <w:proofErr w:type="spellEnd"/>
-      <w:r>
-        <w:rPr>
-          <w:lang w:val="fr-FR"/>
-        </w:rPr>
-        <w:t xml:space="preserve"> + </w:t>
-      </w:r>
-      <w:proofErr w:type="gramStart"/>
-      <w:r>
-        <w:rPr>
-          <w:lang w:val="fr-FR"/>
-        </w:rPr>
-        <w:t>radius}/</w:t>
-      </w:r>
-      <w:proofErr w:type="gramEnd"/>
-      <w:r>
-        <w:rPr>
-          <w:lang w:val="fr-FR"/>
-        </w:rPr>
-        <w:t>&gt;)</w:t>
-      </w:r>
-      <w:r>
-        <w:rPr>
-          <w:lang w:val="fr-FR"/>
-        </w:rPr>
-        <w:br/>
-        <w:t xml:space="preserve">          </w:t>
-      </w:r>
-      <w:proofErr w:type="gramStart"/>
-      <w:r>
-        <w:rPr>
-          <w:lang w:val="fr-FR"/>
-        </w:rPr>
-        <w:t xml:space="preserve">  }</w:t>
-      </w:r>
-      <w:proofErr w:type="gramEnd"/>
-      <w:r>
-        <w:rPr>
-          <w:lang w:val="fr-FR"/>
-        </w:rPr>
-        <w:br/>
-        <w:t xml:space="preserve">      </w:t>
-      </w:r>
-      <w:proofErr w:type="gramStart"/>
-      <w:r>
-        <w:rPr>
-          <w:lang w:val="fr-FR"/>
-        </w:rPr>
-        <w:t xml:space="preserve">  }</w:t>
-      </w:r>
-      <w:proofErr w:type="gramEnd"/>
-      <w:r>
-        <w:rPr>
-          <w:lang w:val="fr-FR"/>
-        </w:rPr>
-        <w:br/>
-        <w:t xml:space="preserve">        return </w:t>
-      </w:r>
-      <w:proofErr w:type="spellStart"/>
-      <w:proofErr w:type="gramStart"/>
-      <w:r>
-        <w:rPr>
-          <w:lang w:val="fr-FR"/>
-        </w:rPr>
-        <w:t>cells</w:t>
-      </w:r>
-      <w:proofErr w:type="spellEnd"/>
-      <w:r>
-        <w:rPr>
-          <w:lang w:val="fr-FR"/>
-        </w:rPr>
-        <w:t>;</w:t>
-      </w:r>
-      <w:proofErr w:type="gramEnd"/>
-      <w:r>
-        <w:rPr>
-          <w:lang w:val="fr-FR"/>
-        </w:rPr>
-        <w:br/>
-        <w:t xml:space="preserve">  </w:t>
-      </w:r>
-      <w:proofErr w:type="gramStart"/>
-      <w:r>
-        <w:rPr>
-          <w:lang w:val="fr-FR"/>
-        </w:rPr>
-        <w:t xml:space="preserve">  }</w:t>
-      </w:r>
-      <w:proofErr w:type="gramEnd"/>
-    </w:p>
-    <w:p>
-      <w:pPr>
-        <w:pStyle w:val="Code"/>
-        <w:rPr>
-          <w:lang w:val="fr-FR"/>
-        </w:rPr>
-      </w:pPr>
-    </w:p>
-    <w:p>
-      <w:pPr>
-        <w:pStyle w:val="Code"/>
-      </w:pPr>
-      <w:r>
-        <w:rPr>
-          <w:lang w:val="fr-FR"/>
-        </w:rPr>
-        <w:t xml:space="preserve">    </w:t>
-      </w:r>
-      <w:proofErr w:type="gramStart"/>
-      <w:r>
-        <w:t>return(</w:t>
-      </w:r>
-      <w:proofErr w:type="gramEnd"/>
-      <w:r>
-        <w:br/>
-        <w:t xml:space="preserve">        &lt;</w:t>
-      </w:r>
-      <w:proofErr w:type="spellStart"/>
-      <w:r>
-        <w:t>svg</w:t>
-      </w:r>
-      <w:proofErr w:type="spellEnd"/>
-      <w:r>
-        <w:t xml:space="preserve"> width="100%" height="100%" &gt;</w:t>
-      </w:r>
-      <w:r>
-        <w:br/>
-      </w:r>
-      <w:r>
-        <w:t xml:space="preserve">         </w:t>
-      </w:r>
-      <w:proofErr w:type="gramStart"/>
-      <w:r>
-        <w:t xml:space="preserve">   {</w:t>
-      </w:r>
-      <w:proofErr w:type="spellStart"/>
-      <w:r>
-        <w:t>renderMatrix</w:t>
-      </w:r>
-      <w:proofErr w:type="spellEnd"/>
-      <w:r>
-        <w:t>(</w:t>
-      </w:r>
-      <w:proofErr w:type="gramEnd"/>
-      <w:r>
-        <w:t>)}</w:t>
-      </w:r>
-      <w:r>
-        <w:br/>
-        <w:t xml:space="preserve">        &lt;/</w:t>
-      </w:r>
-      <w:proofErr w:type="spellStart"/>
-      <w:r>
-        <w:t>svg</w:t>
-      </w:r>
-      <w:proofErr w:type="spellEnd"/>
-      <w:r>
-        <w:t>&gt;</w:t>
-      </w:r>
-      <w:r>
-        <w:br/>
-        <w:t xml:space="preserve">  </w:t>
-      </w:r>
-      <w:proofErr w:type="gramStart"/>
-      <w:r>
-        <w:t xml:space="preserve">  )</w:t>
-      </w:r>
-      <w:proofErr w:type="gramEnd"/>
+        <w:t xml:space="preserve">    )</w:t>
+      </w:r>
       <w:r>
         <w:br/>
         <w:t>}</w:t>
@@ -3257,132 +2852,637 @@
         <w:rPr>
           <w:lang w:val="fr-FR"/>
         </w:rPr>
-        <w:t xml:space="preserve">Grâce à </w:t>
-      </w:r>
+        <w:t>Grâce à cette liste</w:t>
+      </w:r>
+      <w:r>
+        <w:rPr>
+          <w:lang w:val="fr-FR"/>
+        </w:rPr>
+        <w:t xml:space="preserve">, </w:t>
+      </w:r>
+      <w:proofErr w:type="spellStart"/>
+      <w:r>
+        <w:rPr>
+          <w:lang w:val="fr-FR"/>
+        </w:rPr>
+        <w:t>React</w:t>
+      </w:r>
+      <w:proofErr w:type="spellEnd"/>
+      <w:r>
+        <w:rPr>
+          <w:lang w:val="fr-FR"/>
+        </w:rPr>
+        <w:t xml:space="preserve"> générera plusieurs éléments &lt;</w:t>
+      </w:r>
+      <w:proofErr w:type="spellStart"/>
+      <w:r>
+        <w:rPr>
+          <w:lang w:val="fr-FR"/>
+        </w:rPr>
+        <w:t>circle</w:t>
+      </w:r>
+      <w:proofErr w:type="spellEnd"/>
+      <w:r>
+        <w:rPr>
+          <w:lang w:val="fr-FR"/>
+        </w:rPr>
+        <w:t xml:space="preserve">&gt; </w:t>
+      </w:r>
+      <w:r>
+        <w:rPr>
+          <w:lang w:val="fr-FR"/>
+        </w:rPr>
+        <w:t xml:space="preserve">en résultat </w:t>
+      </w:r>
+      <w:r>
+        <w:rPr>
+          <w:lang w:val="fr-FR"/>
+        </w:rPr>
+        <w:t>dans le HTML (à voir dans votre navigateur avec inspecter).</w:t>
+      </w:r>
+    </w:p>
+    <w:p>
+      <w:pPr>
+        <w:rPr>
+          <w:lang w:val="fr-FR"/>
+        </w:rPr>
+      </w:pPr>
+      <w:r>
+        <w:rPr>
+          <w:lang w:val="fr-FR"/>
+        </w:rPr>
+        <w:t xml:space="preserve">Il est préférable d’encapsuler les formes dans des </w:t>
+      </w:r>
+      <w:r>
+        <w:rPr>
+          <w:lang w:val="fr-FR"/>
+        </w:rPr>
+        <w:t xml:space="preserve">étiquettes </w:t>
+      </w:r>
+      <w:r>
+        <w:rPr>
+          <w:lang w:val="fr-FR"/>
+        </w:rPr>
+        <w:t>&lt;g&gt; (groupes en SVG) pour pouvoir regrouper plusieurs formes à une même position et appliquer des transformations géométriques ou de couleur à tous les membres du groupe.</w:t>
+      </w:r>
+    </w:p>
+    <w:p>
+      <w:pPr>
+        <w:rPr>
+          <w:lang w:val="fr-FR"/>
+        </w:rPr>
+      </w:pPr>
+      <w:r>
+        <w:rPr>
+          <w:lang w:val="fr-FR"/>
+        </w:rPr>
+        <w:t xml:space="preserve">Pour cela, créez dans </w:t>
+      </w:r>
+      <w:proofErr w:type="spellStart"/>
+      <w:r>
+        <w:rPr>
+          <w:lang w:val="fr-FR"/>
+        </w:rPr>
+        <w:t>Matrix.js</w:t>
+      </w:r>
+      <w:r>
+        <w:rPr>
+          <w:lang w:val="fr-FR"/>
+        </w:rPr>
+        <w:t>x</w:t>
+      </w:r>
+      <w:proofErr w:type="spellEnd"/>
+      <w:r>
+        <w:rPr>
+          <w:lang w:val="fr-FR"/>
+        </w:rPr>
+        <w:t xml:space="preserve"> un nouveau composant (Cell) pour dessiner le &lt;</w:t>
+      </w:r>
+      <w:proofErr w:type="spellStart"/>
+      <w:r>
+        <w:rPr>
+          <w:lang w:val="fr-FR"/>
+        </w:rPr>
+        <w:t>circle</w:t>
+      </w:r>
+      <w:proofErr w:type="spellEnd"/>
+      <w:r>
+        <w:rPr>
+          <w:lang w:val="fr-FR"/>
+        </w:rPr>
+        <w:t xml:space="preserve">&gt; encapsulé dans un élément &lt;g&gt;. On introduit ici la notion de propriétés de composant qui déclarent les données à transmettre du composant parent au composant enfant. Deux propriétés seront déclarées dans le composant Cell : </w:t>
+      </w:r>
+      <w:proofErr w:type="spellStart"/>
+      <w:r>
+        <w:rPr>
+          <w:lang w:val="fr-FR"/>
+        </w:rPr>
+        <w:t>rowPos</w:t>
+      </w:r>
+      <w:proofErr w:type="spellEnd"/>
+      <w:r>
+        <w:rPr>
+          <w:lang w:val="fr-FR"/>
+        </w:rPr>
+        <w:t xml:space="preserve"> et </w:t>
+      </w:r>
+      <w:proofErr w:type="spellStart"/>
+      <w:r>
+        <w:rPr>
+          <w:lang w:val="fr-FR"/>
+        </w:rPr>
+        <w:t>colPos</w:t>
+      </w:r>
+      <w:proofErr w:type="spellEnd"/>
+      <w:r>
+        <w:rPr>
+          <w:lang w:val="fr-FR"/>
+        </w:rPr>
+        <w:t>.</w:t>
+      </w:r>
+    </w:p>
+    <w:p>
+      <w:pPr>
+        <w:pStyle w:val="Code"/>
+        <w:rPr>
+          <w:lang w:val="fr-FR"/>
+        </w:rPr>
+      </w:pPr>
+      <w:proofErr w:type="spellStart"/>
+      <w:r>
+        <w:rPr>
+          <w:lang w:val="fr-FR"/>
+        </w:rPr>
+        <w:t>function</w:t>
+      </w:r>
+      <w:proofErr w:type="spellEnd"/>
+      <w:r>
+        <w:rPr>
+          <w:lang w:val="fr-FR"/>
+        </w:rPr>
+        <w:t xml:space="preserve"> Cell({</w:t>
+      </w:r>
+      <w:proofErr w:type="spellStart"/>
+      <w:r>
+        <w:rPr>
+          <w:lang w:val="fr-FR"/>
+        </w:rPr>
+        <w:t>rowPos,colPos</w:t>
+      </w:r>
+      <w:proofErr w:type="spellEnd"/>
+      <w:r>
+        <w:rPr>
+          <w:lang w:val="fr-FR"/>
+        </w:rPr>
+        <w:t>}){</w:t>
+      </w:r>
+      <w:r>
+        <w:rPr>
+          <w:lang w:val="fr-FR"/>
+        </w:rPr>
+        <w:br/>
+        <w:t xml:space="preserve">    </w:t>
+      </w:r>
+      <w:proofErr w:type="spellStart"/>
+      <w:r>
+        <w:rPr>
+          <w:lang w:val="fr-FR"/>
+        </w:rPr>
+        <w:t>const</w:t>
+      </w:r>
+      <w:proofErr w:type="spellEnd"/>
+      <w:r>
+        <w:rPr>
+          <w:lang w:val="fr-FR"/>
+        </w:rPr>
+        <w:t xml:space="preserve"> </w:t>
+      </w:r>
+      <w:proofErr w:type="spellStart"/>
+      <w:r>
+        <w:rPr>
+          <w:lang w:val="fr-FR"/>
+        </w:rPr>
+        <w:t>cellSize</w:t>
+      </w:r>
+      <w:proofErr w:type="spellEnd"/>
+      <w:r>
+        <w:rPr>
+          <w:lang w:val="fr-FR"/>
+        </w:rPr>
+        <w:t>= 34;</w:t>
+      </w:r>
+      <w:r>
+        <w:rPr>
+          <w:lang w:val="fr-FR"/>
+        </w:rPr>
+        <w:br/>
+        <w:t xml:space="preserve">    </w:t>
+      </w:r>
+      <w:proofErr w:type="spellStart"/>
+      <w:r>
+        <w:rPr>
+          <w:lang w:val="fr-FR"/>
+        </w:rPr>
+        <w:t>const</w:t>
+      </w:r>
+      <w:proofErr w:type="spellEnd"/>
+      <w:r>
+        <w:rPr>
+          <w:lang w:val="fr-FR"/>
+        </w:rPr>
+        <w:t xml:space="preserve"> radius = </w:t>
+      </w:r>
+      <w:proofErr w:type="spellStart"/>
+      <w:r>
+        <w:rPr>
+          <w:lang w:val="fr-FR"/>
+        </w:rPr>
+        <w:t>cellSize</w:t>
+      </w:r>
+      <w:proofErr w:type="spellEnd"/>
+      <w:r>
+        <w:rPr>
+          <w:lang w:val="fr-FR"/>
+        </w:rPr>
+        <w:t xml:space="preserve"> / 2;</w:t>
+      </w:r>
+      <w:r>
+        <w:rPr>
+          <w:lang w:val="fr-FR"/>
+        </w:rPr>
+        <w:br/>
+        <w:t xml:space="preserve">    </w:t>
+      </w:r>
+      <w:proofErr w:type="spellStart"/>
+      <w:r>
+        <w:rPr>
+          <w:lang w:val="fr-FR"/>
+        </w:rPr>
+        <w:t>const</w:t>
+      </w:r>
+      <w:proofErr w:type="spellEnd"/>
+      <w:r>
+        <w:rPr>
+          <w:lang w:val="fr-FR"/>
+        </w:rPr>
+        <w:t xml:space="preserve"> </w:t>
+      </w:r>
+      <w:proofErr w:type="spellStart"/>
+      <w:r>
+        <w:rPr>
+          <w:lang w:val="fr-FR"/>
+        </w:rPr>
+        <w:t>transformStr</w:t>
+      </w:r>
+      <w:proofErr w:type="spellEnd"/>
+      <w:r>
+        <w:rPr>
+          <w:lang w:val="fr-FR"/>
+        </w:rPr>
+        <w:t>="translate("+(</w:t>
+      </w:r>
+      <w:proofErr w:type="spellStart"/>
+      <w:r>
+        <w:rPr>
+          <w:lang w:val="fr-FR"/>
+        </w:rPr>
+        <w:t>colPos</w:t>
+      </w:r>
+      <w:proofErr w:type="spellEnd"/>
+      <w:r>
+        <w:rPr>
+          <w:lang w:val="fr-FR"/>
+        </w:rPr>
+        <w:t>*</w:t>
+      </w:r>
+      <w:proofErr w:type="spellStart"/>
+      <w:r>
+        <w:rPr>
+          <w:lang w:val="fr-FR"/>
+        </w:rPr>
+        <w:t>cellSize</w:t>
+      </w:r>
+      <w:proofErr w:type="spellEnd"/>
+      <w:r>
+        <w:rPr>
+          <w:lang w:val="fr-FR"/>
+        </w:rPr>
+        <w:t xml:space="preserve"> + radius)+", "+(</w:t>
+      </w:r>
+      <w:proofErr w:type="spellStart"/>
+      <w:r>
+        <w:rPr>
+          <w:lang w:val="fr-FR"/>
+        </w:rPr>
+        <w:t>rowPos</w:t>
+      </w:r>
+      <w:proofErr w:type="spellEnd"/>
+      <w:r>
+        <w:rPr>
+          <w:lang w:val="fr-FR"/>
+        </w:rPr>
+        <w:t>*</w:t>
+      </w:r>
+      <w:proofErr w:type="spellStart"/>
+      <w:r>
+        <w:rPr>
+          <w:lang w:val="fr-FR"/>
+        </w:rPr>
+        <w:t>cellSize</w:t>
+      </w:r>
+      <w:proofErr w:type="spellEnd"/>
+      <w:r>
+        <w:rPr>
+          <w:lang w:val="fr-FR"/>
+        </w:rPr>
+        <w:t xml:space="preserve"> + radius)+")"</w:t>
+      </w:r>
+      <w:r>
+        <w:rPr>
+          <w:lang w:val="fr-FR"/>
+        </w:rPr>
+        <w:br/>
+        <w:t xml:space="preserve">    return(</w:t>
+      </w:r>
+      <w:r>
+        <w:rPr>
+          <w:lang w:val="fr-FR"/>
+        </w:rPr>
+        <w:br/>
+        <w:t xml:space="preserve">        &lt;g </w:t>
+      </w:r>
+      <w:proofErr w:type="spellStart"/>
+      <w:r>
+        <w:rPr>
+          <w:lang w:val="fr-FR"/>
+        </w:rPr>
+        <w:t>transform</w:t>
+      </w:r>
+      <w:proofErr w:type="spellEnd"/>
+      <w:r>
+        <w:rPr>
+          <w:lang w:val="fr-FR"/>
+        </w:rPr>
+        <w:t>={</w:t>
+      </w:r>
+      <w:proofErr w:type="spellStart"/>
+      <w:r>
+        <w:rPr>
+          <w:lang w:val="fr-FR"/>
+        </w:rPr>
+        <w:t>transformStr</w:t>
+      </w:r>
+      <w:proofErr w:type="spellEnd"/>
+      <w:r>
+        <w:rPr>
+          <w:lang w:val="fr-FR"/>
+        </w:rPr>
+        <w:t>}&gt;</w:t>
+      </w:r>
+      <w:r>
+        <w:rPr>
+          <w:lang w:val="fr-FR"/>
+        </w:rPr>
+        <w:br/>
+        <w:t xml:space="preserve">            &lt;</w:t>
+      </w:r>
+      <w:proofErr w:type="spellStart"/>
+      <w:r>
+        <w:rPr>
+          <w:lang w:val="fr-FR"/>
+        </w:rPr>
+        <w:t>circle</w:t>
+      </w:r>
+      <w:proofErr w:type="spellEnd"/>
+      <w:r>
+        <w:rPr>
+          <w:lang w:val="fr-FR"/>
+        </w:rPr>
+        <w:t xml:space="preserve"> r={radius}/&gt;</w:t>
+      </w:r>
+      <w:r>
+        <w:rPr>
+          <w:lang w:val="fr-FR"/>
+        </w:rPr>
+        <w:br/>
+        <w:t xml:space="preserve">        &lt;/g&gt;</w:t>
+      </w:r>
+      <w:r>
+        <w:rPr>
+          <w:lang w:val="fr-FR"/>
+        </w:rPr>
+        <w:br/>
+        <w:t xml:space="preserve">    )</w:t>
+      </w:r>
+      <w:r>
+        <w:rPr>
+          <w:lang w:val="fr-FR"/>
+        </w:rPr>
+        <w:br/>
+        <w:t>}</w:t>
+      </w:r>
+    </w:p>
+    <w:p>
+      <w:pPr>
+        <w:rPr>
+          <w:lang w:val="fr-FR"/>
+        </w:rPr>
+      </w:pPr>
+      <w:r>
+        <w:rPr>
+          <w:lang w:val="fr-FR"/>
+        </w:rPr>
+        <w:t>Comme vous pouvez le voir dans le code, au lieu de changer la position des cercles, on applique une translation sur l’élément &lt;g&gt;. Ainsi, la position relative des cercles par rapport à &lt;g&gt; est 0.</w:t>
+      </w:r>
+    </w:p>
+    <w:p>
+      <w:pPr>
+        <w:rPr>
+          <w:lang w:val="fr-FR"/>
+        </w:rPr>
+      </w:pPr>
+      <w:r>
+        <w:rPr>
+          <w:lang w:val="fr-FR"/>
+        </w:rPr>
+        <w:t xml:space="preserve">La fonction </w:t>
+      </w:r>
+      <w:proofErr w:type="spellStart"/>
+      <w:r>
+        <w:rPr>
+          <w:lang w:val="fr-FR"/>
+        </w:rPr>
+        <w:t>renderMatrix</w:t>
+      </w:r>
+      <w:proofErr w:type="spellEnd"/>
+      <w:r>
+        <w:rPr>
+          <w:lang w:val="fr-FR"/>
+        </w:rPr>
+        <w:t xml:space="preserve"> est alors simplifiée en appelant le nouveau composant Cell.</w:t>
+      </w:r>
+    </w:p>
+    <w:p>
+      <w:pPr>
+        <w:pStyle w:val="Code"/>
+        <w:rPr>
+          <w:lang w:val="fr-FR"/>
+        </w:rPr>
+      </w:pPr>
+      <w:proofErr w:type="spellStart"/>
       <w:r>
         <w:rPr>
           <w:lang w:val="fr-FR"/>
         </w:rPr>
         <w:lastRenderedPageBreak/>
-        <w:t>cette liste</w:t>
-      </w:r>
-      <w:r>
-        <w:rPr>
-          <w:lang w:val="fr-FR"/>
-        </w:rPr>
-        <w:t xml:space="preserve">, </w:t>
-      </w:r>
-      <w:proofErr w:type="spellStart"/>
-      <w:r>
-        <w:rPr>
-          <w:lang w:val="fr-FR"/>
-        </w:rPr>
-        <w:t>React</w:t>
-      </w:r>
-      <w:proofErr w:type="spellEnd"/>
-      <w:r>
-        <w:rPr>
-          <w:lang w:val="fr-FR"/>
-        </w:rPr>
-        <w:t xml:space="preserve"> générera plusieurs éléments &lt;</w:t>
-      </w:r>
-      <w:proofErr w:type="spellStart"/>
-      <w:r>
-        <w:rPr>
-          <w:lang w:val="fr-FR"/>
-        </w:rPr>
-        <w:t>circle</w:t>
-      </w:r>
-      <w:proofErr w:type="spellEnd"/>
-      <w:r>
-        <w:rPr>
-          <w:lang w:val="fr-FR"/>
-        </w:rPr>
-        <w:t xml:space="preserve">&gt; </w:t>
-      </w:r>
-      <w:r>
-        <w:rPr>
-          <w:lang w:val="fr-FR"/>
-        </w:rPr>
-        <w:t xml:space="preserve">en résultat </w:t>
-      </w:r>
-      <w:r>
-        <w:rPr>
-          <w:lang w:val="fr-FR"/>
-        </w:rPr>
-        <w:t>dans le HTML (à voir dans votre navigateur avec inspecter).</w:t>
-      </w:r>
-    </w:p>
-    <w:p>
-      <w:pPr>
-        <w:rPr>
-          <w:lang w:val="fr-FR"/>
-        </w:rPr>
-      </w:pPr>
-      <w:r>
-        <w:rPr>
-          <w:lang w:val="fr-FR"/>
-        </w:rPr>
-        <w:t xml:space="preserve">Il est préférable d’encapsuler les formes dans des </w:t>
-      </w:r>
-      <w:r>
-        <w:rPr>
-          <w:lang w:val="fr-FR"/>
-        </w:rPr>
-        <w:t xml:space="preserve">étiquettes </w:t>
-      </w:r>
-      <w:r>
-        <w:rPr>
-          <w:lang w:val="fr-FR"/>
-        </w:rPr>
-        <w:t>&lt;g&gt; (groupes en SVG) pour pouvoir regrouper plusieurs formes à une même position et appliquer des transformations géométriques ou de couleur à tous les membres du groupe.</w:t>
-      </w:r>
-    </w:p>
-    <w:p>
-      <w:pPr>
-        <w:rPr>
-          <w:lang w:val="fr-FR"/>
-        </w:rPr>
-      </w:pPr>
-      <w:r>
-        <w:rPr>
-          <w:lang w:val="fr-FR"/>
-        </w:rPr>
-        <w:t xml:space="preserve">Pour cela, créez dans </w:t>
-      </w:r>
-      <w:proofErr w:type="spellStart"/>
-      <w:r>
-        <w:rPr>
-          <w:lang w:val="fr-FR"/>
-        </w:rPr>
-        <w:t>Matrix.js</w:t>
-      </w:r>
-      <w:r>
-        <w:rPr>
-          <w:lang w:val="fr-FR"/>
-        </w:rPr>
-        <w:t>x</w:t>
-      </w:r>
-      <w:proofErr w:type="spellEnd"/>
-      <w:r>
-        <w:rPr>
-          <w:lang w:val="fr-FR"/>
-        </w:rPr>
-        <w:t xml:space="preserve"> un nouveau composant (Cell) pour dessiner le &lt;</w:t>
-      </w:r>
-      <w:proofErr w:type="spellStart"/>
-      <w:r>
-        <w:rPr>
-          <w:lang w:val="fr-FR"/>
-        </w:rPr>
-        <w:t>circle</w:t>
-      </w:r>
-      <w:proofErr w:type="spellEnd"/>
-      <w:r>
-        <w:rPr>
-          <w:lang w:val="fr-FR"/>
-        </w:rPr>
-        <w:t xml:space="preserve">&gt; encapsulé dans un élément &lt;g&gt;. On introduit ici la notion de propriétés de composant qui déclarent les données à transmettre du composant parent au composant enfant. Deux propriétés seront déclarées dans le composant Cell : </w:t>
+        <w:t>const</w:t>
+      </w:r>
+      <w:proofErr w:type="spellEnd"/>
+      <w:r>
+        <w:rPr>
+          <w:lang w:val="fr-FR"/>
+        </w:rPr>
+        <w:t xml:space="preserve"> </w:t>
+      </w:r>
+      <w:proofErr w:type="spellStart"/>
+      <w:r>
+        <w:rPr>
+          <w:lang w:val="fr-FR"/>
+        </w:rPr>
+        <w:t>renderMatrix</w:t>
+      </w:r>
+      <w:proofErr w:type="spellEnd"/>
+      <w:r>
+        <w:rPr>
+          <w:lang w:val="fr-FR"/>
+        </w:rPr>
+        <w:t xml:space="preserve"> = </w:t>
+      </w:r>
+      <w:proofErr w:type="spellStart"/>
+      <w:r>
+        <w:rPr>
+          <w:lang w:val="fr-FR"/>
+        </w:rPr>
+        <w:t>function</w:t>
+      </w:r>
+      <w:proofErr w:type="spellEnd"/>
+      <w:r>
+        <w:rPr>
+          <w:lang w:val="fr-FR"/>
+        </w:rPr>
+        <w:t>(){</w:t>
+      </w:r>
+      <w:r>
+        <w:rPr>
+          <w:lang w:val="fr-FR"/>
+        </w:rPr>
+        <w:br/>
+        <w:t xml:space="preserve">    </w:t>
+      </w:r>
+      <w:proofErr w:type="spellStart"/>
+      <w:r>
+        <w:rPr>
+          <w:lang w:val="fr-FR"/>
+        </w:rPr>
+        <w:t>const</w:t>
+      </w:r>
+      <w:proofErr w:type="spellEnd"/>
+      <w:r>
+        <w:rPr>
+          <w:lang w:val="fr-FR"/>
+        </w:rPr>
+        <w:t xml:space="preserve"> </w:t>
+      </w:r>
+      <w:proofErr w:type="spellStart"/>
+      <w:r>
+        <w:rPr>
+          <w:lang w:val="fr-FR"/>
+        </w:rPr>
+        <w:t>nbRows</w:t>
+      </w:r>
+      <w:proofErr w:type="spellEnd"/>
+      <w:r>
+        <w:rPr>
+          <w:lang w:val="fr-FR"/>
+        </w:rPr>
+        <w:t>= 4;</w:t>
+      </w:r>
+      <w:r>
+        <w:rPr>
+          <w:lang w:val="fr-FR"/>
+        </w:rPr>
+        <w:br/>
+        <w:t xml:space="preserve">    </w:t>
+      </w:r>
+      <w:proofErr w:type="spellStart"/>
+      <w:r>
+        <w:rPr>
+          <w:lang w:val="fr-FR"/>
+        </w:rPr>
+        <w:t>const</w:t>
+      </w:r>
+      <w:proofErr w:type="spellEnd"/>
+      <w:r>
+        <w:rPr>
+          <w:lang w:val="fr-FR"/>
+        </w:rPr>
+        <w:t xml:space="preserve"> </w:t>
+      </w:r>
+      <w:proofErr w:type="spellStart"/>
+      <w:r>
+        <w:rPr>
+          <w:lang w:val="fr-FR"/>
+        </w:rPr>
+        <w:t>nbColumns</w:t>
+      </w:r>
+      <w:proofErr w:type="spellEnd"/>
+      <w:r>
+        <w:rPr>
+          <w:lang w:val="fr-FR"/>
+        </w:rPr>
+        <w:t xml:space="preserve"> = 4;</w:t>
+      </w:r>
+      <w:r>
+        <w:rPr>
+          <w:lang w:val="fr-FR"/>
+        </w:rPr>
+        <w:br/>
+        <w:t xml:space="preserve">    </w:t>
+      </w:r>
+      <w:proofErr w:type="spellStart"/>
+      <w:r>
+        <w:rPr>
+          <w:lang w:val="fr-FR"/>
+        </w:rPr>
+        <w:t>const</w:t>
+      </w:r>
+      <w:proofErr w:type="spellEnd"/>
+      <w:r>
+        <w:rPr>
+          <w:lang w:val="fr-FR"/>
+        </w:rPr>
+        <w:t xml:space="preserve"> </w:t>
+      </w:r>
+      <w:proofErr w:type="spellStart"/>
+      <w:r>
+        <w:rPr>
+          <w:lang w:val="fr-FR"/>
+        </w:rPr>
+        <w:t>cells</w:t>
+      </w:r>
+      <w:proofErr w:type="spellEnd"/>
+      <w:r>
+        <w:rPr>
+          <w:lang w:val="fr-FR"/>
+        </w:rPr>
+        <w:t>=[];</w:t>
+      </w:r>
+      <w:r>
+        <w:rPr>
+          <w:lang w:val="fr-FR"/>
+        </w:rPr>
+        <w:br/>
+        <w:t xml:space="preserve">    for (let </w:t>
       </w:r>
       <w:proofErr w:type="spellStart"/>
       <w:r>
@@ -3396,7 +3496,56 @@
         <w:rPr>
           <w:lang w:val="fr-FR"/>
         </w:rPr>
-        <w:t xml:space="preserve"> et </w:t>
+        <w:t xml:space="preserve">=0; </w:t>
+      </w:r>
+      <w:proofErr w:type="spellStart"/>
+      <w:r>
+        <w:rPr>
+          <w:lang w:val="fr-FR"/>
+        </w:rPr>
+        <w:t>rowPos</w:t>
+      </w:r>
+      <w:proofErr w:type="spellEnd"/>
+      <w:r>
+        <w:rPr>
+          <w:lang w:val="fr-FR"/>
+        </w:rPr>
+        <w:t>&lt;</w:t>
+      </w:r>
+      <w:proofErr w:type="spellStart"/>
+      <w:r>
+        <w:rPr>
+          <w:lang w:val="fr-FR"/>
+        </w:rPr>
+        <w:t>nbRows</w:t>
+      </w:r>
+      <w:proofErr w:type="spellEnd"/>
+      <w:r>
+        <w:rPr>
+          <w:lang w:val="fr-FR"/>
+        </w:rPr>
+        <w:t xml:space="preserve">; </w:t>
+      </w:r>
+      <w:proofErr w:type="spellStart"/>
+      <w:r>
+        <w:rPr>
+          <w:lang w:val="fr-FR"/>
+        </w:rPr>
+        <w:t>rowPos</w:t>
+      </w:r>
+      <w:proofErr w:type="spellEnd"/>
+      <w:r>
+        <w:rPr>
+          <w:lang w:val="fr-FR"/>
+        </w:rPr>
+        <w:t>++){</w:t>
+      </w:r>
+      <w:r>
+        <w:rPr>
+          <w:lang w:val="fr-FR"/>
+        </w:rPr>
+        <w:br/>
+        <w:t xml:space="preserve">        for(let </w:t>
       </w:r>
       <w:proofErr w:type="spellStart"/>
       <w:r>
@@ -3410,192 +3559,9 @@
         <w:rPr>
           <w:lang w:val="fr-FR"/>
         </w:rPr>
-        <w:t>.</w:t>
-      </w:r>
-    </w:p>
-    <w:p>
-      <w:pPr>
-        <w:pStyle w:val="Code"/>
-        <w:rPr>
-          <w:lang w:val="fr-FR"/>
-        </w:rPr>
-      </w:pPr>
-      <w:proofErr w:type="spellStart"/>
-      <w:proofErr w:type="gramStart"/>
-      <w:r>
-        <w:rPr>
-          <w:lang w:val="fr-FR"/>
-        </w:rPr>
-        <w:t>function</w:t>
-      </w:r>
-      <w:proofErr w:type="spellEnd"/>
-      <w:proofErr w:type="gramEnd"/>
-      <w:r>
-        <w:rPr>
-          <w:lang w:val="fr-FR"/>
-        </w:rPr>
-        <w:t xml:space="preserve"> Cell({</w:t>
-      </w:r>
-      <w:proofErr w:type="spellStart"/>
-      <w:proofErr w:type="gramStart"/>
-      <w:r>
-        <w:rPr>
-          <w:lang w:val="fr-FR"/>
-        </w:rPr>
-        <w:t>rowPos,colPos</w:t>
-      </w:r>
-      <w:proofErr w:type="spellEnd"/>
-      <w:r>
-        <w:rPr>
-          <w:lang w:val="fr-FR"/>
-        </w:rPr>
-        <w:t>}){</w:t>
-      </w:r>
-      <w:proofErr w:type="gramEnd"/>
-      <w:r>
-        <w:rPr>
-          <w:lang w:val="fr-FR"/>
-        </w:rPr>
-        <w:br/>
-        <w:t xml:space="preserve">    </w:t>
-      </w:r>
-      <w:proofErr w:type="spellStart"/>
-      <w:r>
-        <w:rPr>
-          <w:lang w:val="fr-FR"/>
-        </w:rPr>
-        <w:t>const</w:t>
-      </w:r>
-      <w:proofErr w:type="spellEnd"/>
-      <w:r>
-        <w:rPr>
-          <w:lang w:val="fr-FR"/>
-        </w:rPr>
-        <w:t xml:space="preserve"> </w:t>
-      </w:r>
-      <w:proofErr w:type="spellStart"/>
-      <w:r>
-        <w:rPr>
-          <w:lang w:val="fr-FR"/>
-        </w:rPr>
-        <w:t>cellSize</w:t>
-      </w:r>
-      <w:proofErr w:type="spellEnd"/>
-      <w:r>
-        <w:rPr>
-          <w:lang w:val="fr-FR"/>
-        </w:rPr>
-        <w:t xml:space="preserve">= </w:t>
-      </w:r>
-      <w:proofErr w:type="gramStart"/>
-      <w:r>
-        <w:rPr>
-          <w:lang w:val="fr-FR"/>
-        </w:rPr>
-        <w:t>34;</w:t>
-      </w:r>
-      <w:proofErr w:type="gramEnd"/>
-      <w:r>
-        <w:rPr>
-          <w:lang w:val="fr-FR"/>
-        </w:rPr>
-        <w:br/>
-        <w:t xml:space="preserve">    </w:t>
-      </w:r>
-      <w:proofErr w:type="spellStart"/>
-      <w:r>
-        <w:rPr>
-          <w:lang w:val="fr-FR"/>
-        </w:rPr>
-        <w:t>const</w:t>
-      </w:r>
-      <w:proofErr w:type="spellEnd"/>
-      <w:r>
-        <w:rPr>
-          <w:lang w:val="fr-FR"/>
-        </w:rPr>
-        <w:t xml:space="preserve"> radius = </w:t>
-      </w:r>
-      <w:proofErr w:type="spellStart"/>
-      <w:r>
-        <w:rPr>
-          <w:lang w:val="fr-FR"/>
-        </w:rPr>
-        <w:t>cellSize</w:t>
-      </w:r>
-      <w:proofErr w:type="spellEnd"/>
-      <w:r>
-        <w:rPr>
-          <w:lang w:val="fr-FR"/>
-        </w:rPr>
-        <w:t xml:space="preserve"> / </w:t>
-      </w:r>
-      <w:proofErr w:type="gramStart"/>
-      <w:r>
-        <w:rPr>
-          <w:lang w:val="fr-FR"/>
-        </w:rPr>
-        <w:t>2;</w:t>
-      </w:r>
-      <w:proofErr w:type="gramEnd"/>
-      <w:r>
-        <w:rPr>
-          <w:lang w:val="fr-FR"/>
-        </w:rPr>
-        <w:br/>
-        <w:t xml:space="preserve">    </w:t>
-      </w:r>
-      <w:proofErr w:type="spellStart"/>
-      <w:r>
-        <w:rPr>
-          <w:lang w:val="fr-FR"/>
-        </w:rPr>
-        <w:t>const</w:t>
-      </w:r>
-      <w:proofErr w:type="spellEnd"/>
-      <w:r>
-        <w:rPr>
-          <w:lang w:val="fr-FR"/>
-        </w:rPr>
-        <w:t xml:space="preserve"> </w:t>
-      </w:r>
-      <w:proofErr w:type="spellStart"/>
-      <w:r>
-        <w:rPr>
-          <w:lang w:val="fr-FR"/>
-        </w:rPr>
-        <w:t>transformStr</w:t>
-      </w:r>
-      <w:proofErr w:type="spellEnd"/>
-      <w:r>
-        <w:rPr>
-          <w:lang w:val="fr-FR"/>
-        </w:rPr>
-        <w:t>="</w:t>
-      </w:r>
-      <w:proofErr w:type="gramStart"/>
-      <w:r>
-        <w:rPr>
-          <w:lang w:val="fr-FR"/>
-        </w:rPr>
-        <w:t>translate(</w:t>
-      </w:r>
-      <w:proofErr w:type="gramEnd"/>
-      <w:r>
-        <w:rPr>
-          <w:lang w:val="fr-FR"/>
-        </w:rPr>
-        <w:t>"</w:t>
-      </w:r>
-      <w:proofErr w:type="gramStart"/>
-      <w:r>
-        <w:rPr>
-          <w:lang w:val="fr-FR"/>
-        </w:rPr>
-        <w:t>+(</w:t>
-      </w:r>
-      <w:proofErr w:type="spellStart"/>
-      <w:proofErr w:type="gramEnd"/>
+        <w:t xml:space="preserve"> = 0; </w:t>
+      </w:r>
+      <w:proofErr w:type="spellStart"/>
       <w:r>
         <w:rPr>
           <w:lang w:val="fr-FR"/>
@@ -3607,6 +3573,69 @@
         <w:rPr>
           <w:lang w:val="fr-FR"/>
         </w:rPr>
+        <w:t>&lt;</w:t>
+      </w:r>
+      <w:proofErr w:type="spellStart"/>
+      <w:r>
+        <w:rPr>
+          <w:lang w:val="fr-FR"/>
+        </w:rPr>
+        <w:t>nbColumns</w:t>
+      </w:r>
+      <w:proofErr w:type="spellEnd"/>
+      <w:r>
+        <w:rPr>
+          <w:lang w:val="fr-FR"/>
+        </w:rPr>
+        <w:t xml:space="preserve">; </w:t>
+      </w:r>
+      <w:proofErr w:type="spellStart"/>
+      <w:r>
+        <w:rPr>
+          <w:lang w:val="fr-FR"/>
+        </w:rPr>
+        <w:t>colPos</w:t>
+      </w:r>
+      <w:proofErr w:type="spellEnd"/>
+      <w:r>
+        <w:rPr>
+          <w:lang w:val="fr-FR"/>
+        </w:rPr>
+        <w:t>++){</w:t>
+      </w:r>
+      <w:r>
+        <w:rPr>
+          <w:lang w:val="fr-FR"/>
+        </w:rPr>
+        <w:br/>
+        <w:t xml:space="preserve">            </w:t>
+      </w:r>
+      <w:proofErr w:type="spellStart"/>
+      <w:r>
+        <w:rPr>
+          <w:lang w:val="fr-FR"/>
+        </w:rPr>
+        <w:t>cells.push</w:t>
+      </w:r>
+      <w:proofErr w:type="spellEnd"/>
+      <w:r>
+        <w:rPr>
+          <w:lang w:val="fr-FR"/>
+        </w:rPr>
+        <w:t>(&lt;Cell key={(</w:t>
+      </w:r>
+      <w:proofErr w:type="spellStart"/>
+      <w:r>
+        <w:rPr>
+          <w:lang w:val="fr-FR"/>
+        </w:rPr>
+        <w:t>rowPos</w:t>
+      </w:r>
+      <w:proofErr w:type="spellEnd"/>
+      <w:r>
+        <w:rPr>
+          <w:lang w:val="fr-FR"/>
+        </w:rPr>
         <w:t>*</w:t>
       </w:r>
       <w:proofErr w:type="spellStart"/>
@@ -3614,38 +3643,16 @@
         <w:rPr>
           <w:lang w:val="fr-FR"/>
         </w:rPr>
-        <w:t>cellSize</w:t>
-      </w:r>
-      <w:proofErr w:type="spellEnd"/>
-      <w:r>
-        <w:rPr>
-          <w:lang w:val="fr-FR"/>
-        </w:rPr>
-        <w:t xml:space="preserve"> + </w:t>
-      </w:r>
-      <w:proofErr w:type="gramStart"/>
-      <w:r>
-        <w:rPr>
-          <w:lang w:val="fr-FR"/>
-        </w:rPr>
-        <w:t>radius)+</w:t>
-      </w:r>
-      <w:proofErr w:type="gramEnd"/>
-      <w:r>
-        <w:rPr>
-          <w:lang w:val="fr-FR"/>
-        </w:rPr>
-        <w:t>", "</w:t>
-      </w:r>
-      <w:proofErr w:type="gramStart"/>
-      <w:r>
-        <w:rPr>
-          <w:lang w:val="fr-FR"/>
-        </w:rPr>
-        <w:t>+(</w:t>
-      </w:r>
-      <w:proofErr w:type="spellStart"/>
-      <w:proofErr w:type="gramEnd"/>
+        <w:t>colPos</w:t>
+      </w:r>
+      <w:proofErr w:type="spellEnd"/>
+      <w:r>
+        <w:rPr>
+          <w:lang w:val="fr-FR"/>
+        </w:rPr>
+        <w:t xml:space="preserve">)} </w:t>
+      </w:r>
+      <w:proofErr w:type="spellStart"/>
       <w:r>
         <w:rPr>
           <w:lang w:val="fr-FR"/>
@@ -3657,70 +3664,6 @@
         <w:rPr>
           <w:lang w:val="fr-FR"/>
         </w:rPr>
-        <w:t>*</w:t>
-      </w:r>
-      <w:proofErr w:type="spellStart"/>
-      <w:r>
-        <w:rPr>
-          <w:lang w:val="fr-FR"/>
-        </w:rPr>
-        <w:t>cellSize</w:t>
-      </w:r>
-      <w:proofErr w:type="spellEnd"/>
-      <w:r>
-        <w:rPr>
-          <w:lang w:val="fr-FR"/>
-        </w:rPr>
-        <w:t xml:space="preserve"> + </w:t>
-      </w:r>
-      <w:proofErr w:type="gramStart"/>
-      <w:r>
-        <w:rPr>
-          <w:lang w:val="fr-FR"/>
-        </w:rPr>
-        <w:t>radius)+</w:t>
-      </w:r>
-      <w:proofErr w:type="gramEnd"/>
-      <w:r>
-        <w:rPr>
-          <w:lang w:val="fr-FR"/>
-        </w:rPr>
-        <w:t>")"</w:t>
-      </w:r>
-      <w:r>
-        <w:rPr>
-          <w:lang w:val="fr-FR"/>
-        </w:rPr>
-        <w:br/>
-        <w:t xml:space="preserve">    </w:t>
-      </w:r>
-      <w:proofErr w:type="gramStart"/>
-      <w:r>
-        <w:rPr>
-          <w:lang w:val="fr-FR"/>
-        </w:rPr>
-        <w:t>return(</w:t>
-      </w:r>
-      <w:proofErr w:type="gramEnd"/>
-      <w:r>
-        <w:rPr>
-          <w:lang w:val="fr-FR"/>
-        </w:rPr>
-        <w:br/>
-        <w:t xml:space="preserve">        &lt;g </w:t>
-      </w:r>
-      <w:proofErr w:type="spellStart"/>
-      <w:r>
-        <w:rPr>
-          <w:lang w:val="fr-FR"/>
-        </w:rPr>
-        <w:t>transform</w:t>
-      </w:r>
-      <w:proofErr w:type="spellEnd"/>
-      <w:r>
-        <w:rPr>
-          <w:lang w:val="fr-FR"/>
-        </w:rPr>
         <w:t>={</w:t>
       </w:r>
       <w:proofErr w:type="spellStart"/>
@@ -3728,265 +3671,63 @@
         <w:rPr>
           <w:lang w:val="fr-FR"/>
         </w:rPr>
-        <w:t>transformStr</w:t>
-      </w:r>
-      <w:proofErr w:type="spellEnd"/>
-      <w:r>
-        <w:rPr>
-          <w:lang w:val="fr-FR"/>
-        </w:rPr>
-        <w:t>}&gt;</w:t>
-      </w:r>
-      <w:r>
-        <w:rPr>
-          <w:lang w:val="fr-FR"/>
-        </w:rPr>
-        <w:br/>
-        <w:t xml:space="preserve">            &lt;</w:t>
-      </w:r>
-      <w:proofErr w:type="spellStart"/>
-      <w:r>
-        <w:rPr>
-          <w:lang w:val="fr-FR"/>
-        </w:rPr>
-        <w:t>circle</w:t>
-      </w:r>
-      <w:proofErr w:type="spellEnd"/>
-      <w:r>
-        <w:rPr>
-          <w:lang w:val="fr-FR"/>
-        </w:rPr>
-        <w:t xml:space="preserve"> r={radius}/&gt;</w:t>
-      </w:r>
-      <w:r>
-        <w:rPr>
-          <w:lang w:val="fr-FR"/>
-        </w:rPr>
-        <w:br/>
-        <w:t xml:space="preserve">        &lt;/g&gt;</w:t>
-      </w:r>
-      <w:r>
-        <w:rPr>
-          <w:lang w:val="fr-FR"/>
-        </w:rPr>
-        <w:br/>
-        <w:t xml:space="preserve">  </w:t>
-      </w:r>
-      <w:proofErr w:type="gramStart"/>
-      <w:r>
-        <w:rPr>
-          <w:lang w:val="fr-FR"/>
-        </w:rPr>
-        <w:t xml:space="preserve">  )</w:t>
-      </w:r>
-      <w:proofErr w:type="gramEnd"/>
-      <w:r>
-        <w:rPr>
-          <w:lang w:val="fr-FR"/>
-        </w:rPr>
-        <w:br/>
-        <w:t>}</w:t>
-      </w:r>
-    </w:p>
-    <w:p>
-      <w:pPr>
-        <w:rPr>
-          <w:lang w:val="fr-FR"/>
-        </w:rPr>
-      </w:pPr>
-      <w:r>
-        <w:rPr>
-          <w:lang w:val="fr-FR"/>
-        </w:rPr>
-        <w:t>Comme vous pouvez le voir dans le code, au lieu de changer la position des cercles, on applique une translation sur l’élément &lt;g&gt;. Ainsi, la position relative des cercles par rapport à &lt;g&gt; est 0.</w:t>
-      </w:r>
-    </w:p>
-    <w:p>
-      <w:pPr>
-        <w:rPr>
-          <w:lang w:val="fr-FR"/>
-        </w:rPr>
-      </w:pPr>
-      <w:r>
-        <w:rPr>
-          <w:lang w:val="fr-FR"/>
-        </w:rPr>
-        <w:t xml:space="preserve">La fonction </w:t>
-      </w:r>
-      <w:proofErr w:type="spellStart"/>
-      <w:r>
-        <w:rPr>
-          <w:lang w:val="fr-FR"/>
-        </w:rPr>
-        <w:t>renderMatrix</w:t>
-      </w:r>
-      <w:proofErr w:type="spellEnd"/>
-      <w:r>
-        <w:rPr>
-          <w:lang w:val="fr-FR"/>
-        </w:rPr>
-        <w:t xml:space="preserve"> est alors simplifiée en appelant le nouveau composant Cell.</w:t>
-      </w:r>
-    </w:p>
-    <w:p>
-      <w:pPr>
-        <w:pStyle w:val="Code"/>
-        <w:rPr>
-          <w:lang w:val="fr-FR"/>
-        </w:rPr>
-      </w:pPr>
-      <w:proofErr w:type="spellStart"/>
-      <w:proofErr w:type="gramStart"/>
-      <w:r>
-        <w:rPr>
-          <w:lang w:val="fr-FR"/>
-        </w:rPr>
-        <w:t>const</w:t>
-      </w:r>
-      <w:proofErr w:type="spellEnd"/>
-      <w:proofErr w:type="gramEnd"/>
-      <w:r>
-        <w:rPr>
-          <w:lang w:val="fr-FR"/>
-        </w:rPr>
-        <w:t xml:space="preserve"> </w:t>
-      </w:r>
-      <w:proofErr w:type="spellStart"/>
-      <w:r>
-        <w:rPr>
-          <w:lang w:val="fr-FR"/>
-        </w:rPr>
-        <w:t>renderMatrix</w:t>
-      </w:r>
-      <w:proofErr w:type="spellEnd"/>
-      <w:r>
-        <w:rPr>
-          <w:lang w:val="fr-FR"/>
-        </w:rPr>
-        <w:t xml:space="preserve"> = </w:t>
-      </w:r>
-      <w:proofErr w:type="spellStart"/>
-      <w:proofErr w:type="gramStart"/>
-      <w:r>
-        <w:rPr>
-          <w:lang w:val="fr-FR"/>
-        </w:rPr>
-        <w:t>function</w:t>
-      </w:r>
-      <w:proofErr w:type="spellEnd"/>
-      <w:r>
-        <w:rPr>
-          <w:lang w:val="fr-FR"/>
-        </w:rPr>
-        <w:t>(){</w:t>
-      </w:r>
-      <w:proofErr w:type="gramEnd"/>
-      <w:r>
-        <w:rPr>
-          <w:lang w:val="fr-FR"/>
-        </w:rPr>
-        <w:br/>
-        <w:t xml:space="preserve">    </w:t>
-      </w:r>
-      <w:proofErr w:type="spellStart"/>
-      <w:r>
-        <w:rPr>
-          <w:lang w:val="fr-FR"/>
-        </w:rPr>
-        <w:t>const</w:t>
-      </w:r>
-      <w:proofErr w:type="spellEnd"/>
-      <w:r>
-        <w:rPr>
-          <w:lang w:val="fr-FR"/>
-        </w:rPr>
-        <w:t xml:space="preserve"> </w:t>
-      </w:r>
-      <w:proofErr w:type="spellStart"/>
-      <w:r>
-        <w:rPr>
-          <w:lang w:val="fr-FR"/>
-        </w:rPr>
-        <w:t>nbRows</w:t>
-      </w:r>
-      <w:proofErr w:type="spellEnd"/>
-      <w:r>
-        <w:rPr>
-          <w:lang w:val="fr-FR"/>
-        </w:rPr>
-        <w:t xml:space="preserve">= </w:t>
-      </w:r>
-      <w:proofErr w:type="gramStart"/>
-      <w:r>
-        <w:rPr>
-          <w:lang w:val="fr-FR"/>
-        </w:rPr>
-        <w:t>4;</w:t>
-      </w:r>
-      <w:proofErr w:type="gramEnd"/>
-      <w:r>
-        <w:rPr>
-          <w:lang w:val="fr-FR"/>
-        </w:rPr>
-        <w:br/>
-        <w:t xml:space="preserve">    </w:t>
-      </w:r>
-      <w:proofErr w:type="spellStart"/>
-      <w:r>
-        <w:rPr>
-          <w:lang w:val="fr-FR"/>
-        </w:rPr>
-        <w:t>const</w:t>
-      </w:r>
-      <w:proofErr w:type="spellEnd"/>
-      <w:r>
-        <w:rPr>
-          <w:lang w:val="fr-FR"/>
-        </w:rPr>
-        <w:t xml:space="preserve"> </w:t>
-      </w:r>
-      <w:proofErr w:type="spellStart"/>
-      <w:r>
-        <w:rPr>
-          <w:lang w:val="fr-FR"/>
-        </w:rPr>
-        <w:t>nbColumns</w:t>
-      </w:r>
-      <w:proofErr w:type="spellEnd"/>
-      <w:r>
-        <w:rPr>
-          <w:lang w:val="fr-FR"/>
-        </w:rPr>
-        <w:t xml:space="preserve"> = </w:t>
-      </w:r>
-      <w:proofErr w:type="gramStart"/>
-      <w:r>
-        <w:rPr>
-          <w:lang w:val="fr-FR"/>
-        </w:rPr>
-        <w:t>4;</w:t>
-      </w:r>
-      <w:proofErr w:type="gramEnd"/>
-      <w:r>
-        <w:rPr>
-          <w:lang w:val="fr-FR"/>
-        </w:rPr>
-        <w:br/>
-        <w:t xml:space="preserve">    </w:t>
-      </w:r>
-      <w:proofErr w:type="spellStart"/>
-      <w:r>
-        <w:rPr>
-          <w:lang w:val="fr-FR"/>
-        </w:rPr>
-        <w:t>const</w:t>
-      </w:r>
-      <w:proofErr w:type="spellEnd"/>
-      <w:r>
-        <w:rPr>
-          <w:lang w:val="fr-FR"/>
-        </w:rPr>
-        <w:t xml:space="preserve"> </w:t>
+        <w:t>rowPos</w:t>
+      </w:r>
+      <w:proofErr w:type="spellEnd"/>
+      <w:r>
+        <w:rPr>
+          <w:lang w:val="fr-FR"/>
+        </w:rPr>
+        <w:t xml:space="preserve">} </w:t>
+      </w:r>
+      <w:proofErr w:type="spellStart"/>
+      <w:r>
+        <w:rPr>
+          <w:lang w:val="fr-FR"/>
+        </w:rPr>
+        <w:t>colPos</w:t>
+      </w:r>
+      <w:proofErr w:type="spellEnd"/>
+      <w:r>
+        <w:rPr>
+          <w:lang w:val="fr-FR"/>
+        </w:rPr>
+        <w:t>={</w:t>
+      </w:r>
+      <w:proofErr w:type="spellStart"/>
+      <w:r>
+        <w:rPr>
+          <w:lang w:val="fr-FR"/>
+        </w:rPr>
+        <w:t>colPos</w:t>
+      </w:r>
+      <w:proofErr w:type="spellEnd"/>
+      <w:r>
+        <w:rPr>
+          <w:lang w:val="fr-FR"/>
+        </w:rPr>
+        <w:t>}/&gt;);</w:t>
+      </w:r>
+      <w:r>
+        <w:rPr>
+          <w:lang w:val="fr-FR"/>
+        </w:rPr>
+        <w:br/>
+        <w:t xml:space="preserve">        }</w:t>
+      </w:r>
+      <w:r>
+        <w:rPr>
+          <w:lang w:val="fr-FR"/>
+        </w:rPr>
+        <w:br/>
+        <w:t xml:space="preserve">    }</w:t>
+      </w:r>
+      <w:r>
+        <w:rPr>
+          <w:lang w:val="fr-FR"/>
+        </w:rPr>
+        <w:br/>
+        <w:t xml:space="preserve">    return </w:t>
       </w:r>
       <w:proofErr w:type="spellStart"/>
       <w:r>
@@ -3996,382 +3737,12 @@
         <w:t>cells</w:t>
       </w:r>
       <w:proofErr w:type="spellEnd"/>
-      <w:proofErr w:type="gramStart"/>
-      <w:r>
-        <w:rPr>
-          <w:lang w:val="fr-FR"/>
-        </w:rPr>
-        <w:t>=[];</w:t>
-      </w:r>
-      <w:proofErr w:type="gramEnd"/>
-      <w:r>
-        <w:rPr>
-          <w:lang w:val="fr-FR"/>
-        </w:rPr>
-        <w:br/>
-        <w:t xml:space="preserve">    for (let </w:t>
-      </w:r>
-      <w:proofErr w:type="spellStart"/>
-      <w:r>
-        <w:rPr>
-          <w:lang w:val="fr-FR"/>
-        </w:rPr>
-        <w:t>rowPos</w:t>
-      </w:r>
-      <w:proofErr w:type="spellEnd"/>
-      <w:r>
-        <w:rPr>
-          <w:lang w:val="fr-FR"/>
-        </w:rPr>
-        <w:t>=</w:t>
-      </w:r>
-      <w:proofErr w:type="gramStart"/>
-      <w:r>
-        <w:rPr>
-          <w:lang w:val="fr-FR"/>
-        </w:rPr>
-        <w:t>0;</w:t>
-      </w:r>
-      <w:proofErr w:type="gramEnd"/>
-      <w:r>
-        <w:rPr>
-          <w:lang w:val="fr-FR"/>
-        </w:rPr>
-        <w:t xml:space="preserve"> </w:t>
-      </w:r>
-      <w:proofErr w:type="spellStart"/>
-      <w:r>
-        <w:rPr>
-          <w:lang w:val="fr-FR"/>
-        </w:rPr>
-        <w:t>rowPos</w:t>
-      </w:r>
-      <w:proofErr w:type="spellEnd"/>
-      <w:r>
-        <w:rPr>
-          <w:lang w:val="fr-FR"/>
-        </w:rPr>
-        <w:t>&lt;</w:t>
-      </w:r>
-      <w:proofErr w:type="spellStart"/>
-      <w:proofErr w:type="gramStart"/>
-      <w:r>
-        <w:rPr>
-          <w:lang w:val="fr-FR"/>
-        </w:rPr>
-        <w:t>nbRows</w:t>
-      </w:r>
-      <w:proofErr w:type="spellEnd"/>
       <w:r>
         <w:rPr>
           <w:lang w:val="fr-FR"/>
         </w:rPr>
         <w:t>;</w:t>
       </w:r>
-      <w:proofErr w:type="gramEnd"/>
-      <w:r>
-        <w:rPr>
-          <w:lang w:val="fr-FR"/>
-        </w:rPr>
-        <w:t xml:space="preserve"> </w:t>
-      </w:r>
-      <w:proofErr w:type="spellStart"/>
-      <w:r>
-        <w:rPr>
-          <w:lang w:val="fr-FR"/>
-        </w:rPr>
-        <w:t>rowPos</w:t>
-      </w:r>
-      <w:proofErr w:type="spellEnd"/>
-      <w:r>
-        <w:rPr>
-          <w:lang w:val="fr-FR"/>
-        </w:rPr>
-        <w:t>+</w:t>
-      </w:r>
-      <w:proofErr w:type="gramStart"/>
-      <w:r>
-        <w:rPr>
-          <w:lang w:val="fr-FR"/>
-        </w:rPr>
-        <w:t>+){</w:t>
-      </w:r>
-      <w:proofErr w:type="gramEnd"/>
-      <w:r>
-        <w:rPr>
-          <w:lang w:val="fr-FR"/>
-        </w:rPr>
-        <w:br/>
-        <w:t xml:space="preserve">        </w:t>
-      </w:r>
-      <w:proofErr w:type="gramStart"/>
-      <w:r>
-        <w:rPr>
-          <w:lang w:val="fr-FR"/>
-        </w:rPr>
-        <w:t>for(</w:t>
-      </w:r>
-      <w:proofErr w:type="gramEnd"/>
-      <w:r>
-        <w:rPr>
-          <w:lang w:val="fr-FR"/>
-        </w:rPr>
-        <w:t xml:space="preserve">let </w:t>
-      </w:r>
-      <w:proofErr w:type="spellStart"/>
-      <w:r>
-        <w:rPr>
-          <w:lang w:val="fr-FR"/>
-        </w:rPr>
-        <w:t>colPos</w:t>
-      </w:r>
-      <w:proofErr w:type="spellEnd"/>
-      <w:r>
-        <w:rPr>
-          <w:lang w:val="fr-FR"/>
-        </w:rPr>
-        <w:t xml:space="preserve"> = </w:t>
-      </w:r>
-      <w:proofErr w:type="gramStart"/>
-      <w:r>
-        <w:rPr>
-          <w:lang w:val="fr-FR"/>
-        </w:rPr>
-        <w:t>0;</w:t>
-      </w:r>
-      <w:proofErr w:type="gramEnd"/>
-      <w:r>
-        <w:rPr>
-          <w:lang w:val="fr-FR"/>
-        </w:rPr>
-        <w:t xml:space="preserve"> </w:t>
-      </w:r>
-      <w:proofErr w:type="spellStart"/>
-      <w:r>
-        <w:rPr>
-          <w:lang w:val="fr-FR"/>
-        </w:rPr>
-        <w:t>colPos</w:t>
-      </w:r>
-      <w:proofErr w:type="spellEnd"/>
-      <w:r>
-        <w:rPr>
-          <w:lang w:val="fr-FR"/>
-        </w:rPr>
-        <w:t>&lt;</w:t>
-      </w:r>
-      <w:proofErr w:type="spellStart"/>
-      <w:proofErr w:type="gramStart"/>
-      <w:r>
-        <w:rPr>
-          <w:lang w:val="fr-FR"/>
-        </w:rPr>
-        <w:t>nbColumns</w:t>
-      </w:r>
-      <w:proofErr w:type="spellEnd"/>
-      <w:r>
-        <w:rPr>
-          <w:lang w:val="fr-FR"/>
-        </w:rPr>
-        <w:t>;</w:t>
-      </w:r>
-      <w:proofErr w:type="gramEnd"/>
-      <w:r>
-        <w:rPr>
-          <w:lang w:val="fr-FR"/>
-        </w:rPr>
-        <w:t xml:space="preserve"> </w:t>
-      </w:r>
-      <w:proofErr w:type="spellStart"/>
-      <w:r>
-        <w:rPr>
-          <w:lang w:val="fr-FR"/>
-        </w:rPr>
-        <w:t>colPos</w:t>
-      </w:r>
-      <w:proofErr w:type="spellEnd"/>
-      <w:r>
-        <w:rPr>
-          <w:lang w:val="fr-FR"/>
-        </w:rPr>
-        <w:t>+</w:t>
-      </w:r>
-      <w:proofErr w:type="gramStart"/>
-      <w:r>
-        <w:rPr>
-          <w:lang w:val="fr-FR"/>
-        </w:rPr>
-        <w:t>+){</w:t>
-      </w:r>
-      <w:proofErr w:type="gramEnd"/>
-      <w:r>
-        <w:rPr>
-          <w:lang w:val="fr-FR"/>
-        </w:rPr>
-        <w:br/>
-        <w:t xml:space="preserve">            </w:t>
-      </w:r>
-      <w:proofErr w:type="spellStart"/>
-      <w:proofErr w:type="gramStart"/>
-      <w:r>
-        <w:rPr>
-          <w:lang w:val="fr-FR"/>
-        </w:rPr>
-        <w:t>cells.push</w:t>
-      </w:r>
-      <w:proofErr w:type="spellEnd"/>
-      <w:proofErr w:type="gramEnd"/>
-      <w:r>
-        <w:rPr>
-          <w:lang w:val="fr-FR"/>
-        </w:rPr>
-        <w:t>(&lt;Cell key={(</w:t>
-      </w:r>
-      <w:proofErr w:type="spellStart"/>
-      <w:r>
-        <w:rPr>
-          <w:lang w:val="fr-FR"/>
-        </w:rPr>
-        <w:t>rowPos</w:t>
-      </w:r>
-      <w:proofErr w:type="spellEnd"/>
-      <w:r>
-        <w:rPr>
-          <w:lang w:val="fr-FR"/>
-        </w:rPr>
-        <w:t>*</w:t>
-      </w:r>
-      <w:proofErr w:type="spellStart"/>
-      <w:r>
-        <w:rPr>
-          <w:lang w:val="fr-FR"/>
-        </w:rPr>
-        <w:t>colPos</w:t>
-      </w:r>
-      <w:proofErr w:type="spellEnd"/>
-      <w:r>
-        <w:rPr>
-          <w:lang w:val="fr-FR"/>
-        </w:rPr>
-        <w:t xml:space="preserve">)} </w:t>
-      </w:r>
-      <w:proofErr w:type="spellStart"/>
-      <w:r>
-        <w:rPr>
-          <w:lang w:val="fr-FR"/>
-        </w:rPr>
-        <w:t>rowPos</w:t>
-      </w:r>
-      <w:proofErr w:type="spellEnd"/>
-      <w:r>
-        <w:rPr>
-          <w:lang w:val="fr-FR"/>
-        </w:rPr>
-        <w:t>={</w:t>
-      </w:r>
-      <w:proofErr w:type="spellStart"/>
-      <w:r>
-        <w:rPr>
-          <w:lang w:val="fr-FR"/>
-        </w:rPr>
-        <w:t>rowPos</w:t>
-      </w:r>
-      <w:proofErr w:type="spellEnd"/>
-      <w:r>
-        <w:rPr>
-          <w:lang w:val="fr-FR"/>
-        </w:rPr>
-        <w:t xml:space="preserve">} </w:t>
-      </w:r>
-      <w:proofErr w:type="spellStart"/>
-      <w:r>
-        <w:rPr>
-          <w:lang w:val="fr-FR"/>
-        </w:rPr>
-        <w:t>colPos</w:t>
-      </w:r>
-      <w:proofErr w:type="spellEnd"/>
-      <w:r>
-        <w:rPr>
-          <w:lang w:val="fr-FR"/>
-        </w:rPr>
-        <w:t>={</w:t>
-      </w:r>
-      <w:proofErr w:type="spellStart"/>
-      <w:r>
-        <w:rPr>
-          <w:lang w:val="fr-FR"/>
-        </w:rPr>
-        <w:t>colPos</w:t>
-      </w:r>
-      <w:proofErr w:type="spellEnd"/>
-      <w:r>
-        <w:rPr>
-          <w:lang w:val="fr-FR"/>
-        </w:rPr>
-        <w:t>}/&gt;</w:t>
-      </w:r>
-      <w:proofErr w:type="gramStart"/>
-      <w:r>
-        <w:rPr>
-          <w:lang w:val="fr-FR"/>
-        </w:rPr>
-        <w:t>);</w:t>
-      </w:r>
-      <w:proofErr w:type="gramEnd"/>
-      <w:r>
-        <w:rPr>
-          <w:lang w:val="fr-FR"/>
-        </w:rPr>
-        <w:br/>
-        <w:t xml:space="preserve">      </w:t>
-      </w:r>
-      <w:proofErr w:type="gramStart"/>
-      <w:r>
-        <w:rPr>
-          <w:lang w:val="fr-FR"/>
-        </w:rPr>
-        <w:t xml:space="preserve">  }</w:t>
-      </w:r>
-      <w:proofErr w:type="gramEnd"/>
-      <w:r>
-        <w:rPr>
-          <w:lang w:val="fr-FR"/>
-        </w:rPr>
-        <w:br/>
-        <w:t xml:space="preserve">  </w:t>
-      </w:r>
-      <w:proofErr w:type="gramStart"/>
-      <w:r>
-        <w:rPr>
-          <w:lang w:val="fr-FR"/>
-        </w:rPr>
-        <w:t xml:space="preserve">  }</w:t>
-      </w:r>
-      <w:proofErr w:type="gramEnd"/>
-      <w:r>
-        <w:rPr>
-          <w:lang w:val="fr-FR"/>
-        </w:rPr>
-        <w:br/>
-        <w:t xml:space="preserve">    return </w:t>
-      </w:r>
-      <w:proofErr w:type="spellStart"/>
-      <w:proofErr w:type="gramStart"/>
-      <w:r>
-        <w:rPr>
-          <w:lang w:val="fr-FR"/>
-        </w:rPr>
-        <w:t>cells</w:t>
-      </w:r>
-      <w:proofErr w:type="spellEnd"/>
-      <w:r>
-        <w:rPr>
-          <w:lang w:val="fr-FR"/>
-        </w:rPr>
-        <w:t>;</w:t>
-      </w:r>
-      <w:proofErr w:type="gramEnd"/>
       <w:r>
         <w:rPr>
           <w:lang w:val="fr-FR"/>
@@ -4463,8 +3834,805 @@
         <w:rPr>
           <w:lang w:val="fr-FR"/>
         </w:rPr>
+        <w:t xml:space="preserve">Utiliser des données générées et les lier aux composants </w:t>
+      </w:r>
+      <w:proofErr w:type="spellStart"/>
+      <w:r>
+        <w:rPr>
+          <w:lang w:val="fr-FR"/>
+        </w:rPr>
+        <w:t>React</w:t>
+      </w:r>
+      <w:proofErr w:type="spellEnd"/>
+    </w:p>
+    <w:p>
+      <w:pPr>
+        <w:pStyle w:val="Heading2"/>
+        <w:rPr>
+          <w:lang w:val="fr-FR"/>
+        </w:rPr>
+      </w:pPr>
+      <w:r>
+        <w:rPr>
+          <w:lang w:val="fr-FR"/>
+        </w:rPr>
+        <w:t>Génération de données (2 min)</w:t>
+      </w:r>
+    </w:p>
+    <w:p>
+      <w:pPr>
+        <w:rPr>
+          <w:lang w:val="fr-FR"/>
+        </w:rPr>
+      </w:pPr>
+      <w:r>
+        <w:rPr>
+          <w:lang w:val="fr-FR"/>
+        </w:rPr>
+        <w:t>Dans src/</w:t>
+      </w:r>
+      <w:proofErr w:type="spellStart"/>
+      <w:r>
+        <w:rPr>
+          <w:lang w:val="fr-FR"/>
+        </w:rPr>
+        <w:t>utils</w:t>
+      </w:r>
+      <w:proofErr w:type="spellEnd"/>
+      <w:r>
+        <w:rPr>
+          <w:lang w:val="fr-FR"/>
+        </w:rPr>
+        <w:t xml:space="preserve">/helper.js, vous trouverez une fonction nommée </w:t>
+      </w:r>
+      <w:proofErr w:type="spellStart"/>
+      <w:r>
+        <w:rPr>
+          <w:lang w:val="fr-FR"/>
+        </w:rPr>
+        <w:t>genGridData</w:t>
+      </w:r>
+      <w:proofErr w:type="spellEnd"/>
+      <w:r>
+        <w:rPr>
+          <w:lang w:val="fr-FR"/>
+        </w:rPr>
+        <w:t>, qui génère une liste d’objets qui seront représentés visuellement dans les cellules de la matrice. Les objets générés ont les attributs suivants :</w:t>
+      </w:r>
+    </w:p>
+    <w:p>
+      <w:pPr>
+        <w:pStyle w:val="Code"/>
+      </w:pPr>
+      <w:r>
+        <w:t>{</w:t>
+      </w:r>
+      <w:proofErr w:type="spellStart"/>
+      <w:r>
+        <w:t>index:integer</w:t>
+      </w:r>
+      <w:proofErr w:type="spellEnd"/>
+      <w:r>
+        <w:t xml:space="preserve">, </w:t>
+      </w:r>
+      <w:proofErr w:type="spellStart"/>
+      <w:r>
+        <w:t>rowPos:integer</w:t>
+      </w:r>
+      <w:proofErr w:type="spellEnd"/>
+      <w:r>
+        <w:t xml:space="preserve">, </w:t>
+      </w:r>
+      <w:proofErr w:type="spellStart"/>
+      <w:r>
+        <w:t>colPos:integer</w:t>
+      </w:r>
+      <w:proofErr w:type="spellEnd"/>
+      <w:r>
+        <w:t xml:space="preserve">, </w:t>
+      </w:r>
+      <w:proofErr w:type="spellStart"/>
+      <w:r>
+        <w:t>nbProductSold:integer</w:t>
+      </w:r>
+      <w:proofErr w:type="spellEnd"/>
+      <w:r>
+        <w:t xml:space="preserve">, </w:t>
+      </w:r>
+      <w:proofErr w:type="spellStart"/>
+      <w:r>
+        <w:t>salesGrowth:float</w:t>
+      </w:r>
+      <w:proofErr w:type="spellEnd"/>
+      <w:r>
+        <w:t xml:space="preserve">, </w:t>
+      </w:r>
+      <w:proofErr w:type="spellStart"/>
+      <w:r>
+        <w:t>rowLabel:string</w:t>
+      </w:r>
+      <w:proofErr w:type="spellEnd"/>
+      <w:r>
+        <w:t xml:space="preserve">, </w:t>
+      </w:r>
+      <w:proofErr w:type="spellStart"/>
+      <w:r>
+        <w:t>colLabel:string</w:t>
+      </w:r>
+      <w:proofErr w:type="spellEnd"/>
+      <w:r>
+        <w:t>}</w:t>
+      </w:r>
+    </w:p>
+    <w:p>
+      <w:pPr>
+        <w:rPr>
+          <w:lang w:val="fr-FR"/>
+        </w:rPr>
+      </w:pPr>
+      <w:r>
+        <w:rPr>
+          <w:lang w:val="fr-FR"/>
+        </w:rPr>
+        <w:t xml:space="preserve">L’index est la position de l’objet dans la liste, </w:t>
+      </w:r>
+      <w:proofErr w:type="spellStart"/>
+      <w:r>
+        <w:rPr>
+          <w:lang w:val="fr-FR"/>
+        </w:rPr>
+        <w:t>rowPos</w:t>
+      </w:r>
+      <w:proofErr w:type="spellEnd"/>
+      <w:r>
+        <w:rPr>
+          <w:lang w:val="fr-FR"/>
+        </w:rPr>
+        <w:t xml:space="preserve"> et </w:t>
+      </w:r>
+      <w:proofErr w:type="spellStart"/>
+      <w:r>
+        <w:rPr>
+          <w:lang w:val="fr-FR"/>
+        </w:rPr>
+        <w:t>colPos</w:t>
+      </w:r>
+      <w:proofErr w:type="spellEnd"/>
+      <w:r>
+        <w:rPr>
+          <w:lang w:val="fr-FR"/>
+        </w:rPr>
+        <w:t xml:space="preserve"> sont respectivement les positions de la cellule en lignes et colonnes. </w:t>
+      </w:r>
+      <w:r>
+        <w:rPr>
+          <w:lang w:val="fr-FR"/>
+        </w:rPr>
+        <w:t>Admettons que l</w:t>
+      </w:r>
+      <w:r>
+        <w:rPr>
+          <w:lang w:val="fr-FR"/>
+        </w:rPr>
+        <w:t xml:space="preserve">es lignes représentent </w:t>
+      </w:r>
+      <w:r>
+        <w:rPr>
+          <w:lang w:val="fr-FR"/>
+        </w:rPr>
+        <w:t>d</w:t>
+      </w:r>
+      <w:r>
+        <w:rPr>
+          <w:lang w:val="fr-FR"/>
+        </w:rPr>
+        <w:t xml:space="preserve">es entreprises vendant leurs produits dans différents pays en colonnes. La valeur </w:t>
+      </w:r>
+      <w:proofErr w:type="spellStart"/>
+      <w:r>
+        <w:rPr>
+          <w:lang w:val="fr-FR"/>
+        </w:rPr>
+        <w:t>nbProductSold</w:t>
+      </w:r>
+      <w:proofErr w:type="spellEnd"/>
+      <w:r>
+        <w:rPr>
+          <w:lang w:val="fr-FR"/>
+        </w:rPr>
+        <w:t xml:space="preserve"> est le nombre de produits vendus par chaque entreprise dans chaque pays et </w:t>
+      </w:r>
+      <w:proofErr w:type="spellStart"/>
+      <w:r>
+        <w:rPr>
+          <w:lang w:val="fr-FR"/>
+        </w:rPr>
+        <w:t>salesGrowth</w:t>
+      </w:r>
+      <w:proofErr w:type="spellEnd"/>
+      <w:r>
+        <w:rPr>
+          <w:lang w:val="fr-FR"/>
+        </w:rPr>
+        <w:t xml:space="preserve"> est la croissance des ventes de l’année précédente pour chaque entreprise dans chaque pays.</w:t>
+      </w:r>
+    </w:p>
+    <w:p>
+      <w:pPr>
+        <w:rPr>
+          <w:lang w:val="fr-FR"/>
+        </w:rPr>
+      </w:pPr>
+      <w:r>
+        <w:rPr>
+          <w:lang w:val="fr-FR"/>
+        </w:rPr>
+        <w:t xml:space="preserve">On va d’abord générer un jeu de données 4x4 dans le composant </w:t>
+      </w:r>
+      <w:proofErr w:type="spellStart"/>
+      <w:r>
+        <w:rPr>
+          <w:lang w:val="fr-FR"/>
+        </w:rPr>
+        <w:t>App.js</w:t>
+      </w:r>
+      <w:r>
+        <w:rPr>
+          <w:lang w:val="fr-FR"/>
+        </w:rPr>
+        <w:t>x</w:t>
+      </w:r>
+      <w:proofErr w:type="spellEnd"/>
+      <w:r>
+        <w:rPr>
+          <w:lang w:val="fr-FR"/>
+        </w:rPr>
+        <w:t>. On importe la fonction et on l’appelle dans la fonction du composant App.</w:t>
+      </w:r>
+    </w:p>
+    <w:p>
+      <w:pPr>
+        <w:pStyle w:val="Code"/>
+      </w:pPr>
+      <w:r>
+        <w:t>import {</w:t>
+      </w:r>
+      <w:proofErr w:type="spellStart"/>
+      <w:r>
+        <w:t>genGridData</w:t>
+      </w:r>
+      <w:proofErr w:type="spellEnd"/>
+      <w:r>
+        <w:t>} from "./utils/helper";</w:t>
+      </w:r>
+    </w:p>
+    <w:p>
+      <w:pPr>
+        <w:pStyle w:val="Code"/>
+      </w:pPr>
+      <w:r>
+        <w:t>...</w:t>
+      </w:r>
+    </w:p>
+    <w:p>
+      <w:pPr>
+        <w:pStyle w:val="Code"/>
+      </w:pPr>
+      <w:r>
+        <w:t>function App() {</w:t>
+      </w:r>
+    </w:p>
+    <w:p>
+      <w:pPr>
+        <w:pStyle w:val="Code"/>
+      </w:pPr>
+      <w:r>
+        <w:t xml:space="preserve">    </w:t>
+      </w:r>
+      <w:proofErr w:type="spellStart"/>
+      <w:r>
+        <w:t>const</w:t>
+      </w:r>
+      <w:proofErr w:type="spellEnd"/>
+      <w:r>
+        <w:t xml:space="preserve"> </w:t>
+      </w:r>
+      <w:proofErr w:type="spellStart"/>
+      <w:r>
+        <w:t>nbRows</w:t>
+      </w:r>
+      <w:proofErr w:type="spellEnd"/>
+      <w:r>
+        <w:t xml:space="preserve">=4, </w:t>
+      </w:r>
+      <w:proofErr w:type="spellStart"/>
+      <w:r>
+        <w:t>nbCols</w:t>
+      </w:r>
+      <w:proofErr w:type="spellEnd"/>
+      <w:r>
+        <w:t>=4;</w:t>
+      </w:r>
+    </w:p>
+    <w:p>
+      <w:pPr>
+        <w:pStyle w:val="Code"/>
+      </w:pPr>
+      <w:r>
+        <w:t xml:space="preserve">    </w:t>
+      </w:r>
+      <w:proofErr w:type="spellStart"/>
+      <w:r>
+        <w:t>const</w:t>
+      </w:r>
+      <w:proofErr w:type="spellEnd"/>
+      <w:r>
+        <w:t xml:space="preserve"> </w:t>
+      </w:r>
+      <w:proofErr w:type="spellStart"/>
+      <w:r>
+        <w:t>initGenData</w:t>
+      </w:r>
+      <w:proofErr w:type="spellEnd"/>
+      <w:r>
+        <w:t xml:space="preserve"> = </w:t>
+      </w:r>
+      <w:proofErr w:type="spellStart"/>
+      <w:r>
+        <w:t>genGridData</w:t>
+      </w:r>
+      <w:proofErr w:type="spellEnd"/>
+      <w:r>
+        <w:t>(</w:t>
+      </w:r>
+      <w:proofErr w:type="spellStart"/>
+      <w:r>
+        <w:t>nbRows,nbCols</w:t>
+      </w:r>
+      <w:proofErr w:type="spellEnd"/>
+      <w:r>
+        <w:t>);</w:t>
+      </w:r>
+    </w:p>
+    <w:p>
+      <w:pPr>
+        <w:pStyle w:val="Code"/>
+      </w:pPr>
+      <w:r>
+        <w:t xml:space="preserve">    </w:t>
+      </w:r>
+      <w:r>
+        <w:t>return (</w:t>
+      </w:r>
+    </w:p>
+    <w:p>
+      <w:pPr>
+        <w:pStyle w:val="Code"/>
+      </w:pPr>
+      <w:r>
+        <w:t xml:space="preserve">    ...</w:t>
+      </w:r>
+    </w:p>
+    <w:p>
+      <w:pPr>
+        <w:pStyle w:val="Code"/>
+      </w:pPr>
+      <w:r>
+        <w:t xml:space="preserve">    )</w:t>
+      </w:r>
+    </w:p>
+    <w:p>
+      <w:pPr>
+        <w:pStyle w:val="Heading2"/>
+      </w:pPr>
+      <w:proofErr w:type="spellStart"/>
+      <w:r>
+        <w:t>Fonction</w:t>
+      </w:r>
+      <w:proofErr w:type="spellEnd"/>
+      <w:r>
+        <w:t xml:space="preserve"> </w:t>
+      </w:r>
+      <w:r>
+        <w:t xml:space="preserve">Hook </w:t>
+      </w:r>
+      <w:r>
+        <w:t xml:space="preserve">de </w:t>
+      </w:r>
+      <w:r>
+        <w:t xml:space="preserve">React : </w:t>
+      </w:r>
+      <w:proofErr w:type="spellStart"/>
+      <w:r>
+        <w:t>useState</w:t>
+      </w:r>
+      <w:proofErr w:type="spellEnd"/>
+      <w:r>
+        <w:t xml:space="preserve"> (2 min)</w:t>
+      </w:r>
+    </w:p>
+    <w:p>
+      <w:pPr>
+        <w:rPr>
+          <w:lang w:val="fr-FR"/>
+        </w:rPr>
+      </w:pPr>
+      <w:proofErr w:type="spellStart"/>
+      <w:r>
+        <w:rPr>
+          <w:lang w:val="fr-FR"/>
+        </w:rPr>
+        <w:t>React</w:t>
+      </w:r>
+      <w:proofErr w:type="spellEnd"/>
+      <w:r>
+        <w:rPr>
+          <w:lang w:val="fr-FR"/>
+        </w:rPr>
+        <w:t xml:space="preserve"> fournit un</w:t>
+      </w:r>
+      <w:r>
+        <w:rPr>
+          <w:lang w:val="fr-FR"/>
+        </w:rPr>
+        <w:t xml:space="preserve">e fonction </w:t>
+      </w:r>
+      <w:r>
+        <w:rPr>
+          <w:lang w:val="fr-FR"/>
+        </w:rPr>
+        <w:t xml:space="preserve">Hook nommé </w:t>
+      </w:r>
+      <w:proofErr w:type="spellStart"/>
+      <w:r>
+        <w:rPr>
+          <w:lang w:val="fr-FR"/>
+        </w:rPr>
+        <w:t>useState</w:t>
+      </w:r>
+      <w:proofErr w:type="spellEnd"/>
+      <w:r>
+        <w:rPr>
+          <w:lang w:val="fr-FR"/>
+        </w:rPr>
+        <w:t xml:space="preserve"> qui maintient l’état d’une donnée et notifie tous les composants dépendants pour être rafraîchis lors de la mise à jour.</w:t>
+      </w:r>
+    </w:p>
+    <w:p>
+      <w:pPr>
+        <w:rPr>
+          <w:lang w:val="fr-FR"/>
+        </w:rPr>
+      </w:pPr>
+      <w:r>
+        <w:rPr>
+          <w:lang w:val="fr-FR"/>
+        </w:rPr>
+        <w:t xml:space="preserve">On importe d’abord la fonction </w:t>
+      </w:r>
+      <w:proofErr w:type="spellStart"/>
+      <w:r>
+        <w:rPr>
+          <w:lang w:val="fr-FR"/>
+        </w:rPr>
+        <w:t>hook</w:t>
+      </w:r>
+      <w:proofErr w:type="spellEnd"/>
+      <w:r>
+        <w:rPr>
+          <w:lang w:val="fr-FR"/>
+        </w:rPr>
+        <w:t xml:space="preserve"> </w:t>
+      </w:r>
+      <w:proofErr w:type="spellStart"/>
+      <w:r>
+        <w:rPr>
+          <w:lang w:val="fr-FR"/>
+        </w:rPr>
+        <w:t>useState</w:t>
+      </w:r>
+      <w:proofErr w:type="spellEnd"/>
+      <w:r>
+        <w:rPr>
+          <w:lang w:val="fr-FR"/>
+        </w:rPr>
+        <w:t xml:space="preserve"> de </w:t>
+      </w:r>
+      <w:proofErr w:type="spellStart"/>
+      <w:r>
+        <w:rPr>
+          <w:lang w:val="fr-FR"/>
+        </w:rPr>
+        <w:t>React</w:t>
+      </w:r>
+      <w:proofErr w:type="spellEnd"/>
+      <w:r>
+        <w:rPr>
+          <w:lang w:val="fr-FR"/>
+        </w:rPr>
+        <w:t xml:space="preserve"> puis </w:t>
+      </w:r>
+      <w:r>
+        <w:rPr>
+          <w:lang w:val="fr-FR"/>
+        </w:rPr>
+        <w:t xml:space="preserve">on l’utilise pour </w:t>
+      </w:r>
+      <w:r>
+        <w:rPr>
+          <w:lang w:val="fr-FR"/>
+        </w:rPr>
+        <w:t>stocke</w:t>
+      </w:r>
+      <w:r>
+        <w:rPr>
+          <w:lang w:val="fr-FR"/>
+        </w:rPr>
+        <w:t>r</w:t>
+      </w:r>
+      <w:r>
+        <w:rPr>
+          <w:lang w:val="fr-FR"/>
+        </w:rPr>
+        <w:t xml:space="preserve"> le</w:t>
+      </w:r>
+      <w:r>
+        <w:rPr>
+          <w:lang w:val="fr-FR"/>
+        </w:rPr>
+        <w:t>s</w:t>
+      </w:r>
+      <w:r>
+        <w:rPr>
+          <w:lang w:val="fr-FR"/>
+        </w:rPr>
+        <w:t xml:space="preserve"> données dans un objet </w:t>
+      </w:r>
+      <w:r>
+        <w:rPr>
+          <w:lang w:val="fr-FR"/>
+        </w:rPr>
+        <w:t>state</w:t>
+      </w:r>
+      <w:r>
+        <w:rPr>
+          <w:lang w:val="fr-FR"/>
+        </w:rPr>
+        <w:t>.</w:t>
+      </w:r>
+    </w:p>
+    <w:p>
+      <w:pPr>
+        <w:pStyle w:val="Code"/>
+      </w:pPr>
+      <w:r>
         <w:lastRenderedPageBreak/>
-        <w:t xml:space="preserve">Utiliser des données générées et les lier aux composants </w:t>
+        <w:t>import {</w:t>
+      </w:r>
+      <w:proofErr w:type="spellStart"/>
+      <w:r>
+        <w:t>useState</w:t>
+      </w:r>
+      <w:proofErr w:type="spellEnd"/>
+      <w:r>
+        <w:t>} from 'react'</w:t>
+      </w:r>
+    </w:p>
+    <w:p>
+      <w:pPr>
+        <w:pStyle w:val="Code"/>
+      </w:pPr>
+      <w:r>
+        <w:t>...</w:t>
+      </w:r>
+    </w:p>
+    <w:p>
+      <w:pPr>
+        <w:pStyle w:val="Code"/>
+      </w:pPr>
+      <w:r>
+        <w:t>function App() {</w:t>
+      </w:r>
+      <w:r>
+        <w:br/>
+        <w:t xml:space="preserve">    </w:t>
+      </w:r>
+      <w:r>
+        <w:t>...</w:t>
+      </w:r>
+      <w:r>
+        <w:br/>
+        <w:t xml:space="preserve">    </w:t>
+      </w:r>
+      <w:proofErr w:type="spellStart"/>
+      <w:r>
+        <w:t>const</w:t>
+      </w:r>
+      <w:proofErr w:type="spellEnd"/>
+      <w:r>
+        <w:t xml:space="preserve"> </w:t>
+      </w:r>
+      <w:proofErr w:type="spellStart"/>
+      <w:r>
+        <w:t>initGenData</w:t>
+      </w:r>
+      <w:proofErr w:type="spellEnd"/>
+      <w:r>
+        <w:t xml:space="preserve"> = </w:t>
+      </w:r>
+      <w:proofErr w:type="spellStart"/>
+      <w:r>
+        <w:t>genGridData</w:t>
+      </w:r>
+      <w:proofErr w:type="spellEnd"/>
+      <w:r>
+        <w:t>(</w:t>
+      </w:r>
+      <w:proofErr w:type="spellStart"/>
+      <w:r>
+        <w:t>nbRows,nbCols</w:t>
+      </w:r>
+      <w:proofErr w:type="spellEnd"/>
+      <w:r>
+        <w:t>);</w:t>
+      </w:r>
+      <w:r>
+        <w:br/>
+        <w:t xml:space="preserve">    </w:t>
+      </w:r>
+      <w:proofErr w:type="spellStart"/>
+      <w:r>
+        <w:t>const</w:t>
+      </w:r>
+      <w:proofErr w:type="spellEnd"/>
+      <w:r>
+        <w:t xml:space="preserve"> </w:t>
+      </w:r>
+      <w:r>
+        <w:t>[</w:t>
+      </w:r>
+      <w:proofErr w:type="spellStart"/>
+      <w:r>
+        <w:t>genData,setGenData</w:t>
+      </w:r>
+      <w:proofErr w:type="spellEnd"/>
+      <w:r>
+        <w:t>]</w:t>
+      </w:r>
+      <w:r>
+        <w:t xml:space="preserve"> = </w:t>
+      </w:r>
+      <w:proofErr w:type="spellStart"/>
+      <w:r>
+        <w:t>useState</w:t>
+      </w:r>
+      <w:proofErr w:type="spellEnd"/>
+      <w:r>
+        <w:t>(</w:t>
+      </w:r>
+      <w:proofErr w:type="spellStart"/>
+      <w:r>
+        <w:t>initGenData</w:t>
+      </w:r>
+      <w:proofErr w:type="spellEnd"/>
+      <w:r>
+        <w:t>)</w:t>
+      </w:r>
+    </w:p>
+    <w:p>
+      <w:pPr>
+        <w:pStyle w:val="Code"/>
+        <w:rPr>
+          <w:lang w:val="fr-FR"/>
+        </w:rPr>
+      </w:pPr>
+      <w:r>
+        <w:t xml:space="preserve">    </w:t>
+      </w:r>
+      <w:r>
+        <w:rPr>
+          <w:lang w:val="fr-FR"/>
+        </w:rPr>
+        <w:t>...</w:t>
+      </w:r>
+    </w:p>
+    <w:p>
+      <w:pPr>
+        <w:pStyle w:val="Code"/>
+        <w:rPr>
+          <w:lang w:val="fr-FR"/>
+        </w:rPr>
+      </w:pPr>
+      <w:r>
+        <w:rPr>
+          <w:lang w:val="fr-FR"/>
+        </w:rPr>
+        <w:t>}</w:t>
+      </w:r>
+    </w:p>
+    <w:p>
+      <w:pPr>
+        <w:rPr>
+          <w:lang w:val="fr-FR"/>
+        </w:rPr>
+      </w:pPr>
+      <w:proofErr w:type="spellStart"/>
+      <w:r>
+        <w:rPr>
+          <w:lang w:val="fr-FR"/>
+        </w:rPr>
+        <w:t>useState</w:t>
+      </w:r>
+      <w:proofErr w:type="spellEnd"/>
+      <w:r>
+        <w:rPr>
+          <w:lang w:val="fr-FR"/>
+        </w:rPr>
+        <w:t xml:space="preserve"> retourne deux </w:t>
+      </w:r>
+      <w:r>
+        <w:rPr>
+          <w:lang w:val="fr-FR"/>
+        </w:rPr>
+        <w:t>variables</w:t>
+      </w:r>
+      <w:r>
+        <w:rPr>
+          <w:lang w:val="fr-FR"/>
+        </w:rPr>
+        <w:t xml:space="preserve"> : un</w:t>
+      </w:r>
+      <w:r>
+        <w:rPr>
+          <w:lang w:val="fr-FR"/>
+        </w:rPr>
+        <w:t>e</w:t>
+      </w:r>
+      <w:r>
+        <w:rPr>
+          <w:lang w:val="fr-FR"/>
+        </w:rPr>
+        <w:t xml:space="preserve"> contenant les données stockées (</w:t>
+      </w:r>
+      <w:proofErr w:type="spellStart"/>
+      <w:r>
+        <w:rPr>
+          <w:lang w:val="fr-FR"/>
+        </w:rPr>
+        <w:t>genData</w:t>
+      </w:r>
+      <w:proofErr w:type="spellEnd"/>
+      <w:r>
+        <w:rPr>
+          <w:lang w:val="fr-FR"/>
+        </w:rPr>
+        <w:t>), et un</w:t>
+      </w:r>
+      <w:r>
+        <w:rPr>
+          <w:lang w:val="fr-FR"/>
+        </w:rPr>
+        <w:t>e</w:t>
+      </w:r>
+      <w:r>
+        <w:rPr>
+          <w:lang w:val="fr-FR"/>
+        </w:rPr>
+        <w:t xml:space="preserve"> contenant une méthode setter (</w:t>
+      </w:r>
+      <w:proofErr w:type="spellStart"/>
+      <w:r>
+        <w:rPr>
+          <w:lang w:val="fr-FR"/>
+        </w:rPr>
+        <w:t>setGenData</w:t>
+      </w:r>
+      <w:proofErr w:type="spellEnd"/>
+      <w:r>
+        <w:rPr>
+          <w:lang w:val="fr-FR"/>
+        </w:rPr>
+        <w:t xml:space="preserve">) pour mettre à jour les données dans le store. Lorsque la méthode setter est appelée, le cycle de vie </w:t>
       </w:r>
       <w:proofErr w:type="spellStart"/>
       <w:r>
@@ -4474,151 +4642,311 @@
         <w:t>React</w:t>
       </w:r>
       <w:proofErr w:type="spellEnd"/>
-    </w:p>
-    <w:p>
-      <w:pPr>
-        <w:pStyle w:val="Heading2"/>
-        <w:rPr>
-          <w:lang w:val="fr-FR"/>
-        </w:rPr>
-      </w:pPr>
-      <w:r>
-        <w:rPr>
-          <w:lang w:val="fr-FR"/>
-        </w:rPr>
-        <w:t>Génération de données (2 min)</w:t>
-      </w:r>
-    </w:p>
-    <w:p>
-      <w:pPr>
-        <w:rPr>
-          <w:lang w:val="fr-FR"/>
-        </w:rPr>
-      </w:pPr>
-      <w:r>
-        <w:rPr>
-          <w:lang w:val="fr-FR"/>
-        </w:rPr>
-        <w:t>Dans src/</w:t>
-      </w:r>
-      <w:proofErr w:type="spellStart"/>
-      <w:r>
-        <w:rPr>
-          <w:lang w:val="fr-FR"/>
-        </w:rPr>
-        <w:t>utils</w:t>
-      </w:r>
-      <w:proofErr w:type="spellEnd"/>
-      <w:r>
-        <w:rPr>
-          <w:lang w:val="fr-FR"/>
-        </w:rPr>
-        <w:t xml:space="preserve">/helper.js, vous trouverez une fonction nommée </w:t>
-      </w:r>
-      <w:proofErr w:type="spellStart"/>
-      <w:r>
-        <w:rPr>
-          <w:lang w:val="fr-FR"/>
-        </w:rPr>
-        <w:t>genGridData</w:t>
-      </w:r>
-      <w:proofErr w:type="spellEnd"/>
-      <w:r>
-        <w:rPr>
-          <w:lang w:val="fr-FR"/>
-        </w:rPr>
-        <w:t>, qui génère une liste d’objets qui seront représentés visuellement dans les cellules de la matrice. Les objets générés ont les attributs suivants :</w:t>
+      <w:r>
+        <w:rPr>
+          <w:lang w:val="fr-FR"/>
+        </w:rPr>
+        <w:t xml:space="preserve"> notifie automatiquement tous les composants utilisant </w:t>
+      </w:r>
+      <w:proofErr w:type="spellStart"/>
+      <w:r>
+        <w:rPr>
+          <w:lang w:val="fr-FR"/>
+        </w:rPr>
+        <w:t>genData</w:t>
+      </w:r>
+      <w:proofErr w:type="spellEnd"/>
+      <w:r>
+        <w:rPr>
+          <w:lang w:val="fr-FR"/>
+        </w:rPr>
+        <w:t xml:space="preserve"> (déclaré dans leurs propriétés) que les données ont changé et qu’ils doivent s</w:t>
+      </w:r>
+      <w:r>
+        <w:rPr>
+          <w:lang w:val="fr-FR"/>
+        </w:rPr>
+        <w:t xml:space="preserve">’afficher </w:t>
+      </w:r>
+      <w:r>
+        <w:rPr>
+          <w:lang w:val="fr-FR"/>
+        </w:rPr>
+        <w:t>à nouveau.</w:t>
+      </w:r>
+    </w:p>
+    <w:p>
+      <w:pPr>
+        <w:rPr>
+          <w:lang w:val="fr-FR"/>
+        </w:rPr>
+      </w:pPr>
+      <w:r>
+        <w:rPr>
+          <w:lang w:val="fr-FR"/>
+        </w:rPr>
+        <w:t xml:space="preserve">Dans notre exemple, </w:t>
+      </w:r>
+      <w:r>
+        <w:rPr>
+          <w:lang w:val="fr-FR"/>
+        </w:rPr>
+        <w:t>nous allons</w:t>
+      </w:r>
+      <w:r>
+        <w:rPr>
+          <w:lang w:val="fr-FR"/>
+        </w:rPr>
+        <w:t xml:space="preserve"> </w:t>
+      </w:r>
+      <w:r>
+        <w:rPr>
+          <w:lang w:val="fr-FR"/>
+        </w:rPr>
+        <w:t>passe</w:t>
+      </w:r>
+      <w:r>
+        <w:rPr>
+          <w:lang w:val="fr-FR"/>
+        </w:rPr>
+        <w:t>r</w:t>
+      </w:r>
+      <w:r>
+        <w:rPr>
+          <w:lang w:val="fr-FR"/>
+        </w:rPr>
+        <w:t xml:space="preserve"> les données via une propriété du composant Matrix ({</w:t>
+      </w:r>
+      <w:proofErr w:type="spellStart"/>
+      <w:r>
+        <w:rPr>
+          <w:lang w:val="fr-FR"/>
+        </w:rPr>
+        <w:t>matrixData</w:t>
+      </w:r>
+      <w:proofErr w:type="spellEnd"/>
+      <w:r>
+        <w:rPr>
+          <w:lang w:val="fr-FR"/>
+        </w:rPr>
+        <w:t xml:space="preserve">} en paramètre) et on </w:t>
+      </w:r>
+      <w:r>
+        <w:rPr>
+          <w:lang w:val="fr-FR"/>
+        </w:rPr>
+        <w:t>l’</w:t>
+      </w:r>
+      <w:r>
+        <w:rPr>
+          <w:lang w:val="fr-FR"/>
+        </w:rPr>
+        <w:t>utilise</w:t>
+      </w:r>
+      <w:r>
+        <w:rPr>
+          <w:lang w:val="fr-FR"/>
+        </w:rPr>
+        <w:t>ra</w:t>
+      </w:r>
+      <w:r>
+        <w:rPr>
+          <w:lang w:val="fr-FR"/>
+        </w:rPr>
+        <w:t xml:space="preserve"> </w:t>
+      </w:r>
+      <w:r>
+        <w:rPr>
+          <w:lang w:val="fr-FR"/>
+        </w:rPr>
+        <w:t xml:space="preserve">dans </w:t>
+      </w:r>
+      <w:proofErr w:type="spellStart"/>
+      <w:r>
+        <w:rPr>
+          <w:lang w:val="fr-FR"/>
+        </w:rPr>
+        <w:t>renderMatrix</w:t>
+      </w:r>
+      <w:proofErr w:type="spellEnd"/>
+      <w:r>
+        <w:rPr>
+          <w:lang w:val="fr-FR"/>
+        </w:rPr>
+        <w:t xml:space="preserve"> </w:t>
+      </w:r>
+      <w:r>
+        <w:rPr>
+          <w:lang w:val="fr-FR"/>
+        </w:rPr>
+        <w:t xml:space="preserve">pour </w:t>
+      </w:r>
+      <w:r>
+        <w:rPr>
+          <w:lang w:val="fr-FR"/>
+        </w:rPr>
+        <w:t xml:space="preserve">générer </w:t>
+      </w:r>
+      <w:r>
+        <w:rPr>
+          <w:lang w:val="fr-FR"/>
+        </w:rPr>
+        <w:t>les cellules.</w:t>
       </w:r>
     </w:p>
     <w:p>
       <w:pPr>
         <w:pStyle w:val="Code"/>
-      </w:pPr>
-      <w:r>
-        <w:t>{</w:t>
-      </w:r>
-      <w:proofErr w:type="spellStart"/>
-      <w:proofErr w:type="gramStart"/>
-      <w:r>
-        <w:t>index:integer</w:t>
-      </w:r>
-      <w:proofErr w:type="spellEnd"/>
-      <w:proofErr w:type="gramEnd"/>
-      <w:r>
-        <w:t xml:space="preserve">, </w:t>
-      </w:r>
-      <w:proofErr w:type="spellStart"/>
-      <w:proofErr w:type="gramStart"/>
-      <w:r>
-        <w:t>rowPos:integer</w:t>
-      </w:r>
-      <w:proofErr w:type="spellEnd"/>
-      <w:proofErr w:type="gramEnd"/>
-      <w:r>
-        <w:t xml:space="preserve">, </w:t>
-      </w:r>
-      <w:proofErr w:type="spellStart"/>
-      <w:proofErr w:type="gramStart"/>
-      <w:r>
-        <w:t>colPos:integer</w:t>
-      </w:r>
-      <w:proofErr w:type="spellEnd"/>
-      <w:proofErr w:type="gramEnd"/>
-      <w:r>
-        <w:t xml:space="preserve">, </w:t>
-      </w:r>
-      <w:proofErr w:type="spellStart"/>
-      <w:proofErr w:type="gramStart"/>
-      <w:r>
-        <w:t>nbProductSold:integer</w:t>
-      </w:r>
-      <w:proofErr w:type="spellEnd"/>
-      <w:proofErr w:type="gramEnd"/>
-      <w:r>
-        <w:t xml:space="preserve">, </w:t>
-      </w:r>
-      <w:proofErr w:type="spellStart"/>
-      <w:proofErr w:type="gramStart"/>
-      <w:r>
-        <w:t>salesGrowth:float</w:t>
-      </w:r>
-      <w:proofErr w:type="spellEnd"/>
-      <w:proofErr w:type="gramEnd"/>
-      <w:r>
-        <w:t xml:space="preserve">, </w:t>
-      </w:r>
-      <w:proofErr w:type="spellStart"/>
-      <w:proofErr w:type="gramStart"/>
-      <w:r>
-        <w:t>rowLabel:string</w:t>
-      </w:r>
-      <w:proofErr w:type="spellEnd"/>
-      <w:proofErr w:type="gramEnd"/>
-      <w:r>
-        <w:t xml:space="preserve">, </w:t>
-      </w:r>
-      <w:proofErr w:type="spellStart"/>
-      <w:proofErr w:type="gramStart"/>
-      <w:r>
-        <w:t>colLabel:string</w:t>
-      </w:r>
-      <w:proofErr w:type="spellEnd"/>
-      <w:proofErr w:type="gramEnd"/>
-      <w:r>
-        <w:t>}</w:t>
-      </w:r>
-    </w:p>
-    <w:p>
-      <w:pPr>
-        <w:rPr>
-          <w:lang w:val="fr-FR"/>
-        </w:rPr>
-      </w:pPr>
-      <w:r>
-        <w:rPr>
-          <w:lang w:val="fr-FR"/>
-        </w:rPr>
-        <w:t xml:space="preserve">L’index est la position de l’objet dans la liste, </w:t>
+        <w:rPr>
+          <w:lang w:val="fr-FR"/>
+        </w:rPr>
+      </w:pPr>
+      <w:r>
+        <w:rPr>
+          <w:lang w:val="fr-FR"/>
+        </w:rPr>
+        <w:t>...</w:t>
+      </w:r>
+    </w:p>
+    <w:p>
+      <w:pPr>
+        <w:pStyle w:val="Code"/>
+        <w:rPr>
+          <w:lang w:val="fr-FR"/>
+        </w:rPr>
+      </w:pPr>
+      <w:proofErr w:type="spellStart"/>
+      <w:r>
+        <w:rPr>
+          <w:lang w:val="fr-FR"/>
+        </w:rPr>
+        <w:t>function</w:t>
+      </w:r>
+      <w:proofErr w:type="spellEnd"/>
+      <w:r>
+        <w:rPr>
+          <w:lang w:val="fr-FR"/>
+        </w:rPr>
+        <w:t xml:space="preserve"> Matrix({</w:t>
+      </w:r>
+      <w:proofErr w:type="spellStart"/>
+      <w:r>
+        <w:rPr>
+          <w:lang w:val="fr-FR"/>
+        </w:rPr>
+        <w:t>matrixData</w:t>
+      </w:r>
+      <w:proofErr w:type="spellEnd"/>
+      <w:r>
+        <w:rPr>
+          <w:lang w:val="fr-FR"/>
+        </w:rPr>
+        <w:t>}){</w:t>
+      </w:r>
+      <w:r>
+        <w:rPr>
+          <w:lang w:val="fr-FR"/>
+        </w:rPr>
+        <w:br/>
+        <w:t xml:space="preserve">    </w:t>
+      </w:r>
+      <w:proofErr w:type="spellStart"/>
+      <w:r>
+        <w:rPr>
+          <w:lang w:val="fr-FR"/>
+        </w:rPr>
+        <w:t>const</w:t>
+      </w:r>
+      <w:proofErr w:type="spellEnd"/>
+      <w:r>
+        <w:rPr>
+          <w:lang w:val="fr-FR"/>
+        </w:rPr>
+        <w:t xml:space="preserve"> </w:t>
+      </w:r>
+      <w:proofErr w:type="spellStart"/>
+      <w:r>
+        <w:rPr>
+          <w:lang w:val="fr-FR"/>
+        </w:rPr>
+        <w:t>renderMatrix</w:t>
+      </w:r>
+      <w:proofErr w:type="spellEnd"/>
+      <w:r>
+        <w:rPr>
+          <w:lang w:val="fr-FR"/>
+        </w:rPr>
+        <w:t xml:space="preserve"> = </w:t>
+      </w:r>
+      <w:proofErr w:type="spellStart"/>
+      <w:r>
+        <w:rPr>
+          <w:lang w:val="fr-FR"/>
+        </w:rPr>
+        <w:t>function</w:t>
+      </w:r>
+      <w:proofErr w:type="spellEnd"/>
+      <w:r>
+        <w:rPr>
+          <w:lang w:val="fr-FR"/>
+        </w:rPr>
+        <w:t>(){</w:t>
+      </w:r>
+      <w:r>
+        <w:rPr>
+          <w:lang w:val="fr-FR"/>
+        </w:rPr>
+        <w:br/>
+        <w:t xml:space="preserve">        return </w:t>
+      </w:r>
+      <w:proofErr w:type="spellStart"/>
+      <w:r>
+        <w:rPr>
+          <w:lang w:val="fr-FR"/>
+        </w:rPr>
+        <w:t>matrixData.map</w:t>
+      </w:r>
+      <w:proofErr w:type="spellEnd"/>
+      <w:r>
+        <w:rPr>
+          <w:lang w:val="fr-FR"/>
+        </w:rPr>
+        <w:t>(</w:t>
+      </w:r>
+      <w:proofErr w:type="spellStart"/>
+      <w:r>
+        <w:rPr>
+          <w:lang w:val="fr-FR"/>
+        </w:rPr>
+        <w:t>cellData</w:t>
+      </w:r>
+      <w:proofErr w:type="spellEnd"/>
+      <w:r>
+        <w:rPr>
+          <w:lang w:val="fr-FR"/>
+        </w:rPr>
+        <w:t>=&gt;{</w:t>
+      </w:r>
+      <w:r>
+        <w:rPr>
+          <w:lang w:val="fr-FR"/>
+        </w:rPr>
+        <w:br/>
+        <w:t xml:space="preserve">            return &lt;Cell key={</w:t>
+      </w:r>
+      <w:proofErr w:type="spellStart"/>
+      <w:r>
+        <w:rPr>
+          <w:lang w:val="fr-FR"/>
+        </w:rPr>
+        <w:t>cellData.index</w:t>
+      </w:r>
+      <w:proofErr w:type="spellEnd"/>
+      <w:r>
+        <w:rPr>
+          <w:lang w:val="fr-FR"/>
+        </w:rPr>
+        <w:t xml:space="preserve">} </w:t>
       </w:r>
       <w:proofErr w:type="spellStart"/>
       <w:r>
@@ -4632,7 +4960,21 @@
         <w:rPr>
           <w:lang w:val="fr-FR"/>
         </w:rPr>
-        <w:t xml:space="preserve"> et </w:t>
+        <w:t>={</w:t>
+      </w:r>
+      <w:proofErr w:type="spellStart"/>
+      <w:r>
+        <w:rPr>
+          <w:lang w:val="fr-FR"/>
+        </w:rPr>
+        <w:t>cellData.rowPos</w:t>
+      </w:r>
+      <w:proofErr w:type="spellEnd"/>
+      <w:r>
+        <w:rPr>
+          <w:lang w:val="fr-FR"/>
+        </w:rPr>
+        <w:t xml:space="preserve">} </w:t>
       </w:r>
       <w:proofErr w:type="spellStart"/>
       <w:r>
@@ -4646,72 +4988,62 @@
         <w:rPr>
           <w:lang w:val="fr-FR"/>
         </w:rPr>
-        <w:t xml:space="preserve"> sont respectivement les positions de la cellule en lignes et colonnes. </w:t>
-      </w:r>
-      <w:r>
-        <w:rPr>
-          <w:lang w:val="fr-FR"/>
-        </w:rPr>
-        <w:t>Admettons que l</w:t>
-      </w:r>
-      <w:r>
-        <w:rPr>
-          <w:lang w:val="fr-FR"/>
-        </w:rPr>
-        <w:t xml:space="preserve">es lignes représentent </w:t>
-      </w:r>
-      <w:r>
-        <w:rPr>
-          <w:lang w:val="fr-FR"/>
-        </w:rPr>
-        <w:t>d</w:t>
-      </w:r>
-      <w:r>
-        <w:rPr>
-          <w:lang w:val="fr-FR"/>
-        </w:rPr>
-        <w:t xml:space="preserve">es entreprises vendant leurs produits dans différents pays en colonnes. La valeur </w:t>
-      </w:r>
-      <w:proofErr w:type="spellStart"/>
-      <w:r>
-        <w:rPr>
-          <w:lang w:val="fr-FR"/>
-        </w:rPr>
-        <w:t>nbProductSold</w:t>
-      </w:r>
-      <w:proofErr w:type="spellEnd"/>
-      <w:r>
-        <w:rPr>
-          <w:lang w:val="fr-FR"/>
-        </w:rPr>
-        <w:t xml:space="preserve"> est le nombre de produits vendus par chaque entreprise dans chaque pays et </w:t>
-      </w:r>
-      <w:proofErr w:type="spellStart"/>
-      <w:r>
-        <w:rPr>
-          <w:lang w:val="fr-FR"/>
-        </w:rPr>
-        <w:t>salesGrowth</w:t>
-      </w:r>
-      <w:proofErr w:type="spellEnd"/>
-      <w:r>
-        <w:rPr>
-          <w:lang w:val="fr-FR"/>
-        </w:rPr>
-        <w:t xml:space="preserve"> est la croissance des ventes de l’année précédente pour chaque entreprise dans chaque pays.</w:t>
-      </w:r>
-    </w:p>
-    <w:p>
-      <w:pPr>
-        <w:rPr>
-          <w:lang w:val="fr-FR"/>
-        </w:rPr>
-      </w:pPr>
-      <w:r>
-        <w:rPr>
-          <w:lang w:val="fr-FR"/>
-        </w:rPr>
-        <w:t xml:space="preserve">On va d’abord générer un jeu de données 4x4 dans le composant </w:t>
+        <w:t>={</w:t>
+      </w:r>
+      <w:proofErr w:type="spellStart"/>
+      <w:r>
+        <w:rPr>
+          <w:lang w:val="fr-FR"/>
+        </w:rPr>
+        <w:t>cellData.colPos</w:t>
+      </w:r>
+      <w:proofErr w:type="spellEnd"/>
+      <w:r>
+        <w:rPr>
+          <w:lang w:val="fr-FR"/>
+        </w:rPr>
+        <w:t>}/&gt;</w:t>
+      </w:r>
+      <w:r>
+        <w:rPr>
+          <w:lang w:val="fr-FR"/>
+        </w:rPr>
+        <w:br/>
+        <w:t xml:space="preserve">        })</w:t>
+      </w:r>
+      <w:r>
+        <w:rPr>
+          <w:lang w:val="fr-FR"/>
+        </w:rPr>
+        <w:br/>
+        <w:t xml:space="preserve">    }</w:t>
+      </w:r>
+    </w:p>
+    <w:p>
+      <w:pPr>
+        <w:pStyle w:val="Code"/>
+        <w:rPr>
+          <w:lang w:val="fr-FR"/>
+        </w:rPr>
+      </w:pPr>
+      <w:r>
+        <w:rPr>
+          <w:lang w:val="fr-FR"/>
+        </w:rPr>
+        <w:t>...</w:t>
+      </w:r>
+    </w:p>
+    <w:p>
+      <w:pPr>
+        <w:rPr>
+          <w:lang w:val="fr-FR"/>
+        </w:rPr>
+      </w:pPr>
+      <w:r>
+        <w:rPr>
+          <w:lang w:val="fr-FR"/>
+        </w:rPr>
+        <w:t xml:space="preserve">Dans le return de la fonction App dans </w:t>
       </w:r>
       <w:proofErr w:type="spellStart"/>
       <w:r>
@@ -4731,1178 +5063,77 @@
         <w:rPr>
           <w:lang w:val="fr-FR"/>
         </w:rPr>
-        <w:t>. On importe la fonction et on l’appelle dans la fonction du composant App.</w:t>
+        <w:t xml:space="preserve">, ajoutez la propriété </w:t>
+      </w:r>
+      <w:proofErr w:type="spellStart"/>
+      <w:r>
+        <w:rPr>
+          <w:lang w:val="fr-FR"/>
+        </w:rPr>
+        <w:t>matrixData</w:t>
+      </w:r>
+      <w:proofErr w:type="spellEnd"/>
+      <w:r>
+        <w:rPr>
+          <w:lang w:val="fr-FR"/>
+        </w:rPr>
+        <w:t>={</w:t>
+      </w:r>
+      <w:proofErr w:type="spellStart"/>
+      <w:r>
+        <w:rPr>
+          <w:lang w:val="fr-FR"/>
+        </w:rPr>
+        <w:t>genData</w:t>
+      </w:r>
+      <w:proofErr w:type="spellEnd"/>
+      <w:r>
+        <w:rPr>
+          <w:lang w:val="fr-FR"/>
+        </w:rPr>
+        <w:t xml:space="preserve">} pour déclarer l’état </w:t>
+      </w:r>
+      <w:proofErr w:type="spellStart"/>
+      <w:r>
+        <w:rPr>
+          <w:lang w:val="fr-FR"/>
+        </w:rPr>
+        <w:t>genData</w:t>
+      </w:r>
+      <w:proofErr w:type="spellEnd"/>
+      <w:r>
+        <w:rPr>
+          <w:lang w:val="fr-FR"/>
+        </w:rPr>
+        <w:t xml:space="preserve"> stocké comme propriété du composant Matrix.</w:t>
       </w:r>
     </w:p>
     <w:p>
       <w:pPr>
         <w:pStyle w:val="Code"/>
-      </w:pPr>
-      <w:r>
-        <w:t>import {</w:t>
-      </w:r>
-      <w:proofErr w:type="spellStart"/>
-      <w:r>
-        <w:t>genGridData</w:t>
-      </w:r>
-      <w:proofErr w:type="spellEnd"/>
-      <w:r>
-        <w:t xml:space="preserve">} from </w:t>
-      </w:r>
-      <w:proofErr w:type="gramStart"/>
-      <w:r>
-        <w:t>"./</w:t>
-      </w:r>
-      <w:proofErr w:type="gramEnd"/>
-      <w:r>
-        <w:t>utils/helper</w:t>
-      </w:r>
-      <w:proofErr w:type="gramStart"/>
-      <w:r>
-        <w:t>";</w:t>
-      </w:r>
-      <w:proofErr w:type="gramEnd"/>
+        <w:rPr>
+          <w:lang w:val="fr-FR"/>
+        </w:rPr>
+      </w:pPr>
+      <w:r>
+        <w:rPr>
+          <w:lang w:val="fr-FR"/>
+        </w:rPr>
+        <w:t>...</w:t>
+      </w:r>
     </w:p>
     <w:p>
       <w:pPr>
         <w:pStyle w:val="Code"/>
-      </w:pPr>
-      <w:r>
-        <w:t>...</w:t>
-      </w:r>
-    </w:p>
-    <w:p>
-      <w:pPr>
-        <w:pStyle w:val="Code"/>
-      </w:pPr>
-      <w:r>
-        <w:t xml:space="preserve">function </w:t>
-      </w:r>
-      <w:proofErr w:type="gramStart"/>
-      <w:r>
-        <w:t>App(</w:t>
-      </w:r>
-      <w:proofErr w:type="gramEnd"/>
-      <w:r>
-        <w:t>) {</w:t>
-      </w:r>
-    </w:p>
-    <w:p>
-      <w:pPr>
-        <w:pStyle w:val="Code"/>
-      </w:pPr>
-      <w:r>
-        <w:t xml:space="preserve">    </w:t>
-      </w:r>
-      <w:proofErr w:type="spellStart"/>
-      <w:r>
-        <w:t>const</w:t>
-      </w:r>
-      <w:proofErr w:type="spellEnd"/>
-      <w:r>
-        <w:t xml:space="preserve"> </w:t>
-      </w:r>
-      <w:proofErr w:type="spellStart"/>
-      <w:r>
-        <w:t>nbRows</w:t>
-      </w:r>
-      <w:proofErr w:type="spellEnd"/>
-      <w:r>
-        <w:t xml:space="preserve">=4, </w:t>
-      </w:r>
-      <w:proofErr w:type="spellStart"/>
-      <w:r>
-        <w:t>nbCols</w:t>
-      </w:r>
-      <w:proofErr w:type="spellEnd"/>
-      <w:r>
-        <w:t>=</w:t>
-      </w:r>
-      <w:proofErr w:type="gramStart"/>
-      <w:r>
-        <w:t>4;</w:t>
-      </w:r>
-      <w:proofErr w:type="gramEnd"/>
-    </w:p>
-    <w:p>
-      <w:pPr>
-        <w:pStyle w:val="Code"/>
-      </w:pPr>
-      <w:r>
-        <w:t xml:space="preserve">    </w:t>
-      </w:r>
-      <w:proofErr w:type="spellStart"/>
-      <w:r>
-        <w:t>const</w:t>
-      </w:r>
-      <w:proofErr w:type="spellEnd"/>
-      <w:r>
-        <w:t xml:space="preserve"> </w:t>
-      </w:r>
-      <w:proofErr w:type="spellStart"/>
-      <w:r>
-        <w:t>initGenData</w:t>
-      </w:r>
-      <w:proofErr w:type="spellEnd"/>
-      <w:r>
-        <w:t xml:space="preserve"> = </w:t>
-      </w:r>
-      <w:proofErr w:type="spellStart"/>
-      <w:r>
-        <w:t>genGridData</w:t>
-      </w:r>
-      <w:proofErr w:type="spellEnd"/>
-      <w:r>
-        <w:t>(</w:t>
-      </w:r>
-      <w:proofErr w:type="spellStart"/>
-      <w:proofErr w:type="gramStart"/>
-      <w:r>
-        <w:t>nbRows,nbCols</w:t>
-      </w:r>
-      <w:proofErr w:type="spellEnd"/>
-      <w:r>
-        <w:t>);</w:t>
-      </w:r>
-      <w:proofErr w:type="gramEnd"/>
-    </w:p>
-    <w:p>
-      <w:pPr>
-        <w:pStyle w:val="Code"/>
-      </w:pPr>
-      <w:r>
-        <w:t xml:space="preserve">    </w:t>
-      </w:r>
-      <w:proofErr w:type="gramStart"/>
-      <w:r>
-        <w:t>return</w:t>
-      </w:r>
-      <w:proofErr w:type="gramEnd"/>
-      <w:r>
-        <w:t xml:space="preserve"> (</w:t>
-      </w:r>
-    </w:p>
-    <w:p>
-      <w:pPr>
-        <w:pStyle w:val="Code"/>
-      </w:pPr>
-      <w:r>
-        <w:t xml:space="preserve">    ...</w:t>
-      </w:r>
-    </w:p>
-    <w:p>
-      <w:pPr>
-        <w:pStyle w:val="Code"/>
-      </w:pPr>
-      <w:r>
-        <w:t xml:space="preserve">    )</w:t>
-      </w:r>
-    </w:p>
-    <w:p>
-      <w:pPr>
-        <w:pStyle w:val="Heading2"/>
-        <w:rPr>
-          <w:lang w:val="fr-FR"/>
-        </w:rPr>
-      </w:pPr>
-      <w:r>
-        <w:rPr>
-          <w:lang w:val="fr-FR"/>
-        </w:rPr>
-        <w:t xml:space="preserve">Fonction </w:t>
-      </w:r>
-      <w:r>
-        <w:rPr>
-          <w:lang w:val="fr-FR"/>
-        </w:rPr>
-        <w:t xml:space="preserve">Hook </w:t>
-      </w:r>
-      <w:r>
-        <w:rPr>
-          <w:lang w:val="fr-FR"/>
-        </w:rPr>
-        <w:t xml:space="preserve">de </w:t>
-      </w:r>
-      <w:proofErr w:type="spellStart"/>
-      <w:r>
-        <w:rPr>
-          <w:lang w:val="fr-FR"/>
-        </w:rPr>
-        <w:t>React</w:t>
-      </w:r>
-      <w:proofErr w:type="spellEnd"/>
-      <w:r>
-        <w:rPr>
-          <w:lang w:val="fr-FR"/>
-        </w:rPr>
-        <w:t xml:space="preserve"> : </w:t>
-      </w:r>
-      <w:proofErr w:type="spellStart"/>
-      <w:r>
-        <w:rPr>
-          <w:lang w:val="fr-FR"/>
-        </w:rPr>
-        <w:t>useState</w:t>
-      </w:r>
-      <w:proofErr w:type="spellEnd"/>
-      <w:r>
-        <w:rPr>
-          <w:lang w:val="fr-FR"/>
-        </w:rPr>
-        <w:t xml:space="preserve"> (2 min)</w:t>
-      </w:r>
-    </w:p>
-    <w:p>
-      <w:pPr>
-        <w:rPr>
-          <w:lang w:val="fr-FR"/>
-        </w:rPr>
-      </w:pPr>
-      <w:proofErr w:type="spellStart"/>
-      <w:r>
-        <w:rPr>
-          <w:lang w:val="fr-FR"/>
-        </w:rPr>
-        <w:t>React</w:t>
-      </w:r>
-      <w:proofErr w:type="spellEnd"/>
-      <w:r>
-        <w:rPr>
-          <w:lang w:val="fr-FR"/>
-        </w:rPr>
-        <w:t xml:space="preserve"> fournit un</w:t>
-      </w:r>
-      <w:r>
-        <w:rPr>
-          <w:lang w:val="fr-FR"/>
-        </w:rPr>
-        <w:t xml:space="preserve">e fonction </w:t>
-      </w:r>
-      <w:r>
-        <w:rPr>
-          <w:lang w:val="fr-FR"/>
-        </w:rPr>
-        <w:t xml:space="preserve">Hook nommé </w:t>
-      </w:r>
-      <w:proofErr w:type="spellStart"/>
-      <w:r>
-        <w:rPr>
-          <w:lang w:val="fr-FR"/>
-        </w:rPr>
-        <w:t>useState</w:t>
-      </w:r>
-      <w:proofErr w:type="spellEnd"/>
-      <w:r>
-        <w:rPr>
-          <w:lang w:val="fr-FR"/>
-        </w:rPr>
-        <w:t xml:space="preserve"> qui maintient l’état d’une donnée et notifie tous les composants dépendants pour être rafraîchis lors de la mise à jour.</w:t>
-      </w:r>
-    </w:p>
-    <w:p>
-      <w:pPr>
-        <w:rPr>
-          <w:lang w:val="fr-FR"/>
-        </w:rPr>
-      </w:pPr>
-      <w:r>
-        <w:rPr>
-          <w:lang w:val="fr-FR"/>
-        </w:rPr>
-        <w:t xml:space="preserve">On importe d’abord la fonction </w:t>
-      </w:r>
-      <w:proofErr w:type="spellStart"/>
-      <w:r>
-        <w:rPr>
-          <w:lang w:val="fr-FR"/>
-        </w:rPr>
-        <w:t>hook</w:t>
-      </w:r>
-      <w:proofErr w:type="spellEnd"/>
-      <w:r>
-        <w:rPr>
-          <w:lang w:val="fr-FR"/>
-        </w:rPr>
-        <w:t xml:space="preserve"> </w:t>
-      </w:r>
-      <w:proofErr w:type="spellStart"/>
-      <w:r>
-        <w:rPr>
-          <w:lang w:val="fr-FR"/>
-        </w:rPr>
-        <w:t>useState</w:t>
-      </w:r>
-      <w:proofErr w:type="spellEnd"/>
-      <w:r>
-        <w:rPr>
-          <w:lang w:val="fr-FR"/>
-        </w:rPr>
-        <w:t xml:space="preserve"> de </w:t>
-      </w:r>
-      <w:proofErr w:type="spellStart"/>
-      <w:r>
-        <w:rPr>
-          <w:lang w:val="fr-FR"/>
-        </w:rPr>
-        <w:t>React</w:t>
-      </w:r>
-      <w:proofErr w:type="spellEnd"/>
-      <w:r>
-        <w:rPr>
-          <w:lang w:val="fr-FR"/>
-        </w:rPr>
-        <w:t xml:space="preserve"> puis </w:t>
-      </w:r>
-      <w:r>
-        <w:rPr>
-          <w:lang w:val="fr-FR"/>
-        </w:rPr>
-        <w:t xml:space="preserve">on l’utilise pour </w:t>
-      </w:r>
-      <w:r>
-        <w:rPr>
-          <w:lang w:val="fr-FR"/>
-        </w:rPr>
-        <w:t>stocke</w:t>
-      </w:r>
-      <w:r>
-        <w:rPr>
-          <w:lang w:val="fr-FR"/>
-        </w:rPr>
-        <w:t>r</w:t>
-      </w:r>
-      <w:r>
-        <w:rPr>
-          <w:lang w:val="fr-FR"/>
-        </w:rPr>
-        <w:t xml:space="preserve"> le</w:t>
-      </w:r>
-      <w:r>
-        <w:rPr>
-          <w:lang w:val="fr-FR"/>
-        </w:rPr>
-        <w:t>s</w:t>
-      </w:r>
-      <w:r>
-        <w:rPr>
-          <w:lang w:val="fr-FR"/>
-        </w:rPr>
-        <w:t xml:space="preserve"> données dans un objet </w:t>
-      </w:r>
-      <w:r>
-        <w:rPr>
-          <w:lang w:val="fr-FR"/>
-        </w:rPr>
-        <w:t>state</w:t>
-      </w:r>
-      <w:r>
-        <w:rPr>
-          <w:lang w:val="fr-FR"/>
-        </w:rPr>
-        <w:t>.</w:t>
-      </w:r>
-    </w:p>
-    <w:p>
-      <w:pPr>
-        <w:pStyle w:val="Code"/>
-      </w:pPr>
-      <w:r>
-        <w:t>import {</w:t>
-      </w:r>
-      <w:proofErr w:type="spellStart"/>
-      <w:r>
-        <w:t>useState</w:t>
-      </w:r>
-      <w:proofErr w:type="spellEnd"/>
-      <w:r>
-        <w:t>} from 'react'</w:t>
-      </w:r>
-    </w:p>
-    <w:p>
-      <w:pPr>
-        <w:pStyle w:val="Code"/>
-      </w:pPr>
-      <w:r>
-        <w:t>...</w:t>
-      </w:r>
-    </w:p>
-    <w:p>
-      <w:pPr>
-        <w:pStyle w:val="Code"/>
-      </w:pPr>
-      <w:r>
-        <w:t xml:space="preserve">function </w:t>
-      </w:r>
-      <w:proofErr w:type="gramStart"/>
-      <w:r>
-        <w:t>App(</w:t>
-      </w:r>
-      <w:proofErr w:type="gramEnd"/>
-      <w:r>
-        <w:t>) {</w:t>
-      </w:r>
-      <w:r>
-        <w:br/>
-        <w:t xml:space="preserve">    </w:t>
-      </w:r>
-      <w:r>
-        <w:t>...</w:t>
-      </w:r>
-      <w:r>
-        <w:br/>
-        <w:t xml:space="preserve">    </w:t>
-      </w:r>
-      <w:proofErr w:type="spellStart"/>
-      <w:r>
-        <w:t>const</w:t>
-      </w:r>
-      <w:proofErr w:type="spellEnd"/>
-      <w:r>
-        <w:t xml:space="preserve"> </w:t>
-      </w:r>
-      <w:proofErr w:type="spellStart"/>
-      <w:r>
-        <w:t>initGenData</w:t>
-      </w:r>
-      <w:proofErr w:type="spellEnd"/>
-      <w:r>
-        <w:t xml:space="preserve"> = </w:t>
-      </w:r>
-      <w:proofErr w:type="spellStart"/>
-      <w:r>
-        <w:t>genGridData</w:t>
-      </w:r>
-      <w:proofErr w:type="spellEnd"/>
-      <w:r>
-        <w:t>(</w:t>
-      </w:r>
-      <w:proofErr w:type="spellStart"/>
-      <w:proofErr w:type="gramStart"/>
-      <w:r>
-        <w:t>nbRows,nbCols</w:t>
-      </w:r>
-      <w:proofErr w:type="spellEnd"/>
-      <w:proofErr w:type="gramEnd"/>
-      <w:r>
-        <w:t>);</w:t>
-      </w:r>
-      <w:r>
-        <w:br/>
-        <w:t xml:space="preserve">    </w:t>
-      </w:r>
-      <w:proofErr w:type="spellStart"/>
-      <w:r>
-        <w:t>const</w:t>
-      </w:r>
-      <w:proofErr w:type="spellEnd"/>
-      <w:r>
-        <w:t xml:space="preserve"> </w:t>
-      </w:r>
-      <w:r>
-        <w:t>[</w:t>
-      </w:r>
-      <w:proofErr w:type="spellStart"/>
-      <w:proofErr w:type="gramStart"/>
-      <w:r>
-        <w:t>genData,setGenData</w:t>
-      </w:r>
-      <w:proofErr w:type="spellEnd"/>
-      <w:proofErr w:type="gramEnd"/>
-      <w:r>
-        <w:t>]</w:t>
-      </w:r>
-      <w:r>
-        <w:t xml:space="preserve"> = </w:t>
-      </w:r>
-      <w:proofErr w:type="spellStart"/>
-      <w:r>
-        <w:t>useState</w:t>
-      </w:r>
-      <w:proofErr w:type="spellEnd"/>
-      <w:r>
-        <w:t>(</w:t>
-      </w:r>
-      <w:proofErr w:type="spellStart"/>
-      <w:r>
-        <w:t>initGenData</w:t>
-      </w:r>
-      <w:proofErr w:type="spellEnd"/>
-      <w:r>
-        <w:t>)</w:t>
-      </w:r>
-    </w:p>
-    <w:p>
-      <w:pPr>
-        <w:pStyle w:val="Code"/>
-        <w:rPr>
-          <w:lang w:val="fr-FR"/>
-        </w:rPr>
-      </w:pPr>
-      <w:r>
-        <w:t xml:space="preserve">    </w:t>
-      </w:r>
-      <w:r>
-        <w:rPr>
-          <w:lang w:val="fr-FR"/>
-        </w:rPr>
-        <w:t>...</w:t>
-      </w:r>
-    </w:p>
-    <w:p>
-      <w:pPr>
-        <w:pStyle w:val="Code"/>
-        <w:rPr>
-          <w:lang w:val="fr-FR"/>
-        </w:rPr>
-      </w:pPr>
-      <w:r>
-        <w:rPr>
-          <w:lang w:val="fr-FR"/>
-        </w:rPr>
-        <w:t>}</w:t>
-      </w:r>
-    </w:p>
-    <w:p>
-      <w:pPr>
-        <w:rPr>
-          <w:lang w:val="fr-FR"/>
-        </w:rPr>
-      </w:pPr>
-      <w:proofErr w:type="spellStart"/>
-      <w:proofErr w:type="gramStart"/>
-      <w:r>
-        <w:rPr>
-          <w:lang w:val="fr-FR"/>
-        </w:rPr>
-        <w:t>useState</w:t>
-      </w:r>
-      <w:proofErr w:type="spellEnd"/>
-      <w:proofErr w:type="gramEnd"/>
-      <w:r>
-        <w:rPr>
-          <w:lang w:val="fr-FR"/>
-        </w:rPr>
-        <w:t xml:space="preserve"> retourne deux </w:t>
-      </w:r>
-      <w:r>
-        <w:rPr>
-          <w:lang w:val="fr-FR"/>
-        </w:rPr>
-        <w:t>variables</w:t>
-      </w:r>
-      <w:r>
-        <w:rPr>
-          <w:lang w:val="fr-FR"/>
-        </w:rPr>
-        <w:t xml:space="preserve"> : un</w:t>
-      </w:r>
-      <w:r>
-        <w:rPr>
-          <w:lang w:val="fr-FR"/>
-        </w:rPr>
-        <w:t>e</w:t>
-      </w:r>
-      <w:r>
-        <w:rPr>
-          <w:lang w:val="fr-FR"/>
-        </w:rPr>
-        <w:t xml:space="preserve"> contenant les données stockées (</w:t>
-      </w:r>
-      <w:proofErr w:type="spellStart"/>
-      <w:r>
-        <w:rPr>
-          <w:lang w:val="fr-FR"/>
-        </w:rPr>
-        <w:t>genData</w:t>
-      </w:r>
-      <w:proofErr w:type="spellEnd"/>
-      <w:r>
-        <w:rPr>
-          <w:lang w:val="fr-FR"/>
-        </w:rPr>
-        <w:t>), et un</w:t>
-      </w:r>
-      <w:r>
-        <w:rPr>
-          <w:lang w:val="fr-FR"/>
-        </w:rPr>
-        <w:t>e</w:t>
-      </w:r>
-      <w:r>
-        <w:rPr>
-          <w:lang w:val="fr-FR"/>
-        </w:rPr>
-        <w:t xml:space="preserve"> contenant une méthode setter (</w:t>
-      </w:r>
-      <w:proofErr w:type="spellStart"/>
-      <w:r>
-        <w:rPr>
-          <w:lang w:val="fr-FR"/>
-        </w:rPr>
-        <w:t>setGenData</w:t>
-      </w:r>
-      <w:proofErr w:type="spellEnd"/>
-      <w:r>
-        <w:rPr>
-          <w:lang w:val="fr-FR"/>
-        </w:rPr>
-        <w:t xml:space="preserve">) pour mettre à jour les données dans le store. Lorsque la méthode setter est appelée, le cycle de vie </w:t>
-      </w:r>
-      <w:proofErr w:type="spellStart"/>
-      <w:r>
-        <w:rPr>
-          <w:lang w:val="fr-FR"/>
-        </w:rPr>
-        <w:t>React</w:t>
-      </w:r>
-      <w:proofErr w:type="spellEnd"/>
-      <w:r>
-        <w:rPr>
-          <w:lang w:val="fr-FR"/>
-        </w:rPr>
-        <w:t xml:space="preserve"> notifie automatiquement tous les composants utilisant </w:t>
-      </w:r>
-      <w:proofErr w:type="spellStart"/>
-      <w:r>
-        <w:rPr>
-          <w:lang w:val="fr-FR"/>
-        </w:rPr>
-        <w:t>genData</w:t>
-      </w:r>
-      <w:proofErr w:type="spellEnd"/>
-      <w:r>
-        <w:rPr>
-          <w:lang w:val="fr-FR"/>
-        </w:rPr>
-        <w:t xml:space="preserve"> (déclaré dans leurs propriétés) que les données ont changé et qu’ils doivent s</w:t>
-      </w:r>
-      <w:r>
-        <w:rPr>
-          <w:lang w:val="fr-FR"/>
-        </w:rPr>
-        <w:t xml:space="preserve">’afficher </w:t>
-      </w:r>
-      <w:r>
-        <w:rPr>
-          <w:lang w:val="fr-FR"/>
-        </w:rPr>
-        <w:t>à nouveau.</w:t>
-      </w:r>
-    </w:p>
-    <w:p>
-      <w:pPr>
-        <w:rPr>
-          <w:lang w:val="fr-FR"/>
-        </w:rPr>
-      </w:pPr>
-      <w:r>
-        <w:rPr>
-          <w:lang w:val="fr-FR"/>
-        </w:rPr>
-        <w:lastRenderedPageBreak/>
-        <w:t xml:space="preserve">Dans notre exemple, </w:t>
-      </w:r>
-      <w:r>
-        <w:rPr>
-          <w:lang w:val="fr-FR"/>
-        </w:rPr>
-        <w:t>nous allons</w:t>
-      </w:r>
-      <w:r>
-        <w:rPr>
-          <w:lang w:val="fr-FR"/>
-        </w:rPr>
-        <w:t xml:space="preserve"> </w:t>
-      </w:r>
-      <w:r>
-        <w:rPr>
-          <w:lang w:val="fr-FR"/>
-        </w:rPr>
-        <w:t>passe</w:t>
-      </w:r>
-      <w:r>
-        <w:rPr>
-          <w:lang w:val="fr-FR"/>
-        </w:rPr>
-        <w:t>r</w:t>
-      </w:r>
-      <w:r>
-        <w:rPr>
-          <w:lang w:val="fr-FR"/>
-        </w:rPr>
-        <w:t xml:space="preserve"> les données via une propriété du composant Matrix ({</w:t>
-      </w:r>
-      <w:proofErr w:type="spellStart"/>
-      <w:r>
-        <w:rPr>
-          <w:lang w:val="fr-FR"/>
-        </w:rPr>
-        <w:t>matrixData</w:t>
-      </w:r>
-      <w:proofErr w:type="spellEnd"/>
-      <w:r>
-        <w:rPr>
-          <w:lang w:val="fr-FR"/>
-        </w:rPr>
-        <w:t xml:space="preserve">} en paramètre) et on </w:t>
-      </w:r>
-      <w:r>
-        <w:rPr>
-          <w:lang w:val="fr-FR"/>
-        </w:rPr>
-        <w:t>l’</w:t>
-      </w:r>
-      <w:r>
-        <w:rPr>
-          <w:lang w:val="fr-FR"/>
-        </w:rPr>
-        <w:t>utilise</w:t>
-      </w:r>
-      <w:r>
-        <w:rPr>
-          <w:lang w:val="fr-FR"/>
-        </w:rPr>
-        <w:t>ra</w:t>
-      </w:r>
-      <w:r>
-        <w:rPr>
-          <w:lang w:val="fr-FR"/>
-        </w:rPr>
-        <w:t xml:space="preserve"> </w:t>
-      </w:r>
-      <w:r>
-        <w:rPr>
-          <w:lang w:val="fr-FR"/>
-        </w:rPr>
-        <w:t xml:space="preserve">dans </w:t>
-      </w:r>
-      <w:proofErr w:type="spellStart"/>
-      <w:r>
-        <w:rPr>
-          <w:lang w:val="fr-FR"/>
-        </w:rPr>
-        <w:t>renderMatrix</w:t>
-      </w:r>
-      <w:proofErr w:type="spellEnd"/>
-      <w:r>
-        <w:rPr>
-          <w:lang w:val="fr-FR"/>
-        </w:rPr>
-        <w:t xml:space="preserve"> </w:t>
-      </w:r>
-      <w:r>
-        <w:rPr>
-          <w:lang w:val="fr-FR"/>
-        </w:rPr>
-        <w:t xml:space="preserve">pour </w:t>
-      </w:r>
-      <w:r>
-        <w:rPr>
-          <w:lang w:val="fr-FR"/>
-        </w:rPr>
-        <w:t xml:space="preserve">générer </w:t>
-      </w:r>
-      <w:r>
-        <w:rPr>
-          <w:lang w:val="fr-FR"/>
-        </w:rPr>
-        <w:t>les cellules.</w:t>
-      </w:r>
-    </w:p>
-    <w:p>
-      <w:pPr>
-        <w:pStyle w:val="Code"/>
-        <w:rPr>
-          <w:lang w:val="fr-FR"/>
-        </w:rPr>
-      </w:pPr>
-      <w:r>
-        <w:rPr>
-          <w:lang w:val="fr-FR"/>
-        </w:rPr>
-        <w:t>...</w:t>
-      </w:r>
-    </w:p>
-    <w:p>
-      <w:pPr>
-        <w:pStyle w:val="Code"/>
-        <w:rPr>
-          <w:lang w:val="fr-FR"/>
-        </w:rPr>
-      </w:pPr>
-      <w:proofErr w:type="spellStart"/>
-      <w:proofErr w:type="gramStart"/>
-      <w:r>
-        <w:rPr>
-          <w:lang w:val="fr-FR"/>
-        </w:rPr>
-        <w:t>function</w:t>
-      </w:r>
-      <w:proofErr w:type="spellEnd"/>
-      <w:proofErr w:type="gramEnd"/>
-      <w:r>
-        <w:rPr>
-          <w:lang w:val="fr-FR"/>
-        </w:rPr>
-        <w:t xml:space="preserve"> Matrix({</w:t>
-      </w:r>
-      <w:proofErr w:type="spellStart"/>
-      <w:r>
-        <w:rPr>
-          <w:lang w:val="fr-FR"/>
-        </w:rPr>
-        <w:t>matrixData</w:t>
-      </w:r>
-      <w:proofErr w:type="spellEnd"/>
-      <w:proofErr w:type="gramStart"/>
-      <w:r>
-        <w:rPr>
-          <w:lang w:val="fr-FR"/>
-        </w:rPr>
-        <w:t>}){</w:t>
-      </w:r>
-      <w:proofErr w:type="gramEnd"/>
-      <w:r>
-        <w:rPr>
-          <w:lang w:val="fr-FR"/>
-        </w:rPr>
-        <w:br/>
-        <w:t xml:space="preserve">    </w:t>
-      </w:r>
-      <w:proofErr w:type="spellStart"/>
-      <w:r>
-        <w:rPr>
-          <w:lang w:val="fr-FR"/>
-        </w:rPr>
-        <w:t>const</w:t>
-      </w:r>
-      <w:proofErr w:type="spellEnd"/>
-      <w:r>
-        <w:rPr>
-          <w:lang w:val="fr-FR"/>
-        </w:rPr>
-        <w:t xml:space="preserve"> </w:t>
-      </w:r>
-      <w:proofErr w:type="spellStart"/>
-      <w:r>
-        <w:rPr>
-          <w:lang w:val="fr-FR"/>
-        </w:rPr>
-        <w:t>renderMatrix</w:t>
-      </w:r>
-      <w:proofErr w:type="spellEnd"/>
-      <w:r>
-        <w:rPr>
-          <w:lang w:val="fr-FR"/>
-        </w:rPr>
-        <w:t xml:space="preserve"> = </w:t>
-      </w:r>
-      <w:proofErr w:type="spellStart"/>
-      <w:proofErr w:type="gramStart"/>
-      <w:r>
-        <w:rPr>
-          <w:lang w:val="fr-FR"/>
-        </w:rPr>
-        <w:t>function</w:t>
-      </w:r>
-      <w:proofErr w:type="spellEnd"/>
-      <w:r>
-        <w:rPr>
-          <w:lang w:val="fr-FR"/>
-        </w:rPr>
-        <w:t>(){</w:t>
-      </w:r>
-      <w:proofErr w:type="gramEnd"/>
-      <w:r>
-        <w:rPr>
-          <w:lang w:val="fr-FR"/>
-        </w:rPr>
-        <w:br/>
-        <w:t xml:space="preserve">        return </w:t>
-      </w:r>
-      <w:proofErr w:type="spellStart"/>
-      <w:r>
-        <w:rPr>
-          <w:lang w:val="fr-FR"/>
-        </w:rPr>
-        <w:t>matrixData.map</w:t>
-      </w:r>
-      <w:proofErr w:type="spellEnd"/>
-      <w:r>
-        <w:rPr>
-          <w:lang w:val="fr-FR"/>
-        </w:rPr>
-        <w:t>(</w:t>
-      </w:r>
-      <w:proofErr w:type="spellStart"/>
-      <w:r>
-        <w:rPr>
-          <w:lang w:val="fr-FR"/>
-        </w:rPr>
-        <w:t>cellData</w:t>
-      </w:r>
-      <w:proofErr w:type="spellEnd"/>
-      <w:r>
-        <w:rPr>
-          <w:lang w:val="fr-FR"/>
-        </w:rPr>
-        <w:t>=</w:t>
-      </w:r>
-      <w:proofErr w:type="gramStart"/>
-      <w:r>
-        <w:rPr>
-          <w:lang w:val="fr-FR"/>
-        </w:rPr>
-        <w:t>&gt;{</w:t>
-      </w:r>
-      <w:proofErr w:type="gramEnd"/>
-      <w:r>
-        <w:rPr>
-          <w:lang w:val="fr-FR"/>
-        </w:rPr>
-        <w:br/>
-        <w:t xml:space="preserve">            return &lt;Cell key</w:t>
-      </w:r>
-      <w:proofErr w:type="gramStart"/>
-      <w:r>
-        <w:rPr>
-          <w:lang w:val="fr-FR"/>
-        </w:rPr>
-        <w:t>={</w:t>
-      </w:r>
-      <w:proofErr w:type="spellStart"/>
-      <w:proofErr w:type="gramEnd"/>
-      <w:r>
-        <w:rPr>
-          <w:lang w:val="fr-FR"/>
-        </w:rPr>
-        <w:t>cellData.index</w:t>
-      </w:r>
-      <w:proofErr w:type="spellEnd"/>
-      <w:r>
-        <w:rPr>
-          <w:lang w:val="fr-FR"/>
-        </w:rPr>
-        <w:t xml:space="preserve">} </w:t>
-      </w:r>
-      <w:proofErr w:type="spellStart"/>
-      <w:r>
-        <w:rPr>
-          <w:lang w:val="fr-FR"/>
-        </w:rPr>
-        <w:t>rowPos</w:t>
-      </w:r>
-      <w:proofErr w:type="spellEnd"/>
-      <w:proofErr w:type="gramStart"/>
-      <w:r>
-        <w:rPr>
-          <w:lang w:val="fr-FR"/>
-        </w:rPr>
-        <w:t>={</w:t>
-      </w:r>
-      <w:proofErr w:type="spellStart"/>
-      <w:proofErr w:type="gramEnd"/>
-      <w:r>
-        <w:rPr>
-          <w:lang w:val="fr-FR"/>
-        </w:rPr>
-        <w:t>cellData.rowPos</w:t>
-      </w:r>
-      <w:proofErr w:type="spellEnd"/>
-      <w:r>
-        <w:rPr>
-          <w:lang w:val="fr-FR"/>
-        </w:rPr>
-        <w:t xml:space="preserve">} </w:t>
-      </w:r>
-      <w:proofErr w:type="spellStart"/>
-      <w:r>
-        <w:rPr>
-          <w:lang w:val="fr-FR"/>
-        </w:rPr>
-        <w:t>colPos</w:t>
-      </w:r>
-      <w:proofErr w:type="spellEnd"/>
-      <w:proofErr w:type="gramStart"/>
-      <w:r>
-        <w:rPr>
-          <w:lang w:val="fr-FR"/>
-        </w:rPr>
-        <w:t>={</w:t>
-      </w:r>
-      <w:proofErr w:type="spellStart"/>
-      <w:r>
-        <w:rPr>
-          <w:lang w:val="fr-FR"/>
-        </w:rPr>
-        <w:t>cellData.colPos</w:t>
-      </w:r>
-      <w:proofErr w:type="spellEnd"/>
-      <w:r>
-        <w:rPr>
-          <w:lang w:val="fr-FR"/>
-        </w:rPr>
-        <w:t>}/</w:t>
-      </w:r>
-      <w:proofErr w:type="gramEnd"/>
-      <w:r>
-        <w:rPr>
-          <w:lang w:val="fr-FR"/>
-        </w:rPr>
-        <w:t>&gt;</w:t>
-      </w:r>
-      <w:r>
-        <w:rPr>
-          <w:lang w:val="fr-FR"/>
-        </w:rPr>
-        <w:br/>
-        <w:t xml:space="preserve">        })</w:t>
-      </w:r>
-      <w:r>
-        <w:rPr>
-          <w:lang w:val="fr-FR"/>
-        </w:rPr>
-        <w:br/>
-        <w:t xml:space="preserve">  </w:t>
-      </w:r>
-      <w:proofErr w:type="gramStart"/>
-      <w:r>
-        <w:rPr>
-          <w:lang w:val="fr-FR"/>
-        </w:rPr>
-        <w:t xml:space="preserve">  }</w:t>
-      </w:r>
-      <w:proofErr w:type="gramEnd"/>
-    </w:p>
-    <w:p>
-      <w:pPr>
-        <w:pStyle w:val="Code"/>
-        <w:rPr>
-          <w:lang w:val="fr-FR"/>
-        </w:rPr>
-      </w:pPr>
-      <w:r>
-        <w:rPr>
-          <w:lang w:val="fr-FR"/>
-        </w:rPr>
-        <w:t>...</w:t>
-      </w:r>
-    </w:p>
-    <w:p>
-      <w:pPr>
-        <w:rPr>
-          <w:lang w:val="fr-FR"/>
-        </w:rPr>
-      </w:pPr>
-      <w:r>
-        <w:rPr>
-          <w:lang w:val="fr-FR"/>
-        </w:rPr>
-        <w:t xml:space="preserve">Dans le return de la fonction App dans </w:t>
-      </w:r>
-      <w:proofErr w:type="spellStart"/>
-      <w:r>
-        <w:rPr>
-          <w:lang w:val="fr-FR"/>
-        </w:rPr>
-        <w:t>App.js</w:t>
-      </w:r>
-      <w:r>
-        <w:rPr>
-          <w:lang w:val="fr-FR"/>
-        </w:rPr>
-        <w:t>x</w:t>
-      </w:r>
-      <w:proofErr w:type="spellEnd"/>
-      <w:r>
-        <w:rPr>
-          <w:lang w:val="fr-FR"/>
-        </w:rPr>
-        <w:t xml:space="preserve">, ajoutez la propriété </w:t>
-      </w:r>
-      <w:proofErr w:type="spellStart"/>
-      <w:r>
-        <w:rPr>
-          <w:lang w:val="fr-FR"/>
-        </w:rPr>
-        <w:t>matrixData</w:t>
-      </w:r>
-      <w:proofErr w:type="spellEnd"/>
-      <w:r>
-        <w:rPr>
-          <w:lang w:val="fr-FR"/>
-        </w:rPr>
-        <w:t>={</w:t>
-      </w:r>
-      <w:proofErr w:type="spellStart"/>
-      <w:r>
-        <w:rPr>
-          <w:lang w:val="fr-FR"/>
-        </w:rPr>
-        <w:t>genData</w:t>
-      </w:r>
-      <w:proofErr w:type="spellEnd"/>
-      <w:r>
-        <w:rPr>
-          <w:lang w:val="fr-FR"/>
-        </w:rPr>
-        <w:t xml:space="preserve">} pour déclarer l’état </w:t>
-      </w:r>
-      <w:proofErr w:type="spellStart"/>
-      <w:r>
-        <w:rPr>
-          <w:lang w:val="fr-FR"/>
-        </w:rPr>
-        <w:t>genData</w:t>
-      </w:r>
-      <w:proofErr w:type="spellEnd"/>
-      <w:r>
-        <w:rPr>
-          <w:lang w:val="fr-FR"/>
-        </w:rPr>
-        <w:t xml:space="preserve"> stocké comme propriété du composant Matrix.</w:t>
-      </w:r>
-    </w:p>
-    <w:p>
-      <w:pPr>
-        <w:pStyle w:val="Code"/>
-        <w:rPr>
-          <w:lang w:val="fr-FR"/>
-        </w:rPr>
-      </w:pPr>
-      <w:r>
-        <w:rPr>
-          <w:lang w:val="fr-FR"/>
-        </w:rPr>
-        <w:t>...</w:t>
-      </w:r>
-    </w:p>
-    <w:p>
-      <w:pPr>
-        <w:pStyle w:val="Code"/>
-        <w:rPr>
-          <w:lang w:val="fr-FR"/>
-        </w:rPr>
-      </w:pPr>
-      <w:r>
-        <w:rPr>
-          <w:lang w:val="fr-FR"/>
-        </w:rPr>
-        <w:t>&lt;</w:t>
-      </w:r>
-      <w:proofErr w:type="gramStart"/>
-      <w:r>
-        <w:rPr>
-          <w:lang w:val="fr-FR"/>
-        </w:rPr>
-        <w:t>div</w:t>
-      </w:r>
-      <w:proofErr w:type="gramEnd"/>
-      <w:r>
-        <w:rPr>
-          <w:lang w:val="fr-FR"/>
-        </w:rPr>
-        <w:t xml:space="preserve"> id="</w:t>
+        <w:rPr>
+          <w:lang w:val="fr-FR"/>
+        </w:rPr>
+      </w:pPr>
+      <w:r>
+        <w:rPr>
+          <w:lang w:val="fr-FR"/>
+        </w:rPr>
+        <w:t>&lt;div id="</w:t>
       </w:r>
       <w:proofErr w:type="spellStart"/>
       <w:r>
@@ -6071,7 +5302,6 @@
         <w:t>&lt;</w:t>
       </w:r>
       <w:proofErr w:type="spellStart"/>
-      <w:proofErr w:type="gramStart"/>
       <w:r>
         <w:rPr>
           <w:lang w:val="fr-FR"/>
@@ -6079,7 +5309,6 @@
         <w:t>form</w:t>
       </w:r>
       <w:proofErr w:type="spellEnd"/>
-      <w:proofErr w:type="gramEnd"/>
       <w:r>
         <w:rPr>
           <w:lang w:val="fr-FR"/>
@@ -6454,7 +5683,14 @@
         <w:rPr>
           <w:lang w:val="fr-FR"/>
         </w:rPr>
-        <w:t xml:space="preserve"> qui prendra les nouvelles données de configuration en paramètre et générera de nouvelles données de matrice. </w:t>
+        <w:t xml:space="preserve"> qui prendra les nouvelles données de configuration en paramètre et générera </w:t>
+      </w:r>
+      <w:r>
+        <w:rPr>
+          <w:lang w:val="fr-FR"/>
+        </w:rPr>
+        <w:lastRenderedPageBreak/>
+        <w:t xml:space="preserve">de nouvelles données de matrice. </w:t>
       </w:r>
       <w:r>
         <w:rPr>
@@ -6481,7 +5717,6 @@
           <w:bCs/>
           <w:lang w:val="fr-FR"/>
         </w:rPr>
-        <w:lastRenderedPageBreak/>
         <w:t>Exercice 2 :</w:t>
       </w:r>
       <w:r>
@@ -6489,35 +5724,7 @@
           <w:lang w:val="fr-FR"/>
         </w:rPr>
         <w:br/>
-        <w:t>Ajoutez un nouvel état dans App pour stocker {</w:t>
-      </w:r>
-      <w:proofErr w:type="gramStart"/>
-      <w:r>
-        <w:rPr>
-          <w:lang w:val="fr-FR"/>
-        </w:rPr>
-        <w:t>nbRows:</w:t>
-      </w:r>
-      <w:proofErr w:type="gramEnd"/>
-      <w:r>
-        <w:rPr>
-          <w:lang w:val="fr-FR"/>
-        </w:rPr>
-        <w:t xml:space="preserve">4, </w:t>
-      </w:r>
-      <w:proofErr w:type="gramStart"/>
-      <w:r>
-        <w:rPr>
-          <w:lang w:val="fr-FR"/>
-        </w:rPr>
-        <w:t>nbCols:</w:t>
-      </w:r>
-      <w:proofErr w:type="gramEnd"/>
-      <w:r>
-        <w:rPr>
-          <w:lang w:val="fr-FR"/>
-        </w:rPr>
-        <w:t xml:space="preserve">4} dans un objet nommé </w:t>
+        <w:t xml:space="preserve">Ajoutez un nouvel état dans App pour stocker {nbRows:4, nbCols:4} dans un objet nommé </w:t>
       </w:r>
       <w:proofErr w:type="spellStart"/>
       <w:r>
@@ -6585,15 +5792,7 @@
         <w:pStyle w:val="Code"/>
       </w:pPr>
       <w:r>
-        <w:t xml:space="preserve">function </w:t>
-      </w:r>
-      <w:proofErr w:type="gramStart"/>
-      <w:r>
-        <w:t>App(</w:t>
-      </w:r>
-      <w:proofErr w:type="gramEnd"/>
-      <w:r>
-        <w:t>) {</w:t>
+        <w:t>function App() {</w:t>
       </w:r>
     </w:p>
     <w:p>
@@ -6615,12 +5814,10 @@
         <w:t xml:space="preserve"> [</w:t>
       </w:r>
       <w:proofErr w:type="spellStart"/>
-      <w:proofErr w:type="gramStart"/>
       <w:r>
         <w:t>genConfig,setGenConfig</w:t>
       </w:r>
       <w:proofErr w:type="spellEnd"/>
-      <w:proofErr w:type="gramEnd"/>
       <w:r>
         <w:t xml:space="preserve">] = </w:t>
       </w:r>
@@ -6630,21 +5827,51 @@
       </w:r>
       <w:proofErr w:type="spellEnd"/>
       <w:r>
-        <w:t>({nbRows:</w:t>
-      </w:r>
-      <w:proofErr w:type="gramStart"/>
-      <w:r>
-        <w:t>4,nbCols</w:t>
-      </w:r>
-      <w:proofErr w:type="gramEnd"/>
-      <w:r>
-        <w:t>:4}</w:t>
-      </w:r>
-      <w:proofErr w:type="gramStart"/>
+        <w:t>({nbRows:4,nbCols:4});</w:t>
+      </w:r>
+    </w:p>
+    <w:p>
+      <w:pPr>
+        <w:pStyle w:val="Code"/>
+      </w:pPr>
+      <w:r>
+        <w:t xml:space="preserve">  </w:t>
+      </w:r>
+      <w:r>
+        <w:t xml:space="preserve">  </w:t>
+      </w:r>
+      <w:proofErr w:type="spellStart"/>
+      <w:r>
+        <w:t>const</w:t>
+      </w:r>
+      <w:proofErr w:type="spellEnd"/>
+      <w:r>
+        <w:t xml:space="preserve"> </w:t>
+      </w:r>
+      <w:proofErr w:type="spellStart"/>
+      <w:r>
+        <w:t>initGenData</w:t>
+      </w:r>
+      <w:proofErr w:type="spellEnd"/>
+      <w:r>
+        <w:t xml:space="preserve"> = </w:t>
+      </w:r>
+      <w:proofErr w:type="spellStart"/>
+      <w:r>
+        <w:t>genGridData</w:t>
+      </w:r>
+      <w:proofErr w:type="spellEnd"/>
+      <w:r>
+        <w:t>(</w:t>
+      </w:r>
+      <w:proofErr w:type="spellStart"/>
+      <w:r>
+        <w:t>genConfig.nbRows,genConfig.nbCols</w:t>
+      </w:r>
+      <w:proofErr w:type="spellEnd"/>
       <w:r>
         <w:t>);</w:t>
       </w:r>
-      <w:proofErr w:type="gramEnd"/>
     </w:p>
     <w:p>
       <w:pPr>
@@ -6662,18 +5889,110 @@
       </w:r>
       <w:proofErr w:type="spellEnd"/>
       <w:r>
+        <w:t xml:space="preserve"> [</w:t>
+      </w:r>
+      <w:proofErr w:type="spellStart"/>
+      <w:r>
+        <w:t>genData,setGenData</w:t>
+      </w:r>
+      <w:proofErr w:type="spellEnd"/>
+      <w:r>
+        <w:t xml:space="preserve">] = </w:t>
+      </w:r>
+      <w:proofErr w:type="spellStart"/>
+      <w:r>
+        <w:t>useState</w:t>
+      </w:r>
+      <w:proofErr w:type="spellEnd"/>
+      <w:r>
+        <w:t>(</w:t>
+      </w:r>
+      <w:proofErr w:type="spellStart"/>
+      <w:r>
+        <w:t>initGenData</w:t>
+      </w:r>
+      <w:proofErr w:type="spellEnd"/>
+      <w:r>
+        <w:t>);</w:t>
+      </w:r>
+    </w:p>
+    <w:p>
+      <w:pPr>
+        <w:pStyle w:val="Code"/>
+      </w:pPr>
+    </w:p>
+    <w:p>
+      <w:pPr>
+        <w:pStyle w:val="Code"/>
+      </w:pPr>
+      <w:r>
+        <w:t xml:space="preserve">    </w:t>
+      </w:r>
+      <w:proofErr w:type="spellStart"/>
+      <w:r>
+        <w:t>const</w:t>
+      </w:r>
+      <w:proofErr w:type="spellEnd"/>
+      <w:r>
         <w:t xml:space="preserve"> </w:t>
       </w:r>
       <w:proofErr w:type="spellStart"/>
       <w:r>
-        <w:t>initGenData</w:t>
-      </w:r>
-      <w:proofErr w:type="spellEnd"/>
-      <w:r>
-        <w:t xml:space="preserve"> = </w:t>
-      </w:r>
-      <w:proofErr w:type="spellStart"/>
-      <w:proofErr w:type="gramStart"/>
+        <w:t>updateGenConfigAndGenerate</w:t>
+      </w:r>
+      <w:proofErr w:type="spellEnd"/>
+      <w:r>
+        <w:t xml:space="preserve"> = function(</w:t>
+      </w:r>
+      <w:proofErr w:type="spellStart"/>
+      <w:r>
+        <w:t>newGenConfig</w:t>
+      </w:r>
+      <w:proofErr w:type="spellEnd"/>
+      <w:r>
+        <w:t>){</w:t>
+      </w:r>
+    </w:p>
+    <w:p>
+      <w:pPr>
+        <w:pStyle w:val="Code"/>
+      </w:pPr>
+      <w:r>
+        <w:t xml:space="preserve">        </w:t>
+      </w:r>
+      <w:proofErr w:type="spellStart"/>
+      <w:r>
+        <w:t>setGenConfig</w:t>
+      </w:r>
+      <w:proofErr w:type="spellEnd"/>
+      <w:r>
+        <w:t>(</w:t>
+      </w:r>
+      <w:proofErr w:type="spellStart"/>
+      <w:r>
+        <w:t>newGenConfig</w:t>
+      </w:r>
+      <w:proofErr w:type="spellEnd"/>
+      <w:r>
+        <w:t>);</w:t>
+      </w:r>
+    </w:p>
+    <w:p>
+      <w:pPr>
+        <w:pStyle w:val="Code"/>
+      </w:pPr>
+      <w:r>
+        <w:t xml:space="preserve">        </w:t>
+      </w:r>
+      <w:proofErr w:type="spellStart"/>
+      <w:r>
+        <w:t>setGenData</w:t>
+      </w:r>
+      <w:proofErr w:type="spellEnd"/>
+      <w:r>
+        <w:t>(</w:t>
+      </w:r>
+      <w:proofErr w:type="spellStart"/>
       <w:r>
         <w:t>genGridData</w:t>
       </w:r>
@@ -6683,156 +6002,9 @@
       </w:r>
       <w:proofErr w:type="spellStart"/>
       <w:r>
-        <w:t>genConfig.nbRows,genConfig.nbCols</w:t>
-      </w:r>
-      <w:proofErr w:type="spellEnd"/>
-      <w:r>
-        <w:t>);</w:t>
-      </w:r>
-      <w:proofErr w:type="gramEnd"/>
-    </w:p>
-    <w:p>
-      <w:pPr>
-        <w:pStyle w:val="Code"/>
-      </w:pPr>
-      <w:r>
-        <w:t xml:space="preserve">  </w:t>
-      </w:r>
-      <w:r>
-        <w:t xml:space="preserve">  </w:t>
-      </w:r>
-      <w:proofErr w:type="spellStart"/>
-      <w:r>
-        <w:t>const</w:t>
-      </w:r>
-      <w:proofErr w:type="spellEnd"/>
-      <w:r>
-        <w:t xml:space="preserve"> [</w:t>
-      </w:r>
-      <w:proofErr w:type="spellStart"/>
-      <w:proofErr w:type="gramStart"/>
-      <w:r>
-        <w:t>genData,setGenData</w:t>
-      </w:r>
-      <w:proofErr w:type="spellEnd"/>
-      <w:proofErr w:type="gramEnd"/>
-      <w:r>
-        <w:t xml:space="preserve">] = </w:t>
-      </w:r>
-      <w:proofErr w:type="spellStart"/>
-      <w:r>
-        <w:t>useState</w:t>
-      </w:r>
-      <w:proofErr w:type="spellEnd"/>
-      <w:r>
-        <w:t>(</w:t>
-      </w:r>
-      <w:proofErr w:type="spellStart"/>
-      <w:r>
-        <w:t>initGenData</w:t>
-      </w:r>
-      <w:proofErr w:type="spellEnd"/>
-      <w:proofErr w:type="gramStart"/>
-      <w:r>
-        <w:t>);</w:t>
-      </w:r>
-      <w:proofErr w:type="gramEnd"/>
-    </w:p>
-    <w:p>
-      <w:pPr>
-        <w:pStyle w:val="Code"/>
-      </w:pPr>
-    </w:p>
-    <w:p>
-      <w:pPr>
-        <w:pStyle w:val="Code"/>
-      </w:pPr>
-      <w:r>
-        <w:t xml:space="preserve">    </w:t>
-      </w:r>
-      <w:proofErr w:type="spellStart"/>
-      <w:r>
-        <w:t>const</w:t>
-      </w:r>
-      <w:proofErr w:type="spellEnd"/>
-      <w:r>
-        <w:t xml:space="preserve"> </w:t>
-      </w:r>
-      <w:proofErr w:type="spellStart"/>
-      <w:r>
-        <w:t>updateGenConfigAndGenerate</w:t>
-      </w:r>
-      <w:proofErr w:type="spellEnd"/>
-      <w:r>
-        <w:t xml:space="preserve"> = function(</w:t>
-      </w:r>
-      <w:proofErr w:type="spellStart"/>
-      <w:r>
-        <w:t>newGenConfig</w:t>
-      </w:r>
-      <w:proofErr w:type="spellEnd"/>
-      <w:proofErr w:type="gramStart"/>
-      <w:r>
-        <w:t>){</w:t>
-      </w:r>
-      <w:proofErr w:type="gramEnd"/>
-    </w:p>
-    <w:p>
-      <w:pPr>
-        <w:pStyle w:val="Code"/>
-      </w:pPr>
-      <w:r>
-        <w:t xml:space="preserve">        </w:t>
-      </w:r>
-      <w:proofErr w:type="spellStart"/>
-      <w:r>
-        <w:t>setGenConfig</w:t>
-      </w:r>
-      <w:proofErr w:type="spellEnd"/>
-      <w:r>
-        <w:t>(</w:t>
-      </w:r>
-      <w:proofErr w:type="spellStart"/>
-      <w:r>
-        <w:t>newGenConfig</w:t>
-      </w:r>
-      <w:proofErr w:type="spellEnd"/>
-      <w:proofErr w:type="gramStart"/>
-      <w:r>
-        <w:t>);</w:t>
-      </w:r>
-      <w:proofErr w:type="gramEnd"/>
-    </w:p>
-    <w:p>
-      <w:pPr>
-        <w:pStyle w:val="Code"/>
-      </w:pPr>
-      <w:r>
-        <w:t xml:space="preserve">        </w:t>
-      </w:r>
-      <w:proofErr w:type="spellStart"/>
-      <w:r>
-        <w:t>setGenData</w:t>
-      </w:r>
-      <w:proofErr w:type="spellEnd"/>
-      <w:r>
-        <w:t>(</w:t>
-      </w:r>
-      <w:proofErr w:type="spellStart"/>
-      <w:proofErr w:type="gramStart"/>
-      <w:r>
-        <w:t>genGridData</w:t>
-      </w:r>
-      <w:proofErr w:type="spellEnd"/>
-      <w:r>
-        <w:t>(</w:t>
-      </w:r>
-      <w:proofErr w:type="spellStart"/>
-      <w:r>
         <w:t>newGenConfig.nbRows,newGenConfig.nbCols</w:t>
       </w:r>
       <w:proofErr w:type="spellEnd"/>
-      <w:proofErr w:type="gramEnd"/>
       <w:r>
         <w:t>))</w:t>
       </w:r>
@@ -6928,7 +6100,6 @@
         </w:rPr>
       </w:pPr>
       <w:proofErr w:type="spellStart"/>
-      <w:proofErr w:type="gramStart"/>
       <w:r>
         <w:rPr>
           <w:lang w:val="fr-FR"/>
@@ -6936,7 +6107,6 @@
         <w:t>function</w:t>
       </w:r>
       <w:proofErr w:type="spellEnd"/>
-      <w:proofErr w:type="gramEnd"/>
       <w:r>
         <w:rPr>
           <w:lang w:val="fr-FR"/>
@@ -6958,7 +6128,6 @@
         <w:t>({</w:t>
       </w:r>
       <w:proofErr w:type="spellStart"/>
-      <w:proofErr w:type="gramStart"/>
       <w:r>
         <w:rPr>
           <w:lang w:val="fr-FR"/>
@@ -6972,7 +6141,6 @@
         </w:rPr>
         <w:t>}){</w:t>
       </w:r>
-      <w:proofErr w:type="gramEnd"/>
     </w:p>
     <w:p>
       <w:pPr>
@@ -6988,7 +6156,6 @@
         <w:t xml:space="preserve">Appeler cette fonction dans </w:t>
       </w:r>
       <w:proofErr w:type="spellStart"/>
-      <w:proofErr w:type="gramStart"/>
       <w:r>
         <w:rPr>
           <w:lang w:val="fr-FR"/>
@@ -7002,7 +6169,6 @@
         </w:rPr>
         <w:t>():</w:t>
       </w:r>
-      <w:proofErr w:type="gramEnd"/>
     </w:p>
     <w:p>
       <w:pPr>
@@ -7959,7 +7125,6 @@
         <w:t>&lt;</w:t>
       </w:r>
       <w:proofErr w:type="spellStart"/>
-      <w:proofErr w:type="gramStart"/>
       <w:r>
         <w:rPr>
           <w:lang w:val="fr-FR"/>
@@ -7967,7 +7132,6 @@
         <w:t>form</w:t>
       </w:r>
       <w:proofErr w:type="spellEnd"/>
-      <w:proofErr w:type="gramEnd"/>
       <w:r>
         <w:rPr>
           <w:lang w:val="fr-FR"/>
@@ -8045,7 +7209,7 @@
         </w:rPr>
         <w:t>=</w:t>
       </w:r>
-      <w:bookmarkStart w:id="5" w:name="_Hlk210057219"/>
+      <w:bookmarkStart w:id="0" w:name="_Hlk210057219"/>
       <w:r>
         <w:rPr>
           <w:lang w:val="fr-FR"/>
@@ -8066,7 +7230,7 @@
         </w:rPr>
         <w:t>"</w:t>
       </w:r>
-      <w:bookmarkEnd w:id="5"/>
+      <w:bookmarkEnd w:id="0"/>
       <w:r>
         <w:rPr>
           <w:lang w:val="fr-FR"/>
@@ -8095,7 +7259,6 @@
         <w:t>defaultValue</w:t>
       </w:r>
       <w:proofErr w:type="spellEnd"/>
-      <w:proofErr w:type="gramStart"/>
       <w:r>
         <w:rPr>
           <w:lang w:val="fr-FR"/>
@@ -8114,219 +7277,204 @@
         <w:rPr>
           <w:lang w:val="fr-FR"/>
         </w:rPr>
-        <w:t>}/</w:t>
-      </w:r>
-      <w:proofErr w:type="gramEnd"/>
+        <w:t>}/&gt;</w:t>
+      </w:r>
+      <w:r>
+        <w:rPr>
+          <w:lang w:val="fr-FR"/>
+        </w:rPr>
+        <w:br/>
+        <w:t xml:space="preserve">    &lt;/label&gt;</w:t>
+      </w:r>
+      <w:r>
+        <w:rPr>
+          <w:lang w:val="fr-FR"/>
+        </w:rPr>
+        <w:br/>
+      </w:r>
+      <w:r>
+        <w:rPr>
+          <w:lang w:val="fr-FR"/>
+        </w:rPr>
+        <w:br/>
+        <w:t xml:space="preserve">    &lt;label&gt;</w:t>
+      </w:r>
+      <w:r>
+        <w:rPr>
+          <w:lang w:val="fr-FR"/>
+        </w:rPr>
+        <w:br/>
+        <w:t xml:space="preserve">        Nb </w:t>
+      </w:r>
+      <w:proofErr w:type="spellStart"/>
+      <w:r>
+        <w:rPr>
+          <w:lang w:val="fr-FR"/>
+        </w:rPr>
+        <w:t>columns</w:t>
+      </w:r>
+      <w:proofErr w:type="spellEnd"/>
+      <w:r>
+        <w:rPr>
+          <w:lang w:val="fr-FR"/>
+        </w:rPr>
+        <w:br/>
+        <w:t xml:space="preserve">        &lt;input </w:t>
+      </w:r>
+      <w:proofErr w:type="spellStart"/>
+      <w:r>
+        <w:rPr>
+          <w:lang w:val="fr-FR"/>
+        </w:rPr>
+        <w:t>name</w:t>
+      </w:r>
+      <w:proofErr w:type="spellEnd"/>
+      <w:r>
+        <w:rPr>
+          <w:lang w:val="fr-FR"/>
+        </w:rPr>
+        <w:t>="</w:t>
+      </w:r>
+      <w:proofErr w:type="spellStart"/>
+      <w:r>
+        <w:rPr>
+          <w:lang w:val="fr-FR"/>
+        </w:rPr>
+        <w:t>nbCols</w:t>
+      </w:r>
+      <w:proofErr w:type="spellEnd"/>
+      <w:r>
+        <w:rPr>
+          <w:lang w:val="fr-FR"/>
+        </w:rPr>
+        <w:t>" type="</w:t>
+      </w:r>
+      <w:proofErr w:type="spellStart"/>
+      <w:r>
+        <w:rPr>
+          <w:lang w:val="fr-FR"/>
+        </w:rPr>
+        <w:t>number</w:t>
+      </w:r>
+      <w:proofErr w:type="spellEnd"/>
+      <w:r>
+        <w:rPr>
+          <w:lang w:val="fr-FR"/>
+        </w:rPr>
+        <w:t xml:space="preserve">" </w:t>
+      </w:r>
+      <w:proofErr w:type="spellStart"/>
+      <w:r>
+        <w:rPr>
+          <w:lang w:val="fr-FR"/>
+        </w:rPr>
+        <w:t>defaultValue</w:t>
+      </w:r>
+      <w:proofErr w:type="spellEnd"/>
+      <w:r>
+        <w:rPr>
+          <w:lang w:val="fr-FR"/>
+        </w:rPr>
+        <w:t>={</w:t>
+      </w:r>
+      <w:proofErr w:type="spellStart"/>
+      <w:r>
+        <w:rPr>
+          <w:lang w:val="fr-FR"/>
+        </w:rPr>
+        <w:t>genConfig.nbCols</w:t>
+      </w:r>
+      <w:proofErr w:type="spellEnd"/>
+      <w:r>
+        <w:rPr>
+          <w:lang w:val="fr-FR"/>
+        </w:rPr>
+        <w:t>}/&gt;</w:t>
+      </w:r>
+      <w:r>
+        <w:rPr>
+          <w:lang w:val="fr-FR"/>
+        </w:rPr>
+        <w:br/>
+        <w:t xml:space="preserve">    &lt;/label&gt;</w:t>
+      </w:r>
+      <w:r>
+        <w:rPr>
+          <w:lang w:val="fr-FR"/>
+        </w:rPr>
+        <w:br/>
+        <w:t xml:space="preserve">    &lt;</w:t>
+      </w:r>
+      <w:proofErr w:type="spellStart"/>
+      <w:r>
+        <w:rPr>
+          <w:lang w:val="fr-FR"/>
+        </w:rPr>
+        <w:t>button</w:t>
+      </w:r>
+      <w:proofErr w:type="spellEnd"/>
+      <w:r>
+        <w:rPr>
+          <w:lang w:val="fr-FR"/>
+        </w:rPr>
+        <w:t xml:space="preserve"> type="</w:t>
+      </w:r>
+      <w:proofErr w:type="spellStart"/>
+      <w:r>
+        <w:rPr>
+          <w:lang w:val="fr-FR"/>
+        </w:rPr>
+        <w:t>submit</w:t>
+      </w:r>
+      <w:proofErr w:type="spellEnd"/>
+      <w:r>
+        <w:rPr>
+          <w:lang w:val="fr-FR"/>
+        </w:rPr>
+        <w:t>"&gt;</w:t>
+      </w:r>
+      <w:proofErr w:type="spellStart"/>
+      <w:r>
+        <w:rPr>
+          <w:lang w:val="fr-FR"/>
+        </w:rPr>
+        <w:t>Generate</w:t>
+      </w:r>
+      <w:proofErr w:type="spellEnd"/>
+      <w:r>
+        <w:rPr>
+          <w:lang w:val="fr-FR"/>
+        </w:rPr>
+        <w:t>&lt;/</w:t>
+      </w:r>
+      <w:proofErr w:type="spellStart"/>
+      <w:r>
+        <w:rPr>
+          <w:lang w:val="fr-FR"/>
+        </w:rPr>
+        <w:t>button</w:t>
+      </w:r>
+      <w:proofErr w:type="spellEnd"/>
+      <w:r>
+        <w:rPr>
+          <w:lang w:val="fr-FR"/>
+        </w:rPr>
+        <w:t>&gt;&lt;</w:t>
+      </w:r>
+      <w:proofErr w:type="spellStart"/>
+      <w:r>
+        <w:rPr>
+          <w:lang w:val="fr-FR"/>
+        </w:rPr>
+        <w:t>br</w:t>
+      </w:r>
+      <w:proofErr w:type="spellEnd"/>
       <w:r>
         <w:rPr>
           <w:lang w:val="fr-FR"/>
         </w:rPr>
         <w:t>&gt;</w:t>
       </w:r>
-      <w:r>
-        <w:rPr>
-          <w:lang w:val="fr-FR"/>
-        </w:rPr>
-        <w:br/>
-        <w:t xml:space="preserve">    &lt;/label&gt;</w:t>
-      </w:r>
-      <w:r>
-        <w:rPr>
-          <w:lang w:val="fr-FR"/>
-        </w:rPr>
-        <w:br/>
-      </w:r>
-      <w:r>
-        <w:rPr>
-          <w:lang w:val="fr-FR"/>
-        </w:rPr>
-        <w:br/>
-        <w:t xml:space="preserve">    &lt;label&gt;</w:t>
-      </w:r>
-      <w:r>
-        <w:rPr>
-          <w:lang w:val="fr-FR"/>
-        </w:rPr>
-        <w:br/>
-        <w:t xml:space="preserve">        Nb </w:t>
-      </w:r>
-      <w:proofErr w:type="spellStart"/>
-      <w:r>
-        <w:rPr>
-          <w:lang w:val="fr-FR"/>
-        </w:rPr>
-        <w:t>columns</w:t>
-      </w:r>
-      <w:proofErr w:type="spellEnd"/>
-      <w:r>
-        <w:rPr>
-          <w:lang w:val="fr-FR"/>
-        </w:rPr>
-        <w:br/>
-        <w:t xml:space="preserve">        &lt;input </w:t>
-      </w:r>
-      <w:proofErr w:type="spellStart"/>
-      <w:r>
-        <w:rPr>
-          <w:lang w:val="fr-FR"/>
-        </w:rPr>
-        <w:t>name</w:t>
-      </w:r>
-      <w:proofErr w:type="spellEnd"/>
-      <w:r>
-        <w:rPr>
-          <w:lang w:val="fr-FR"/>
-        </w:rPr>
-        <w:t>="</w:t>
-      </w:r>
-      <w:proofErr w:type="spellStart"/>
-      <w:r>
-        <w:rPr>
-          <w:lang w:val="fr-FR"/>
-        </w:rPr>
-        <w:t>nbCols</w:t>
-      </w:r>
-      <w:proofErr w:type="spellEnd"/>
-      <w:r>
-        <w:rPr>
-          <w:lang w:val="fr-FR"/>
-        </w:rPr>
-        <w:t>" type="</w:t>
-      </w:r>
-      <w:proofErr w:type="spellStart"/>
-      <w:r>
-        <w:rPr>
-          <w:lang w:val="fr-FR"/>
-        </w:rPr>
-        <w:t>number</w:t>
-      </w:r>
-      <w:proofErr w:type="spellEnd"/>
-      <w:r>
-        <w:rPr>
-          <w:lang w:val="fr-FR"/>
-        </w:rPr>
-        <w:t xml:space="preserve">" </w:t>
-      </w:r>
-      <w:proofErr w:type="spellStart"/>
-      <w:r>
-        <w:rPr>
-          <w:lang w:val="fr-FR"/>
-        </w:rPr>
-        <w:t>defaultValue</w:t>
-      </w:r>
-      <w:proofErr w:type="spellEnd"/>
-      <w:proofErr w:type="gramStart"/>
-      <w:r>
-        <w:rPr>
-          <w:lang w:val="fr-FR"/>
-        </w:rPr>
-        <w:t>={</w:t>
-      </w:r>
-      <w:proofErr w:type="spellStart"/>
-      <w:r>
-        <w:rPr>
-          <w:lang w:val="fr-FR"/>
-        </w:rPr>
-        <w:t>genConfig.nbCols</w:t>
-      </w:r>
-      <w:proofErr w:type="spellEnd"/>
-      <w:r>
-        <w:rPr>
-          <w:lang w:val="fr-FR"/>
-        </w:rPr>
-        <w:t>}/</w:t>
-      </w:r>
-      <w:proofErr w:type="gramEnd"/>
-      <w:r>
-        <w:rPr>
-          <w:lang w:val="fr-FR"/>
-        </w:rPr>
-        <w:t>&gt;</w:t>
-      </w:r>
-      <w:r>
-        <w:rPr>
-          <w:lang w:val="fr-FR"/>
-        </w:rPr>
-        <w:br/>
-        <w:t xml:space="preserve">    &lt;/label&gt;</w:t>
-      </w:r>
-      <w:r>
-        <w:rPr>
-          <w:lang w:val="fr-FR"/>
-        </w:rPr>
-        <w:br/>
-        <w:t xml:space="preserve">    &lt;</w:t>
-      </w:r>
-      <w:proofErr w:type="spellStart"/>
-      <w:r>
-        <w:rPr>
-          <w:lang w:val="fr-FR"/>
-        </w:rPr>
-        <w:t>button</w:t>
-      </w:r>
-      <w:proofErr w:type="spellEnd"/>
-      <w:r>
-        <w:rPr>
-          <w:lang w:val="fr-FR"/>
-        </w:rPr>
-        <w:t xml:space="preserve"> type="</w:t>
-      </w:r>
-      <w:proofErr w:type="spellStart"/>
-      <w:r>
-        <w:rPr>
-          <w:lang w:val="fr-FR"/>
-        </w:rPr>
-        <w:t>submit</w:t>
-      </w:r>
-      <w:proofErr w:type="spellEnd"/>
-      <w:r>
-        <w:rPr>
-          <w:lang w:val="fr-FR"/>
-        </w:rPr>
-        <w:t>"&gt;</w:t>
-      </w:r>
-      <w:proofErr w:type="spellStart"/>
-      <w:r>
-        <w:rPr>
-          <w:lang w:val="fr-FR"/>
-        </w:rPr>
-        <w:t>Generate</w:t>
-      </w:r>
-      <w:proofErr w:type="spellEnd"/>
-      <w:r>
-        <w:rPr>
-          <w:lang w:val="fr-FR"/>
-        </w:rPr>
-        <w:t>&lt;/</w:t>
-      </w:r>
-      <w:proofErr w:type="spellStart"/>
-      <w:r>
-        <w:rPr>
-          <w:lang w:val="fr-FR"/>
-        </w:rPr>
-        <w:t>button</w:t>
-      </w:r>
-      <w:proofErr w:type="spellEnd"/>
-      <w:r>
-        <w:rPr>
-          <w:lang w:val="fr-FR"/>
-        </w:rPr>
-        <w:t>&gt;&lt;</w:t>
-      </w:r>
-      <w:proofErr w:type="spellStart"/>
-      <w:r>
-        <w:rPr>
-          <w:lang w:val="fr-FR"/>
-        </w:rPr>
-        <w:t>br</w:t>
-      </w:r>
-      <w:proofErr w:type="spellEnd"/>
-      <w:r>
-        <w:rPr>
-          <w:lang w:val="fr-FR"/>
-        </w:rPr>
-        <w:t>&gt;</w:t>
-      </w:r>
     </w:p>
     <w:p>
       <w:pPr>
@@ -8342,7 +7490,6 @@
         <w:t xml:space="preserve">    </w:t>
       </w:r>
       <w:proofErr w:type="spellStart"/>
-      <w:proofErr w:type="gramStart"/>
       <w:r>
         <w:rPr>
           <w:lang w:val="fr-FR"/>
@@ -8354,14 +7501,7 @@
         <w:rPr>
           <w:lang w:val="fr-FR"/>
         </w:rPr>
-        <w:t>:</w:t>
-      </w:r>
-      <w:proofErr w:type="gramEnd"/>
-      <w:r>
-        <w:rPr>
-          <w:lang w:val="fr-FR"/>
-        </w:rPr>
-        <w:t xml:space="preserve"> {</w:t>
+        <w:t>: {</w:t>
       </w:r>
       <w:proofErr w:type="spellStart"/>
       <w:r>
@@ -8378,7 +7518,6 @@
         <w:t xml:space="preserve">} </w:t>
       </w:r>
       <w:proofErr w:type="spellStart"/>
-      <w:proofErr w:type="gramStart"/>
       <w:r>
         <w:rPr>
           <w:lang w:val="fr-FR"/>
@@ -8390,14 +7529,7 @@
         <w:rPr>
           <w:lang w:val="fr-FR"/>
         </w:rPr>
-        <w:t>:</w:t>
-      </w:r>
-      <w:proofErr w:type="gramEnd"/>
-      <w:r>
-        <w:rPr>
-          <w:lang w:val="fr-FR"/>
-        </w:rPr>
-        <w:t xml:space="preserve"> {</w:t>
+        <w:t>: {</w:t>
       </w:r>
       <w:proofErr w:type="spellStart"/>
       <w:r>
@@ -8539,34 +7671,16 @@
         <w:pStyle w:val="Code"/>
       </w:pPr>
       <w:r>
-        <w:t xml:space="preserve">import </w:t>
-      </w:r>
-      <w:proofErr w:type="gramStart"/>
-      <w:r>
-        <w:t xml:space="preserve">{ </w:t>
+        <w:t xml:space="preserve">import { </w:t>
       </w:r>
       <w:proofErr w:type="spellStart"/>
       <w:r>
         <w:t>getDefaultFontSize</w:t>
       </w:r>
       <w:proofErr w:type="spellEnd"/>
-      <w:proofErr w:type="gramEnd"/>
-      <w:r>
-        <w:t xml:space="preserve"> } from </w:t>
-      </w:r>
-      <w:proofErr w:type="gramStart"/>
-      <w:r>
-        <w:t>'../..</w:t>
-      </w:r>
-      <w:proofErr w:type="gramEnd"/>
-      <w:r>
-        <w:t>/utils/helper</w:t>
-      </w:r>
-      <w:proofErr w:type="gramStart"/>
-      <w:r>
-        <w:t>';</w:t>
-      </w:r>
-      <w:proofErr w:type="gramEnd"/>
+      <w:r>
+        <w:t xml:space="preserve"> } from '../../utils/helper';</w:t>
+      </w:r>
     </w:p>
     <w:p>
       <w:pPr>
@@ -8584,7 +7698,6 @@
         <w:t>function Matrix({</w:t>
       </w:r>
       <w:proofErr w:type="spellStart"/>
-      <w:proofErr w:type="gramStart"/>
       <w:r>
         <w:t>matrixData,genConfig</w:t>
       </w:r>
@@ -8592,7 +7705,6 @@
       <w:r>
         <w:t>}){</w:t>
       </w:r>
-      <w:proofErr w:type="gramEnd"/>
     </w:p>
     <w:p>
       <w:pPr>
@@ -8615,15 +7727,7 @@
       </w:r>
       <w:proofErr w:type="spellEnd"/>
       <w:r>
-        <w:t xml:space="preserve"> margin={</w:t>
-      </w:r>
-      <w:proofErr w:type="gramStart"/>
-      <w:r>
-        <w:t>left:100,top</w:t>
-      </w:r>
-      <w:proofErr w:type="gramEnd"/>
-      <w:r>
-        <w:t>:100}</w:t>
+        <w:t xml:space="preserve"> margin={left:100,top:100}</w:t>
       </w:r>
       <w:r>
         <w:br/>
@@ -8648,17 +7752,12 @@
         <w:t>=</w:t>
       </w:r>
       <w:proofErr w:type="spellStart"/>
-      <w:proofErr w:type="gramStart"/>
       <w:r>
         <w:t>getDefaultFontSize</w:t>
       </w:r>
       <w:proofErr w:type="spellEnd"/>
       <w:r>
-        <w:t>(</w:t>
-      </w:r>
-      <w:proofErr w:type="gramEnd"/>
-      <w:r>
-        <w:t>)</w:t>
+        <w:t>()</w:t>
       </w:r>
       <w:r>
         <w:br/>
@@ -8680,13 +7779,8 @@
       </w:r>
       <w:proofErr w:type="spellEnd"/>
       <w:r>
-        <w:t>=</w:t>
-      </w:r>
-      <w:proofErr w:type="gramStart"/>
-      <w:r>
-        <w:t>5;</w:t>
-      </w:r>
-      <w:proofErr w:type="gramEnd"/>
+        <w:t>=5;</w:t>
+      </w:r>
     </w:p>
     <w:p>
       <w:pPr>
@@ -10921,14 +10015,6 @@
     <w:abstractNumId w:val="9"/>
   </w:num>
 </w:numbering>
-</file>
-
-<file path=word/people.xml><?xml version="1.0" encoding="utf-8"?>
-<w15:people xmlns:wpc="http://schemas.microsoft.com/office/word/2010/wordprocessingCanvas" xmlns:cx="http://schemas.microsoft.com/office/drawing/2014/chartex" xmlns:cx1="http://schemas.microsoft.com/office/drawing/2015/9/8/chartex" xmlns:cx2="http://schemas.microsoft.com/office/drawing/2015/10/21/chartex" xmlns:cx3="http://schemas.microsoft.com/office/drawing/2016/5/9/chartex" xmlns:cx4="http://schemas.microsoft.com/office/drawing/2016/5/10/chartex" xmlns:cx5="http://schemas.microsoft.com/office/drawing/2016/5/11/chartex" xmlns:cx6="http://schemas.microsoft.com/office/drawing/2016/5/12/chartex" xmlns:cx7="http://schemas.microsoft.com/office/drawing/2016/5/13/chartex" xmlns:cx8="http://schemas.microsoft.com/office/drawing/2016/5/14/chartex" xmlns:mc="http://schemas.openxmlformats.org/markup-compatibility/2006" xmlns:aink="http://schemas.microsoft.com/office/drawing/2016/ink" xmlns:am3d="http://schemas.microsoft.com/office/drawing/2017/model3d" xmlns:o="urn:schemas-microsoft-com:office:office" xmlns:oel="http://schemas.microsoft.com/office/2019/extlst" xmlns:r="http://schemas.openxmlformats.org/officeDocument/2006/relationships" xmlns:m="http://schemas.openxmlformats.org/officeDocument/2006/math" xmlns:v="urn:schemas-microsoft-com:vml" xmlns:wp14="http://schemas.microsoft.com/office/word/2010/wordprocessingDrawing" xmlns:wp="http://schemas.openxmlformats.org/drawingml/2006/wordprocessingDrawing" xmlns:w10="urn:schemas-microsoft-com:office:word" xmlns:w="http://schemas.openxmlformats.org/wordprocessingml/2006/main" xmlns:w14="http://schemas.microsoft.com/office/word/2010/wordml" xmlns:w15="http://schemas.microsoft.com/office/word/2012/wordml" xmlns:w16cex="http://schemas.microsoft.com/office/word/2018/wordml/cex" xmlns:w16cid="http://schemas.microsoft.com/office/word/2016/wordml/cid" xmlns:w16="http://schemas.microsoft.com/office/word/2018/wordml" xmlns:w16du="http://schemas.microsoft.com/office/word/2023/wordml/word16du" xmlns:w16sdtdh="http://schemas.microsoft.com/office/word/2020/wordml/sdtdatahash" xmlns:w16sdtfl="http://schemas.microsoft.com/office/word/2024/wordml/sdtformatlock" xmlns:w16se="http://schemas.microsoft.com/office/word/2015/wordml/symex" xmlns:wpg="http://schemas.microsoft.com/office/word/2010/wordprocessingGroup" xmlns:wpi="http://schemas.microsoft.com/office/word/2010/wordprocessingInk" xmlns:wne="http://schemas.microsoft.com/office/word/2006/wordml" xmlns:wps="http://schemas.microsoft.com/office/word/2010/wordprocessingShape" mc:Ignorable="w14 w15 w16se w16cid w16 w16cex w16sdtdh w16sdtfl w16du wp14">
-  <w15:person w15:author="Nicolas Médoc">
-    <w15:presenceInfo w15:providerId="AD" w15:userId="S::nicolas.medoc@list.lu::80eadb94-322a-4595-b8c8-c9c6f5d2801a"/>
-  </w15:person>
-</w15:people>
 </file>
 
 <file path=word/styles.xml><?xml version="1.0" encoding="utf-8"?>
